--- a/docs/13-odak-entegrasyon-brief.docx
+++ b/docs/13-odak-entegrasyon-brief.docx
@@ -29,7 +29,7 @@
           <w:sz w:val="26"/>
           <w:szCs w:val="26"/>
         </w:rPr>
-        <w:t xml:space="preserve">Teknik Brief — ürün açma, fiyat, öznitelik ve stok hattı</w:t>
+        <w:t xml:space="preserve">Teknik Brief — ürün hattı: açma, fiyat, öznitelik, stok</w:t>
       </w:r>
     </w:p>
     <w:p>
@@ -1177,25 +1177,6 @@
                 <w:sz w:val="16"/>
                 <w:szCs w:val="16"/>
               </w:rPr>
-              <w:t xml:space="preserve">OdakSatisIrsaliyeFiyatOlustur</w:t>
-            </w:r>
-            <w:r>
-              <w:rPr>
-                <w:rFonts w:ascii="Calibri" w:cs="Calibri" w:eastAsia="Calibri" w:hAnsi="Calibri"/>
-                <w:b w:val="false"/>
-                <w:bCs w:val="false"/>
-                <w:sz w:val="18"/>
-                <w:szCs w:val="18"/>
-              </w:rPr>
-              <w:t xml:space="preserve"> (7) · </w:t>
-            </w:r>
-            <w:r>
-              <w:rPr>
-                <w:rFonts w:ascii="Consolas" w:cs="Consolas" w:eastAsia="Consolas" w:hAnsi="Consolas"/>
-                <w:color w:val="333333"/>
-                <w:sz w:val="16"/>
-                <w:szCs w:val="16"/>
-              </w:rPr>
               <w:t xml:space="preserve">OdakTukendileriTukendiYap</w:t>
             </w:r>
             <w:r>
@@ -3143,123 +3124,6 @@
                 <w:sz w:val="16"/>
                 <w:szCs w:val="16"/>
               </w:rPr>
-              <w:t xml:space="preserve">dbo.bakiye_aktarim_odak</w:t>
-            </w:r>
-          </w:p>
-        </w:tc>
-        <w:tc>
-          <w:tcPr>
-            <w:tcW w:type="dxa" w:w="1216"/>
-            <w:tcBorders>
-              <w:top w:val="single" w:color="BFBFBF" w:sz="4"/>
-              <w:left w:val="single" w:color="BFBFBF" w:sz="4"/>
-              <w:bottom w:val="single" w:color="BFBFBF" w:sz="4"/>
-              <w:right w:val="single" w:color="BFBFBF" w:sz="4"/>
-            </w:tcBorders>
-            <w:tcMar>
-              <w:top w:type="dxa" w:w="60"/>
-              <w:left w:type="dxa" w:w="90"/>
-              <w:bottom w:type="dxa" w:w="60"/>
-              <w:right w:type="dxa" w:w="90"/>
-            </w:tcMar>
-          </w:tcPr>
-          <w:p>
-            <w:r>
-              <w:rPr>
-                <w:rFonts w:ascii="Calibri" w:cs="Calibri" w:eastAsia="Calibri" w:hAnsi="Calibri"/>
-                <w:b w:val="false"/>
-                <w:bCs w:val="false"/>
-                <w:sz w:val="18"/>
-                <w:szCs w:val="18"/>
-              </w:rPr>
-              <w:t xml:space="preserve">142</w:t>
-            </w:r>
-          </w:p>
-        </w:tc>
-        <w:tc>
-          <w:tcPr>
-            <w:tcW w:type="dxa" w:w="3368"/>
-            <w:tcBorders>
-              <w:top w:val="single" w:color="BFBFBF" w:sz="4"/>
-              <w:left w:val="single" w:color="BFBFBF" w:sz="4"/>
-              <w:bottom w:val="single" w:color="BFBFBF" w:sz="4"/>
-              <w:right w:val="single" w:color="BFBFBF" w:sz="4"/>
-            </w:tcBorders>
-            <w:tcMar>
-              <w:top w:type="dxa" w:w="60"/>
-              <w:left w:type="dxa" w:w="90"/>
-              <w:bottom w:type="dxa" w:w="60"/>
-              <w:right w:type="dxa" w:w="90"/>
-            </w:tcMar>
-          </w:tcPr>
-          <w:p>
-            <w:r>
-              <w:rPr>
-                <w:rFonts w:ascii="Calibri" w:cs="Calibri" w:eastAsia="Calibri" w:hAnsi="Calibri"/>
-                <w:b w:val="false"/>
-                <w:bCs w:val="false"/>
-                <w:sz w:val="18"/>
-                <w:szCs w:val="18"/>
-              </w:rPr>
-              <w:t xml:space="preserve">Açık sipariş bakiyesi</w:t>
-            </w:r>
-          </w:p>
-        </w:tc>
-        <w:tc>
-          <w:tcPr>
-            <w:tcW w:type="dxa" w:w="2060"/>
-            <w:tcBorders>
-              <w:top w:val="single" w:color="BFBFBF" w:sz="4"/>
-              <w:left w:val="single" w:color="BFBFBF" w:sz="4"/>
-              <w:bottom w:val="single" w:color="BFBFBF" w:sz="4"/>
-              <w:right w:val="single" w:color="BFBFBF" w:sz="4"/>
-            </w:tcBorders>
-            <w:tcMar>
-              <w:top w:type="dxa" w:w="60"/>
-              <w:left w:type="dxa" w:w="90"/>
-              <w:bottom w:type="dxa" w:w="60"/>
-              <w:right w:type="dxa" w:w="90"/>
-            </w:tcMar>
-          </w:tcPr>
-          <w:p>
-            <w:r>
-              <w:rPr>
-                <w:rFonts w:ascii="Calibri" w:cs="Calibri" w:eastAsia="Calibri" w:hAnsi="Calibri"/>
-                <w:b w:val="false"/>
-                <w:bCs w:val="false"/>
-                <w:sz w:val="18"/>
-                <w:szCs w:val="18"/>
-              </w:rPr>
-              <w:t xml:space="preserve">Dış yükleyici</w:t>
-            </w:r>
-          </w:p>
-        </w:tc>
-      </w:tr>
-      <w:tr>
-        <w:tc>
-          <w:tcPr>
-            <w:tcW w:type="dxa" w:w="2994"/>
-            <w:tcBorders>
-              <w:top w:val="single" w:color="BFBFBF" w:sz="4"/>
-              <w:left w:val="single" w:color="BFBFBF" w:sz="4"/>
-              <w:bottom w:val="single" w:color="BFBFBF" w:sz="4"/>
-              <w:right w:val="single" w:color="BFBFBF" w:sz="4"/>
-            </w:tcBorders>
-            <w:tcMar>
-              <w:top w:type="dxa" w:w="60"/>
-              <w:left w:type="dxa" w:w="90"/>
-              <w:bottom w:type="dxa" w:w="60"/>
-              <w:right w:type="dxa" w:w="90"/>
-            </w:tcMar>
-          </w:tcPr>
-          <w:p>
-            <w:r>
-              <w:rPr>
-                <w:rFonts w:ascii="Consolas" w:cs="Consolas" w:eastAsia="Consolas" w:hAnsi="Consolas"/>
-                <w:color w:val="333333"/>
-                <w:sz w:val="16"/>
-                <w:szCs w:val="16"/>
-              </w:rPr>
               <w:t xml:space="preserve">dbo.TSOFTProduct</w:t>
             </w:r>
           </w:p>
@@ -3614,7 +3478,7 @@
                 <w:sz w:val="16"/>
                 <w:szCs w:val="16"/>
               </w:rPr>
-              <w:t xml:space="preserve">ent.odak_bakiye_siparisler</w:t>
+              <w:t xml:space="preserve">ent.tsoft_urun</w:t>
             </w:r>
           </w:p>
         </w:tc>
@@ -3643,7 +3507,7 @@
                 <w:sz w:val="18"/>
                 <w:szCs w:val="18"/>
               </w:rPr>
-              <w:t xml:space="preserve">140</w:t>
+              <w:t xml:space="preserve">446.272</w:t>
             </w:r>
           </w:p>
         </w:tc>
@@ -3672,7 +3536,7 @@
                 <w:sz w:val="18"/>
                 <w:szCs w:val="18"/>
               </w:rPr>
-              <w:t xml:space="preserve">Açık sipariş bakiyesi </w:t>
+              <w:t xml:space="preserve">Siteye gidecek ürün kartı ve </w:t>
             </w:r>
             <w:r>
               <w:rPr>
@@ -3681,113 +3545,6 @@
                 <w:sz w:val="16"/>
                 <w:szCs w:val="16"/>
               </w:rPr>
-              <w:t xml:space="preserve">stkID</w:t>
-            </w:r>
-            <w:r>
-              <w:rPr>
-                <w:rFonts w:ascii="Calibri" w:cs="Calibri" w:eastAsia="Calibri" w:hAnsi="Calibri"/>
-                <w:b w:val="false"/>
-                <w:bCs w:val="false"/>
-                <w:sz w:val="18"/>
-                <w:szCs w:val="18"/>
-              </w:rPr>
-              <w:t xml:space="preserve"> bazında</w:t>
-            </w:r>
-          </w:p>
-        </w:tc>
-      </w:tr>
-      <w:tr>
-        <w:tc>
-          <w:tcPr>
-            <w:tcW w:type="dxa" w:w="3023"/>
-            <w:tcBorders>
-              <w:top w:val="single" w:color="BFBFBF" w:sz="4"/>
-              <w:left w:val="single" w:color="BFBFBF" w:sz="4"/>
-              <w:bottom w:val="single" w:color="BFBFBF" w:sz="4"/>
-              <w:right w:val="single" w:color="BFBFBF" w:sz="4"/>
-            </w:tcBorders>
-            <w:tcMar>
-              <w:top w:type="dxa" w:w="60"/>
-              <w:left w:type="dxa" w:w="90"/>
-              <w:bottom w:type="dxa" w:w="60"/>
-              <w:right w:type="dxa" w:w="90"/>
-            </w:tcMar>
-          </w:tcPr>
-          <w:p>
-            <w:r>
-              <w:rPr>
-                <w:rFonts w:ascii="Consolas" w:cs="Consolas" w:eastAsia="Consolas" w:hAnsi="Consolas"/>
-                <w:color w:val="333333"/>
-                <w:sz w:val="16"/>
-                <w:szCs w:val="16"/>
-              </w:rPr>
-              <w:t xml:space="preserve">ent.tsoft_urun</w:t>
-            </w:r>
-          </w:p>
-        </w:tc>
-        <w:tc>
-          <w:tcPr>
-            <w:tcW w:type="dxa" w:w="1511"/>
-            <w:tcBorders>
-              <w:top w:val="single" w:color="BFBFBF" w:sz="4"/>
-              <w:left w:val="single" w:color="BFBFBF" w:sz="4"/>
-              <w:bottom w:val="single" w:color="BFBFBF" w:sz="4"/>
-              <w:right w:val="single" w:color="BFBFBF" w:sz="4"/>
-            </w:tcBorders>
-            <w:tcMar>
-              <w:top w:type="dxa" w:w="60"/>
-              <w:left w:type="dxa" w:w="90"/>
-              <w:bottom w:type="dxa" w:w="60"/>
-              <w:right w:type="dxa" w:w="90"/>
-            </w:tcMar>
-          </w:tcPr>
-          <w:p>
-            <w:r>
-              <w:rPr>
-                <w:rFonts w:ascii="Calibri" w:cs="Calibri" w:eastAsia="Calibri" w:hAnsi="Calibri"/>
-                <w:b w:val="false"/>
-                <w:bCs w:val="false"/>
-                <w:sz w:val="18"/>
-                <w:szCs w:val="18"/>
-              </w:rPr>
-              <w:t xml:space="preserve">446.272</w:t>
-            </w:r>
-          </w:p>
-        </w:tc>
-        <w:tc>
-          <w:tcPr>
-            <w:tcW w:type="dxa" w:w="5104"/>
-            <w:tcBorders>
-              <w:top w:val="single" w:color="BFBFBF" w:sz="4"/>
-              <w:left w:val="single" w:color="BFBFBF" w:sz="4"/>
-              <w:bottom w:val="single" w:color="BFBFBF" w:sz="4"/>
-              <w:right w:val="single" w:color="BFBFBF" w:sz="4"/>
-            </w:tcBorders>
-            <w:tcMar>
-              <w:top w:type="dxa" w:w="60"/>
-              <w:left w:type="dxa" w:w="90"/>
-              <w:bottom w:type="dxa" w:w="60"/>
-              <w:right w:type="dxa" w:w="90"/>
-            </w:tcMar>
-          </w:tcPr>
-          <w:p>
-            <w:r>
-              <w:rPr>
-                <w:rFonts w:ascii="Calibri" w:cs="Calibri" w:eastAsia="Calibri" w:hAnsi="Calibri"/>
-                <w:b w:val="false"/>
-                <w:bCs w:val="false"/>
-                <w:sz w:val="18"/>
-                <w:szCs w:val="18"/>
-              </w:rPr>
-              <w:t xml:space="preserve">Siteye gidecek ürün kartı ve </w:t>
-            </w:r>
-            <w:r>
-              <w:rPr>
-                <w:rFonts w:ascii="Consolas" w:cs="Consolas" w:eastAsia="Consolas" w:hAnsi="Consolas"/>
-                <w:color w:val="333333"/>
-                <w:sz w:val="16"/>
-                <w:szCs w:val="16"/>
-              </w:rPr>
               <w:t xml:space="preserve">api_*_durum</w:t>
             </w:r>
             <w:r>
@@ -3799,201 +3556,6 @@
                 <w:szCs w:val="18"/>
               </w:rPr>
               <w:t xml:space="preserve"> gönderim bayrakları</w:t>
-            </w:r>
-          </w:p>
-        </w:tc>
-      </w:tr>
-      <w:tr>
-        <w:tc>
-          <w:tcPr>
-            <w:tcW w:type="dxa" w:w="3023"/>
-            <w:tcBorders>
-              <w:top w:val="single" w:color="BFBFBF" w:sz="4"/>
-              <w:left w:val="single" w:color="BFBFBF" w:sz="4"/>
-              <w:bottom w:val="single" w:color="BFBFBF" w:sz="4"/>
-              <w:right w:val="single" w:color="BFBFBF" w:sz="4"/>
-            </w:tcBorders>
-            <w:tcMar>
-              <w:top w:type="dxa" w:w="60"/>
-              <w:left w:type="dxa" w:w="90"/>
-              <w:bottom w:type="dxa" w:w="60"/>
-              <w:right w:type="dxa" w:w="90"/>
-            </w:tcMar>
-          </w:tcPr>
-          <w:p>
-            <w:r>
-              <w:rPr>
-                <w:rFonts w:ascii="Consolas" w:cs="Consolas" w:eastAsia="Consolas" w:hAnsi="Consolas"/>
-                <w:color w:val="333333"/>
-                <w:sz w:val="16"/>
-                <w:szCs w:val="16"/>
-              </w:rPr>
-              <w:t xml:space="preserve">bkm.OdakIrsaliyeBaslik</w:t>
-            </w:r>
-            <w:r>
-              <w:rPr>
-                <w:rFonts w:ascii="Calibri" w:cs="Calibri" w:eastAsia="Calibri" w:hAnsi="Calibri"/>
-                <w:b w:val="false"/>
-                <w:bCs w:val="false"/>
-                <w:sz w:val="18"/>
-                <w:szCs w:val="18"/>
-              </w:rPr>
-              <w:t xml:space="preserve"> / </w:t>
-            </w:r>
-            <w:r>
-              <w:rPr>
-                <w:rFonts w:ascii="Consolas" w:cs="Consolas" w:eastAsia="Consolas" w:hAnsi="Consolas"/>
-                <w:color w:val="333333"/>
-                <w:sz w:val="16"/>
-                <w:szCs w:val="16"/>
-              </w:rPr>
-              <w:t xml:space="preserve">Detay</w:t>
-            </w:r>
-          </w:p>
-        </w:tc>
-        <w:tc>
-          <w:tcPr>
-            <w:tcW w:type="dxa" w:w="1511"/>
-            <w:tcBorders>
-              <w:top w:val="single" w:color="BFBFBF" w:sz="4"/>
-              <w:left w:val="single" w:color="BFBFBF" w:sz="4"/>
-              <w:bottom w:val="single" w:color="BFBFBF" w:sz="4"/>
-              <w:right w:val="single" w:color="BFBFBF" w:sz="4"/>
-            </w:tcBorders>
-            <w:tcMar>
-              <w:top w:type="dxa" w:w="60"/>
-              <w:left w:type="dxa" w:w="90"/>
-              <w:bottom w:type="dxa" w:w="60"/>
-              <w:right w:type="dxa" w:w="90"/>
-            </w:tcMar>
-          </w:tcPr>
-          <w:p>
-            <w:r>
-              <w:rPr>
-                <w:rFonts w:ascii="Calibri" w:cs="Calibri" w:eastAsia="Calibri" w:hAnsi="Calibri"/>
-                <w:b w:val="false"/>
-                <w:bCs w:val="false"/>
-                <w:sz w:val="18"/>
-                <w:szCs w:val="18"/>
-              </w:rPr>
-              <w:t xml:space="preserve">1.795 / 1.829.125</w:t>
-            </w:r>
-          </w:p>
-        </w:tc>
-        <w:tc>
-          <w:tcPr>
-            <w:tcW w:type="dxa" w:w="5104"/>
-            <w:tcBorders>
-              <w:top w:val="single" w:color="BFBFBF" w:sz="4"/>
-              <w:left w:val="single" w:color="BFBFBF" w:sz="4"/>
-              <w:bottom w:val="single" w:color="BFBFBF" w:sz="4"/>
-              <w:right w:val="single" w:color="BFBFBF" w:sz="4"/>
-            </w:tcBorders>
-            <w:tcMar>
-              <w:top w:type="dxa" w:w="60"/>
-              <w:left w:type="dxa" w:w="90"/>
-              <w:bottom w:type="dxa" w:w="60"/>
-              <w:right w:type="dxa" w:w="90"/>
-            </w:tcMar>
-          </w:tcPr>
-          <w:p>
-            <w:r>
-              <w:rPr>
-                <w:rFonts w:ascii="Calibri" w:cs="Calibri" w:eastAsia="Calibri" w:hAnsi="Calibri"/>
-                <w:b w:val="false"/>
-                <w:bCs w:val="false"/>
-                <w:sz w:val="18"/>
-                <w:szCs w:val="18"/>
-              </w:rPr>
-              <w:t xml:space="preserve">ODAK'tan merkez depoya transfer irsaliyeleri; son aktarım 27.03.2024</w:t>
-            </w:r>
-          </w:p>
-        </w:tc>
-      </w:tr>
-      <w:tr>
-        <w:tc>
-          <w:tcPr>
-            <w:tcW w:type="dxa" w:w="3023"/>
-            <w:tcBorders>
-              <w:top w:val="single" w:color="BFBFBF" w:sz="4"/>
-              <w:left w:val="single" w:color="BFBFBF" w:sz="4"/>
-              <w:bottom w:val="single" w:color="BFBFBF" w:sz="4"/>
-              <w:right w:val="single" w:color="BFBFBF" w:sz="4"/>
-            </w:tcBorders>
-            <w:tcMar>
-              <w:top w:type="dxa" w:w="60"/>
-              <w:left w:type="dxa" w:w="90"/>
-              <w:bottom w:type="dxa" w:w="60"/>
-              <w:right w:type="dxa" w:w="90"/>
-            </w:tcMar>
-          </w:tcPr>
-          <w:p>
-            <w:r>
-              <w:rPr>
-                <w:rFonts w:ascii="Consolas" w:cs="Consolas" w:eastAsia="Consolas" w:hAnsi="Consolas"/>
-                <w:color w:val="333333"/>
-                <w:sz w:val="16"/>
-                <w:szCs w:val="16"/>
-              </w:rPr>
-              <w:t xml:space="preserve">bkm.OneriSiparisOdakKullanici</w:t>
-            </w:r>
-          </w:p>
-        </w:tc>
-        <w:tc>
-          <w:tcPr>
-            <w:tcW w:type="dxa" w:w="1511"/>
-            <w:tcBorders>
-              <w:top w:val="single" w:color="BFBFBF" w:sz="4"/>
-              <w:left w:val="single" w:color="BFBFBF" w:sz="4"/>
-              <w:bottom w:val="single" w:color="BFBFBF" w:sz="4"/>
-              <w:right w:val="single" w:color="BFBFBF" w:sz="4"/>
-            </w:tcBorders>
-            <w:tcMar>
-              <w:top w:type="dxa" w:w="60"/>
-              <w:left w:type="dxa" w:w="90"/>
-              <w:bottom w:type="dxa" w:w="60"/>
-              <w:right w:type="dxa" w:w="90"/>
-            </w:tcMar>
-          </w:tcPr>
-          <w:p>
-            <w:r>
-              <w:rPr>
-                <w:rFonts w:ascii="Calibri" w:cs="Calibri" w:eastAsia="Calibri" w:hAnsi="Calibri"/>
-                <w:b w:val="false"/>
-                <w:bCs w:val="false"/>
-                <w:sz w:val="18"/>
-                <w:szCs w:val="18"/>
-              </w:rPr>
-              <w:t xml:space="preserve">8</w:t>
-            </w:r>
-          </w:p>
-        </w:tc>
-        <w:tc>
-          <w:tcPr>
-            <w:tcW w:type="dxa" w:w="5104"/>
-            <w:tcBorders>
-              <w:top w:val="single" w:color="BFBFBF" w:sz="4"/>
-              <w:left w:val="single" w:color="BFBFBF" w:sz="4"/>
-              <w:bottom w:val="single" w:color="BFBFBF" w:sz="4"/>
-              <w:right w:val="single" w:color="BFBFBF" w:sz="4"/>
-            </w:tcBorders>
-            <w:tcMar>
-              <w:top w:type="dxa" w:w="60"/>
-              <w:left w:type="dxa" w:w="90"/>
-              <w:bottom w:type="dxa" w:w="60"/>
-              <w:right w:type="dxa" w:w="90"/>
-            </w:tcMar>
-          </w:tcPr>
-          <w:p>
-            <w:r>
-              <w:rPr>
-                <w:rFonts w:ascii="Calibri" w:cs="Calibri" w:eastAsia="Calibri" w:hAnsi="Calibri"/>
-                <w:b w:val="false"/>
-                <w:bCs w:val="false"/>
-                <w:sz w:val="18"/>
-                <w:szCs w:val="18"/>
-              </w:rPr>
-              <w:t xml:space="preserve">Mekân başına ODAK kullanıcı adı ve şifre kolonu</w:t>
             </w:r>
           </w:p>
         </w:tc>
@@ -8729,257 +8291,6 @@
           <w:p>
             <w:r>
               <w:rPr>
-                <w:rFonts w:ascii="Consolas" w:cs="Consolas" w:eastAsia="Consolas" w:hAnsi="Consolas"/>
-                <w:color w:val="333333"/>
-                <w:sz w:val="16"/>
-                <w:szCs w:val="16"/>
-              </w:rPr>
-              <w:t xml:space="preserve">bkm.OdakSatisIrsaliyeFiyatOlustur</w:t>
-            </w:r>
-          </w:p>
-        </w:tc>
-        <w:tc>
-          <w:tcPr>
-            <w:tcW w:type="dxa" w:w="2120"/>
-            <w:tcBorders>
-              <w:top w:val="single" w:color="BFBFBF" w:sz="4"/>
-              <w:left w:val="single" w:color="BFBFBF" w:sz="4"/>
-              <w:bottom w:val="single" w:color="BFBFBF" w:sz="4"/>
-              <w:right w:val="single" w:color="BFBFBF" w:sz="4"/>
-            </w:tcBorders>
-            <w:tcMar>
-              <w:top w:type="dxa" w:w="60"/>
-              <w:left w:type="dxa" w:w="90"/>
-              <w:bottom w:type="dxa" w:w="60"/>
-              <w:right w:type="dxa" w:w="90"/>
-            </w:tcMar>
-          </w:tcPr>
-          <w:p>
-            <w:r>
-              <w:rPr>
-                <w:rFonts w:ascii="Consolas" w:cs="Consolas" w:eastAsia="Consolas" w:hAnsi="Consolas"/>
-                <w:color w:val="333333"/>
-                <w:sz w:val="16"/>
-                <w:szCs w:val="16"/>
-              </w:rPr>
-              <w:t xml:space="preserve">@IrsaliyeNo int</w:t>
-            </w:r>
-          </w:p>
-        </w:tc>
-        <w:tc>
-          <w:tcPr>
-            <w:tcW w:type="dxa" w:w="1156"/>
-            <w:tcBorders>
-              <w:top w:val="single" w:color="BFBFBF" w:sz="4"/>
-              <w:left w:val="single" w:color="BFBFBF" w:sz="4"/>
-              <w:bottom w:val="single" w:color="BFBFBF" w:sz="4"/>
-              <w:right w:val="single" w:color="BFBFBF" w:sz="4"/>
-            </w:tcBorders>
-            <w:tcMar>
-              <w:top w:type="dxa" w:w="60"/>
-              <w:left w:type="dxa" w:w="90"/>
-              <w:bottom w:type="dxa" w:w="60"/>
-              <w:right w:type="dxa" w:w="90"/>
-            </w:tcMar>
-          </w:tcPr>
-          <w:p>
-            <w:r>
-              <w:rPr>
-                <w:rFonts w:ascii="Calibri" w:cs="Calibri" w:eastAsia="Calibri" w:hAnsi="Calibri"/>
-                <w:b w:val="false"/>
-                <w:bCs w:val="false"/>
-                <w:sz w:val="18"/>
-                <w:szCs w:val="18"/>
-              </w:rPr>
-              <w:t xml:space="preserve">—</w:t>
-            </w:r>
-          </w:p>
-        </w:tc>
-        <w:tc>
-          <w:tcPr>
-            <w:tcW w:type="dxa" w:w="3182"/>
-            <w:tcBorders>
-              <w:top w:val="single" w:color="BFBFBF" w:sz="4"/>
-              <w:left w:val="single" w:color="BFBFBF" w:sz="4"/>
-              <w:bottom w:val="single" w:color="BFBFBF" w:sz="4"/>
-              <w:right w:val="single" w:color="BFBFBF" w:sz="4"/>
-            </w:tcBorders>
-            <w:tcMar>
-              <w:top w:type="dxa" w:w="60"/>
-              <w:left w:type="dxa" w:w="90"/>
-              <w:bottom w:type="dxa" w:w="60"/>
-              <w:right w:type="dxa" w:w="90"/>
-            </w:tcMar>
-          </w:tcPr>
-          <w:p>
-            <w:r>
-              <w:rPr>
-                <w:rFonts w:ascii="Calibri" w:cs="Calibri" w:eastAsia="Calibri" w:hAnsi="Calibri"/>
-                <w:b w:val="false"/>
-                <w:bCs w:val="false"/>
-                <w:sz w:val="18"/>
-                <w:szCs w:val="18"/>
-              </w:rPr>
-              <w:t xml:space="preserve">Fiyatı yazılacak irsaliyenin </w:t>
-            </w:r>
-            <w:r>
-              <w:rPr>
-                <w:rFonts w:ascii="Consolas" w:cs="Consolas" w:eastAsia="Consolas" w:hAnsi="Consolas"/>
-                <w:color w:val="333333"/>
-                <w:sz w:val="16"/>
-                <w:szCs w:val="16"/>
-              </w:rPr>
-              <w:t xml:space="preserve">irsAyr.ehID</w:t>
-            </w:r>
-            <w:r>
-              <w:rPr>
-                <w:rFonts w:ascii="Calibri" w:cs="Calibri" w:eastAsia="Calibri" w:hAnsi="Calibri"/>
-                <w:b w:val="false"/>
-                <w:bCs w:val="false"/>
-                <w:sz w:val="18"/>
-                <w:szCs w:val="18"/>
-              </w:rPr>
-              <w:t xml:space="preserve"> değeri</w:t>
-            </w:r>
-          </w:p>
-        </w:tc>
-      </w:tr>
-      <w:tr>
-        <w:tc>
-          <w:tcPr>
-            <w:tcW w:type="dxa" w:w="3180"/>
-            <w:tcBorders>
-              <w:top w:val="single" w:color="BFBFBF" w:sz="4"/>
-              <w:left w:val="single" w:color="BFBFBF" w:sz="4"/>
-              <w:bottom w:val="single" w:color="BFBFBF" w:sz="4"/>
-              <w:right w:val="single" w:color="BFBFBF" w:sz="4"/>
-            </w:tcBorders>
-            <w:tcMar>
-              <w:top w:type="dxa" w:w="60"/>
-              <w:left w:type="dxa" w:w="90"/>
-              <w:bottom w:type="dxa" w:w="60"/>
-              <w:right w:type="dxa" w:w="90"/>
-            </w:tcMar>
-          </w:tcPr>
-          <w:p>
-            <w:r>
-              <w:rPr>
-                <w:rFonts w:ascii="Consolas" w:cs="Consolas" w:eastAsia="Consolas" w:hAnsi="Consolas"/>
-                <w:color w:val="333333"/>
-                <w:sz w:val="16"/>
-                <w:szCs w:val="16"/>
-              </w:rPr>
-              <w:t xml:space="preserve">bkm.ODAK_DEPO_TRANSFER</w:t>
-            </w:r>
-          </w:p>
-        </w:tc>
-        <w:tc>
-          <w:tcPr>
-            <w:tcW w:type="dxa" w:w="2120"/>
-            <w:tcBorders>
-              <w:top w:val="single" w:color="BFBFBF" w:sz="4"/>
-              <w:left w:val="single" w:color="BFBFBF" w:sz="4"/>
-              <w:bottom w:val="single" w:color="BFBFBF" w:sz="4"/>
-              <w:right w:val="single" w:color="BFBFBF" w:sz="4"/>
-            </w:tcBorders>
-            <w:tcMar>
-              <w:top w:type="dxa" w:w="60"/>
-              <w:left w:type="dxa" w:w="90"/>
-              <w:bottom w:type="dxa" w:w="60"/>
-              <w:right w:type="dxa" w:w="90"/>
-            </w:tcMar>
-          </w:tcPr>
-          <w:p>
-            <w:r>
-              <w:rPr>
-                <w:rFonts w:ascii="Consolas" w:cs="Consolas" w:eastAsia="Consolas" w:hAnsi="Consolas"/>
-                <w:color w:val="333333"/>
-                <w:sz w:val="16"/>
-                <w:szCs w:val="16"/>
-              </w:rPr>
-              <w:t xml:space="preserve">@evrakno varchar(50)</w:t>
-            </w:r>
-          </w:p>
-        </w:tc>
-        <w:tc>
-          <w:tcPr>
-            <w:tcW w:type="dxa" w:w="1156"/>
-            <w:tcBorders>
-              <w:top w:val="single" w:color="BFBFBF" w:sz="4"/>
-              <w:left w:val="single" w:color="BFBFBF" w:sz="4"/>
-              <w:bottom w:val="single" w:color="BFBFBF" w:sz="4"/>
-              <w:right w:val="single" w:color="BFBFBF" w:sz="4"/>
-            </w:tcBorders>
-            <w:tcMar>
-              <w:top w:type="dxa" w:w="60"/>
-              <w:left w:type="dxa" w:w="90"/>
-              <w:bottom w:type="dxa" w:w="60"/>
-              <w:right w:type="dxa" w:w="90"/>
-            </w:tcMar>
-          </w:tcPr>
-          <w:p>
-            <w:r>
-              <w:rPr>
-                <w:rFonts w:ascii="Calibri" w:cs="Calibri" w:eastAsia="Calibri" w:hAnsi="Calibri"/>
-                <w:b w:val="false"/>
-                <w:bCs w:val="false"/>
-                <w:sz w:val="18"/>
-                <w:szCs w:val="18"/>
-              </w:rPr>
-              <w:t xml:space="preserve">—</w:t>
-            </w:r>
-          </w:p>
-        </w:tc>
-        <w:tc>
-          <w:tcPr>
-            <w:tcW w:type="dxa" w:w="3182"/>
-            <w:tcBorders>
-              <w:top w:val="single" w:color="BFBFBF" w:sz="4"/>
-              <w:left w:val="single" w:color="BFBFBF" w:sz="4"/>
-              <w:bottom w:val="single" w:color="BFBFBF" w:sz="4"/>
-              <w:right w:val="single" w:color="BFBFBF" w:sz="4"/>
-            </w:tcBorders>
-            <w:tcMar>
-              <w:top w:type="dxa" w:w="60"/>
-              <w:left w:type="dxa" w:w="90"/>
-              <w:bottom w:type="dxa" w:w="60"/>
-              <w:right w:type="dxa" w:w="90"/>
-            </w:tcMar>
-          </w:tcPr>
-          <w:p>
-            <w:r>
-              <w:rPr>
-                <w:rFonts w:ascii="Calibri" w:cs="Calibri" w:eastAsia="Calibri" w:hAnsi="Calibri"/>
-                <w:b w:val="false"/>
-                <w:bCs w:val="false"/>
-                <w:sz w:val="18"/>
-                <w:szCs w:val="18"/>
-              </w:rPr>
-              <w:t xml:space="preserve">Transfer irsaliyesinin evrak numarası</w:t>
-            </w:r>
-          </w:p>
-        </w:tc>
-      </w:tr>
-      <w:tr>
-        <w:tc>
-          <w:tcPr>
-            <w:tcW w:type="dxa" w:w="3180"/>
-            <w:tcBorders>
-              <w:top w:val="single" w:color="BFBFBF" w:sz="4"/>
-              <w:left w:val="single" w:color="BFBFBF" w:sz="4"/>
-              <w:bottom w:val="single" w:color="BFBFBF" w:sz="4"/>
-              <w:right w:val="single" w:color="BFBFBF" w:sz="4"/>
-            </w:tcBorders>
-            <w:tcMar>
-              <w:top w:type="dxa" w:w="60"/>
-              <w:left w:type="dxa" w:w="90"/>
-              <w:bottom w:type="dxa" w:w="60"/>
-              <w:right w:type="dxa" w:w="90"/>
-            </w:tcMar>
-          </w:tcPr>
-          <w:p>
-            <w:r>
-              <w:rPr>
                 <w:rFonts w:ascii="Calibri" w:cs="Calibri" w:eastAsia="Calibri" w:hAnsi="Calibri"/>
                 <w:b w:val="false"/>
                 <w:bCs w:val="false"/>
@@ -10538,7 +9849,7 @@
           <w:sz w:val="20"/>
           <w:szCs w:val="20"/>
         </w:rPr>
-        <w:t xml:space="preserve"> bayraksız, tek ODAK ürününe bağlı 645.914 ürünün hepsinde ERP satış fiyatı = ODAK etiket fiyatı. Günde 51–177 fiyat belgesi.</w:t>
+        <w:t xml:space="preserve"> bayraksız, tek ODAK ürününe bağlı 645.914 ürünün hepsinde ERP satış fiyatı = ODAK etiket fiyatı. Ancak SP her saat ~10.465 gereksiz fiyat satırı yazıyor ve 220 bayrağını bir blokta atlıyor (bkz. S-1, S-2).</w:t>
       </w:r>
     </w:p>
     <w:p>
@@ -11078,7 +10389,7 @@
                 <w:sz w:val="16"/>
                 <w:szCs w:val="16"/>
               </w:rPr>
-              <w:t xml:space="preserve">bkm.OdakSatisIrsaliyeFiyatOlustur</w:t>
+              <w:t xml:space="preserve">ent.OdakMarkaAktar</w:t>
             </w:r>
           </w:p>
         </w:tc>
@@ -11107,29 +10418,8 @@
                 <w:sz w:val="18"/>
                 <w:szCs w:val="18"/>
               </w:rPr>
-              <w:t xml:space="preserve">İrsaliye satırına 9525'in son alış fiyatını ve 3 iskontosunu yazar; yoksa ERP satış fiyatı</w:t>
-            </w:r>
-          </w:p>
-        </w:tc>
-      </w:tr>
-      <w:tr>
-        <w:tc>
-          <w:tcPr>
-            <w:tcW w:type="dxa" w:w="3469"/>
-            <w:tcBorders>
-              <w:top w:val="single" w:color="BFBFBF" w:sz="4"/>
-              <w:left w:val="single" w:color="BFBFBF" w:sz="4"/>
-              <w:bottom w:val="single" w:color="BFBFBF" w:sz="4"/>
-              <w:right w:val="single" w:color="BFBFBF" w:sz="4"/>
-            </w:tcBorders>
-            <w:tcMar>
-              <w:top w:type="dxa" w:w="60"/>
-              <w:left w:type="dxa" w:w="90"/>
-              <w:bottom w:type="dxa" w:w="60"/>
-              <w:right w:type="dxa" w:w="90"/>
-            </w:tcMar>
-          </w:tcPr>
-          <w:p>
+              <w:t xml:space="preserve">Marka ve iskonto tablosunu </w:t>
+            </w:r>
             <w:r>
               <w:rPr>
                 <w:rFonts w:ascii="Consolas" w:cs="Consolas" w:eastAsia="Consolas" w:hAnsi="Consolas"/>
@@ -11137,37 +10427,39 @@
                 <w:sz w:val="16"/>
                 <w:szCs w:val="16"/>
               </w:rPr>
-              <w:t xml:space="preserve">ent.OdakMarkaAktar</w:t>
-            </w:r>
-          </w:p>
-        </w:tc>
-        <w:tc>
-          <w:tcPr>
-            <w:tcW w:type="dxa" w:w="6169"/>
-            <w:tcBorders>
-              <w:top w:val="single" w:color="BFBFBF" w:sz="4"/>
-              <w:left w:val="single" w:color="BFBFBF" w:sz="4"/>
-              <w:bottom w:val="single" w:color="BFBFBF" w:sz="4"/>
-              <w:right w:val="single" w:color="BFBFBF" w:sz="4"/>
-            </w:tcBorders>
-            <w:tcMar>
-              <w:top w:type="dxa" w:w="60"/>
-              <w:left w:type="dxa" w:w="90"/>
-              <w:bottom w:type="dxa" w:w="60"/>
-              <w:right w:type="dxa" w:w="90"/>
-            </w:tcMar>
-          </w:tcPr>
-          <w:p>
-            <w:r>
-              <w:rPr>
-                <w:rFonts w:ascii="Calibri" w:cs="Calibri" w:eastAsia="Calibri" w:hAnsi="Calibri"/>
-                <w:b w:val="false"/>
-                <w:bCs w:val="false"/>
-                <w:sz w:val="18"/>
-                <w:szCs w:val="18"/>
-              </w:rPr>
-              <w:t xml:space="preserve">Marka ve iskonto tablosunu </w:t>
-            </w:r>
+              <w:t xml:space="preserve">_temp</w:t>
+            </w:r>
+            <w:r>
+              <w:rPr>
+                <w:rFonts w:ascii="Calibri" w:cs="Calibri" w:eastAsia="Calibri" w:hAnsi="Calibri"/>
+                <w:b w:val="false"/>
+                <w:bCs w:val="false"/>
+                <w:sz w:val="18"/>
+                <w:szCs w:val="18"/>
+              </w:rPr>
+              <w:t xml:space="preserve">'ten günceller</w:t>
+            </w:r>
+          </w:p>
+        </w:tc>
+      </w:tr>
+      <w:tr>
+        <w:tc>
+          <w:tcPr>
+            <w:tcW w:type="dxa" w:w="3469"/>
+            <w:tcBorders>
+              <w:top w:val="single" w:color="BFBFBF" w:sz="4"/>
+              <w:left w:val="single" w:color="BFBFBF" w:sz="4"/>
+              <w:bottom w:val="single" w:color="BFBFBF" w:sz="4"/>
+              <w:right w:val="single" w:color="BFBFBF" w:sz="4"/>
+            </w:tcBorders>
+            <w:tcMar>
+              <w:top w:type="dxa" w:w="60"/>
+              <w:left w:type="dxa" w:w="90"/>
+              <w:bottom w:type="dxa" w:w="60"/>
+              <w:right w:type="dxa" w:w="90"/>
+            </w:tcMar>
+          </w:tcPr>
+          <w:p>
             <w:r>
               <w:rPr>
                 <w:rFonts w:ascii="Consolas" w:cs="Consolas" w:eastAsia="Consolas" w:hAnsi="Consolas"/>
@@ -11175,66 +10467,7 @@
                 <w:sz w:val="16"/>
                 <w:szCs w:val="16"/>
               </w:rPr>
-              <w:t xml:space="preserve">_temp</w:t>
-            </w:r>
-            <w:r>
-              <w:rPr>
-                <w:rFonts w:ascii="Calibri" w:cs="Calibri" w:eastAsia="Calibri" w:hAnsi="Calibri"/>
-                <w:b w:val="false"/>
-                <w:bCs w:val="false"/>
-                <w:sz w:val="18"/>
-                <w:szCs w:val="18"/>
-              </w:rPr>
-              <w:t xml:space="preserve">'ten günceller</w:t>
-            </w:r>
-          </w:p>
-        </w:tc>
-      </w:tr>
-      <w:tr>
-        <w:tc>
-          <w:tcPr>
-            <w:tcW w:type="dxa" w:w="3469"/>
-            <w:tcBorders>
-              <w:top w:val="single" w:color="BFBFBF" w:sz="4"/>
-              <w:left w:val="single" w:color="BFBFBF" w:sz="4"/>
-              <w:bottom w:val="single" w:color="BFBFBF" w:sz="4"/>
-              <w:right w:val="single" w:color="BFBFBF" w:sz="4"/>
-            </w:tcBorders>
-            <w:tcMar>
-              <w:top w:type="dxa" w:w="60"/>
-              <w:left w:type="dxa" w:w="90"/>
-              <w:bottom w:type="dxa" w:w="60"/>
-              <w:right w:type="dxa" w:w="90"/>
-            </w:tcMar>
-          </w:tcPr>
-          <w:p>
-            <w:r>
-              <w:rPr>
-                <w:rFonts w:ascii="Consolas" w:cs="Consolas" w:eastAsia="Consolas" w:hAnsi="Consolas"/>
-                <w:color w:val="333333"/>
-                <w:sz w:val="16"/>
-                <w:szCs w:val="16"/>
-              </w:rPr>
-              <w:t xml:space="preserve">dbo.OdakSiparisbakiyeAktar</w:t>
-            </w:r>
-            <w:r>
-              <w:rPr>
-                <w:rFonts w:ascii="Calibri" w:cs="Calibri" w:eastAsia="Calibri" w:hAnsi="Calibri"/>
-                <w:b w:val="false"/>
-                <w:bCs w:val="false"/>
-                <w:sz w:val="18"/>
-                <w:szCs w:val="18"/>
-              </w:rPr>
-              <w:t xml:space="preserve"> / </w:t>
-            </w:r>
-            <w:r>
-              <w:rPr>
-                <w:rFonts w:ascii="Consolas" w:cs="Consolas" w:eastAsia="Consolas" w:hAnsi="Consolas"/>
-                <w:color w:val="333333"/>
-                <w:sz w:val="16"/>
-                <w:szCs w:val="16"/>
-              </w:rPr>
-              <w:t xml:space="preserve">BakiyeSiparisLogla</w:t>
+              <w:t xml:space="preserve">ent.CategoryAktar</w:t>
             </w:r>
           </w:p>
         </w:tc>
@@ -11263,144 +10496,7 @@
                 <w:sz w:val="18"/>
                 <w:szCs w:val="18"/>
               </w:rPr>
-              <w:t xml:space="preserve">Açık sipariş bakiyesini </w:t>
-            </w:r>
-            <w:r>
-              <w:rPr>
-                <w:rFonts w:ascii="Consolas" w:cs="Consolas" w:eastAsia="Consolas" w:hAnsi="Consolas"/>
-                <w:color w:val="333333"/>
-                <w:sz w:val="16"/>
-                <w:szCs w:val="16"/>
-              </w:rPr>
-              <w:t xml:space="preserve">stkID</w:t>
-            </w:r>
-            <w:r>
-              <w:rPr>
-                <w:rFonts w:ascii="Calibri" w:cs="Calibri" w:eastAsia="Calibri" w:hAnsi="Calibri"/>
-                <w:b w:val="false"/>
-                <w:bCs w:val="false"/>
-                <w:sz w:val="18"/>
-                <w:szCs w:val="18"/>
-              </w:rPr>
-              <w:t xml:space="preserve">'ye çevirir / log'a taşır</w:t>
-            </w:r>
-          </w:p>
-        </w:tc>
-      </w:tr>
-      <w:tr>
-        <w:tc>
-          <w:tcPr>
-            <w:tcW w:type="dxa" w:w="3469"/>
-            <w:tcBorders>
-              <w:top w:val="single" w:color="BFBFBF" w:sz="4"/>
-              <w:left w:val="single" w:color="BFBFBF" w:sz="4"/>
-              <w:bottom w:val="single" w:color="BFBFBF" w:sz="4"/>
-              <w:right w:val="single" w:color="BFBFBF" w:sz="4"/>
-            </w:tcBorders>
-            <w:tcMar>
-              <w:top w:type="dxa" w:w="60"/>
-              <w:left w:type="dxa" w:w="90"/>
-              <w:bottom w:type="dxa" w:w="60"/>
-              <w:right w:type="dxa" w:w="90"/>
-            </w:tcMar>
-          </w:tcPr>
-          <w:p>
-            <w:r>
-              <w:rPr>
-                <w:rFonts w:ascii="Consolas" w:cs="Consolas" w:eastAsia="Consolas" w:hAnsi="Consolas"/>
-                <w:color w:val="333333"/>
-                <w:sz w:val="16"/>
-                <w:szCs w:val="16"/>
-              </w:rPr>
-              <w:t xml:space="preserve">ent.CategoryAktar</w:t>
-            </w:r>
-          </w:p>
-        </w:tc>
-        <w:tc>
-          <w:tcPr>
-            <w:tcW w:type="dxa" w:w="6169"/>
-            <w:tcBorders>
-              <w:top w:val="single" w:color="BFBFBF" w:sz="4"/>
-              <w:left w:val="single" w:color="BFBFBF" w:sz="4"/>
-              <w:bottom w:val="single" w:color="BFBFBF" w:sz="4"/>
-              <w:right w:val="single" w:color="BFBFBF" w:sz="4"/>
-            </w:tcBorders>
-            <w:tcMar>
-              <w:top w:type="dxa" w:w="60"/>
-              <w:left w:type="dxa" w:w="90"/>
-              <w:bottom w:type="dxa" w:w="60"/>
-              <w:right w:type="dxa" w:w="90"/>
-            </w:tcMar>
-          </w:tcPr>
-          <w:p>
-            <w:r>
-              <w:rPr>
-                <w:rFonts w:ascii="Calibri" w:cs="Calibri" w:eastAsia="Calibri" w:hAnsi="Calibri"/>
-                <w:b w:val="false"/>
-                <w:bCs w:val="false"/>
-                <w:sz w:val="18"/>
-                <w:szCs w:val="18"/>
-              </w:rPr>
               <w:t xml:space="preserve">ODAK kategori ağacını ekler</w:t>
-            </w:r>
-          </w:p>
-        </w:tc>
-      </w:tr>
-      <w:tr>
-        <w:tc>
-          <w:tcPr>
-            <w:tcW w:type="dxa" w:w="3469"/>
-            <w:tcBorders>
-              <w:top w:val="single" w:color="BFBFBF" w:sz="4"/>
-              <w:left w:val="single" w:color="BFBFBF" w:sz="4"/>
-              <w:bottom w:val="single" w:color="BFBFBF" w:sz="4"/>
-              <w:right w:val="single" w:color="BFBFBF" w:sz="4"/>
-            </w:tcBorders>
-            <w:tcMar>
-              <w:top w:type="dxa" w:w="60"/>
-              <w:left w:type="dxa" w:w="90"/>
-              <w:bottom w:type="dxa" w:w="60"/>
-              <w:right w:type="dxa" w:w="90"/>
-            </w:tcMar>
-          </w:tcPr>
-          <w:p>
-            <w:r>
-              <w:rPr>
-                <w:rFonts w:ascii="Consolas" w:cs="Consolas" w:eastAsia="Consolas" w:hAnsi="Consolas"/>
-                <w:color w:val="333333"/>
-                <w:sz w:val="16"/>
-                <w:szCs w:val="16"/>
-              </w:rPr>
-              <w:t xml:space="preserve">bkm.ODAK_DEPO_TRANSFER</w:t>
-            </w:r>
-          </w:p>
-        </w:tc>
-        <w:tc>
-          <w:tcPr>
-            <w:tcW w:type="dxa" w:w="6169"/>
-            <w:tcBorders>
-              <w:top w:val="single" w:color="BFBFBF" w:sz="4"/>
-              <w:left w:val="single" w:color="BFBFBF" w:sz="4"/>
-              <w:bottom w:val="single" w:color="BFBFBF" w:sz="4"/>
-              <w:right w:val="single" w:color="BFBFBF" w:sz="4"/>
-            </w:tcBorders>
-            <w:tcMar>
-              <w:top w:type="dxa" w:w="60"/>
-              <w:left w:type="dxa" w:w="90"/>
-              <w:bottom w:type="dxa" w:w="60"/>
-              <w:right w:type="dxa" w:w="90"/>
-            </w:tcMar>
-          </w:tcPr>
-          <w:p>
-            <w:r>
-              <w:rPr>
-                <w:rFonts w:ascii="Calibri" w:cs="Calibri" w:eastAsia="Calibri" w:hAnsi="Calibri"/>
-                <w:b w:val="false"/>
-                <w:bCs w:val="false"/>
-                <w:sz w:val="18"/>
-                <w:szCs w:val="18"/>
-              </w:rPr>
-              <w:t xml:space="preserve">ODAK (26142) → merkez depo (12) transfer irsaliyesi; 2024'ten beri kullanılmıyor</w:t>
             </w:r>
           </w:p>
         </w:tc>
@@ -12026,7 +11122,7 @@
                 <w:sz w:val="18"/>
                 <w:szCs w:val="18"/>
               </w:rPr>
-              <w:t xml:space="preserve">Ürün açma, fiyat belgesi, transfer irsaliyesi</w:t>
+              <w:t xml:space="preserve">Ürün açma, fiyat belgesi</w:t>
             </w:r>
           </w:p>
         </w:tc>
@@ -12124,7 +11220,7 @@
                 <w:sz w:val="18"/>
                 <w:szCs w:val="18"/>
               </w:rPr>
-              <w:t xml:space="preserve">Tedarikçi bağı, fiyat iskontosu, irsaliye fiyatı</w:t>
+              <w:t xml:space="preserve">Tedarikçi bağı, fiyat iskontosu</w:t>
             </w:r>
           </w:p>
         </w:tc>
@@ -13540,142 +12636,6 @@
                 <w:szCs w:val="18"/>
               </w:rPr>
               <w:t xml:space="preserve">Entegrasyon belgesini tanıtan işaret</w:t>
-            </w:r>
-          </w:p>
-        </w:tc>
-      </w:tr>
-      <w:tr>
-        <w:tc>
-          <w:tcPr>
-            <w:tcW w:type="dxa" w:w="3276"/>
-            <w:tcBorders>
-              <w:top w:val="single" w:color="BFBFBF" w:sz="4"/>
-              <w:left w:val="single" w:color="BFBFBF" w:sz="4"/>
-              <w:bottom w:val="single" w:color="BFBFBF" w:sz="4"/>
-              <w:right w:val="single" w:color="BFBFBF" w:sz="4"/>
-            </w:tcBorders>
-            <w:tcMar>
-              <w:top w:type="dxa" w:w="60"/>
-              <w:left w:type="dxa" w:w="90"/>
-              <w:bottom w:type="dxa" w:w="60"/>
-              <w:right w:type="dxa" w:w="90"/>
-            </w:tcMar>
-          </w:tcPr>
-          <w:p>
-            <w:r>
-              <w:rPr>
-                <w:rFonts w:ascii="Calibri" w:cs="Calibri" w:eastAsia="Calibri" w:hAnsi="Calibri"/>
-                <w:b w:val="false"/>
-                <w:bCs w:val="false"/>
-                <w:sz w:val="18"/>
-                <w:szCs w:val="18"/>
-              </w:rPr>
-              <w:t xml:space="preserve">Mekan </w:t>
-            </w:r>
-            <w:r>
-              <w:rPr>
-                <w:rFonts w:ascii="Consolas" w:cs="Consolas" w:eastAsia="Consolas" w:hAnsi="Consolas"/>
-                <w:color w:val="333333"/>
-                <w:sz w:val="16"/>
-                <w:szCs w:val="16"/>
-              </w:rPr>
-              <w:t xml:space="preserve">26142</w:t>
-            </w:r>
-            <w:r>
-              <w:rPr>
-                <w:rFonts w:ascii="Calibri" w:cs="Calibri" w:eastAsia="Calibri" w:hAnsi="Calibri"/>
-                <w:b w:val="false"/>
-                <w:bCs w:val="false"/>
-                <w:sz w:val="18"/>
-                <w:szCs w:val="18"/>
-              </w:rPr>
-              <w:t xml:space="preserve"> → </w:t>
-            </w:r>
-            <w:r>
-              <w:rPr>
-                <w:rFonts w:ascii="Consolas" w:cs="Consolas" w:eastAsia="Consolas" w:hAnsi="Consolas"/>
-                <w:color w:val="333333"/>
-                <w:sz w:val="16"/>
-                <w:szCs w:val="16"/>
-              </w:rPr>
-              <w:t xml:space="preserve">12</w:t>
-            </w:r>
-            <w:r>
-              <w:rPr>
-                <w:rFonts w:ascii="Calibri" w:cs="Calibri" w:eastAsia="Calibri" w:hAnsi="Calibri"/>
-                <w:b w:val="false"/>
-                <w:bCs w:val="false"/>
-                <w:sz w:val="18"/>
-                <w:szCs w:val="18"/>
-              </w:rPr>
-              <w:t xml:space="preserve">, tip </w:t>
-            </w:r>
-            <w:r>
-              <w:rPr>
-                <w:rFonts w:ascii="Consolas" w:cs="Consolas" w:eastAsia="Consolas" w:hAnsi="Consolas"/>
-                <w:color w:val="333333"/>
-                <w:sz w:val="16"/>
-                <w:szCs w:val="16"/>
-              </w:rPr>
-              <w:t xml:space="preserve">11</w:t>
-            </w:r>
-          </w:p>
-        </w:tc>
-        <w:tc>
-          <w:tcPr>
-            <w:tcW w:type="dxa" w:w="3084"/>
-            <w:tcBorders>
-              <w:top w:val="single" w:color="BFBFBF" w:sz="4"/>
-              <w:left w:val="single" w:color="BFBFBF" w:sz="4"/>
-              <w:bottom w:val="single" w:color="BFBFBF" w:sz="4"/>
-              <w:right w:val="single" w:color="BFBFBF" w:sz="4"/>
-            </w:tcBorders>
-            <w:tcMar>
-              <w:top w:type="dxa" w:w="60"/>
-              <w:left w:type="dxa" w:w="90"/>
-              <w:bottom w:type="dxa" w:w="60"/>
-              <w:right w:type="dxa" w:w="90"/>
-            </w:tcMar>
-          </w:tcPr>
-          <w:p>
-            <w:r>
-              <w:rPr>
-                <w:rFonts w:ascii="Calibri" w:cs="Calibri" w:eastAsia="Calibri" w:hAnsi="Calibri"/>
-                <w:b w:val="false"/>
-                <w:bCs w:val="false"/>
-                <w:sz w:val="18"/>
-                <w:szCs w:val="18"/>
-              </w:rPr>
-              <w:t xml:space="preserve">Transfer irsaliyesi</w:t>
-            </w:r>
-          </w:p>
-        </w:tc>
-        <w:tc>
-          <w:tcPr>
-            <w:tcW w:type="dxa" w:w="3278"/>
-            <w:tcBorders>
-              <w:top w:val="single" w:color="BFBFBF" w:sz="4"/>
-              <w:left w:val="single" w:color="BFBFBF" w:sz="4"/>
-              <w:bottom w:val="single" w:color="BFBFBF" w:sz="4"/>
-              <w:right w:val="single" w:color="BFBFBF" w:sz="4"/>
-            </w:tcBorders>
-            <w:tcMar>
-              <w:top w:type="dxa" w:w="60"/>
-              <w:left w:type="dxa" w:w="90"/>
-              <w:bottom w:type="dxa" w:w="60"/>
-              <w:right w:type="dxa" w:w="90"/>
-            </w:tcMar>
-          </w:tcPr>
-          <w:p>
-            <w:r>
-              <w:rPr>
-                <w:rFonts w:ascii="Calibri" w:cs="Calibri" w:eastAsia="Calibri" w:hAnsi="Calibri"/>
-                <w:b w:val="false"/>
-                <w:bCs w:val="false"/>
-                <w:sz w:val="18"/>
-                <w:szCs w:val="18"/>
-              </w:rPr>
-              <w:t xml:space="preserve">ODAK deposu → merkez depo, depo-depo sevk</w:t>
             </w:r>
           </w:p>
         </w:tc>
@@ -13900,7 +12860,7 @@
           <w:sz w:val="30"/>
           <w:szCs w:val="30"/>
         </w:rPr>
-        <w:t xml:space="preserve">7. Ölçülmüş sorunlar ve açık sorular</w:t>
+        <w:t xml:space="preserve">7. Ölçülmüş sorunlar</w:t>
       </w:r>
     </w:p>
     <w:p>
@@ -13913,7 +12873,111 @@
           <w:sz w:val="20"/>
           <w:szCs w:val="20"/>
         </w:rPr>
-        <w:t xml:space="preserve">Hat genel olarak doğru çalışıyor: fiyat ve stok ODAK ile birebir tutuyor. Sorunlar öznitelik eşitlemesinde ve birkaç yan noktada. Her satırın arkasında bir ölçüm sorgusu var.</w:t>
+        <w:t xml:space="preserve">Stok ve satış fiyatı ODAK ile birebir tutuyor. Ama fiyat SP'si her saat binlerce gereksiz fiyat satırı yazıyor ve iki koruma bayrağı delinmiş. Aşağıdaki her sorun SP adı, satır numarası ve canlı ölçümle verildi. Satır numaraları </w:t>
+      </w:r>
+      <w:r>
+        <w:rPr>
+          <w:rFonts w:ascii="Consolas" w:cs="Consolas" w:eastAsia="Consolas" w:hAnsi="Consolas"/>
+          <w:color w:val="333333"/>
+          <w:sz w:val="18"/>
+          <w:szCs w:val="18"/>
+        </w:rPr>
+        <w:t xml:space="preserve">sys.sql_modules</w:t>
+      </w:r>
+      <w:r>
+        <w:rPr>
+          <w:rFonts w:ascii="Calibri" w:cs="Calibri" w:eastAsia="Calibri" w:hAnsi="Calibri"/>
+          <w:sz w:val="20"/>
+          <w:szCs w:val="20"/>
+        </w:rPr>
+        <w:t xml:space="preserve"> tanımına göredir (SSMS'te Modify ile açınca aynı satır).</w:t>
+      </w:r>
+    </w:p>
+    <w:p>
+      <w:pPr>
+        <w:spacing w:after="120" w:line="276"/>
+      </w:pPr>
+      <w:r>
+        <w:rPr>
+          <w:rFonts w:ascii="Calibri" w:cs="Calibri" w:eastAsia="Calibri" w:hAnsi="Calibri"/>
+          <w:color w:val="555555"/>
+          <w:sz w:val="18"/>
+          <w:szCs w:val="18"/>
+        </w:rPr>
+        <w:t xml:space="preserve">Önem: </w:t>
+      </w:r>
+      <w:r>
+        <w:rPr>
+          <w:rFonts w:ascii="Calibri" w:cs="Calibri" w:eastAsia="Calibri" w:hAnsi="Calibri"/>
+          <w:b/>
+          <w:bCs/>
+          <w:sz w:val="18"/>
+          <w:szCs w:val="18"/>
+        </w:rPr>
+        <w:t xml:space="preserve">Yüksek</w:t>
+      </w:r>
+      <w:r>
+        <w:rPr>
+          <w:rFonts w:ascii="Calibri" w:cs="Calibri" w:eastAsia="Calibri" w:hAnsi="Calibri"/>
+          <w:color w:val="555555"/>
+          <w:sz w:val="18"/>
+          <w:szCs w:val="18"/>
+        </w:rPr>
+        <w:t xml:space="preserve"> = yanlış fiyat ya da yanlış veri üretiyor · </w:t>
+      </w:r>
+      <w:r>
+        <w:rPr>
+          <w:rFonts w:ascii="Calibri" w:cs="Calibri" w:eastAsia="Calibri" w:hAnsi="Calibri"/>
+          <w:b/>
+          <w:bCs/>
+          <w:sz w:val="18"/>
+          <w:szCs w:val="18"/>
+        </w:rPr>
+        <w:t xml:space="preserve">Orta</w:t>
+      </w:r>
+      <w:r>
+        <w:rPr>
+          <w:rFonts w:ascii="Calibri" w:cs="Calibri" w:eastAsia="Calibri" w:hAnsi="Calibri"/>
+          <w:color w:val="555555"/>
+          <w:sz w:val="18"/>
+          <w:szCs w:val="18"/>
+        </w:rPr>
+        <w:t xml:space="preserve"> = veri bayat ya da gereksiz yük · </w:t>
+      </w:r>
+      <w:r>
+        <w:rPr>
+          <w:rFonts w:ascii="Calibri" w:cs="Calibri" w:eastAsia="Calibri" w:hAnsi="Calibri"/>
+          <w:b/>
+          <w:bCs/>
+          <w:sz w:val="18"/>
+          <w:szCs w:val="18"/>
+        </w:rPr>
+        <w:t xml:space="preserve">Düşük</w:t>
+      </w:r>
+      <w:r>
+        <w:rPr>
+          <w:rFonts w:ascii="Calibri" w:cs="Calibri" w:eastAsia="Calibri" w:hAnsi="Calibri"/>
+          <w:color w:val="555555"/>
+          <w:sz w:val="18"/>
+          <w:szCs w:val="18"/>
+        </w:rPr>
+        <w:t xml:space="preserve"> = kayıt/bakım sorunu.</w:t>
+      </w:r>
+    </w:p>
+    <w:p>
+      <w:pPr>
+        <w:pStyle w:val="Heading2"/>
+        <w:spacing w:after="100" w:before="220"/>
+      </w:pPr>
+      <w:r>
+        <w:rPr>
+          <w:rFonts w:ascii="Calibri" w:cs="Calibri" w:eastAsia="Calibri" w:hAnsi="Calibri"/>
+          <w:b/>
+          <w:bCs/>
+          <w:sz w:val="24"/>
+          <w:szCs w:val="24"/>
+        </w:rPr>
+        <w:t xml:space="preserve">S-1 · Fiyat SP'si her saat aynı 10 bin ürüne fiyat belgesi yazıyor  (Yüksek)</w:t>
       </w:r>
     </w:p>
     <w:tbl>
@@ -13930,18 +12994,13 @@
         <w:tblLayout w:type="fixed"/>
       </w:tblPr>
       <w:tblGrid>
-        <w:gridCol w:w="655"/>
-        <w:gridCol w:w="2994"/>
-        <w:gridCol w:w="2994"/>
-        <w:gridCol w:w="2995"/>
+        <w:gridCol w:w="1500"/>
+        <w:gridCol w:w="8138"/>
       </w:tblGrid>
       <w:tr>
-        <w:trPr>
-          <w:tblHeader/>
-        </w:trPr>
-        <w:tc>
-          <w:tcPr>
-            <w:tcW w:type="dxa" w:w="655"/>
+        <w:tc>
+          <w:tcPr>
+            <w:tcW w:type="dxa" w:w="1500"/>
             <w:tcBorders>
               <w:top w:val="single" w:color="BFBFBF" w:sz="4"/>
               <w:left w:val="single" w:color="BFBFBF" w:sz="4"/>
@@ -13965,276 +13024,27 @@
                 <w:sz w:val="18"/>
                 <w:szCs w:val="18"/>
               </w:rPr>
-              <w:t xml:space="preserve">#</w:t>
-            </w:r>
-          </w:p>
-        </w:tc>
-        <w:tc>
-          <w:tcPr>
-            <w:tcW w:type="dxa" w:w="2994"/>
-            <w:tcBorders>
-              <w:top w:val="single" w:color="BFBFBF" w:sz="4"/>
-              <w:left w:val="single" w:color="BFBFBF" w:sz="4"/>
-              <w:bottom w:val="single" w:color="BFBFBF" w:sz="4"/>
-              <w:right w:val="single" w:color="BFBFBF" w:sz="4"/>
-            </w:tcBorders>
-            <w:shd w:fill="F2F2F2" w:color="auto" w:val="clear"/>
-            <w:tcMar>
-              <w:top w:type="dxa" w:w="60"/>
-              <w:left w:type="dxa" w:w="90"/>
-              <w:bottom w:type="dxa" w:w="60"/>
-              <w:right w:type="dxa" w:w="90"/>
-            </w:tcMar>
-          </w:tcPr>
-          <w:p>
-            <w:r>
-              <w:rPr>
-                <w:rFonts w:ascii="Calibri" w:cs="Calibri" w:eastAsia="Calibri" w:hAnsi="Calibri"/>
-                <w:b/>
-                <w:bCs/>
-                <w:sz w:val="18"/>
-                <w:szCs w:val="18"/>
-              </w:rPr>
-              <w:t xml:space="preserve">Sorun</w:t>
-            </w:r>
-          </w:p>
-        </w:tc>
-        <w:tc>
-          <w:tcPr>
-            <w:tcW w:type="dxa" w:w="2994"/>
-            <w:tcBorders>
-              <w:top w:val="single" w:color="BFBFBF" w:sz="4"/>
-              <w:left w:val="single" w:color="BFBFBF" w:sz="4"/>
-              <w:bottom w:val="single" w:color="BFBFBF" w:sz="4"/>
-              <w:right w:val="single" w:color="BFBFBF" w:sz="4"/>
-            </w:tcBorders>
-            <w:shd w:fill="F2F2F2" w:color="auto" w:val="clear"/>
-            <w:tcMar>
-              <w:top w:type="dxa" w:w="60"/>
-              <w:left w:type="dxa" w:w="90"/>
-              <w:bottom w:type="dxa" w:w="60"/>
-              <w:right w:type="dxa" w:w="90"/>
-            </w:tcMar>
-          </w:tcPr>
-          <w:p>
-            <w:r>
-              <w:rPr>
-                <w:rFonts w:ascii="Calibri" w:cs="Calibri" w:eastAsia="Calibri" w:hAnsi="Calibri"/>
-                <w:b/>
-                <w:bCs/>
-                <w:sz w:val="18"/>
-                <w:szCs w:val="18"/>
-              </w:rPr>
-              <w:t xml:space="preserve">Kanıt</w:t>
-            </w:r>
-          </w:p>
-        </w:tc>
-        <w:tc>
-          <w:tcPr>
-            <w:tcW w:type="dxa" w:w="2995"/>
-            <w:tcBorders>
-              <w:top w:val="single" w:color="BFBFBF" w:sz="4"/>
-              <w:left w:val="single" w:color="BFBFBF" w:sz="4"/>
-              <w:bottom w:val="single" w:color="BFBFBF" w:sz="4"/>
-              <w:right w:val="single" w:color="BFBFBF" w:sz="4"/>
-            </w:tcBorders>
-            <w:shd w:fill="F2F2F2" w:color="auto" w:val="clear"/>
-            <w:tcMar>
-              <w:top w:type="dxa" w:w="60"/>
-              <w:left w:type="dxa" w:w="90"/>
-              <w:bottom w:type="dxa" w:w="60"/>
-              <w:right w:type="dxa" w:w="90"/>
-            </w:tcMar>
-          </w:tcPr>
-          <w:p>
-            <w:r>
-              <w:rPr>
-                <w:rFonts w:ascii="Calibri" w:cs="Calibri" w:eastAsia="Calibri" w:hAnsi="Calibri"/>
-                <w:b/>
-                <w:bCs/>
-                <w:sz w:val="18"/>
-                <w:szCs w:val="18"/>
-              </w:rPr>
-              <w:t xml:space="preserve">Etki</w:t>
-            </w:r>
-          </w:p>
-        </w:tc>
-      </w:tr>
-      <w:tr>
-        <w:tc>
-          <w:tcPr>
-            <w:tcW w:type="dxa" w:w="655"/>
-            <w:tcBorders>
-              <w:top w:val="single" w:color="BFBFBF" w:sz="4"/>
-              <w:left w:val="single" w:color="BFBFBF" w:sz="4"/>
-              <w:bottom w:val="single" w:color="BFBFBF" w:sz="4"/>
-              <w:right w:val="single" w:color="BFBFBF" w:sz="4"/>
-            </w:tcBorders>
-            <w:tcMar>
-              <w:top w:type="dxa" w:w="60"/>
-              <w:left w:type="dxa" w:w="90"/>
-              <w:bottom w:type="dxa" w:w="60"/>
-              <w:right w:type="dxa" w:w="90"/>
-            </w:tcMar>
-          </w:tcPr>
-          <w:p>
-            <w:r>
-              <w:rPr>
-                <w:rFonts w:ascii="Calibri" w:cs="Calibri" w:eastAsia="Calibri" w:hAnsi="Calibri"/>
-                <w:b w:val="false"/>
-                <w:bCs w:val="false"/>
-                <w:sz w:val="18"/>
-                <w:szCs w:val="18"/>
-              </w:rPr>
-              <w:t xml:space="preserve">S-1</w:t>
-            </w:r>
-          </w:p>
-        </w:tc>
-        <w:tc>
-          <w:tcPr>
-            <w:tcW w:type="dxa" w:w="2994"/>
-            <w:tcBorders>
-              <w:top w:val="single" w:color="BFBFBF" w:sz="4"/>
-              <w:left w:val="single" w:color="BFBFBF" w:sz="4"/>
-              <w:bottom w:val="single" w:color="BFBFBF" w:sz="4"/>
-              <w:right w:val="single" w:color="BFBFBF" w:sz="4"/>
-            </w:tcBorders>
-            <w:tcMar>
-              <w:top w:type="dxa" w:w="60"/>
-              <w:left w:type="dxa" w:w="90"/>
-              <w:bottom w:type="dxa" w:w="60"/>
-              <w:right w:type="dxa" w:w="90"/>
-            </w:tcMar>
-          </w:tcPr>
-          <w:p>
-            <w:r>
-              <w:rPr>
-                <w:rFonts w:ascii="Calibri" w:cs="Calibri" w:eastAsia="Calibri" w:hAnsi="Calibri"/>
-                <w:b w:val="false"/>
-                <w:bCs w:val="false"/>
-                <w:sz w:val="18"/>
-                <w:szCs w:val="18"/>
-              </w:rPr>
-              <w:t xml:space="preserve">Web adı (10) eklenmiyor: koşul boş değerle karşılaştırıyor, hiç doğru çıkmıyor</w:t>
-            </w:r>
-          </w:p>
-        </w:tc>
-        <w:tc>
-          <w:tcPr>
-            <w:tcW w:type="dxa" w:w="2994"/>
-            <w:tcBorders>
-              <w:top w:val="single" w:color="BFBFBF" w:sz="4"/>
-              <w:left w:val="single" w:color="BFBFBF" w:sz="4"/>
-              <w:bottom w:val="single" w:color="BFBFBF" w:sz="4"/>
-              <w:right w:val="single" w:color="BFBFBF" w:sz="4"/>
-            </w:tcBorders>
-            <w:tcMar>
-              <w:top w:type="dxa" w:w="60"/>
-              <w:left w:type="dxa" w:w="90"/>
-              <w:bottom w:type="dxa" w:w="60"/>
-              <w:right w:type="dxa" w:w="90"/>
-            </w:tcMar>
-          </w:tcPr>
-          <w:p>
-            <w:r>
-              <w:rPr>
-                <w:rFonts w:ascii="Calibri" w:cs="Calibri" w:eastAsia="Calibri" w:hAnsi="Calibri"/>
-                <w:b w:val="false"/>
-                <w:bCs w:val="false"/>
-                <w:sz w:val="18"/>
-                <w:szCs w:val="18"/>
-              </w:rPr>
-              <w:t xml:space="preserve">Blok aynen koşturuldu: 0 satır. 599.333 üründe web adı yok</w:t>
-            </w:r>
-          </w:p>
-        </w:tc>
-        <w:tc>
-          <w:tcPr>
-            <w:tcW w:type="dxa" w:w="2995"/>
-            <w:tcBorders>
-              <w:top w:val="single" w:color="BFBFBF" w:sz="4"/>
-              <w:left w:val="single" w:color="BFBFBF" w:sz="4"/>
-              <w:bottom w:val="single" w:color="BFBFBF" w:sz="4"/>
-              <w:right w:val="single" w:color="BFBFBF" w:sz="4"/>
-            </w:tcBorders>
-            <w:tcMar>
-              <w:top w:type="dxa" w:w="60"/>
-              <w:left w:type="dxa" w:w="90"/>
-              <w:bottom w:type="dxa" w:w="60"/>
-              <w:right w:type="dxa" w:w="90"/>
-            </w:tcMar>
-          </w:tcPr>
-          <w:p>
-            <w:r>
-              <w:rPr>
-                <w:rFonts w:ascii="Calibri" w:cs="Calibri" w:eastAsia="Calibri" w:hAnsi="Calibri"/>
-                <w:b w:val="false"/>
-                <w:bCs w:val="false"/>
-                <w:sz w:val="18"/>
-                <w:szCs w:val="18"/>
-              </w:rPr>
-              <w:t xml:space="preserve">Site adı ürün adına düşüyor: 1.389 ad 100 karakterde kesik, 1.316 üründe marka öneki yok, 364 üründe tırnaklar silinmiş</w:t>
-            </w:r>
-          </w:p>
-        </w:tc>
-      </w:tr>
-      <w:tr>
-        <w:tc>
-          <w:tcPr>
-            <w:tcW w:type="dxa" w:w="655"/>
-            <w:tcBorders>
-              <w:top w:val="single" w:color="BFBFBF" w:sz="4"/>
-              <w:left w:val="single" w:color="BFBFBF" w:sz="4"/>
-              <w:bottom w:val="single" w:color="BFBFBF" w:sz="4"/>
-              <w:right w:val="single" w:color="BFBFBF" w:sz="4"/>
-            </w:tcBorders>
-            <w:tcMar>
-              <w:top w:type="dxa" w:w="60"/>
-              <w:left w:type="dxa" w:w="90"/>
-              <w:bottom w:type="dxa" w:w="60"/>
-              <w:right w:type="dxa" w:w="90"/>
-            </w:tcMar>
-          </w:tcPr>
-          <w:p>
-            <w:r>
-              <w:rPr>
-                <w:rFonts w:ascii="Calibri" w:cs="Calibri" w:eastAsia="Calibri" w:hAnsi="Calibri"/>
-                <w:b w:val="false"/>
-                <w:bCs w:val="false"/>
-                <w:sz w:val="18"/>
-                <w:szCs w:val="18"/>
-              </w:rPr>
-              <w:t xml:space="preserve">S-2</w:t>
-            </w:r>
-          </w:p>
-        </w:tc>
-        <w:tc>
-          <w:tcPr>
-            <w:tcW w:type="dxa" w:w="2994"/>
-            <w:tcBorders>
-              <w:top w:val="single" w:color="BFBFBF" w:sz="4"/>
-              <w:left w:val="single" w:color="BFBFBF" w:sz="4"/>
-              <w:bottom w:val="single" w:color="BFBFBF" w:sz="4"/>
-              <w:right w:val="single" w:color="BFBFBF" w:sz="4"/>
-            </w:tcBorders>
-            <w:tcMar>
-              <w:top w:type="dxa" w:w="60"/>
-              <w:left w:type="dxa" w:w="90"/>
-              <w:bottom w:type="dxa" w:w="60"/>
-              <w:right w:type="dxa" w:w="90"/>
-            </w:tcMar>
-          </w:tcPr>
-          <w:p>
-            <w:r>
-              <w:rPr>
-                <w:rFonts w:ascii="Calibri" w:cs="Calibri" w:eastAsia="Calibri" w:hAnsi="Calibri"/>
-                <w:b w:val="false"/>
-                <w:bCs w:val="false"/>
-                <w:sz w:val="18"/>
-                <w:szCs w:val="18"/>
-              </w:rPr>
-              <w:t xml:space="preserve">Basım yılı, basım sayısı, sayfa güncellemesi </w:t>
-            </w:r>
+              <w:t xml:space="preserve">Nerede</w:t>
+            </w:r>
+          </w:p>
+        </w:tc>
+        <w:tc>
+          <w:tcPr>
+            <w:tcW w:type="dxa" w:w="8138"/>
+            <w:tcBorders>
+              <w:top w:val="single" w:color="BFBFBF" w:sz="4"/>
+              <w:left w:val="single" w:color="BFBFBF" w:sz="4"/>
+              <w:bottom w:val="single" w:color="BFBFBF" w:sz="4"/>
+              <w:right w:val="single" w:color="BFBFBF" w:sz="4"/>
+            </w:tcBorders>
+            <w:tcMar>
+              <w:top w:type="dxa" w:w="60"/>
+              <w:left w:type="dxa" w:w="90"/>
+              <w:bottom w:type="dxa" w:w="60"/>
+              <w:right w:type="dxa" w:w="90"/>
+            </w:tcMar>
+          </w:tcPr>
+          <w:p>
             <w:r>
               <w:rPr>
                 <w:rFonts w:ascii="Consolas" w:cs="Consolas" w:eastAsia="Consolas" w:hAnsi="Consolas"/>
@@ -14242,75 +13052,17 @@
                 <w:sz w:val="16"/>
                 <w:szCs w:val="16"/>
               </w:rPr>
-              <w:t xml:space="preserve">stkKod = barkod</w:t>
-            </w:r>
-            <w:r>
-              <w:rPr>
-                <w:rFonts w:ascii="Calibri" w:cs="Calibri" w:eastAsia="Calibri" w:hAnsi="Calibri"/>
-                <w:b w:val="false"/>
-                <w:bCs w:val="false"/>
-                <w:sz w:val="18"/>
-                <w:szCs w:val="18"/>
-              </w:rPr>
-              <w:t xml:space="preserve"> ile bağlanıyor</w:t>
-            </w:r>
-          </w:p>
-        </w:tc>
-        <w:tc>
-          <w:tcPr>
-            <w:tcW w:type="dxa" w:w="2994"/>
-            <w:tcBorders>
-              <w:top w:val="single" w:color="BFBFBF" w:sz="4"/>
-              <w:left w:val="single" w:color="BFBFBF" w:sz="4"/>
-              <w:bottom w:val="single" w:color="BFBFBF" w:sz="4"/>
-              <w:right w:val="single" w:color="BFBFBF" w:sz="4"/>
-            </w:tcBorders>
-            <w:tcMar>
-              <w:top w:type="dxa" w:w="60"/>
-              <w:left w:type="dxa" w:w="90"/>
-              <w:bottom w:type="dxa" w:w="60"/>
-              <w:right w:type="dxa" w:w="90"/>
-            </w:tcMar>
-          </w:tcPr>
-          <w:p>
-            <w:r>
-              <w:rPr>
-                <w:rFonts w:ascii="Calibri" w:cs="Calibri" w:eastAsia="Calibri" w:hAnsi="Calibri"/>
-                <w:b w:val="false"/>
-                <w:bCs w:val="false"/>
-                <w:sz w:val="18"/>
-                <w:szCs w:val="18"/>
-              </w:rPr>
-              <w:t xml:space="preserve">Sapma yalnız ERP kodu barkoddan farklı 23.230 üründe: yıl 2.360, basım 115, sayfa 60. Diğer 623.185 üründe 0</w:t>
-            </w:r>
-          </w:p>
-        </w:tc>
-        <w:tc>
-          <w:tcPr>
-            <w:tcW w:type="dxa" w:w="2995"/>
-            <w:tcBorders>
-              <w:top w:val="single" w:color="BFBFBF" w:sz="4"/>
-              <w:left w:val="single" w:color="BFBFBF" w:sz="4"/>
-              <w:bottom w:val="single" w:color="BFBFBF" w:sz="4"/>
-              <w:right w:val="single" w:color="BFBFBF" w:sz="4"/>
-            </w:tcBorders>
-            <w:tcMar>
-              <w:top w:type="dxa" w:w="60"/>
-              <w:left w:type="dxa" w:w="90"/>
-              <w:bottom w:type="dxa" w:w="60"/>
-              <w:right w:type="dxa" w:w="90"/>
-            </w:tcMar>
-          </w:tcPr>
-          <w:p>
-            <w:r>
-              <w:rPr>
-                <w:rFonts w:ascii="Calibri" w:cs="Calibri" w:eastAsia="Calibri" w:hAnsi="Calibri"/>
-                <w:b w:val="false"/>
-                <w:bCs w:val="false"/>
-                <w:sz w:val="18"/>
-                <w:szCs w:val="18"/>
-              </w:rPr>
-              <w:t xml:space="preserve">Bu ürünlerde künye bayat</w:t>
+              <w:t xml:space="preserve">DerinSISBkm.ent.odakFiyatAktarim</w:t>
+            </w:r>
+            <w:r>
+              <w:rPr>
+                <w:rFonts w:ascii="Calibri" w:cs="Calibri" w:eastAsia="Calibri" w:hAnsi="Calibri"/>
+                <w:b w:val="false"/>
+                <w:bCs w:val="false"/>
+                <w:sz w:val="18"/>
+                <w:szCs w:val="18"/>
+              </w:rPr>
+              <w:t xml:space="preserve"> satır 63–84 (ikinci blok: “marka iskonto oranı değişenler”) + satır 130–131 (228 süzgeci) + satır 145–150 (kasaya gönderim)</w:t>
             </w:r>
           </w:p>
         </w:tc>
@@ -14318,295 +13070,60 @@
       <w:tr>
         <w:tc>
           <w:tcPr>
-            <w:tcW w:type="dxa" w:w="655"/>
-            <w:tcBorders>
-              <w:top w:val="single" w:color="BFBFBF" w:sz="4"/>
-              <w:left w:val="single" w:color="BFBFBF" w:sz="4"/>
-              <w:bottom w:val="single" w:color="BFBFBF" w:sz="4"/>
-              <w:right w:val="single" w:color="BFBFBF" w:sz="4"/>
-            </w:tcBorders>
-            <w:tcMar>
-              <w:top w:type="dxa" w:w="60"/>
-              <w:left w:type="dxa" w:w="90"/>
-              <w:bottom w:type="dxa" w:w="60"/>
-              <w:right w:type="dxa" w:w="90"/>
-            </w:tcMar>
-          </w:tcPr>
-          <w:p>
-            <w:r>
-              <w:rPr>
-                <w:rFonts w:ascii="Calibri" w:cs="Calibri" w:eastAsia="Calibri" w:hAnsi="Calibri"/>
-                <w:b w:val="false"/>
-                <w:bCs w:val="false"/>
-                <w:sz w:val="18"/>
-                <w:szCs w:val="18"/>
-              </w:rPr>
-              <w:t xml:space="preserve">S-3</w:t>
-            </w:r>
-          </w:p>
-        </w:tc>
-        <w:tc>
-          <w:tcPr>
-            <w:tcW w:type="dxa" w:w="2994"/>
-            <w:tcBorders>
-              <w:top w:val="single" w:color="BFBFBF" w:sz="4"/>
-              <w:left w:val="single" w:color="BFBFBF" w:sz="4"/>
-              <w:bottom w:val="single" w:color="BFBFBF" w:sz="4"/>
-              <w:right w:val="single" w:color="BFBFBF" w:sz="4"/>
-            </w:tcBorders>
-            <w:tcMar>
-              <w:top w:type="dxa" w:w="60"/>
-              <w:left w:type="dxa" w:w="90"/>
-              <w:bottom w:type="dxa" w:w="60"/>
-              <w:right w:type="dxa" w:w="90"/>
-            </w:tcMar>
-          </w:tcPr>
-          <w:p>
-            <w:r>
-              <w:rPr>
-                <w:rFonts w:ascii="Calibri" w:cs="Calibri" w:eastAsia="Calibri" w:hAnsi="Calibri"/>
-                <w:b w:val="false"/>
-                <w:bCs w:val="false"/>
-                <w:sz w:val="18"/>
-                <w:szCs w:val="18"/>
-              </w:rPr>
-              <w:t xml:space="preserve">Boy, alt başlık, açıklama ve web adı yalnız eklenir, güncellenmez</w:t>
-            </w:r>
-          </w:p>
-        </w:tc>
-        <w:tc>
-          <w:tcPr>
-            <w:tcW w:type="dxa" w:w="2994"/>
-            <w:tcBorders>
-              <w:top w:val="single" w:color="BFBFBF" w:sz="4"/>
-              <w:left w:val="single" w:color="BFBFBF" w:sz="4"/>
-              <w:bottom w:val="single" w:color="BFBFBF" w:sz="4"/>
-              <w:right w:val="single" w:color="BFBFBF" w:sz="4"/>
-            </w:tcBorders>
-            <w:tcMar>
-              <w:top w:type="dxa" w:w="60"/>
-              <w:left w:type="dxa" w:w="90"/>
-              <w:bottom w:type="dxa" w:w="60"/>
-              <w:right w:type="dxa" w:w="90"/>
-            </w:tcMar>
-          </w:tcPr>
-          <w:p>
-            <w:r>
-              <w:rPr>
-                <w:rFonts w:ascii="Calibri" w:cs="Calibri" w:eastAsia="Calibri" w:hAnsi="Calibri"/>
-                <w:b w:val="false"/>
-                <w:bCs w:val="false"/>
-                <w:sz w:val="18"/>
-                <w:szCs w:val="18"/>
-              </w:rPr>
-              <w:t xml:space="preserve">Boy 5.392, alt başlık 4.578 üründe ODAK'tan farklı</w:t>
-            </w:r>
-          </w:p>
-        </w:tc>
-        <w:tc>
-          <w:tcPr>
-            <w:tcW w:type="dxa" w:w="2995"/>
-            <w:tcBorders>
-              <w:top w:val="single" w:color="BFBFBF" w:sz="4"/>
-              <w:left w:val="single" w:color="BFBFBF" w:sz="4"/>
-              <w:bottom w:val="single" w:color="BFBFBF" w:sz="4"/>
-              <w:right w:val="single" w:color="BFBFBF" w:sz="4"/>
-            </w:tcBorders>
-            <w:tcMar>
-              <w:top w:type="dxa" w:w="60"/>
-              <w:left w:type="dxa" w:w="90"/>
-              <w:bottom w:type="dxa" w:w="60"/>
-              <w:right w:type="dxa" w:w="90"/>
-            </w:tcMar>
-          </w:tcPr>
-          <w:p>
-            <w:r>
-              <w:rPr>
-                <w:rFonts w:ascii="Calibri" w:cs="Calibri" w:eastAsia="Calibri" w:hAnsi="Calibri"/>
-                <w:b w:val="false"/>
-                <w:bCs w:val="false"/>
-                <w:sz w:val="18"/>
-                <w:szCs w:val="18"/>
-              </w:rPr>
-              <w:t xml:space="preserve">ODAK'taki düzeltme ERP'ye ve siteye geçmiyor</w:t>
-            </w:r>
-          </w:p>
-        </w:tc>
-      </w:tr>
-      <w:tr>
-        <w:tc>
-          <w:tcPr>
-            <w:tcW w:type="dxa" w:w="655"/>
-            <w:tcBorders>
-              <w:top w:val="single" w:color="BFBFBF" w:sz="4"/>
-              <w:left w:val="single" w:color="BFBFBF" w:sz="4"/>
-              <w:bottom w:val="single" w:color="BFBFBF" w:sz="4"/>
-              <w:right w:val="single" w:color="BFBFBF" w:sz="4"/>
-            </w:tcBorders>
-            <w:tcMar>
-              <w:top w:type="dxa" w:w="60"/>
-              <w:left w:type="dxa" w:w="90"/>
-              <w:bottom w:type="dxa" w:w="60"/>
-              <w:right w:type="dxa" w:w="90"/>
-            </w:tcMar>
-          </w:tcPr>
-          <w:p>
-            <w:r>
-              <w:rPr>
-                <w:rFonts w:ascii="Calibri" w:cs="Calibri" w:eastAsia="Calibri" w:hAnsi="Calibri"/>
-                <w:b w:val="false"/>
-                <w:bCs w:val="false"/>
-                <w:sz w:val="18"/>
-                <w:szCs w:val="18"/>
-              </w:rPr>
-              <w:t xml:space="preserve">S-4</w:t>
-            </w:r>
-          </w:p>
-        </w:tc>
-        <w:tc>
-          <w:tcPr>
-            <w:tcW w:type="dxa" w:w="2994"/>
-            <w:tcBorders>
-              <w:top w:val="single" w:color="BFBFBF" w:sz="4"/>
-              <w:left w:val="single" w:color="BFBFBF" w:sz="4"/>
-              <w:bottom w:val="single" w:color="BFBFBF" w:sz="4"/>
-              <w:right w:val="single" w:color="BFBFBF" w:sz="4"/>
-            </w:tcBorders>
-            <w:tcMar>
-              <w:top w:type="dxa" w:w="60"/>
-              <w:left w:type="dxa" w:w="90"/>
-              <w:bottom w:type="dxa" w:w="60"/>
-              <w:right w:type="dxa" w:w="90"/>
-            </w:tcMar>
-          </w:tcPr>
-          <w:p>
-            <w:r>
-              <w:rPr>
-                <w:rFonts w:ascii="Calibri" w:cs="Calibri" w:eastAsia="Calibri" w:hAnsi="Calibri"/>
-                <w:b w:val="false"/>
-                <w:bCs w:val="false"/>
-                <w:sz w:val="18"/>
-                <w:szCs w:val="18"/>
-              </w:rPr>
-              <w:t xml:space="preserve">Aynı ERP ürününe bağlı iki ODAK ürününden biri silinmiş, biri satıştaysa iki SP durumu ters yönde yazıyor</w:t>
-            </w:r>
-          </w:p>
-        </w:tc>
-        <w:tc>
-          <w:tcPr>
-            <w:tcW w:type="dxa" w:w="2994"/>
-            <w:tcBorders>
-              <w:top w:val="single" w:color="BFBFBF" w:sz="4"/>
-              <w:left w:val="single" w:color="BFBFBF" w:sz="4"/>
-              <w:bottom w:val="single" w:color="BFBFBF" w:sz="4"/>
-              <w:right w:val="single" w:color="BFBFBF" w:sz="4"/>
-            </w:tcBorders>
-            <w:tcMar>
-              <w:top w:type="dxa" w:w="60"/>
-              <w:left w:type="dxa" w:w="90"/>
-              <w:bottom w:type="dxa" w:w="60"/>
-              <w:right w:type="dxa" w:w="90"/>
-            </w:tcMar>
-          </w:tcPr>
-          <w:p>
-            <w:r>
-              <w:rPr>
-                <w:rFonts w:ascii="Calibri" w:cs="Calibri" w:eastAsia="Calibri" w:hAnsi="Calibri"/>
-                <w:b w:val="false"/>
-                <w:bCs w:val="false"/>
-                <w:sz w:val="18"/>
-                <w:szCs w:val="18"/>
-              </w:rPr>
-              <w:t xml:space="preserve">141 ürünün 141'i bu durumda; 140'ının silinen tarafı ODAK'ta “Yasaklı”</w:t>
-            </w:r>
-          </w:p>
-        </w:tc>
-        <w:tc>
-          <w:tcPr>
-            <w:tcW w:type="dxa" w:w="2995"/>
-            <w:tcBorders>
-              <w:top w:val="single" w:color="BFBFBF" w:sz="4"/>
-              <w:left w:val="single" w:color="BFBFBF" w:sz="4"/>
-              <w:bottom w:val="single" w:color="BFBFBF" w:sz="4"/>
-              <w:right w:val="single" w:color="BFBFBF" w:sz="4"/>
-            </w:tcBorders>
-            <w:tcMar>
-              <w:top w:type="dxa" w:w="60"/>
-              <w:left w:type="dxa" w:w="90"/>
-              <w:bottom w:type="dxa" w:w="60"/>
-              <w:right w:type="dxa" w:w="90"/>
-            </w:tcMar>
-          </w:tcPr>
-          <w:p>
-            <w:r>
-              <w:rPr>
-                <w:rFonts w:ascii="Calibri" w:cs="Calibri" w:eastAsia="Calibri" w:hAnsi="Calibri"/>
-                <w:b w:val="false"/>
-                <w:bCs w:val="false"/>
-                <w:sz w:val="18"/>
-                <w:szCs w:val="18"/>
-              </w:rPr>
-              <w:t xml:space="preserve">Saatlik 0↔1 gidip gelme koddan çıkarım; ürünlere elle bakılmalı</w:t>
-            </w:r>
-          </w:p>
-        </w:tc>
-      </w:tr>
-      <w:tr>
-        <w:tc>
-          <w:tcPr>
-            <w:tcW w:type="dxa" w:w="655"/>
-            <w:tcBorders>
-              <w:top w:val="single" w:color="BFBFBF" w:sz="4"/>
-              <w:left w:val="single" w:color="BFBFBF" w:sz="4"/>
-              <w:bottom w:val="single" w:color="BFBFBF" w:sz="4"/>
-              <w:right w:val="single" w:color="BFBFBF" w:sz="4"/>
-            </w:tcBorders>
-            <w:tcMar>
-              <w:top w:type="dxa" w:w="60"/>
-              <w:left w:type="dxa" w:w="90"/>
-              <w:bottom w:type="dxa" w:w="60"/>
-              <w:right w:type="dxa" w:w="90"/>
-            </w:tcMar>
-          </w:tcPr>
-          <w:p>
-            <w:r>
-              <w:rPr>
-                <w:rFonts w:ascii="Calibri" w:cs="Calibri" w:eastAsia="Calibri" w:hAnsi="Calibri"/>
-                <w:b w:val="false"/>
-                <w:bCs w:val="false"/>
-                <w:sz w:val="18"/>
-                <w:szCs w:val="18"/>
-              </w:rPr>
-              <w:t xml:space="preserve">S-5</w:t>
-            </w:r>
-          </w:p>
-        </w:tc>
-        <w:tc>
-          <w:tcPr>
-            <w:tcW w:type="dxa" w:w="2994"/>
-            <w:tcBorders>
-              <w:top w:val="single" w:color="BFBFBF" w:sz="4"/>
-              <w:left w:val="single" w:color="BFBFBF" w:sz="4"/>
-              <w:bottom w:val="single" w:color="BFBFBF" w:sz="4"/>
-              <w:right w:val="single" w:color="BFBFBF" w:sz="4"/>
-            </w:tcBorders>
-            <w:tcMar>
-              <w:top w:type="dxa" w:w="60"/>
-              <w:left w:type="dxa" w:w="90"/>
-              <w:bottom w:type="dxa" w:w="60"/>
-              <w:right w:type="dxa" w:w="90"/>
-            </w:tcMar>
-          </w:tcPr>
-          <w:p>
-            <w:r>
-              <w:rPr>
-                <w:rFonts w:ascii="Calibri" w:cs="Calibri" w:eastAsia="Calibri" w:hAnsi="Calibri"/>
-                <w:b w:val="false"/>
-                <w:bCs w:val="false"/>
-                <w:sz w:val="18"/>
-                <w:szCs w:val="18"/>
-              </w:rPr>
-              <w:t xml:space="preserve">Bir görünümde tarih metni </w:t>
+            <w:tcW w:type="dxa" w:w="1500"/>
+            <w:tcBorders>
+              <w:top w:val="single" w:color="BFBFBF" w:sz="4"/>
+              <w:left w:val="single" w:color="BFBFBF" w:sz="4"/>
+              <w:bottom w:val="single" w:color="BFBFBF" w:sz="4"/>
+              <w:right w:val="single" w:color="BFBFBF" w:sz="4"/>
+            </w:tcBorders>
+            <w:shd w:fill="F2F2F2" w:color="auto" w:val="clear"/>
+            <w:tcMar>
+              <w:top w:type="dxa" w:w="60"/>
+              <w:left w:type="dxa" w:w="90"/>
+              <w:bottom w:type="dxa" w:w="60"/>
+              <w:right w:type="dxa" w:w="90"/>
+            </w:tcMar>
+          </w:tcPr>
+          <w:p>
+            <w:r>
+              <w:rPr>
+                <w:rFonts w:ascii="Calibri" w:cs="Calibri" w:eastAsia="Calibri" w:hAnsi="Calibri"/>
+                <w:b/>
+                <w:bCs/>
+                <w:sz w:val="18"/>
+                <w:szCs w:val="18"/>
+              </w:rPr>
+              <w:t xml:space="preserve">Ne oluyor</w:t>
+            </w:r>
+          </w:p>
+        </w:tc>
+        <w:tc>
+          <w:tcPr>
+            <w:tcW w:type="dxa" w:w="8138"/>
+            <w:tcBorders>
+              <w:top w:val="single" w:color="BFBFBF" w:sz="4"/>
+              <w:left w:val="single" w:color="BFBFBF" w:sz="4"/>
+              <w:bottom w:val="single" w:color="BFBFBF" w:sz="4"/>
+              <w:right w:val="single" w:color="BFBFBF" w:sz="4"/>
+            </w:tcBorders>
+            <w:tcMar>
+              <w:top w:type="dxa" w:w="60"/>
+              <w:left w:type="dxa" w:w="90"/>
+              <w:bottom w:type="dxa" w:w="60"/>
+              <w:right w:type="dxa" w:w="90"/>
+            </w:tcMar>
+          </w:tcPr>
+          <w:p>
+            <w:r>
+              <w:rPr>
+                <w:rFonts w:ascii="Calibri" w:cs="Calibri" w:eastAsia="Calibri" w:hAnsi="Calibri"/>
+                <w:b w:val="false"/>
+                <w:bCs w:val="false"/>
+                <w:sz w:val="18"/>
+                <w:szCs w:val="18"/>
+              </w:rPr>
+              <w:t xml:space="preserve">İkinci blok, ürünün son ODAK alış satırındaki iskontoyu (</w:t>
             </w:r>
             <w:r>
               <w:rPr>
@@ -14615,65 +13132,17 @@
                 <w:sz w:val="16"/>
                 <w:szCs w:val="16"/>
               </w:rPr>
-              <w:t xml:space="preserve">'2025-11-01'</w:t>
-            </w:r>
-          </w:p>
-        </w:tc>
-        <w:tc>
-          <w:tcPr>
-            <w:tcW w:type="dxa" w:w="2994"/>
-            <w:tcBorders>
-              <w:top w:val="single" w:color="BFBFBF" w:sz="4"/>
-              <w:left w:val="single" w:color="BFBFBF" w:sz="4"/>
-              <w:bottom w:val="single" w:color="BFBFBF" w:sz="4"/>
-              <w:right w:val="single" w:color="BFBFBF" w:sz="4"/>
-            </w:tcBorders>
-            <w:tcMar>
-              <w:top w:type="dxa" w:w="60"/>
-              <w:left w:type="dxa" w:w="90"/>
-              <w:bottom w:type="dxa" w:w="60"/>
-              <w:right w:type="dxa" w:w="90"/>
-            </w:tcMar>
-          </w:tcPr>
-          <w:p>
-            <w:r>
-              <w:rPr>
-                <w:rFonts w:ascii="Calibri" w:cs="Calibri" w:eastAsia="Calibri" w:hAnsi="Calibri"/>
-                <w:b w:val="false"/>
-                <w:bCs w:val="false"/>
-                <w:sz w:val="18"/>
-                <w:szCs w:val="18"/>
-              </w:rPr>
-              <w:t xml:space="preserve">Türkçe oturumda 11.01.2025 okunuyor</w:t>
-            </w:r>
-          </w:p>
-        </w:tc>
-        <w:tc>
-          <w:tcPr>
-            <w:tcW w:type="dxa" w:w="2995"/>
-            <w:tcBorders>
-              <w:top w:val="single" w:color="BFBFBF" w:sz="4"/>
-              <w:left w:val="single" w:color="BFBFBF" w:sz="4"/>
-              <w:bottom w:val="single" w:color="BFBFBF" w:sz="4"/>
-              <w:right w:val="single" w:color="BFBFBF" w:sz="4"/>
-            </w:tcBorders>
-            <w:tcMar>
-              <w:top w:type="dxa" w:w="60"/>
-              <w:left w:type="dxa" w:w="90"/>
-              <w:bottom w:type="dxa" w:w="60"/>
-              <w:right w:type="dxa" w:w="90"/>
-            </w:tcMar>
-          </w:tcPr>
-          <w:p>
-            <w:r>
-              <w:rPr>
-                <w:rFonts w:ascii="Calibri" w:cs="Calibri" w:eastAsia="Calibri" w:hAnsi="Calibri"/>
-                <w:b w:val="false"/>
-                <w:bCs w:val="false"/>
-                <w:sz w:val="18"/>
-                <w:szCs w:val="18"/>
-              </w:rPr>
-              <w:t xml:space="preserve">Görünüm bugün boş, şu an etkisiz</w:t>
+              <w:t xml:space="preserve">fInd1</w:t>
+            </w:r>
+            <w:r>
+              <w:rPr>
+                <w:rFonts w:ascii="Calibri" w:cs="Calibri" w:eastAsia="Calibri" w:hAnsi="Calibri"/>
+                <w:b w:val="false"/>
+                <w:bCs w:val="false"/>
+                <w:sz w:val="18"/>
+                <w:szCs w:val="18"/>
+              </w:rPr>
+              <w:t xml:space="preserve">) ODAK marka iskontosuyla karşılaştırır; farklıysa yeni belge yazar. Ama 228 “Odak Alış Fiyat Güncellemesin” bayraklı üründe alış satırı hiç yazılmaz (satır 130–131). İskonto hiç güncellenmediği için fark hiç kapanmaz ve ürün her koşumda yeniden seçilir. Yazılan satış satırında “önceki fiyat” gerçek fiyat değil, etiket − 0,01'dir (satır 73).</w:t>
             </w:r>
           </w:p>
         </w:tc>
@@ -14681,79 +13150,61 @@
       <w:tr>
         <w:tc>
           <w:tcPr>
-            <w:tcW w:type="dxa" w:w="655"/>
-            <w:tcBorders>
-              <w:top w:val="single" w:color="BFBFBF" w:sz="4"/>
-              <w:left w:val="single" w:color="BFBFBF" w:sz="4"/>
-              <w:bottom w:val="single" w:color="BFBFBF" w:sz="4"/>
-              <w:right w:val="single" w:color="BFBFBF" w:sz="4"/>
-            </w:tcBorders>
-            <w:tcMar>
-              <w:top w:type="dxa" w:w="60"/>
-              <w:left w:type="dxa" w:w="90"/>
-              <w:bottom w:type="dxa" w:w="60"/>
-              <w:right w:type="dxa" w:w="90"/>
-            </w:tcMar>
-          </w:tcPr>
-          <w:p>
-            <w:r>
-              <w:rPr>
-                <w:rFonts w:ascii="Calibri" w:cs="Calibri" w:eastAsia="Calibri" w:hAnsi="Calibri"/>
-                <w:b w:val="false"/>
-                <w:bCs w:val="false"/>
-                <w:sz w:val="18"/>
-                <w:szCs w:val="18"/>
-              </w:rPr>
-              <w:t xml:space="preserve">S-6</w:t>
-            </w:r>
-          </w:p>
-        </w:tc>
-        <w:tc>
-          <w:tcPr>
-            <w:tcW w:type="dxa" w:w="2994"/>
-            <w:tcBorders>
-              <w:top w:val="single" w:color="BFBFBF" w:sz="4"/>
-              <w:left w:val="single" w:color="BFBFBF" w:sz="4"/>
-              <w:bottom w:val="single" w:color="BFBFBF" w:sz="4"/>
-              <w:right w:val="single" w:color="BFBFBF" w:sz="4"/>
-            </w:tcBorders>
-            <w:tcMar>
-              <w:top w:type="dxa" w:w="60"/>
-              <w:left w:type="dxa" w:w="90"/>
-              <w:bottom w:type="dxa" w:w="60"/>
-              <w:right w:type="dxa" w:w="90"/>
-            </w:tcMar>
-          </w:tcPr>
-          <w:p>
-            <w:r>
-              <w:rPr>
-                <w:rFonts w:ascii="Calibri" w:cs="Calibri" w:eastAsia="Calibri" w:hAnsi="Calibri"/>
-                <w:b w:val="false"/>
-                <w:bCs w:val="false"/>
-                <w:sz w:val="18"/>
-                <w:szCs w:val="18"/>
-              </w:rPr>
-              <w:t xml:space="preserve">Mağaza fiyat değişimi log'a web değişimi gibi yazılıyor</w:t>
-            </w:r>
-          </w:p>
-        </w:tc>
-        <w:tc>
-          <w:tcPr>
-            <w:tcW w:type="dxa" w:w="2994"/>
-            <w:tcBorders>
-              <w:top w:val="single" w:color="BFBFBF" w:sz="4"/>
-              <w:left w:val="single" w:color="BFBFBF" w:sz="4"/>
-              <w:bottom w:val="single" w:color="BFBFBF" w:sz="4"/>
-              <w:right w:val="single" w:color="BFBFBF" w:sz="4"/>
-            </w:tcBorders>
-            <w:tcMar>
-              <w:top w:type="dxa" w:w="60"/>
-              <w:left w:type="dxa" w:w="90"/>
-              <w:bottom w:type="dxa" w:w="60"/>
-              <w:right w:type="dxa" w:w="90"/>
-            </w:tcMar>
-          </w:tcPr>
-          <w:p>
+            <w:tcW w:type="dxa" w:w="1500"/>
+            <w:tcBorders>
+              <w:top w:val="single" w:color="BFBFBF" w:sz="4"/>
+              <w:left w:val="single" w:color="BFBFBF" w:sz="4"/>
+              <w:bottom w:val="single" w:color="BFBFBF" w:sz="4"/>
+              <w:right w:val="single" w:color="BFBFBF" w:sz="4"/>
+            </w:tcBorders>
+            <w:shd w:fill="F2F2F2" w:color="auto" w:val="clear"/>
+            <w:tcMar>
+              <w:top w:type="dxa" w:w="60"/>
+              <w:left w:type="dxa" w:w="90"/>
+              <w:bottom w:type="dxa" w:w="60"/>
+              <w:right w:type="dxa" w:w="90"/>
+            </w:tcMar>
+          </w:tcPr>
+          <w:p>
+            <w:r>
+              <w:rPr>
+                <w:rFonts w:ascii="Calibri" w:cs="Calibri" w:eastAsia="Calibri" w:hAnsi="Calibri"/>
+                <w:b/>
+                <w:bCs/>
+                <w:sz w:val="18"/>
+                <w:szCs w:val="18"/>
+              </w:rPr>
+              <w:t xml:space="preserve">Kanıt (ölçüldü)</w:t>
+            </w:r>
+          </w:p>
+        </w:tc>
+        <w:tc>
+          <w:tcPr>
+            <w:tcW w:type="dxa" w:w="8138"/>
+            <w:tcBorders>
+              <w:top w:val="single" w:color="BFBFBF" w:sz="4"/>
+              <w:left w:val="single" w:color="BFBFBF" w:sz="4"/>
+              <w:bottom w:val="single" w:color="BFBFBF" w:sz="4"/>
+              <w:right w:val="single" w:color="BFBFBF" w:sz="4"/>
+            </w:tcBorders>
+            <w:tcMar>
+              <w:top w:type="dxa" w:w="60"/>
+              <w:left w:type="dxa" w:w="90"/>
+              <w:bottom w:type="dxa" w:w="60"/>
+              <w:right w:type="dxa" w:w="90"/>
+            </w:tcMar>
+          </w:tcPr>
+          <w:p>
+            <w:r>
+              <w:rPr>
+                <w:rFonts w:ascii="Calibri" w:cs="Calibri" w:eastAsia="Calibri" w:hAnsi="Calibri"/>
+                <w:b w:val="false"/>
+                <w:bCs w:val="false"/>
+                <w:sz w:val="18"/>
+                <w:szCs w:val="18"/>
+              </w:rPr>
+              <w:t xml:space="preserve">Son 30 günde ODAK fiyat belgelerinde 4.702.211 satış satırı var, değişen ürün yalnız 36.497. Bunların 4.630.424'ü (%98,5) sahte “önceki fiyat” (etiket − 0,01) taşıyor. Bu satırların 4.560.438'i 228 bayraklı 10.108 üründen geliyor: ürün başına ortalama 451 satır, 30 günün 29'unda. Bugün her saat ~10.465 satır yazıldı (08:00–21:00 arası 14 koşum). </w:t>
+            </w:r>
             <w:r>
               <w:rPr>
                 <w:rFonts w:ascii="Consolas" w:cs="Consolas" w:eastAsia="Consolas" w:hAnsi="Consolas"/>
@@ -14761,46 +13212,17 @@
                 <w:sz w:val="16"/>
                 <w:szCs w:val="16"/>
               </w:rPr>
-              <w:t xml:space="preserve">Tip</w:t>
-            </w:r>
-            <w:r>
-              <w:rPr>
-                <w:rFonts w:ascii="Calibri" w:cs="Calibri" w:eastAsia="Calibri" w:hAnsi="Calibri"/>
-                <w:b w:val="false"/>
-                <w:bCs w:val="false"/>
-                <w:sz w:val="18"/>
-                <w:szCs w:val="18"/>
-              </w:rPr>
-              <w:t xml:space="preserve"> varsayılanı 0</w:t>
-            </w:r>
-          </w:p>
-        </w:tc>
-        <w:tc>
-          <w:tcPr>
-            <w:tcW w:type="dxa" w:w="2995"/>
-            <w:tcBorders>
-              <w:top w:val="single" w:color="BFBFBF" w:sz="4"/>
-              <w:left w:val="single" w:color="BFBFBF" w:sz="4"/>
-              <w:bottom w:val="single" w:color="BFBFBF" w:sz="4"/>
-              <w:right w:val="single" w:color="BFBFBF" w:sz="4"/>
-            </w:tcBorders>
-            <w:tcMar>
-              <w:top w:type="dxa" w:w="60"/>
-              <w:left w:type="dxa" w:w="90"/>
-              <w:bottom w:type="dxa" w:w="60"/>
-              <w:right w:type="dxa" w:w="90"/>
-            </w:tcMar>
-          </w:tcPr>
-          <w:p>
-            <w:r>
-              <w:rPr>
-                <w:rFonts w:ascii="Calibri" w:cs="Calibri" w:eastAsia="Calibri" w:hAnsi="Calibri"/>
-                <w:b w:val="false"/>
-                <w:bCs w:val="false"/>
-                <w:sz w:val="18"/>
-                <w:szCs w:val="18"/>
-              </w:rPr>
-              <w:t xml:space="preserve">Mağaza fiyat geçmişi ayrılamıyor</w:t>
+              <w:t xml:space="preserve">fytOzl</w:t>
+            </w:r>
+            <w:r>
+              <w:rPr>
+                <w:rFonts w:ascii="Calibri" w:cs="Calibri" w:eastAsia="Calibri" w:hAnsi="Calibri"/>
+                <w:b w:val="false"/>
+                <w:bCs w:val="false"/>
+                <w:sz w:val="18"/>
+                <w:szCs w:val="18"/>
+              </w:rPr>
+              <w:t xml:space="preserve"> toplamı 159,3 milyon satır.</w:t>
             </w:r>
           </w:p>
         </w:tc>
@@ -14808,117 +13230,60 @@
       <w:tr>
         <w:tc>
           <w:tcPr>
-            <w:tcW w:type="dxa" w:w="655"/>
-            <w:tcBorders>
-              <w:top w:val="single" w:color="BFBFBF" w:sz="4"/>
-              <w:left w:val="single" w:color="BFBFBF" w:sz="4"/>
-              <w:bottom w:val="single" w:color="BFBFBF" w:sz="4"/>
-              <w:right w:val="single" w:color="BFBFBF" w:sz="4"/>
-            </w:tcBorders>
-            <w:tcMar>
-              <w:top w:type="dxa" w:w="60"/>
-              <w:left w:type="dxa" w:w="90"/>
-              <w:bottom w:type="dxa" w:w="60"/>
-              <w:right w:type="dxa" w:w="90"/>
-            </w:tcMar>
-          </w:tcPr>
-          <w:p>
-            <w:r>
-              <w:rPr>
-                <w:rFonts w:ascii="Calibri" w:cs="Calibri" w:eastAsia="Calibri" w:hAnsi="Calibri"/>
-                <w:b w:val="false"/>
-                <w:bCs w:val="false"/>
-                <w:sz w:val="18"/>
-                <w:szCs w:val="18"/>
-              </w:rPr>
-              <w:t xml:space="preserve">S-7</w:t>
-            </w:r>
-          </w:p>
-        </w:tc>
-        <w:tc>
-          <w:tcPr>
-            <w:tcW w:type="dxa" w:w="2994"/>
-            <w:tcBorders>
-              <w:top w:val="single" w:color="BFBFBF" w:sz="4"/>
-              <w:left w:val="single" w:color="BFBFBF" w:sz="4"/>
-              <w:bottom w:val="single" w:color="BFBFBF" w:sz="4"/>
-              <w:right w:val="single" w:color="BFBFBF" w:sz="4"/>
-            </w:tcBorders>
-            <w:tcMar>
-              <w:top w:type="dxa" w:w="60"/>
-              <w:left w:type="dxa" w:w="90"/>
-              <w:bottom w:type="dxa" w:w="60"/>
-              <w:right w:type="dxa" w:w="90"/>
-            </w:tcMar>
-          </w:tcPr>
-          <w:p>
-            <w:r>
-              <w:rPr>
-                <w:rFonts w:ascii="Calibri" w:cs="Calibri" w:eastAsia="Calibri" w:hAnsi="Calibri"/>
-                <w:b w:val="false"/>
-                <w:bCs w:val="false"/>
-                <w:sz w:val="18"/>
-                <w:szCs w:val="18"/>
-              </w:rPr>
-              <w:t xml:space="preserve">ODAK kullanıcı tablosunda şifre kolonu dolu</w:t>
-            </w:r>
-          </w:p>
-        </w:tc>
-        <w:tc>
-          <w:tcPr>
-            <w:tcW w:type="dxa" w:w="2994"/>
-            <w:tcBorders>
-              <w:top w:val="single" w:color="BFBFBF" w:sz="4"/>
-              <w:left w:val="single" w:color="BFBFBF" w:sz="4"/>
-              <w:bottom w:val="single" w:color="BFBFBF" w:sz="4"/>
-              <w:right w:val="single" w:color="BFBFBF" w:sz="4"/>
-            </w:tcBorders>
-            <w:tcMar>
-              <w:top w:type="dxa" w:w="60"/>
-              <w:left w:type="dxa" w:w="90"/>
-              <w:bottom w:type="dxa" w:w="60"/>
-              <w:right w:type="dxa" w:w="90"/>
-            </w:tcMar>
-          </w:tcPr>
-          <w:p>
-            <w:r>
-              <w:rPr>
-                <w:rFonts w:ascii="Calibri" w:cs="Calibri" w:eastAsia="Calibri" w:hAnsi="Calibri"/>
-                <w:b w:val="false"/>
-                <w:bCs w:val="false"/>
-                <w:sz w:val="18"/>
-                <w:szCs w:val="18"/>
-              </w:rPr>
-              <w:t xml:space="preserve">8 satırın 7'si; değer okunmadı</w:t>
-            </w:r>
-          </w:p>
-        </w:tc>
-        <w:tc>
-          <w:tcPr>
-            <w:tcW w:type="dxa" w:w="2995"/>
-            <w:tcBorders>
-              <w:top w:val="single" w:color="BFBFBF" w:sz="4"/>
-              <w:left w:val="single" w:color="BFBFBF" w:sz="4"/>
-              <w:bottom w:val="single" w:color="BFBFBF" w:sz="4"/>
-              <w:right w:val="single" w:color="BFBFBF" w:sz="4"/>
-            </w:tcBorders>
-            <w:tcMar>
-              <w:top w:type="dxa" w:w="60"/>
-              <w:left w:type="dxa" w:w="90"/>
-              <w:bottom w:type="dxa" w:w="60"/>
-              <w:right w:type="dxa" w:w="90"/>
-            </w:tcMar>
-          </w:tcPr>
-          <w:p>
-            <w:r>
-              <w:rPr>
-                <w:rFonts w:ascii="Calibri" w:cs="Calibri" w:eastAsia="Calibri" w:hAnsi="Calibri"/>
-                <w:b w:val="false"/>
-                <w:bCs w:val="false"/>
-                <w:sz w:val="18"/>
-                <w:szCs w:val="18"/>
-              </w:rPr>
-              <w:t xml:space="preserve">Düz metinse ERP okuyan herkes ODAK hesabına erişir</w:t>
+            <w:tcW w:type="dxa" w:w="1500"/>
+            <w:tcBorders>
+              <w:top w:val="single" w:color="BFBFBF" w:sz="4"/>
+              <w:left w:val="single" w:color="BFBFBF" w:sz="4"/>
+              <w:bottom w:val="single" w:color="BFBFBF" w:sz="4"/>
+              <w:right w:val="single" w:color="BFBFBF" w:sz="4"/>
+            </w:tcBorders>
+            <w:shd w:fill="F2F2F2" w:color="auto" w:val="clear"/>
+            <w:tcMar>
+              <w:top w:type="dxa" w:w="60"/>
+              <w:left w:type="dxa" w:w="90"/>
+              <w:bottom w:type="dxa" w:w="60"/>
+              <w:right w:type="dxa" w:w="90"/>
+            </w:tcMar>
+          </w:tcPr>
+          <w:p>
+            <w:r>
+              <w:rPr>
+                <w:rFonts w:ascii="Calibri" w:cs="Calibri" w:eastAsia="Calibri" w:hAnsi="Calibri"/>
+                <w:b/>
+                <w:bCs/>
+                <w:sz w:val="18"/>
+                <w:szCs w:val="18"/>
+              </w:rPr>
+              <w:t xml:space="preserve">Etki</w:t>
+            </w:r>
+          </w:p>
+        </w:tc>
+        <w:tc>
+          <w:tcPr>
+            <w:tcW w:type="dxa" w:w="8138"/>
+            <w:tcBorders>
+              <w:top w:val="single" w:color="BFBFBF" w:sz="4"/>
+              <w:left w:val="single" w:color="BFBFBF" w:sz="4"/>
+              <w:bottom w:val="single" w:color="BFBFBF" w:sz="4"/>
+              <w:right w:val="single" w:color="BFBFBF" w:sz="4"/>
+            </w:tcBorders>
+            <w:tcMar>
+              <w:top w:type="dxa" w:w="60"/>
+              <w:left w:type="dxa" w:w="90"/>
+              <w:bottom w:type="dxa" w:w="60"/>
+              <w:right w:type="dxa" w:w="90"/>
+            </w:tcMar>
+          </w:tcPr>
+          <w:p>
+            <w:r>
+              <w:rPr>
+                <w:rFonts w:ascii="Calibri" w:cs="Calibri" w:eastAsia="Calibri" w:hAnsi="Calibri"/>
+                <w:b w:val="false"/>
+                <w:bCs w:val="false"/>
+                <w:sz w:val="18"/>
+                <w:szCs w:val="18"/>
+              </w:rPr>
+              <w:t xml:space="preserve">Fiyat değişmediği hâlde günde ~157 bin satır fiyat geçmişine ekleniyor (yılda ~57 milyon). Fiyat geçmişi okunamaz hâle geliyor: her ürün her gün “değişmiş” görünüyor ve önceki fiyat sütunu yanlış. Her koşumda kasaya fiyat gönderimi tetikleniyor.</w:t>
             </w:r>
           </w:p>
         </w:tc>
@@ -14926,358 +13291,183 @@
       <w:tr>
         <w:tc>
           <w:tcPr>
-            <w:tcW w:type="dxa" w:w="655"/>
-            <w:tcBorders>
-              <w:top w:val="single" w:color="BFBFBF" w:sz="4"/>
-              <w:left w:val="single" w:color="BFBFBF" w:sz="4"/>
-              <w:bottom w:val="single" w:color="BFBFBF" w:sz="4"/>
-              <w:right w:val="single" w:color="BFBFBF" w:sz="4"/>
-            </w:tcBorders>
-            <w:tcMar>
-              <w:top w:type="dxa" w:w="60"/>
-              <w:left w:type="dxa" w:w="90"/>
-              <w:bottom w:type="dxa" w:w="60"/>
-              <w:right w:type="dxa" w:w="90"/>
-            </w:tcMar>
-          </w:tcPr>
-          <w:p>
-            <w:r>
-              <w:rPr>
-                <w:rFonts w:ascii="Calibri" w:cs="Calibri" w:eastAsia="Calibri" w:hAnsi="Calibri"/>
-                <w:b w:val="false"/>
-                <w:bCs w:val="false"/>
-                <w:sz w:val="18"/>
-                <w:szCs w:val="18"/>
-              </w:rPr>
-              <w:t xml:space="preserve">S-8</w:t>
-            </w:r>
-          </w:p>
-        </w:tc>
-        <w:tc>
-          <w:tcPr>
-            <w:tcW w:type="dxa" w:w="2994"/>
-            <w:tcBorders>
-              <w:top w:val="single" w:color="BFBFBF" w:sz="4"/>
-              <w:left w:val="single" w:color="BFBFBF" w:sz="4"/>
-              <w:bottom w:val="single" w:color="BFBFBF" w:sz="4"/>
-              <w:right w:val="single" w:color="BFBFBF" w:sz="4"/>
-            </w:tcBorders>
-            <w:tcMar>
-              <w:top w:type="dxa" w:w="60"/>
-              <w:left w:type="dxa" w:w="90"/>
-              <w:bottom w:type="dxa" w:w="60"/>
-              <w:right w:type="dxa" w:w="90"/>
-            </w:tcMar>
-          </w:tcPr>
-          <w:p>
-            <w:r>
-              <w:rPr>
-                <w:rFonts w:ascii="Calibri" w:cs="Calibri" w:eastAsia="Calibri" w:hAnsi="Calibri"/>
-                <w:b w:val="false"/>
-                <w:bCs w:val="false"/>
-                <w:sz w:val="18"/>
-                <w:szCs w:val="18"/>
-              </w:rPr>
-              <w:t xml:space="preserve">Stok log tablosu silinmiyor</w:t>
-            </w:r>
-          </w:p>
-        </w:tc>
-        <w:tc>
-          <w:tcPr>
-            <w:tcW w:type="dxa" w:w="2994"/>
-            <w:tcBorders>
-              <w:top w:val="single" w:color="BFBFBF" w:sz="4"/>
-              <w:left w:val="single" w:color="BFBFBF" w:sz="4"/>
-              <w:bottom w:val="single" w:color="BFBFBF" w:sz="4"/>
-              <w:right w:val="single" w:color="BFBFBF" w:sz="4"/>
-            </w:tcBorders>
-            <w:tcMar>
-              <w:top w:type="dxa" w:w="60"/>
-              <w:left w:type="dxa" w:w="90"/>
-              <w:bottom w:type="dxa" w:w="60"/>
-              <w:right w:type="dxa" w:w="90"/>
-            </w:tcMar>
-          </w:tcPr>
-          <w:p>
-            <w:r>
-              <w:rPr>
-                <w:rFonts w:ascii="Calibri" w:cs="Calibri" w:eastAsia="Calibri" w:hAnsi="Calibri"/>
-                <w:b w:val="false"/>
-                <w:bCs w:val="false"/>
-                <w:sz w:val="18"/>
-                <w:szCs w:val="18"/>
-              </w:rPr>
-              <w:t xml:space="preserve">21 günde +2,35 milyon, toplam 94,7 milyon</w:t>
-            </w:r>
-          </w:p>
-        </w:tc>
-        <w:tc>
-          <w:tcPr>
-            <w:tcW w:type="dxa" w:w="2995"/>
-            <w:tcBorders>
-              <w:top w:val="single" w:color="BFBFBF" w:sz="4"/>
-              <w:left w:val="single" w:color="BFBFBF" w:sz="4"/>
-              <w:bottom w:val="single" w:color="BFBFBF" w:sz="4"/>
-              <w:right w:val="single" w:color="BFBFBF" w:sz="4"/>
-            </w:tcBorders>
-            <w:tcMar>
-              <w:top w:type="dxa" w:w="60"/>
-              <w:left w:type="dxa" w:w="90"/>
-              <w:bottom w:type="dxa" w:w="60"/>
-              <w:right w:type="dxa" w:w="90"/>
-            </w:tcMar>
-          </w:tcPr>
-          <w:p>
-            <w:r>
-              <w:rPr>
-                <w:rFonts w:ascii="Calibri" w:cs="Calibri" w:eastAsia="Calibri" w:hAnsi="Calibri"/>
-                <w:b w:val="false"/>
-                <w:bCs w:val="false"/>
-                <w:sz w:val="18"/>
-                <w:szCs w:val="18"/>
-              </w:rPr>
-              <w:t xml:space="preserve">Disk ve job süresi yavaşça artar</w:t>
-            </w:r>
-          </w:p>
-        </w:tc>
-      </w:tr>
-      <w:tr>
-        <w:tc>
-          <w:tcPr>
-            <w:tcW w:type="dxa" w:w="655"/>
-            <w:tcBorders>
-              <w:top w:val="single" w:color="BFBFBF" w:sz="4"/>
-              <w:left w:val="single" w:color="BFBFBF" w:sz="4"/>
-              <w:bottom w:val="single" w:color="BFBFBF" w:sz="4"/>
-              <w:right w:val="single" w:color="BFBFBF" w:sz="4"/>
-            </w:tcBorders>
-            <w:tcMar>
-              <w:top w:type="dxa" w:w="60"/>
-              <w:left w:type="dxa" w:w="90"/>
-              <w:bottom w:type="dxa" w:w="60"/>
-              <w:right w:type="dxa" w:w="90"/>
-            </w:tcMar>
-          </w:tcPr>
-          <w:p>
-            <w:r>
-              <w:rPr>
-                <w:rFonts w:ascii="Calibri" w:cs="Calibri" w:eastAsia="Calibri" w:hAnsi="Calibri"/>
-                <w:b w:val="false"/>
-                <w:bCs w:val="false"/>
-                <w:sz w:val="18"/>
-                <w:szCs w:val="18"/>
-              </w:rPr>
-              <w:t xml:space="preserve">S-9</w:t>
-            </w:r>
-          </w:p>
-        </w:tc>
-        <w:tc>
-          <w:tcPr>
-            <w:tcW w:type="dxa" w:w="2994"/>
-            <w:tcBorders>
-              <w:top w:val="single" w:color="BFBFBF" w:sz="4"/>
-              <w:left w:val="single" w:color="BFBFBF" w:sz="4"/>
-              <w:bottom w:val="single" w:color="BFBFBF" w:sz="4"/>
-              <w:right w:val="single" w:color="BFBFBF" w:sz="4"/>
-            </w:tcBorders>
-            <w:tcMar>
-              <w:top w:type="dxa" w:w="60"/>
-              <w:left w:type="dxa" w:w="90"/>
-              <w:bottom w:type="dxa" w:w="60"/>
-              <w:right w:type="dxa" w:w="90"/>
-            </w:tcMar>
-          </w:tcPr>
-          <w:p>
-            <w:r>
-              <w:rPr>
-                <w:rFonts w:ascii="Calibri" w:cs="Calibri" w:eastAsia="Calibri" w:hAnsi="Calibri"/>
-                <w:b w:val="false"/>
-                <w:bCs w:val="false"/>
-                <w:sz w:val="18"/>
-                <w:szCs w:val="18"/>
-              </w:rPr>
-              <w:t xml:space="preserve">Tedarikçi alanı gerçek tedarikçi değil</w:t>
-            </w:r>
-          </w:p>
-        </w:tc>
-        <w:tc>
-          <w:tcPr>
-            <w:tcW w:type="dxa" w:w="2994"/>
-            <w:tcBorders>
-              <w:top w:val="single" w:color="BFBFBF" w:sz="4"/>
-              <w:left w:val="single" w:color="BFBFBF" w:sz="4"/>
-              <w:bottom w:val="single" w:color="BFBFBF" w:sz="4"/>
-              <w:right w:val="single" w:color="BFBFBF" w:sz="4"/>
-            </w:tcBorders>
-            <w:tcMar>
-              <w:top w:type="dxa" w:w="60"/>
-              <w:left w:type="dxa" w:w="90"/>
-              <w:bottom w:type="dxa" w:w="60"/>
-              <w:right w:type="dxa" w:w="90"/>
-            </w:tcMar>
-          </w:tcPr>
-          <w:p>
-            <w:r>
-              <w:rPr>
-                <w:rFonts w:ascii="Calibri" w:cs="Calibri" w:eastAsia="Calibri" w:hAnsi="Calibri"/>
-                <w:b w:val="false"/>
-                <w:bCs w:val="false"/>
-                <w:sz w:val="18"/>
-                <w:szCs w:val="18"/>
-              </w:rPr>
-              <w:t xml:space="preserve">9525 bağlı 808.775 ürün; ana tedarikçisi 9525 olan 679.076 (%80,6)</w:t>
-            </w:r>
-          </w:p>
-        </w:tc>
-        <w:tc>
-          <w:tcPr>
-            <w:tcW w:type="dxa" w:w="2995"/>
-            <w:tcBorders>
-              <w:top w:val="single" w:color="BFBFBF" w:sz="4"/>
-              <w:left w:val="single" w:color="BFBFBF" w:sz="4"/>
-              <w:bottom w:val="single" w:color="BFBFBF" w:sz="4"/>
-              <w:right w:val="single" w:color="BFBFBF" w:sz="4"/>
-            </w:tcBorders>
-            <w:tcMar>
-              <w:top w:type="dxa" w:w="60"/>
-              <w:left w:type="dxa" w:w="90"/>
-              <w:bottom w:type="dxa" w:w="60"/>
-              <w:right w:type="dxa" w:w="90"/>
-            </w:tcMar>
-          </w:tcPr>
-          <w:p>
-            <w:r>
-              <w:rPr>
-                <w:rFonts w:ascii="Calibri" w:cs="Calibri" w:eastAsia="Calibri" w:hAnsi="Calibri"/>
-                <w:b w:val="false"/>
-                <w:bCs w:val="false"/>
-                <w:sz w:val="18"/>
-                <w:szCs w:val="18"/>
-              </w:rPr>
-              <w:t xml:space="preserve">Tedarikçi analizi alış irsaliyesinden yapılmalı</w:t>
-            </w:r>
-          </w:p>
-        </w:tc>
-      </w:tr>
-      <w:tr>
-        <w:tc>
-          <w:tcPr>
-            <w:tcW w:type="dxa" w:w="655"/>
-            <w:tcBorders>
-              <w:top w:val="single" w:color="BFBFBF" w:sz="4"/>
-              <w:left w:val="single" w:color="BFBFBF" w:sz="4"/>
-              <w:bottom w:val="single" w:color="BFBFBF" w:sz="4"/>
-              <w:right w:val="single" w:color="BFBFBF" w:sz="4"/>
-            </w:tcBorders>
-            <w:tcMar>
-              <w:top w:type="dxa" w:w="60"/>
-              <w:left w:type="dxa" w:w="90"/>
-              <w:bottom w:type="dxa" w:w="60"/>
-              <w:right w:type="dxa" w:w="90"/>
-            </w:tcMar>
-          </w:tcPr>
-          <w:p>
-            <w:r>
-              <w:rPr>
-                <w:rFonts w:ascii="Calibri" w:cs="Calibri" w:eastAsia="Calibri" w:hAnsi="Calibri"/>
-                <w:b w:val="false"/>
-                <w:bCs w:val="false"/>
-                <w:sz w:val="18"/>
-                <w:szCs w:val="18"/>
-              </w:rPr>
-              <w:t xml:space="preserve">S-10</w:t>
-            </w:r>
-          </w:p>
-        </w:tc>
-        <w:tc>
-          <w:tcPr>
-            <w:tcW w:type="dxa" w:w="2994"/>
-            <w:tcBorders>
-              <w:top w:val="single" w:color="BFBFBF" w:sz="4"/>
-              <w:left w:val="single" w:color="BFBFBF" w:sz="4"/>
-              <w:bottom w:val="single" w:color="BFBFBF" w:sz="4"/>
-              <w:right w:val="single" w:color="BFBFBF" w:sz="4"/>
-            </w:tcBorders>
-            <w:tcMar>
-              <w:top w:type="dxa" w:w="60"/>
-              <w:left w:type="dxa" w:w="90"/>
-              <w:bottom w:type="dxa" w:w="60"/>
-              <w:right w:type="dxa" w:w="90"/>
-            </w:tcMar>
-          </w:tcPr>
-          <w:p>
-            <w:r>
-              <w:rPr>
-                <w:rFonts w:ascii="Calibri" w:cs="Calibri" w:eastAsia="Calibri" w:hAnsi="Calibri"/>
-                <w:b w:val="false"/>
-                <w:bCs w:val="false"/>
-                <w:sz w:val="18"/>
-                <w:szCs w:val="18"/>
-              </w:rPr>
-              <w:t xml:space="preserve">Transfer irsaliyesi hattı durmuş</w:t>
-            </w:r>
-          </w:p>
-        </w:tc>
-        <w:tc>
-          <w:tcPr>
-            <w:tcW w:type="dxa" w:w="2994"/>
-            <w:tcBorders>
-              <w:top w:val="single" w:color="BFBFBF" w:sz="4"/>
-              <w:left w:val="single" w:color="BFBFBF" w:sz="4"/>
-              <w:bottom w:val="single" w:color="BFBFBF" w:sz="4"/>
-              <w:right w:val="single" w:color="BFBFBF" w:sz="4"/>
-            </w:tcBorders>
-            <w:tcMar>
-              <w:top w:type="dxa" w:w="60"/>
-              <w:left w:type="dxa" w:w="90"/>
-              <w:bottom w:type="dxa" w:w="60"/>
-              <w:right w:type="dxa" w:w="90"/>
-            </w:tcMar>
-          </w:tcPr>
-          <w:p>
-            <w:r>
-              <w:rPr>
-                <w:rFonts w:ascii="Calibri" w:cs="Calibri" w:eastAsia="Calibri" w:hAnsi="Calibri"/>
-                <w:b w:val="false"/>
-                <w:bCs w:val="false"/>
-                <w:sz w:val="18"/>
-                <w:szCs w:val="18"/>
-              </w:rPr>
-              <w:t xml:space="preserve">Son aktarım 27.03.2024</w:t>
-            </w:r>
-          </w:p>
-        </w:tc>
-        <w:tc>
-          <w:tcPr>
-            <w:tcW w:type="dxa" w:w="2995"/>
-            <w:tcBorders>
-              <w:top w:val="single" w:color="BFBFBF" w:sz="4"/>
-              <w:left w:val="single" w:color="BFBFBF" w:sz="4"/>
-              <w:bottom w:val="single" w:color="BFBFBF" w:sz="4"/>
-              <w:right w:val="single" w:color="BFBFBF" w:sz="4"/>
-            </w:tcBorders>
-            <w:tcMar>
-              <w:top w:type="dxa" w:w="60"/>
-              <w:left w:type="dxa" w:w="90"/>
-              <w:bottom w:type="dxa" w:w="60"/>
-              <w:right w:type="dxa" w:w="90"/>
-            </w:tcMar>
-          </w:tcPr>
-          <w:p>
-            <w:r>
-              <w:rPr>
-                <w:rFonts w:ascii="Calibri" w:cs="Calibri" w:eastAsia="Calibri" w:hAnsi="Calibri"/>
-                <w:b w:val="false"/>
-                <w:bCs w:val="false"/>
-                <w:sz w:val="18"/>
-                <w:szCs w:val="18"/>
-              </w:rPr>
-              <w:t xml:space="preserve">Ölü kod ve 1,8 milyon satırlık kullanılmayan tablo</w:t>
+            <w:tcW w:type="dxa" w:w="1500"/>
+            <w:tcBorders>
+              <w:top w:val="single" w:color="BFBFBF" w:sz="4"/>
+              <w:left w:val="single" w:color="BFBFBF" w:sz="4"/>
+              <w:bottom w:val="single" w:color="BFBFBF" w:sz="4"/>
+              <w:right w:val="single" w:color="BFBFBF" w:sz="4"/>
+            </w:tcBorders>
+            <w:shd w:fill="F2F2F2" w:color="auto" w:val="clear"/>
+            <w:tcMar>
+              <w:top w:type="dxa" w:w="60"/>
+              <w:left w:type="dxa" w:w="90"/>
+              <w:bottom w:type="dxa" w:w="60"/>
+              <w:right w:type="dxa" w:w="90"/>
+            </w:tcMar>
+          </w:tcPr>
+          <w:p>
+            <w:r>
+              <w:rPr>
+                <w:rFonts w:ascii="Calibri" w:cs="Calibri" w:eastAsia="Calibri" w:hAnsi="Calibri"/>
+                <w:b/>
+                <w:bCs/>
+                <w:sz w:val="18"/>
+                <w:szCs w:val="18"/>
+              </w:rPr>
+              <w:t xml:space="preserve">Öneri</w:t>
+            </w:r>
+          </w:p>
+        </w:tc>
+        <w:tc>
+          <w:tcPr>
+            <w:tcW w:type="dxa" w:w="8138"/>
+            <w:tcBorders>
+              <w:top w:val="single" w:color="BFBFBF" w:sz="4"/>
+              <w:left w:val="single" w:color="BFBFBF" w:sz="4"/>
+              <w:bottom w:val="single" w:color="BFBFBF" w:sz="4"/>
+              <w:right w:val="single" w:color="BFBFBF" w:sz="4"/>
+            </w:tcBorders>
+            <w:tcMar>
+              <w:top w:type="dxa" w:w="60"/>
+              <w:left w:type="dxa" w:w="90"/>
+              <w:bottom w:type="dxa" w:w="60"/>
+              <w:right w:type="dxa" w:w="90"/>
+            </w:tcMar>
+          </w:tcPr>
+          <w:p>
+            <w:r>
+              <w:rPr>
+                <w:rFonts w:ascii="Calibri" w:cs="Calibri" w:eastAsia="Calibri" w:hAnsi="Calibri"/>
+                <w:b w:val="false"/>
+                <w:bCs w:val="false"/>
+                <w:sz w:val="18"/>
+                <w:szCs w:val="18"/>
+              </w:rPr>
+              <w:t xml:space="preserve">İkinci bloğa 228 bayraklı ürünleri dışlayan süzgeç eklenmeli (ya da bu ürünlerde karşılaştırma alış satırı yerine başka bir kaynaktan yapılmalı). Önceki fiyat </w:t>
+            </w:r>
+            <w:r>
+              <w:rPr>
+                <w:rFonts w:ascii="Consolas" w:cs="Consolas" w:eastAsia="Consolas" w:hAnsi="Consolas"/>
+                <w:color w:val="333333"/>
+                <w:sz w:val="16"/>
+                <w:szCs w:val="16"/>
+              </w:rPr>
+              <w:t xml:space="preserve">urn.fiyatS</w:t>
+            </w:r>
+            <w:r>
+              <w:rPr>
+                <w:rFonts w:ascii="Calibri" w:cs="Calibri" w:eastAsia="Calibri" w:hAnsi="Calibri"/>
+                <w:b w:val="false"/>
+                <w:bCs w:val="false"/>
+                <w:sz w:val="18"/>
+                <w:szCs w:val="18"/>
+              </w:rPr>
+              <w:t xml:space="preserve">'ten alınmalı.</w:t>
             </w:r>
           </w:p>
         </w:tc>
       </w:tr>
     </w:tbl>
+    <w:p>
+      <w:pPr>
+        <w:spacing w:after="40" w:before="80"/>
+      </w:pPr>
+      <w:r>
+        <w:rPr>
+          <w:rFonts w:ascii="Calibri" w:cs="Calibri" w:eastAsia="Calibri" w:hAnsi="Calibri"/>
+          <w:b/>
+          <w:bCs/>
+          <w:sz w:val="17"/>
+          <w:szCs w:val="17"/>
+        </w:rPr>
+        <w:t xml:space="preserve">Kod:</w:t>
+      </w:r>
+    </w:p>
+    <w:p>
+      <w:pPr>
+        <w:shd w:fill="F4F4F4" w:color="auto" w:val="clear"/>
+        <w:spacing w:after="0"/>
+      </w:pPr>
+      <w:r>
+        <w:rPr>
+          <w:rFonts w:ascii="Consolas" w:cs="Consolas" w:eastAsia="Consolas" w:hAnsi="Consolas"/>
+          <w:sz w:val="16"/>
+          <w:szCs w:val="16"/>
+        </w:rPr>
+        <w:t xml:space="preserve">63| ;WITH aaa AS( SELECT u.stkID fStkID, ... ISNULL(fInd1,0) fInd1 ...</w:t>
+      </w:r>
+    </w:p>
+    <w:p>
+      <w:pPr>
+        <w:shd w:fill="F4F4F4" w:color="auto" w:val="clear"/>
+        <w:spacing w:after="0"/>
+      </w:pPr>
+      <w:r>
+        <w:rPr>
+          <w:rFonts w:ascii="Consolas" w:cs="Consolas" w:eastAsia="Consolas" w:hAnsi="Consolas"/>
+          <w:sz w:val="16"/>
+          <w:szCs w:val="16"/>
+        </w:rPr>
+        <w:t xml:space="preserve">67|   LEFT JOIN fytOzl a ON a.fStkID = u.stkID and a.fFrmID in (9525) AND fTur=1 AND fTip=1</w:t>
+      </w:r>
+    </w:p>
+    <w:p>
+      <w:pPr>
+        <w:shd w:fill="F4F4F4" w:color="auto" w:val="clear"/>
+        <w:spacing w:after="0"/>
+      </w:pPr>
+      <w:r>
+        <w:rPr>
+          <w:rFonts w:ascii="Consolas" w:cs="Consolas" w:eastAsia="Consolas" w:hAnsi="Consolas"/>
+          <w:sz w:val="16"/>
+          <w:szCs w:val="16"/>
+        </w:rPr>
+        <w:t xml:space="preserve">73| ,CASE WHEN ISNULL(cift.Fiyat,-1) &lt; odak.etiket_fiyat THEN odak.etiket_fiyat ... END - 0.01  fiyatS</w:t>
+      </w:r>
+    </w:p>
+    <w:p>
+      <w:pPr>
+        <w:shd w:fill="F4F4F4" w:color="auto" w:val="clear"/>
+        <w:spacing w:after="0"/>
+      </w:pPr>
+      <w:r>
+        <w:rPr>
+          <w:rFonts w:ascii="Consolas" w:cs="Consolas" w:eastAsia="Consolas" w:hAnsi="Consolas"/>
+          <w:sz w:val="16"/>
+          <w:szCs w:val="16"/>
+        </w:rPr>
+        <w:t xml:space="preserve">84| WHERE sno=1 AND fInd1&lt;&gt;ISNULL(mar.discount,0) AND temp.stkID IS null</w:t>
+      </w:r>
+    </w:p>
+    <w:p>
+      <w:pPr>
+        <w:shd w:fill="F4F4F4" w:color="auto" w:val="clear"/>
+        <w:spacing w:after="0"/>
+      </w:pPr>
+      <w:r>
+        <w:rPr>
+          <w:rFonts w:ascii="Consolas" w:cs="Consolas" w:eastAsia="Consolas" w:hAnsi="Consolas"/>
+          <w:sz w:val="16"/>
+          <w:szCs w:val="16"/>
+        </w:rPr>
+        <w:t xml:space="preserve">130| LEFT JOIN urnBilgi ub228 ... ub228.bBilgiID=228 ...</w:t>
+      </w:r>
+    </w:p>
+    <w:p>
+      <w:pPr>
+        <w:shd w:fill="F4F4F4" w:color="auto" w:val="clear"/>
+        <w:spacing w:after="0"/>
+      </w:pPr>
+      <w:r>
+        <w:rPr>
+          <w:rFonts w:ascii="Consolas" w:cs="Consolas" w:eastAsia="Consolas" w:hAnsi="Consolas"/>
+          <w:sz w:val="16"/>
+          <w:szCs w:val="16"/>
+        </w:rPr>
+        <w:t xml:space="preserve">131| WHERE ub228.bVeriID IS NULL</w:t>
+      </w:r>
+    </w:p>
     <w:p>
       <w:pPr>
         <w:spacing w:after="80"/>
@@ -15285,90 +13475,432 @@
     </w:p>
     <w:p>
       <w:pPr>
-        <w:spacing w:after="120" w:line="276"/>
+        <w:pStyle w:val="Heading2"/>
+        <w:spacing w:after="100" w:before="220"/>
       </w:pPr>
       <w:r>
         <w:rPr>
           <w:rFonts w:ascii="Calibri" w:cs="Calibri" w:eastAsia="Calibri" w:hAnsi="Calibri"/>
-          <w:sz w:val="20"/>
-          <w:szCs w:val="20"/>
-        </w:rPr>
-        <w:t xml:space="preserve">Ayrıca </w:t>
-      </w:r>
-      <w:r>
-        <w:rPr>
-          <w:rFonts w:ascii="Consolas" w:cs="Consolas" w:eastAsia="Consolas" w:hAnsi="Consolas"/>
-          <w:color w:val="333333"/>
-          <w:sz w:val="18"/>
-          <w:szCs w:val="18"/>
-        </w:rPr>
-        <w:t xml:space="preserve">OdakUrunGuncellemeEslestir</w:t>
-      </w:r>
-      <w:r>
-        <w:rPr>
-          <w:rFonts w:ascii="Calibri" w:cs="Calibri" w:eastAsia="Calibri" w:hAnsi="Calibri"/>
-          <w:sz w:val="20"/>
-          <w:szCs w:val="20"/>
-        </w:rPr>
-        <w:t xml:space="preserve"> ve </w:t>
-      </w:r>
-      <w:r>
-        <w:rPr>
-          <w:rFonts w:ascii="Consolas" w:cs="Consolas" w:eastAsia="Consolas" w:hAnsi="Consolas"/>
-          <w:color w:val="333333"/>
-          <w:sz w:val="18"/>
-          <w:szCs w:val="18"/>
-        </w:rPr>
-        <w:t xml:space="preserve">OdakTukendileriTukendiYap</w:t>
-      </w:r>
-      <w:r>
-        <w:rPr>
-          <w:rFonts w:ascii="Calibri" w:cs="Calibri" w:eastAsia="Calibri" w:hAnsi="Calibri"/>
-          <w:sz w:val="20"/>
-          <w:szCs w:val="20"/>
-        </w:rPr>
-        <w:t xml:space="preserve"> 03.10.2026'da değiştirildi. Bu belgedeki kod okuması değişiklik sonrası hâlidir.</w:t>
+          <w:b/>
+          <w:bCs/>
+          <w:sz w:val="24"/>
+          <w:szCs w:val="24"/>
+        </w:rPr>
+        <w:t xml:space="preserve">S-2 · “Odak Fiyat Güncellenmesin” (220) bayrağı delinmiş: elle girilen fiyat eziliyor  (Yüksek)</w:t>
+      </w:r>
+    </w:p>
+    <w:tbl>
+      <w:tblPr>
+        <w:tblW w:type="dxa" w:w="9638"/>
+        <w:tblBorders>
+          <w:top w:val="single" w:color="auto" w:sz="4"/>
+          <w:left w:val="single" w:color="auto" w:sz="4"/>
+          <w:bottom w:val="single" w:color="auto" w:sz="4"/>
+          <w:right w:val="single" w:color="auto" w:sz="4"/>
+          <w:insideH w:val="single" w:color="auto" w:sz="4"/>
+          <w:insideV w:val="single" w:color="auto" w:sz="4"/>
+        </w:tblBorders>
+        <w:tblLayout w:type="fixed"/>
+      </w:tblPr>
+      <w:tblGrid>
+        <w:gridCol w:w="1500"/>
+        <w:gridCol w:w="8138"/>
+      </w:tblGrid>
+      <w:tr>
+        <w:tc>
+          <w:tcPr>
+            <w:tcW w:type="dxa" w:w="1500"/>
+            <w:tcBorders>
+              <w:top w:val="single" w:color="BFBFBF" w:sz="4"/>
+              <w:left w:val="single" w:color="BFBFBF" w:sz="4"/>
+              <w:bottom w:val="single" w:color="BFBFBF" w:sz="4"/>
+              <w:right w:val="single" w:color="BFBFBF" w:sz="4"/>
+            </w:tcBorders>
+            <w:shd w:fill="F2F2F2" w:color="auto" w:val="clear"/>
+            <w:tcMar>
+              <w:top w:type="dxa" w:w="60"/>
+              <w:left w:type="dxa" w:w="90"/>
+              <w:bottom w:type="dxa" w:w="60"/>
+              <w:right w:type="dxa" w:w="90"/>
+            </w:tcMar>
+          </w:tcPr>
+          <w:p>
+            <w:r>
+              <w:rPr>
+                <w:rFonts w:ascii="Calibri" w:cs="Calibri" w:eastAsia="Calibri" w:hAnsi="Calibri"/>
+                <w:b/>
+                <w:bCs/>
+                <w:sz w:val="18"/>
+                <w:szCs w:val="18"/>
+              </w:rPr>
+              <w:t xml:space="preserve">Nerede</w:t>
+            </w:r>
+          </w:p>
+        </w:tc>
+        <w:tc>
+          <w:tcPr>
+            <w:tcW w:type="dxa" w:w="8138"/>
+            <w:tcBorders>
+              <w:top w:val="single" w:color="BFBFBF" w:sz="4"/>
+              <w:left w:val="single" w:color="BFBFBF" w:sz="4"/>
+              <w:bottom w:val="single" w:color="BFBFBF" w:sz="4"/>
+              <w:right w:val="single" w:color="BFBFBF" w:sz="4"/>
+            </w:tcBorders>
+            <w:tcMar>
+              <w:top w:type="dxa" w:w="60"/>
+              <w:left w:type="dxa" w:w="90"/>
+              <w:bottom w:type="dxa" w:w="60"/>
+              <w:right w:type="dxa" w:w="90"/>
+            </w:tcMar>
+          </w:tcPr>
+          <w:p>
+            <w:r>
+              <w:rPr>
+                <w:rFonts w:ascii="Consolas" w:cs="Consolas" w:eastAsia="Consolas" w:hAnsi="Consolas"/>
+                <w:color w:val="333333"/>
+                <w:sz w:val="16"/>
+                <w:szCs w:val="16"/>
+              </w:rPr>
+              <w:t xml:space="preserve">DerinSISBkm.ent.odakFiyatAktarim</w:t>
+            </w:r>
+            <w:r>
+              <w:rPr>
+                <w:rFonts w:ascii="Calibri" w:cs="Calibri" w:eastAsia="Calibri" w:hAnsi="Calibri"/>
+                <w:b w:val="false"/>
+                <w:bCs w:val="false"/>
+                <w:sz w:val="18"/>
+                <w:szCs w:val="18"/>
+              </w:rPr>
+              <w:t xml:space="preserve"> satır 53–55 (süzgeç yalnız birinci blokta) · satır 63–84 (ikinci blokta süzgeç yok)</w:t>
+            </w:r>
+          </w:p>
+        </w:tc>
+      </w:tr>
+      <w:tr>
+        <w:tc>
+          <w:tcPr>
+            <w:tcW w:type="dxa" w:w="1500"/>
+            <w:tcBorders>
+              <w:top w:val="single" w:color="BFBFBF" w:sz="4"/>
+              <w:left w:val="single" w:color="BFBFBF" w:sz="4"/>
+              <w:bottom w:val="single" w:color="BFBFBF" w:sz="4"/>
+              <w:right w:val="single" w:color="BFBFBF" w:sz="4"/>
+            </w:tcBorders>
+            <w:shd w:fill="F2F2F2" w:color="auto" w:val="clear"/>
+            <w:tcMar>
+              <w:top w:type="dxa" w:w="60"/>
+              <w:left w:type="dxa" w:w="90"/>
+              <w:bottom w:type="dxa" w:w="60"/>
+              <w:right w:type="dxa" w:w="90"/>
+            </w:tcMar>
+          </w:tcPr>
+          <w:p>
+            <w:r>
+              <w:rPr>
+                <w:rFonts w:ascii="Calibri" w:cs="Calibri" w:eastAsia="Calibri" w:hAnsi="Calibri"/>
+                <w:b/>
+                <w:bCs/>
+                <w:sz w:val="18"/>
+                <w:szCs w:val="18"/>
+              </w:rPr>
+              <w:t xml:space="preserve">Ne oluyor</w:t>
+            </w:r>
+          </w:p>
+        </w:tc>
+        <w:tc>
+          <w:tcPr>
+            <w:tcW w:type="dxa" w:w="8138"/>
+            <w:tcBorders>
+              <w:top w:val="single" w:color="BFBFBF" w:sz="4"/>
+              <w:left w:val="single" w:color="BFBFBF" w:sz="4"/>
+              <w:bottom w:val="single" w:color="BFBFBF" w:sz="4"/>
+              <w:right w:val="single" w:color="BFBFBF" w:sz="4"/>
+            </w:tcBorders>
+            <w:tcMar>
+              <w:top w:type="dxa" w:w="60"/>
+              <w:left w:type="dxa" w:w="90"/>
+              <w:bottom w:type="dxa" w:w="60"/>
+              <w:right w:type="dxa" w:w="90"/>
+            </w:tcMar>
+          </w:tcPr>
+          <w:p>
+            <w:r>
+              <w:rPr>
+                <w:rFonts w:ascii="Calibri" w:cs="Calibri" w:eastAsia="Calibri" w:hAnsi="Calibri"/>
+                <w:b w:val="false"/>
+                <w:bCs w:val="false"/>
+                <w:sz w:val="18"/>
+                <w:szCs w:val="18"/>
+              </w:rPr>
+              <w:t xml:space="preserve">220 bayrağı yalnız birinci blokta kontrol ediliyor. İkinci blok (iskonto değişimi) bayrağa bakmadan satış fiyatını ODAK etiketine yazıyor.</w:t>
+            </w:r>
+          </w:p>
+        </w:tc>
+      </w:tr>
+      <w:tr>
+        <w:tc>
+          <w:tcPr>
+            <w:tcW w:type="dxa" w:w="1500"/>
+            <w:tcBorders>
+              <w:top w:val="single" w:color="BFBFBF" w:sz="4"/>
+              <w:left w:val="single" w:color="BFBFBF" w:sz="4"/>
+              <w:bottom w:val="single" w:color="BFBFBF" w:sz="4"/>
+              <w:right w:val="single" w:color="BFBFBF" w:sz="4"/>
+            </w:tcBorders>
+            <w:shd w:fill="F2F2F2" w:color="auto" w:val="clear"/>
+            <w:tcMar>
+              <w:top w:type="dxa" w:w="60"/>
+              <w:left w:type="dxa" w:w="90"/>
+              <w:bottom w:type="dxa" w:w="60"/>
+              <w:right w:type="dxa" w:w="90"/>
+            </w:tcMar>
+          </w:tcPr>
+          <w:p>
+            <w:r>
+              <w:rPr>
+                <w:rFonts w:ascii="Calibri" w:cs="Calibri" w:eastAsia="Calibri" w:hAnsi="Calibri"/>
+                <w:b/>
+                <w:bCs/>
+                <w:sz w:val="18"/>
+                <w:szCs w:val="18"/>
+              </w:rPr>
+              <w:t xml:space="preserve">Kanıt (ölçüldü)</w:t>
+            </w:r>
+          </w:p>
+        </w:tc>
+        <w:tc>
+          <w:tcPr>
+            <w:tcW w:type="dxa" w:w="8138"/>
+            <w:tcBorders>
+              <w:top w:val="single" w:color="BFBFBF" w:sz="4"/>
+              <w:left w:val="single" w:color="BFBFBF" w:sz="4"/>
+              <w:bottom w:val="single" w:color="BFBFBF" w:sz="4"/>
+              <w:right w:val="single" w:color="BFBFBF" w:sz="4"/>
+            </w:tcBorders>
+            <w:tcMar>
+              <w:top w:type="dxa" w:w="60"/>
+              <w:left w:type="dxa" w:w="90"/>
+              <w:bottom w:type="dxa" w:w="60"/>
+              <w:right w:type="dxa" w:w="90"/>
+            </w:tcMar>
+          </w:tcPr>
+          <w:p>
+            <w:r>
+              <w:rPr>
+                <w:rFonts w:ascii="Calibri" w:cs="Calibri" w:eastAsia="Calibri" w:hAnsi="Calibri"/>
+                <w:b w:val="false"/>
+                <w:bCs w:val="false"/>
+                <w:sz w:val="18"/>
+                <w:szCs w:val="18"/>
+              </w:rPr>
+              <w:t xml:space="preserve">Son 30 günde 220 bayraklı 15 ürüne 3.037 satış satırı yazılmış. Örnek: stkID 1677679 — 03.10.2026'da elle “plaklar” belgesiyle 800 TL girilmiş; bugünkü satış fiyatı 864 TL = ODAK etiketi. stkID 251314 — 06.05.2026'da elle 200 TL; bugün 112,90 TL. 15 ürünün 15'inde güncel fiyat ODAK etiketine eşit.</w:t>
+            </w:r>
+          </w:p>
+        </w:tc>
+      </w:tr>
+      <w:tr>
+        <w:tc>
+          <w:tcPr>
+            <w:tcW w:type="dxa" w:w="1500"/>
+            <w:tcBorders>
+              <w:top w:val="single" w:color="BFBFBF" w:sz="4"/>
+              <w:left w:val="single" w:color="BFBFBF" w:sz="4"/>
+              <w:bottom w:val="single" w:color="BFBFBF" w:sz="4"/>
+              <w:right w:val="single" w:color="BFBFBF" w:sz="4"/>
+            </w:tcBorders>
+            <w:shd w:fill="F2F2F2" w:color="auto" w:val="clear"/>
+            <w:tcMar>
+              <w:top w:type="dxa" w:w="60"/>
+              <w:left w:type="dxa" w:w="90"/>
+              <w:bottom w:type="dxa" w:w="60"/>
+              <w:right w:type="dxa" w:w="90"/>
+            </w:tcMar>
+          </w:tcPr>
+          <w:p>
+            <w:r>
+              <w:rPr>
+                <w:rFonts w:ascii="Calibri" w:cs="Calibri" w:eastAsia="Calibri" w:hAnsi="Calibri"/>
+                <w:b/>
+                <w:bCs/>
+                <w:sz w:val="18"/>
+                <w:szCs w:val="18"/>
+              </w:rPr>
+              <w:t xml:space="preserve">Etki</w:t>
+            </w:r>
+          </w:p>
+        </w:tc>
+        <w:tc>
+          <w:tcPr>
+            <w:tcW w:type="dxa" w:w="8138"/>
+            <w:tcBorders>
+              <w:top w:val="single" w:color="BFBFBF" w:sz="4"/>
+              <w:left w:val="single" w:color="BFBFBF" w:sz="4"/>
+              <w:bottom w:val="single" w:color="BFBFBF" w:sz="4"/>
+              <w:right w:val="single" w:color="BFBFBF" w:sz="4"/>
+            </w:tcBorders>
+            <w:tcMar>
+              <w:top w:type="dxa" w:w="60"/>
+              <w:left w:type="dxa" w:w="90"/>
+              <w:bottom w:type="dxa" w:w="60"/>
+              <w:right w:type="dxa" w:w="90"/>
+            </w:tcMar>
+          </w:tcPr>
+          <w:p>
+            <w:r>
+              <w:rPr>
+                <w:rFonts w:ascii="Calibri" w:cs="Calibri" w:eastAsia="Calibri" w:hAnsi="Calibri"/>
+                <w:b w:val="false"/>
+                <w:bCs w:val="false"/>
+                <w:sz w:val="18"/>
+                <w:szCs w:val="18"/>
+              </w:rPr>
+              <w:t xml:space="preserve">Fiyatı bilerek ODAK'tan ayrı tutulan ürünlerde (plak, özel fiyatlı ürün) elle konan fiyat bir sonraki saat geri alınıyor.</w:t>
+            </w:r>
+          </w:p>
+        </w:tc>
+      </w:tr>
+      <w:tr>
+        <w:tc>
+          <w:tcPr>
+            <w:tcW w:type="dxa" w:w="1500"/>
+            <w:tcBorders>
+              <w:top w:val="single" w:color="BFBFBF" w:sz="4"/>
+              <w:left w:val="single" w:color="BFBFBF" w:sz="4"/>
+              <w:bottom w:val="single" w:color="BFBFBF" w:sz="4"/>
+              <w:right w:val="single" w:color="BFBFBF" w:sz="4"/>
+            </w:tcBorders>
+            <w:shd w:fill="F2F2F2" w:color="auto" w:val="clear"/>
+            <w:tcMar>
+              <w:top w:type="dxa" w:w="60"/>
+              <w:left w:type="dxa" w:w="90"/>
+              <w:bottom w:type="dxa" w:w="60"/>
+              <w:right w:type="dxa" w:w="90"/>
+            </w:tcMar>
+          </w:tcPr>
+          <w:p>
+            <w:r>
+              <w:rPr>
+                <w:rFonts w:ascii="Calibri" w:cs="Calibri" w:eastAsia="Calibri" w:hAnsi="Calibri"/>
+                <w:b/>
+                <w:bCs/>
+                <w:sz w:val="18"/>
+                <w:szCs w:val="18"/>
+              </w:rPr>
+              <w:t xml:space="preserve">Öneri</w:t>
+            </w:r>
+          </w:p>
+        </w:tc>
+        <w:tc>
+          <w:tcPr>
+            <w:tcW w:type="dxa" w:w="8138"/>
+            <w:tcBorders>
+              <w:top w:val="single" w:color="BFBFBF" w:sz="4"/>
+              <w:left w:val="single" w:color="BFBFBF" w:sz="4"/>
+              <w:bottom w:val="single" w:color="BFBFBF" w:sz="4"/>
+              <w:right w:val="single" w:color="BFBFBF" w:sz="4"/>
+            </w:tcBorders>
+            <w:tcMar>
+              <w:top w:type="dxa" w:w="60"/>
+              <w:left w:type="dxa" w:w="90"/>
+              <w:bottom w:type="dxa" w:w="60"/>
+              <w:right w:type="dxa" w:w="90"/>
+            </w:tcMar>
+          </w:tcPr>
+          <w:p>
+            <w:r>
+              <w:rPr>
+                <w:rFonts w:ascii="Calibri" w:cs="Calibri" w:eastAsia="Calibri" w:hAnsi="Calibri"/>
+                <w:b w:val="false"/>
+                <w:bCs w:val="false"/>
+                <w:sz w:val="18"/>
+                <w:szCs w:val="18"/>
+              </w:rPr>
+              <w:t xml:space="preserve">İkinci bloğa </w:t>
+            </w:r>
+            <w:r>
+              <w:rPr>
+                <w:rFonts w:ascii="Consolas" w:cs="Consolas" w:eastAsia="Consolas" w:hAnsi="Consolas"/>
+                <w:color w:val="333333"/>
+                <w:sz w:val="16"/>
+                <w:szCs w:val="16"/>
+              </w:rPr>
+              <w:t xml:space="preserve">ub220</w:t>
+            </w:r>
+            <w:r>
+              <w:rPr>
+                <w:rFonts w:ascii="Calibri" w:cs="Calibri" w:eastAsia="Calibri" w:hAnsi="Calibri"/>
+                <w:b w:val="false"/>
+                <w:bCs w:val="false"/>
+                <w:sz w:val="18"/>
+                <w:szCs w:val="18"/>
+              </w:rPr>
+              <w:t xml:space="preserve"> süzgeci (satır 53–55'teki ile aynı) eklenmeli. Etkilenen 15 ürünün fiyatı elle düzeltilmeli.</w:t>
+            </w:r>
+          </w:p>
+        </w:tc>
+      </w:tr>
+    </w:tbl>
+    <w:p>
+      <w:pPr>
+        <w:spacing w:after="40" w:before="80"/>
+      </w:pPr>
+      <w:r>
+        <w:rPr>
+          <w:rFonts w:ascii="Calibri" w:cs="Calibri" w:eastAsia="Calibri" w:hAnsi="Calibri"/>
+          <w:b/>
+          <w:bCs/>
+          <w:sz w:val="17"/>
+          <w:szCs w:val="17"/>
+        </w:rPr>
+        <w:t xml:space="preserve">Kod:</w:t>
       </w:r>
     </w:p>
     <w:p>
       <w:pPr>
-        <w:spacing w:after="120" w:line="276"/>
+        <w:shd w:fill="F4F4F4" w:color="auto" w:val="clear"/>
+        <w:spacing w:after="0"/>
       </w:pPr>
       <w:r>
         <w:rPr>
-          <w:rFonts w:ascii="Calibri" w:cs="Calibri" w:eastAsia="Calibri" w:hAnsi="Calibri"/>
-          <w:b/>
-          <w:bCs/>
-          <w:sz w:val="20"/>
-          <w:szCs w:val="20"/>
-        </w:rPr>
-        <w:t xml:space="preserve">Şüphelenildi, ölçüldü, elendi:</w:t>
-      </w:r>
-      <w:r>
-        <w:rPr>
-          <w:rFonts w:ascii="Calibri" w:cs="Calibri" w:eastAsia="Calibri" w:hAnsi="Calibri"/>
-          <w:sz w:val="20"/>
-          <w:szCs w:val="20"/>
-        </w:rPr>
-        <w:t xml:space="preserve"> maliyet görünümünde tam sayı bölmesi yok (</w:t>
-      </w:r>
-      <w:r>
-        <w:rPr>
           <w:rFonts w:ascii="Consolas" w:cs="Consolas" w:eastAsia="Consolas" w:hAnsi="Consolas"/>
-          <w:color w:val="333333"/>
-          <w:sz w:val="18"/>
-          <w:szCs w:val="18"/>
-        </w:rPr>
-        <w:t xml:space="preserve">discount</w:t>
-      </w:r>
-      <w:r>
-        <w:rPr>
-          <w:rFonts w:ascii="Calibri" w:cs="Calibri" w:eastAsia="Calibri" w:hAnsi="Calibri"/>
-          <w:sz w:val="20"/>
-          <w:szCs w:val="20"/>
-        </w:rPr>
-        <w:t xml:space="preserve"> ondalıklı) · irsaliye KDV'si iskonto sonrası tutardan (797 satırın 719'u iskonto sonrasıyla tutuyor, yalnız iskonto öncesiyle tutan 0) · en ve ağırlık güncel (fark 0).</w:t>
-      </w:r>
+          <w:sz w:val="16"/>
+          <w:szCs w:val="16"/>
+        </w:rPr>
+        <w:t xml:space="preserve">53| LEFT JOIN urnBilgi ub220 ... ub220.bBilgiID=220 ...</w:t>
+      </w:r>
+    </w:p>
+    <w:p>
+      <w:pPr>
+        <w:shd w:fill="F4F4F4" w:color="auto" w:val="clear"/>
+        <w:spacing w:after="0"/>
+      </w:pPr>
+      <w:r>
+        <w:rPr>
+          <w:rFonts w:ascii="Consolas" w:cs="Consolas" w:eastAsia="Consolas" w:hAnsi="Consolas"/>
+          <w:sz w:val="16"/>
+          <w:szCs w:val="16"/>
+        </w:rPr>
+        <w:t xml:space="preserve">55|  AND ub220.bVeriID IS null          &lt;- yalnız birinci blok</w:t>
+      </w:r>
+    </w:p>
+    <w:p>
+      <w:pPr>
+        <w:shd w:fill="F4F4F4" w:color="auto" w:val="clear"/>
+        <w:spacing w:after="0"/>
+      </w:pPr>
+      <w:r>
+        <w:rPr>
+          <w:rFonts w:ascii="Consolas" w:cs="Consolas" w:eastAsia="Consolas" w:hAnsi="Consolas"/>
+          <w:sz w:val="16"/>
+          <w:szCs w:val="16"/>
+        </w:rPr>
+        <w:t xml:space="preserve">84| WHERE sno=1 AND fInd1&lt;&gt;ISNULL(mar.discount,0) ...   &lt;- 220 süzgeci yok</w:t>
+      </w:r>
+    </w:p>
+    <w:p>
+      <w:pPr>
+        <w:spacing w:after="80"/>
+      </w:pPr>
     </w:p>
     <w:p>
       <w:pPr>
@@ -15383,7 +13915,5689 @@
           <w:sz w:val="24"/>
           <w:szCs w:val="24"/>
         </w:rPr>
-        <w:t xml:space="preserve">Açık sorular</w:t>
+        <w:t xml:space="preserve">S-3 · Fiyat satırları ürün başına birden çok firma için yazılıyor  (Orta)</w:t>
+      </w:r>
+    </w:p>
+    <w:tbl>
+      <w:tblPr>
+        <w:tblW w:type="dxa" w:w="9638"/>
+        <w:tblBorders>
+          <w:top w:val="single" w:color="auto" w:sz="4"/>
+          <w:left w:val="single" w:color="auto" w:sz="4"/>
+          <w:bottom w:val="single" w:color="auto" w:sz="4"/>
+          <w:right w:val="single" w:color="auto" w:sz="4"/>
+          <w:insideH w:val="single" w:color="auto" w:sz="4"/>
+          <w:insideV w:val="single" w:color="auto" w:sz="4"/>
+        </w:tblBorders>
+        <w:tblLayout w:type="fixed"/>
+      </w:tblPr>
+      <w:tblGrid>
+        <w:gridCol w:w="1500"/>
+        <w:gridCol w:w="8138"/>
+      </w:tblGrid>
+      <w:tr>
+        <w:tc>
+          <w:tcPr>
+            <w:tcW w:type="dxa" w:w="1500"/>
+            <w:tcBorders>
+              <w:top w:val="single" w:color="BFBFBF" w:sz="4"/>
+              <w:left w:val="single" w:color="BFBFBF" w:sz="4"/>
+              <w:bottom w:val="single" w:color="BFBFBF" w:sz="4"/>
+              <w:right w:val="single" w:color="BFBFBF" w:sz="4"/>
+            </w:tcBorders>
+            <w:shd w:fill="F2F2F2" w:color="auto" w:val="clear"/>
+            <w:tcMar>
+              <w:top w:type="dxa" w:w="60"/>
+              <w:left w:type="dxa" w:w="90"/>
+              <w:bottom w:type="dxa" w:w="60"/>
+              <w:right w:type="dxa" w:w="90"/>
+            </w:tcMar>
+          </w:tcPr>
+          <w:p>
+            <w:r>
+              <w:rPr>
+                <w:rFonts w:ascii="Calibri" w:cs="Calibri" w:eastAsia="Calibri" w:hAnsi="Calibri"/>
+                <w:b/>
+                <w:bCs/>
+                <w:sz w:val="18"/>
+                <w:szCs w:val="18"/>
+              </w:rPr>
+              <w:t xml:space="preserve">Nerede</w:t>
+            </w:r>
+          </w:p>
+        </w:tc>
+        <w:tc>
+          <w:tcPr>
+            <w:tcW w:type="dxa" w:w="8138"/>
+            <w:tcBorders>
+              <w:top w:val="single" w:color="BFBFBF" w:sz="4"/>
+              <w:left w:val="single" w:color="BFBFBF" w:sz="4"/>
+              <w:bottom w:val="single" w:color="BFBFBF" w:sz="4"/>
+              <w:right w:val="single" w:color="BFBFBF" w:sz="4"/>
+            </w:tcBorders>
+            <w:tcMar>
+              <w:top w:type="dxa" w:w="60"/>
+              <w:left w:type="dxa" w:w="90"/>
+              <w:bottom w:type="dxa" w:w="60"/>
+              <w:right w:type="dxa" w:w="90"/>
+            </w:tcMar>
+          </w:tcPr>
+          <w:p>
+            <w:r>
+              <w:rPr>
+                <w:rFonts w:ascii="Consolas" w:cs="Consolas" w:eastAsia="Consolas" w:hAnsi="Consolas"/>
+                <w:color w:val="333333"/>
+                <w:sz w:val="16"/>
+                <w:szCs w:val="16"/>
+              </w:rPr>
+              <w:t xml:space="preserve">DerinSISBkm.ent.odakFiyatAktarim</w:t>
+            </w:r>
+            <w:r>
+              <w:rPr>
+                <w:rFonts w:ascii="Calibri" w:cs="Calibri" w:eastAsia="Calibri" w:hAnsi="Calibri"/>
+                <w:b w:val="false"/>
+                <w:bCs w:val="false"/>
+                <w:sz w:val="18"/>
+                <w:szCs w:val="18"/>
+              </w:rPr>
+              <w:t xml:space="preserve"> satır 49</w:t>
+            </w:r>
+          </w:p>
+        </w:tc>
+      </w:tr>
+      <w:tr>
+        <w:tc>
+          <w:tcPr>
+            <w:tcW w:type="dxa" w:w="1500"/>
+            <w:tcBorders>
+              <w:top w:val="single" w:color="BFBFBF" w:sz="4"/>
+              <w:left w:val="single" w:color="BFBFBF" w:sz="4"/>
+              <w:bottom w:val="single" w:color="BFBFBF" w:sz="4"/>
+              <w:right w:val="single" w:color="BFBFBF" w:sz="4"/>
+            </w:tcBorders>
+            <w:shd w:fill="F2F2F2" w:color="auto" w:val="clear"/>
+            <w:tcMar>
+              <w:top w:type="dxa" w:w="60"/>
+              <w:left w:type="dxa" w:w="90"/>
+              <w:bottom w:type="dxa" w:w="60"/>
+              <w:right w:type="dxa" w:w="90"/>
+            </w:tcMar>
+          </w:tcPr>
+          <w:p>
+            <w:r>
+              <w:rPr>
+                <w:rFonts w:ascii="Calibri" w:cs="Calibri" w:eastAsia="Calibri" w:hAnsi="Calibri"/>
+                <w:b/>
+                <w:bCs/>
+                <w:sz w:val="18"/>
+                <w:szCs w:val="18"/>
+              </w:rPr>
+              <w:t xml:space="preserve">Ne oluyor</w:t>
+            </w:r>
+          </w:p>
+        </w:tc>
+        <w:tc>
+          <w:tcPr>
+            <w:tcW w:type="dxa" w:w="8138"/>
+            <w:tcBorders>
+              <w:top w:val="single" w:color="BFBFBF" w:sz="4"/>
+              <w:left w:val="single" w:color="BFBFBF" w:sz="4"/>
+              <w:bottom w:val="single" w:color="BFBFBF" w:sz="4"/>
+              <w:right w:val="single" w:color="BFBFBF" w:sz="4"/>
+            </w:tcBorders>
+            <w:tcMar>
+              <w:top w:type="dxa" w:w="60"/>
+              <w:left w:type="dxa" w:w="90"/>
+              <w:bottom w:type="dxa" w:w="60"/>
+              <w:right w:type="dxa" w:w="90"/>
+            </w:tcMar>
+          </w:tcPr>
+          <w:p>
+            <w:r>
+              <w:rPr>
+                <w:rFonts w:ascii="Calibri" w:cs="Calibri" w:eastAsia="Calibri" w:hAnsi="Calibri"/>
+                <w:b w:val="false"/>
+                <w:bCs w:val="false"/>
+                <w:sz w:val="18"/>
+                <w:szCs w:val="18"/>
+              </w:rPr>
+              <w:t xml:space="preserve">Birinci blok ürünü etkin olan HER tedarikçisiyle birleştiriyor. Her ürüne 56 ve 9525 de bağlı olduğundan (bkz. S-11) aynı ürün için aynı gün birden çok belgeye aynı satış satırı yazılıyor.</w:t>
+            </w:r>
+          </w:p>
+        </w:tc>
+      </w:tr>
+      <w:tr>
+        <w:tc>
+          <w:tcPr>
+            <w:tcW w:type="dxa" w:w="1500"/>
+            <w:tcBorders>
+              <w:top w:val="single" w:color="BFBFBF" w:sz="4"/>
+              <w:left w:val="single" w:color="BFBFBF" w:sz="4"/>
+              <w:bottom w:val="single" w:color="BFBFBF" w:sz="4"/>
+              <w:right w:val="single" w:color="BFBFBF" w:sz="4"/>
+            </w:tcBorders>
+            <w:shd w:fill="F2F2F2" w:color="auto" w:val="clear"/>
+            <w:tcMar>
+              <w:top w:type="dxa" w:w="60"/>
+              <w:left w:type="dxa" w:w="90"/>
+              <w:bottom w:type="dxa" w:w="60"/>
+              <w:right w:type="dxa" w:w="90"/>
+            </w:tcMar>
+          </w:tcPr>
+          <w:p>
+            <w:r>
+              <w:rPr>
+                <w:rFonts w:ascii="Calibri" w:cs="Calibri" w:eastAsia="Calibri" w:hAnsi="Calibri"/>
+                <w:b/>
+                <w:bCs/>
+                <w:sz w:val="18"/>
+                <w:szCs w:val="18"/>
+              </w:rPr>
+              <w:t xml:space="preserve">Kanıt (ölçüldü)</w:t>
+            </w:r>
+          </w:p>
+        </w:tc>
+        <w:tc>
+          <w:tcPr>
+            <w:tcW w:type="dxa" w:w="8138"/>
+            <w:tcBorders>
+              <w:top w:val="single" w:color="BFBFBF" w:sz="4"/>
+              <w:left w:val="single" w:color="BFBFBF" w:sz="4"/>
+              <w:bottom w:val="single" w:color="BFBFBF" w:sz="4"/>
+              <w:right w:val="single" w:color="BFBFBF" w:sz="4"/>
+            </w:tcBorders>
+            <w:tcMar>
+              <w:top w:type="dxa" w:w="60"/>
+              <w:left w:type="dxa" w:w="90"/>
+              <w:bottom w:type="dxa" w:w="60"/>
+              <w:right w:type="dxa" w:w="90"/>
+            </w:tcMar>
+          </w:tcPr>
+          <w:p>
+            <w:r>
+              <w:rPr>
+                <w:rFonts w:ascii="Calibri" w:cs="Calibri" w:eastAsia="Calibri" w:hAnsi="Calibri"/>
+                <w:b w:val="false"/>
+                <w:bCs w:val="false"/>
+                <w:sz w:val="18"/>
+                <w:szCs w:val="18"/>
+              </w:rPr>
+              <w:t xml:space="preserve">Son 30 günde aynı ürün–aynı gün için birden çok satış satırı olan 323.590 durum var. Belgeler 9525 dışında 200'den fazla firmaya dağılmış (en çok 56: 17.344, 368: 14.374, 178: 8.765 satır).</w:t>
+            </w:r>
+          </w:p>
+        </w:tc>
+      </w:tr>
+      <w:tr>
+        <w:tc>
+          <w:tcPr>
+            <w:tcW w:type="dxa" w:w="1500"/>
+            <w:tcBorders>
+              <w:top w:val="single" w:color="BFBFBF" w:sz="4"/>
+              <w:left w:val="single" w:color="BFBFBF" w:sz="4"/>
+              <w:bottom w:val="single" w:color="BFBFBF" w:sz="4"/>
+              <w:right w:val="single" w:color="BFBFBF" w:sz="4"/>
+            </w:tcBorders>
+            <w:shd w:fill="F2F2F2" w:color="auto" w:val="clear"/>
+            <w:tcMar>
+              <w:top w:type="dxa" w:w="60"/>
+              <w:left w:type="dxa" w:w="90"/>
+              <w:bottom w:type="dxa" w:w="60"/>
+              <w:right w:type="dxa" w:w="90"/>
+            </w:tcMar>
+          </w:tcPr>
+          <w:p>
+            <w:r>
+              <w:rPr>
+                <w:rFonts w:ascii="Calibri" w:cs="Calibri" w:eastAsia="Calibri" w:hAnsi="Calibri"/>
+                <w:b/>
+                <w:bCs/>
+                <w:sz w:val="18"/>
+                <w:szCs w:val="18"/>
+              </w:rPr>
+              <w:t xml:space="preserve">Etki</w:t>
+            </w:r>
+          </w:p>
+        </w:tc>
+        <w:tc>
+          <w:tcPr>
+            <w:tcW w:type="dxa" w:w="8138"/>
+            <w:tcBorders>
+              <w:top w:val="single" w:color="BFBFBF" w:sz="4"/>
+              <w:left w:val="single" w:color="BFBFBF" w:sz="4"/>
+              <w:bottom w:val="single" w:color="BFBFBF" w:sz="4"/>
+              <w:right w:val="single" w:color="BFBFBF" w:sz="4"/>
+            </w:tcBorders>
+            <w:tcMar>
+              <w:top w:type="dxa" w:w="60"/>
+              <w:left w:type="dxa" w:w="90"/>
+              <w:bottom w:type="dxa" w:w="60"/>
+              <w:right w:type="dxa" w:w="90"/>
+            </w:tcMar>
+          </w:tcPr>
+          <w:p>
+            <w:r>
+              <w:rPr>
+                <w:rFonts w:ascii="Calibri" w:cs="Calibri" w:eastAsia="Calibri" w:hAnsi="Calibri"/>
+                <w:b w:val="false"/>
+                <w:bCs w:val="false"/>
+                <w:sz w:val="18"/>
+                <w:szCs w:val="18"/>
+              </w:rPr>
+              <w:t xml:space="preserve">Fiyat geçmişi tekrarlı; hangi belgenin fiyatı belirlediği okunamıyor.</w:t>
+            </w:r>
+          </w:p>
+        </w:tc>
+      </w:tr>
+      <w:tr>
+        <w:tc>
+          <w:tcPr>
+            <w:tcW w:type="dxa" w:w="1500"/>
+            <w:tcBorders>
+              <w:top w:val="single" w:color="BFBFBF" w:sz="4"/>
+              <w:left w:val="single" w:color="BFBFBF" w:sz="4"/>
+              <w:bottom w:val="single" w:color="BFBFBF" w:sz="4"/>
+              <w:right w:val="single" w:color="BFBFBF" w:sz="4"/>
+            </w:tcBorders>
+            <w:shd w:fill="F2F2F2" w:color="auto" w:val="clear"/>
+            <w:tcMar>
+              <w:top w:type="dxa" w:w="60"/>
+              <w:left w:type="dxa" w:w="90"/>
+              <w:bottom w:type="dxa" w:w="60"/>
+              <w:right w:type="dxa" w:w="90"/>
+            </w:tcMar>
+          </w:tcPr>
+          <w:p>
+            <w:r>
+              <w:rPr>
+                <w:rFonts w:ascii="Calibri" w:cs="Calibri" w:eastAsia="Calibri" w:hAnsi="Calibri"/>
+                <w:b/>
+                <w:bCs/>
+                <w:sz w:val="18"/>
+                <w:szCs w:val="18"/>
+              </w:rPr>
+              <w:t xml:space="preserve">Öneri</w:t>
+            </w:r>
+          </w:p>
+        </w:tc>
+        <w:tc>
+          <w:tcPr>
+            <w:tcW w:type="dxa" w:w="8138"/>
+            <w:tcBorders>
+              <w:top w:val="single" w:color="BFBFBF" w:sz="4"/>
+              <w:left w:val="single" w:color="BFBFBF" w:sz="4"/>
+              <w:bottom w:val="single" w:color="BFBFBF" w:sz="4"/>
+              <w:right w:val="single" w:color="BFBFBF" w:sz="4"/>
+            </w:tcBorders>
+            <w:tcMar>
+              <w:top w:type="dxa" w:w="60"/>
+              <w:left w:type="dxa" w:w="90"/>
+              <w:bottom w:type="dxa" w:w="60"/>
+              <w:right w:type="dxa" w:w="90"/>
+            </w:tcMar>
+          </w:tcPr>
+          <w:p>
+            <w:r>
+              <w:rPr>
+                <w:rFonts w:ascii="Calibri" w:cs="Calibri" w:eastAsia="Calibri" w:hAnsi="Calibri"/>
+                <w:b w:val="false"/>
+                <w:bCs w:val="false"/>
+                <w:sz w:val="18"/>
+                <w:szCs w:val="18"/>
+              </w:rPr>
+              <w:t xml:space="preserve">Satış satırı (fTur = 0) firma başına değil ürün başına bir kez yazılmalı.</w:t>
+            </w:r>
+          </w:p>
+        </w:tc>
+      </w:tr>
+    </w:tbl>
+    <w:p>
+      <w:pPr>
+        <w:spacing w:after="40" w:before="80"/>
+      </w:pPr>
+      <w:r>
+        <w:rPr>
+          <w:rFonts w:ascii="Calibri" w:cs="Calibri" w:eastAsia="Calibri" w:hAnsi="Calibri"/>
+          <w:b/>
+          <w:bCs/>
+          <w:sz w:val="17"/>
+          <w:szCs w:val="17"/>
+        </w:rPr>
+        <w:t xml:space="preserve">Kod:</w:t>
+      </w:r>
+    </w:p>
+    <w:p>
+      <w:pPr>
+        <w:shd w:fill="F4F4F4" w:color="auto" w:val="clear"/>
+        <w:spacing w:after="0"/>
+      </w:pPr>
+      <w:r>
+        <w:rPr>
+          <w:rFonts w:ascii="Consolas" w:cs="Consolas" w:eastAsia="Consolas" w:hAnsi="Consolas"/>
+          <w:sz w:val="16"/>
+          <w:szCs w:val="16"/>
+        </w:rPr>
+        <w:t xml:space="preserve">49| INNER JOIN urnFrm ON stkId=urnFrmStkID AND urnFrm.urnFrmEtkin=1</w:t>
+      </w:r>
+    </w:p>
+    <w:p>
+      <w:pPr>
+        <w:spacing w:after="80"/>
+      </w:pPr>
+    </w:p>
+    <w:p>
+      <w:pPr>
+        <w:pStyle w:val="Heading2"/>
+        <w:spacing w:after="100" w:before="220"/>
+      </w:pPr>
+      <w:r>
+        <w:rPr>
+          <w:rFonts w:ascii="Calibri" w:cs="Calibri" w:eastAsia="Calibri" w:hAnsi="Calibri"/>
+          <w:b/>
+          <w:bCs/>
+          <w:sz w:val="24"/>
+          <w:szCs w:val="24"/>
+        </w:rPr>
+        <w:t xml:space="preserve">S-4 · Ürün Web Adı (10) hiç eklenmiyor  (Orta)</w:t>
+      </w:r>
+    </w:p>
+    <w:tbl>
+      <w:tblPr>
+        <w:tblW w:type="dxa" w:w="9638"/>
+        <w:tblBorders>
+          <w:top w:val="single" w:color="auto" w:sz="4"/>
+          <w:left w:val="single" w:color="auto" w:sz="4"/>
+          <w:bottom w:val="single" w:color="auto" w:sz="4"/>
+          <w:right w:val="single" w:color="auto" w:sz="4"/>
+          <w:insideH w:val="single" w:color="auto" w:sz="4"/>
+          <w:insideV w:val="single" w:color="auto" w:sz="4"/>
+        </w:tblBorders>
+        <w:tblLayout w:type="fixed"/>
+      </w:tblPr>
+      <w:tblGrid>
+        <w:gridCol w:w="1500"/>
+        <w:gridCol w:w="8138"/>
+      </w:tblGrid>
+      <w:tr>
+        <w:tc>
+          <w:tcPr>
+            <w:tcW w:type="dxa" w:w="1500"/>
+            <w:tcBorders>
+              <w:top w:val="single" w:color="BFBFBF" w:sz="4"/>
+              <w:left w:val="single" w:color="BFBFBF" w:sz="4"/>
+              <w:bottom w:val="single" w:color="BFBFBF" w:sz="4"/>
+              <w:right w:val="single" w:color="BFBFBF" w:sz="4"/>
+            </w:tcBorders>
+            <w:shd w:fill="F2F2F2" w:color="auto" w:val="clear"/>
+            <w:tcMar>
+              <w:top w:type="dxa" w:w="60"/>
+              <w:left w:type="dxa" w:w="90"/>
+              <w:bottom w:type="dxa" w:w="60"/>
+              <w:right w:type="dxa" w:w="90"/>
+            </w:tcMar>
+          </w:tcPr>
+          <w:p>
+            <w:r>
+              <w:rPr>
+                <w:rFonts w:ascii="Calibri" w:cs="Calibri" w:eastAsia="Calibri" w:hAnsi="Calibri"/>
+                <w:b/>
+                <w:bCs/>
+                <w:sz w:val="18"/>
+                <w:szCs w:val="18"/>
+              </w:rPr>
+              <w:t xml:space="preserve">Nerede</w:t>
+            </w:r>
+          </w:p>
+        </w:tc>
+        <w:tc>
+          <w:tcPr>
+            <w:tcW w:type="dxa" w:w="8138"/>
+            <w:tcBorders>
+              <w:top w:val="single" w:color="BFBFBF" w:sz="4"/>
+              <w:left w:val="single" w:color="BFBFBF" w:sz="4"/>
+              <w:bottom w:val="single" w:color="BFBFBF" w:sz="4"/>
+              <w:right w:val="single" w:color="BFBFBF" w:sz="4"/>
+            </w:tcBorders>
+            <w:tcMar>
+              <w:top w:type="dxa" w:w="60"/>
+              <w:left w:type="dxa" w:w="90"/>
+              <w:bottom w:type="dxa" w:w="60"/>
+              <w:right w:type="dxa" w:w="90"/>
+            </w:tcMar>
+          </w:tcPr>
+          <w:p>
+            <w:r>
+              <w:rPr>
+                <w:rFonts w:ascii="Consolas" w:cs="Consolas" w:eastAsia="Consolas" w:hAnsi="Consolas"/>
+                <w:color w:val="333333"/>
+                <w:sz w:val="16"/>
+                <w:szCs w:val="16"/>
+              </w:rPr>
+              <w:t xml:space="preserve">DerinSISBkm.ent.odakUrunAktar</w:t>
+            </w:r>
+            <w:r>
+              <w:rPr>
+                <w:rFonts w:ascii="Calibri" w:cs="Calibri" w:eastAsia="Calibri" w:hAnsi="Calibri"/>
+                <w:b w:val="false"/>
+                <w:bCs w:val="false"/>
+                <w:sz w:val="18"/>
+                <w:szCs w:val="18"/>
+              </w:rPr>
+              <w:t xml:space="preserve"> satır 212–219</w:t>
+            </w:r>
+          </w:p>
+        </w:tc>
+      </w:tr>
+      <w:tr>
+        <w:tc>
+          <w:tcPr>
+            <w:tcW w:type="dxa" w:w="1500"/>
+            <w:tcBorders>
+              <w:top w:val="single" w:color="BFBFBF" w:sz="4"/>
+              <w:left w:val="single" w:color="BFBFBF" w:sz="4"/>
+              <w:bottom w:val="single" w:color="BFBFBF" w:sz="4"/>
+              <w:right w:val="single" w:color="BFBFBF" w:sz="4"/>
+            </w:tcBorders>
+            <w:shd w:fill="F2F2F2" w:color="auto" w:val="clear"/>
+            <w:tcMar>
+              <w:top w:type="dxa" w:w="60"/>
+              <w:left w:type="dxa" w:w="90"/>
+              <w:bottom w:type="dxa" w:w="60"/>
+              <w:right w:type="dxa" w:w="90"/>
+            </w:tcMar>
+          </w:tcPr>
+          <w:p>
+            <w:r>
+              <w:rPr>
+                <w:rFonts w:ascii="Calibri" w:cs="Calibri" w:eastAsia="Calibri" w:hAnsi="Calibri"/>
+                <w:b/>
+                <w:bCs/>
+                <w:sz w:val="18"/>
+                <w:szCs w:val="18"/>
+              </w:rPr>
+              <w:t xml:space="preserve">Ne oluyor</w:t>
+            </w:r>
+          </w:p>
+        </w:tc>
+        <w:tc>
+          <w:tcPr>
+            <w:tcW w:type="dxa" w:w="8138"/>
+            <w:tcBorders>
+              <w:top w:val="single" w:color="BFBFBF" w:sz="4"/>
+              <w:left w:val="single" w:color="BFBFBF" w:sz="4"/>
+              <w:bottom w:val="single" w:color="BFBFBF" w:sz="4"/>
+              <w:right w:val="single" w:color="BFBFBF" w:sz="4"/>
+            </w:tcBorders>
+            <w:tcMar>
+              <w:top w:type="dxa" w:w="60"/>
+              <w:left w:type="dxa" w:w="90"/>
+              <w:bottom w:type="dxa" w:w="60"/>
+              <w:right w:type="dxa" w:w="90"/>
+            </w:tcMar>
+          </w:tcPr>
+          <w:p>
+            <w:r>
+              <w:rPr>
+                <w:rFonts w:ascii="Calibri" w:cs="Calibri" w:eastAsia="Calibri" w:hAnsi="Calibri"/>
+                <w:b w:val="false"/>
+                <w:bCs w:val="false"/>
+                <w:sz w:val="18"/>
+                <w:szCs w:val="18"/>
+              </w:rPr>
+              <w:t xml:space="preserve">Satır 218 öznitelik satırı OLMAYAN ürünü seçer; satır 219 ise o olmayan satırın </w:t>
+            </w:r>
+            <w:r>
+              <w:rPr>
+                <w:rFonts w:ascii="Consolas" w:cs="Consolas" w:eastAsia="Consolas" w:hAnsi="Consolas"/>
+                <w:color w:val="333333"/>
+                <w:sz w:val="16"/>
+                <w:szCs w:val="16"/>
+              </w:rPr>
+              <w:t xml:space="preserve">bDeger</w:t>
+            </w:r>
+            <w:r>
+              <w:rPr>
+                <w:rFonts w:ascii="Calibri" w:cs="Calibri" w:eastAsia="Calibri" w:hAnsi="Calibri"/>
+                <w:b w:val="false"/>
+                <w:bCs w:val="false"/>
+                <w:sz w:val="18"/>
+                <w:szCs w:val="18"/>
+              </w:rPr>
+              <w:t xml:space="preserve">'iyle karşılaştırır. Değer NULL olduğu için karşılaştırma hiçbir zaman doğru olmaz ve hiçbir satır eklenmez. Satır 223'teki güncelleme yalnız zaten var olan satırları değiştirir.</w:t>
+            </w:r>
+          </w:p>
+        </w:tc>
+      </w:tr>
+      <w:tr>
+        <w:tc>
+          <w:tcPr>
+            <w:tcW w:type="dxa" w:w="1500"/>
+            <w:tcBorders>
+              <w:top w:val="single" w:color="BFBFBF" w:sz="4"/>
+              <w:left w:val="single" w:color="BFBFBF" w:sz="4"/>
+              <w:bottom w:val="single" w:color="BFBFBF" w:sz="4"/>
+              <w:right w:val="single" w:color="BFBFBF" w:sz="4"/>
+            </w:tcBorders>
+            <w:shd w:fill="F2F2F2" w:color="auto" w:val="clear"/>
+            <w:tcMar>
+              <w:top w:type="dxa" w:w="60"/>
+              <w:left w:type="dxa" w:w="90"/>
+              <w:bottom w:type="dxa" w:w="60"/>
+              <w:right w:type="dxa" w:w="90"/>
+            </w:tcMar>
+          </w:tcPr>
+          <w:p>
+            <w:r>
+              <w:rPr>
+                <w:rFonts w:ascii="Calibri" w:cs="Calibri" w:eastAsia="Calibri" w:hAnsi="Calibri"/>
+                <w:b/>
+                <w:bCs/>
+                <w:sz w:val="18"/>
+                <w:szCs w:val="18"/>
+              </w:rPr>
+              <w:t xml:space="preserve">Kanıt (ölçüldü)</w:t>
+            </w:r>
+          </w:p>
+        </w:tc>
+        <w:tc>
+          <w:tcPr>
+            <w:tcW w:type="dxa" w:w="8138"/>
+            <w:tcBorders>
+              <w:top w:val="single" w:color="BFBFBF" w:sz="4"/>
+              <w:left w:val="single" w:color="BFBFBF" w:sz="4"/>
+              <w:bottom w:val="single" w:color="BFBFBF" w:sz="4"/>
+              <w:right w:val="single" w:color="BFBFBF" w:sz="4"/>
+            </w:tcBorders>
+            <w:tcMar>
+              <w:top w:type="dxa" w:w="60"/>
+              <w:left w:type="dxa" w:w="90"/>
+              <w:bottom w:type="dxa" w:w="60"/>
+              <w:right w:type="dxa" w:w="90"/>
+            </w:tcMar>
+          </w:tcPr>
+          <w:p>
+            <w:r>
+              <w:rPr>
+                <w:rFonts w:ascii="Calibri" w:cs="Calibri" w:eastAsia="Calibri" w:hAnsi="Calibri"/>
+                <w:b w:val="false"/>
+                <w:bCs w:val="false"/>
+                <w:sz w:val="18"/>
+                <w:szCs w:val="18"/>
+              </w:rPr>
+              <w:t xml:space="preserve">Blok aynen koşturuldu: 0 satır. Satır 219 çıkarılınca 599.370 satır. ODAK'a bağlı 646.764 üründen 599.333'ünde web adı yok.</w:t>
+            </w:r>
+          </w:p>
+        </w:tc>
+      </w:tr>
+      <w:tr>
+        <w:tc>
+          <w:tcPr>
+            <w:tcW w:type="dxa" w:w="1500"/>
+            <w:tcBorders>
+              <w:top w:val="single" w:color="BFBFBF" w:sz="4"/>
+              <w:left w:val="single" w:color="BFBFBF" w:sz="4"/>
+              <w:bottom w:val="single" w:color="BFBFBF" w:sz="4"/>
+              <w:right w:val="single" w:color="BFBFBF" w:sz="4"/>
+            </w:tcBorders>
+            <w:shd w:fill="F2F2F2" w:color="auto" w:val="clear"/>
+            <w:tcMar>
+              <w:top w:type="dxa" w:w="60"/>
+              <w:left w:type="dxa" w:w="90"/>
+              <w:bottom w:type="dxa" w:w="60"/>
+              <w:right w:type="dxa" w:w="90"/>
+            </w:tcMar>
+          </w:tcPr>
+          <w:p>
+            <w:r>
+              <w:rPr>
+                <w:rFonts w:ascii="Calibri" w:cs="Calibri" w:eastAsia="Calibri" w:hAnsi="Calibri"/>
+                <w:b/>
+                <w:bCs/>
+                <w:sz w:val="18"/>
+                <w:szCs w:val="18"/>
+              </w:rPr>
+              <w:t xml:space="preserve">Etki</w:t>
+            </w:r>
+          </w:p>
+        </w:tc>
+        <w:tc>
+          <w:tcPr>
+            <w:tcW w:type="dxa" w:w="8138"/>
+            <w:tcBorders>
+              <w:top w:val="single" w:color="BFBFBF" w:sz="4"/>
+              <w:left w:val="single" w:color="BFBFBF" w:sz="4"/>
+              <w:bottom w:val="single" w:color="BFBFBF" w:sz="4"/>
+              <w:right w:val="single" w:color="BFBFBF" w:sz="4"/>
+            </w:tcBorders>
+            <w:tcMar>
+              <w:top w:type="dxa" w:w="60"/>
+              <w:left w:type="dxa" w:w="90"/>
+              <w:bottom w:type="dxa" w:w="60"/>
+              <w:right w:type="dxa" w:w="90"/>
+            </w:tcMar>
+          </w:tcPr>
+          <w:p>
+            <w:r>
+              <w:rPr>
+                <w:rFonts w:ascii="Calibri" w:cs="Calibri" w:eastAsia="Calibri" w:hAnsi="Calibri"/>
+                <w:b w:val="false"/>
+                <w:bCs w:val="false"/>
+                <w:sz w:val="18"/>
+                <w:szCs w:val="18"/>
+              </w:rPr>
+              <w:t xml:space="preserve">Site adı ERP ürün adına düşüyor (</w:t>
+            </w:r>
+            <w:r>
+              <w:rPr>
+                <w:rFonts w:ascii="Consolas" w:cs="Consolas" w:eastAsia="Consolas" w:hAnsi="Consolas"/>
+                <w:color w:val="333333"/>
+                <w:sz w:val="16"/>
+                <w:szCs w:val="16"/>
+              </w:rPr>
+              <w:t xml:space="preserve">ent.tsofturunaktarim</w:t>
+            </w:r>
+            <w:r>
+              <w:rPr>
+                <w:rFonts w:ascii="Calibri" w:cs="Calibri" w:eastAsia="Calibri" w:hAnsi="Calibri"/>
+                <w:b w:val="false"/>
+                <w:bCs w:val="false"/>
+                <w:sz w:val="18"/>
+                <w:szCs w:val="18"/>
+              </w:rPr>
+              <w:t xml:space="preserve"> satır 162). 1.389 ürünün adı 100 karakterde kesik, marka önekli olması gereken kategoride (</w:t>
+            </w:r>
+            <w:r>
+              <w:rPr>
+                <w:rFonts w:ascii="Consolas" w:cs="Consolas" w:eastAsia="Consolas" w:hAnsi="Consolas"/>
+                <w:color w:val="333333"/>
+                <w:sz w:val="16"/>
+                <w:szCs w:val="16"/>
+              </w:rPr>
+              <w:t xml:space="preserve">001007002</w:t>
+            </w:r>
+            <w:r>
+              <w:rPr>
+                <w:rFonts w:ascii="Calibri" w:cs="Calibri" w:eastAsia="Calibri" w:hAnsi="Calibri"/>
+                <w:b w:val="false"/>
+                <w:bCs w:val="false"/>
+                <w:sz w:val="18"/>
+                <w:szCs w:val="18"/>
+              </w:rPr>
+              <w:t xml:space="preserve">) 1.316 ürün öneksiz, 364 ürünün tırnakları silinmiş.</w:t>
+            </w:r>
+          </w:p>
+        </w:tc>
+      </w:tr>
+      <w:tr>
+        <w:tc>
+          <w:tcPr>
+            <w:tcW w:type="dxa" w:w="1500"/>
+            <w:tcBorders>
+              <w:top w:val="single" w:color="BFBFBF" w:sz="4"/>
+              <w:left w:val="single" w:color="BFBFBF" w:sz="4"/>
+              <w:bottom w:val="single" w:color="BFBFBF" w:sz="4"/>
+              <w:right w:val="single" w:color="BFBFBF" w:sz="4"/>
+            </w:tcBorders>
+            <w:shd w:fill="F2F2F2" w:color="auto" w:val="clear"/>
+            <w:tcMar>
+              <w:top w:type="dxa" w:w="60"/>
+              <w:left w:type="dxa" w:w="90"/>
+              <w:bottom w:type="dxa" w:w="60"/>
+              <w:right w:type="dxa" w:w="90"/>
+            </w:tcMar>
+          </w:tcPr>
+          <w:p>
+            <w:r>
+              <w:rPr>
+                <w:rFonts w:ascii="Calibri" w:cs="Calibri" w:eastAsia="Calibri" w:hAnsi="Calibri"/>
+                <w:b/>
+                <w:bCs/>
+                <w:sz w:val="18"/>
+                <w:szCs w:val="18"/>
+              </w:rPr>
+              <w:t xml:space="preserve">Öneri</w:t>
+            </w:r>
+          </w:p>
+        </w:tc>
+        <w:tc>
+          <w:tcPr>
+            <w:tcW w:type="dxa" w:w="8138"/>
+            <w:tcBorders>
+              <w:top w:val="single" w:color="BFBFBF" w:sz="4"/>
+              <w:left w:val="single" w:color="BFBFBF" w:sz="4"/>
+              <w:bottom w:val="single" w:color="BFBFBF" w:sz="4"/>
+              <w:right w:val="single" w:color="BFBFBF" w:sz="4"/>
+            </w:tcBorders>
+            <w:tcMar>
+              <w:top w:type="dxa" w:w="60"/>
+              <w:left w:type="dxa" w:w="90"/>
+              <w:bottom w:type="dxa" w:w="60"/>
+              <w:right w:type="dxa" w:w="90"/>
+            </w:tcMar>
+          </w:tcPr>
+          <w:p>
+            <w:r>
+              <w:rPr>
+                <w:rFonts w:ascii="Calibri" w:cs="Calibri" w:eastAsia="Calibri" w:hAnsi="Calibri"/>
+                <w:b w:val="false"/>
+                <w:bCs w:val="false"/>
+                <w:sz w:val="18"/>
+                <w:szCs w:val="18"/>
+              </w:rPr>
+              <w:t xml:space="preserve">Satır 219 silinmeli.</w:t>
+            </w:r>
+          </w:p>
+        </w:tc>
+      </w:tr>
+    </w:tbl>
+    <w:p>
+      <w:pPr>
+        <w:spacing w:after="40" w:before="80"/>
+      </w:pPr>
+      <w:r>
+        <w:rPr>
+          <w:rFonts w:ascii="Calibri" w:cs="Calibri" w:eastAsia="Calibri" w:hAnsi="Calibri"/>
+          <w:b/>
+          <w:bCs/>
+          <w:sz w:val="17"/>
+          <w:szCs w:val="17"/>
+        </w:rPr>
+        <w:t xml:space="preserve">Kod:</w:t>
+      </w:r>
+    </w:p>
+    <w:p>
+      <w:pPr>
+        <w:shd w:fill="F4F4F4" w:color="auto" w:val="clear"/>
+        <w:spacing w:after="0"/>
+      </w:pPr>
+      <w:r>
+        <w:rPr>
+          <w:rFonts w:ascii="Consolas" w:cs="Consolas" w:eastAsia="Consolas" w:hAnsi="Consolas"/>
+          <w:sz w:val="16"/>
+          <w:szCs w:val="16"/>
+        </w:rPr>
+        <w:t xml:space="preserve">217| LEFT JOIN urnBilgi ubilgi ON ubilgi.bVeriID=urn.stkID AND ubilgi.bBilgiID=10</w:t>
+      </w:r>
+    </w:p>
+    <w:p>
+      <w:pPr>
+        <w:shd w:fill="F4F4F4" w:color="auto" w:val="clear"/>
+        <w:spacing w:after="0"/>
+      </w:pPr>
+      <w:r>
+        <w:rPr>
+          <w:rFonts w:ascii="Consolas" w:cs="Consolas" w:eastAsia="Consolas" w:hAnsi="Consolas"/>
+          <w:sz w:val="16"/>
+          <w:szCs w:val="16"/>
+        </w:rPr>
+        <w:t xml:space="preserve">218| WHERE ubilgi.bBilgiID IS NULL AND odak.SilinecekUrun=0</w:t>
+      </w:r>
+    </w:p>
+    <w:p>
+      <w:pPr>
+        <w:shd w:fill="F4F4F4" w:color="auto" w:val="clear"/>
+        <w:spacing w:after="0"/>
+      </w:pPr>
+      <w:r>
+        <w:rPr>
+          <w:rFonts w:ascii="Consolas" w:cs="Consolas" w:eastAsia="Consolas" w:hAnsi="Consolas"/>
+          <w:sz w:val="16"/>
+          <w:szCs w:val="16"/>
+        </w:rPr>
+        <w:t xml:space="preserve">219| AND IIF(odak.kategori_id_2 ='001007002', ...) &lt;&gt;bDeger</w:t>
+      </w:r>
+    </w:p>
+    <w:p>
+      <w:pPr>
+        <w:spacing w:after="80"/>
+      </w:pPr>
+    </w:p>
+    <w:p>
+      <w:pPr>
+        <w:pStyle w:val="Heading2"/>
+        <w:spacing w:after="100" w:before="220"/>
+      </w:pPr>
+      <w:r>
+        <w:rPr>
+          <w:rFonts w:ascii="Calibri" w:cs="Calibri" w:eastAsia="Calibri" w:hAnsi="Calibri"/>
+          <w:b/>
+          <w:bCs/>
+          <w:sz w:val="24"/>
+          <w:szCs w:val="24"/>
+        </w:rPr>
+        <w:t xml:space="preserve">S-5 · Basım yılı, basım sayısı ve sayfa sayısı yanlış alanla eşleniyor  (Orta)</w:t>
+      </w:r>
+    </w:p>
+    <w:tbl>
+      <w:tblPr>
+        <w:tblW w:type="dxa" w:w="9638"/>
+        <w:tblBorders>
+          <w:top w:val="single" w:color="auto" w:sz="4"/>
+          <w:left w:val="single" w:color="auto" w:sz="4"/>
+          <w:bottom w:val="single" w:color="auto" w:sz="4"/>
+          <w:right w:val="single" w:color="auto" w:sz="4"/>
+          <w:insideH w:val="single" w:color="auto" w:sz="4"/>
+          <w:insideV w:val="single" w:color="auto" w:sz="4"/>
+        </w:tblBorders>
+        <w:tblLayout w:type="fixed"/>
+      </w:tblPr>
+      <w:tblGrid>
+        <w:gridCol w:w="1500"/>
+        <w:gridCol w:w="8138"/>
+      </w:tblGrid>
+      <w:tr>
+        <w:tc>
+          <w:tcPr>
+            <w:tcW w:type="dxa" w:w="1500"/>
+            <w:tcBorders>
+              <w:top w:val="single" w:color="BFBFBF" w:sz="4"/>
+              <w:left w:val="single" w:color="BFBFBF" w:sz="4"/>
+              <w:bottom w:val="single" w:color="BFBFBF" w:sz="4"/>
+              <w:right w:val="single" w:color="BFBFBF" w:sz="4"/>
+            </w:tcBorders>
+            <w:shd w:fill="F2F2F2" w:color="auto" w:val="clear"/>
+            <w:tcMar>
+              <w:top w:type="dxa" w:w="60"/>
+              <w:left w:type="dxa" w:w="90"/>
+              <w:bottom w:type="dxa" w:w="60"/>
+              <w:right w:type="dxa" w:w="90"/>
+            </w:tcMar>
+          </w:tcPr>
+          <w:p>
+            <w:r>
+              <w:rPr>
+                <w:rFonts w:ascii="Calibri" w:cs="Calibri" w:eastAsia="Calibri" w:hAnsi="Calibri"/>
+                <w:b/>
+                <w:bCs/>
+                <w:sz w:val="18"/>
+                <w:szCs w:val="18"/>
+              </w:rPr>
+              <w:t xml:space="preserve">Nerede</w:t>
+            </w:r>
+          </w:p>
+        </w:tc>
+        <w:tc>
+          <w:tcPr>
+            <w:tcW w:type="dxa" w:w="8138"/>
+            <w:tcBorders>
+              <w:top w:val="single" w:color="BFBFBF" w:sz="4"/>
+              <w:left w:val="single" w:color="BFBFBF" w:sz="4"/>
+              <w:bottom w:val="single" w:color="BFBFBF" w:sz="4"/>
+              <w:right w:val="single" w:color="BFBFBF" w:sz="4"/>
+            </w:tcBorders>
+            <w:tcMar>
+              <w:top w:type="dxa" w:w="60"/>
+              <w:left w:type="dxa" w:w="90"/>
+              <w:bottom w:type="dxa" w:w="60"/>
+              <w:right w:type="dxa" w:w="90"/>
+            </w:tcMar>
+          </w:tcPr>
+          <w:p>
+            <w:r>
+              <w:rPr>
+                <w:rFonts w:ascii="Consolas" w:cs="Consolas" w:eastAsia="Consolas" w:hAnsi="Consolas"/>
+                <w:color w:val="333333"/>
+                <w:sz w:val="16"/>
+                <w:szCs w:val="16"/>
+              </w:rPr>
+              <w:t xml:space="preserve">DerinSISBkm.ent.odakUrunAktar</w:t>
+            </w:r>
+            <w:r>
+              <w:rPr>
+                <w:rFonts w:ascii="Calibri" w:cs="Calibri" w:eastAsia="Calibri" w:hAnsi="Calibri"/>
+                <w:b w:val="false"/>
+                <w:bCs w:val="false"/>
+                <w:sz w:val="18"/>
+                <w:szCs w:val="18"/>
+              </w:rPr>
+              <w:t xml:space="preserve"> satır 389–391 (193 basım yılı), 424–426 (192 basım sayısı), 449–451 (191 sayfa)</w:t>
+            </w:r>
+          </w:p>
+        </w:tc>
+      </w:tr>
+      <w:tr>
+        <w:tc>
+          <w:tcPr>
+            <w:tcW w:type="dxa" w:w="1500"/>
+            <w:tcBorders>
+              <w:top w:val="single" w:color="BFBFBF" w:sz="4"/>
+              <w:left w:val="single" w:color="BFBFBF" w:sz="4"/>
+              <w:bottom w:val="single" w:color="BFBFBF" w:sz="4"/>
+              <w:right w:val="single" w:color="BFBFBF" w:sz="4"/>
+            </w:tcBorders>
+            <w:shd w:fill="F2F2F2" w:color="auto" w:val="clear"/>
+            <w:tcMar>
+              <w:top w:type="dxa" w:w="60"/>
+              <w:left w:type="dxa" w:w="90"/>
+              <w:bottom w:type="dxa" w:w="60"/>
+              <w:right w:type="dxa" w:w="90"/>
+            </w:tcMar>
+          </w:tcPr>
+          <w:p>
+            <w:r>
+              <w:rPr>
+                <w:rFonts w:ascii="Calibri" w:cs="Calibri" w:eastAsia="Calibri" w:hAnsi="Calibri"/>
+                <w:b/>
+                <w:bCs/>
+                <w:sz w:val="18"/>
+                <w:szCs w:val="18"/>
+              </w:rPr>
+              <w:t xml:space="preserve">Ne oluyor</w:t>
+            </w:r>
+          </w:p>
+        </w:tc>
+        <w:tc>
+          <w:tcPr>
+            <w:tcW w:type="dxa" w:w="8138"/>
+            <w:tcBorders>
+              <w:top w:val="single" w:color="BFBFBF" w:sz="4"/>
+              <w:left w:val="single" w:color="BFBFBF" w:sz="4"/>
+              <w:bottom w:val="single" w:color="BFBFBF" w:sz="4"/>
+              <w:right w:val="single" w:color="BFBFBF" w:sz="4"/>
+            </w:tcBorders>
+            <w:tcMar>
+              <w:top w:type="dxa" w:w="60"/>
+              <w:left w:type="dxa" w:w="90"/>
+              <w:bottom w:type="dxa" w:w="60"/>
+              <w:right w:type="dxa" w:w="90"/>
+            </w:tcMar>
+          </w:tcPr>
+          <w:p>
+            <w:r>
+              <w:rPr>
+                <w:rFonts w:ascii="Calibri" w:cs="Calibri" w:eastAsia="Calibri" w:hAnsi="Calibri"/>
+                <w:b w:val="false"/>
+                <w:bCs w:val="false"/>
+                <w:sz w:val="18"/>
+                <w:szCs w:val="18"/>
+              </w:rPr>
+              <w:t xml:space="preserve">Bu üç güncelleme ürünü barkod tablosu yerine ERP ürün kodu (</w:t>
+            </w:r>
+            <w:r>
+              <w:rPr>
+                <w:rFonts w:ascii="Consolas" w:cs="Consolas" w:eastAsia="Consolas" w:hAnsi="Consolas"/>
+                <w:color w:val="333333"/>
+                <w:sz w:val="16"/>
+                <w:szCs w:val="16"/>
+              </w:rPr>
+              <w:t xml:space="preserve">stkKod</w:t>
+            </w:r>
+            <w:r>
+              <w:rPr>
+                <w:rFonts w:ascii="Calibri" w:cs="Calibri" w:eastAsia="Calibri" w:hAnsi="Calibri"/>
+                <w:b w:val="false"/>
+                <w:bCs w:val="false"/>
+                <w:sz w:val="18"/>
+                <w:szCs w:val="18"/>
+              </w:rPr>
+              <w:t xml:space="preserve">) ile ODAK barkoduna bağlıyor. ODAK'ın açtığı üründe ikisi aynı olduğu için çalışıyor; daha önce açılmış ya da ikinci barkodla bağlanan üründe hiç eşleşmiyor.</w:t>
+            </w:r>
+          </w:p>
+        </w:tc>
+      </w:tr>
+      <w:tr>
+        <w:tc>
+          <w:tcPr>
+            <w:tcW w:type="dxa" w:w="1500"/>
+            <w:tcBorders>
+              <w:top w:val="single" w:color="BFBFBF" w:sz="4"/>
+              <w:left w:val="single" w:color="BFBFBF" w:sz="4"/>
+              <w:bottom w:val="single" w:color="BFBFBF" w:sz="4"/>
+              <w:right w:val="single" w:color="BFBFBF" w:sz="4"/>
+            </w:tcBorders>
+            <w:shd w:fill="F2F2F2" w:color="auto" w:val="clear"/>
+            <w:tcMar>
+              <w:top w:type="dxa" w:w="60"/>
+              <w:left w:type="dxa" w:w="90"/>
+              <w:bottom w:type="dxa" w:w="60"/>
+              <w:right w:type="dxa" w:w="90"/>
+            </w:tcMar>
+          </w:tcPr>
+          <w:p>
+            <w:r>
+              <w:rPr>
+                <w:rFonts w:ascii="Calibri" w:cs="Calibri" w:eastAsia="Calibri" w:hAnsi="Calibri"/>
+                <w:b/>
+                <w:bCs/>
+                <w:sz w:val="18"/>
+                <w:szCs w:val="18"/>
+              </w:rPr>
+              <w:t xml:space="preserve">Kanıt (ölçüldü)</w:t>
+            </w:r>
+          </w:p>
+        </w:tc>
+        <w:tc>
+          <w:tcPr>
+            <w:tcW w:type="dxa" w:w="8138"/>
+            <w:tcBorders>
+              <w:top w:val="single" w:color="BFBFBF" w:sz="4"/>
+              <w:left w:val="single" w:color="BFBFBF" w:sz="4"/>
+              <w:bottom w:val="single" w:color="BFBFBF" w:sz="4"/>
+              <w:right w:val="single" w:color="BFBFBF" w:sz="4"/>
+            </w:tcBorders>
+            <w:tcMar>
+              <w:top w:type="dxa" w:w="60"/>
+              <w:left w:type="dxa" w:w="90"/>
+              <w:bottom w:type="dxa" w:w="60"/>
+              <w:right w:type="dxa" w:w="90"/>
+            </w:tcMar>
+          </w:tcPr>
+          <w:p>
+            <w:r>
+              <w:rPr>
+                <w:rFonts w:ascii="Calibri" w:cs="Calibri" w:eastAsia="Calibri" w:hAnsi="Calibri"/>
+                <w:b w:val="false"/>
+                <w:bCs w:val="false"/>
+                <w:sz w:val="18"/>
+                <w:szCs w:val="18"/>
+              </w:rPr>
+              <w:t xml:space="preserve">Ürün kodu barkoddan farklı 23.230 üründe ODAK'tan farklı: yıl 2.360, basım sayısı 115, sayfa 60. Ürün kodu barkoda eşit 623.185 üründe üçünde de fark 0. Örnek: barkod 9789750851261 — ODAK 2023, ERP 2021.</w:t>
+            </w:r>
+          </w:p>
+        </w:tc>
+      </w:tr>
+      <w:tr>
+        <w:tc>
+          <w:tcPr>
+            <w:tcW w:type="dxa" w:w="1500"/>
+            <w:tcBorders>
+              <w:top w:val="single" w:color="BFBFBF" w:sz="4"/>
+              <w:left w:val="single" w:color="BFBFBF" w:sz="4"/>
+              <w:bottom w:val="single" w:color="BFBFBF" w:sz="4"/>
+              <w:right w:val="single" w:color="BFBFBF" w:sz="4"/>
+            </w:tcBorders>
+            <w:shd w:fill="F2F2F2" w:color="auto" w:val="clear"/>
+            <w:tcMar>
+              <w:top w:type="dxa" w:w="60"/>
+              <w:left w:type="dxa" w:w="90"/>
+              <w:bottom w:type="dxa" w:w="60"/>
+              <w:right w:type="dxa" w:w="90"/>
+            </w:tcMar>
+          </w:tcPr>
+          <w:p>
+            <w:r>
+              <w:rPr>
+                <w:rFonts w:ascii="Calibri" w:cs="Calibri" w:eastAsia="Calibri" w:hAnsi="Calibri"/>
+                <w:b/>
+                <w:bCs/>
+                <w:sz w:val="18"/>
+                <w:szCs w:val="18"/>
+              </w:rPr>
+              <w:t xml:space="preserve">Etki</w:t>
+            </w:r>
+          </w:p>
+        </w:tc>
+        <w:tc>
+          <w:tcPr>
+            <w:tcW w:type="dxa" w:w="8138"/>
+            <w:tcBorders>
+              <w:top w:val="single" w:color="BFBFBF" w:sz="4"/>
+              <w:left w:val="single" w:color="BFBFBF" w:sz="4"/>
+              <w:bottom w:val="single" w:color="BFBFBF" w:sz="4"/>
+              <w:right w:val="single" w:color="BFBFBF" w:sz="4"/>
+            </w:tcBorders>
+            <w:tcMar>
+              <w:top w:type="dxa" w:w="60"/>
+              <w:left w:type="dxa" w:w="90"/>
+              <w:bottom w:type="dxa" w:w="60"/>
+              <w:right w:type="dxa" w:w="90"/>
+            </w:tcMar>
+          </w:tcPr>
+          <w:p>
+            <w:r>
+              <w:rPr>
+                <w:rFonts w:ascii="Calibri" w:cs="Calibri" w:eastAsia="Calibri" w:hAnsi="Calibri"/>
+                <w:b w:val="false"/>
+                <w:bCs w:val="false"/>
+                <w:sz w:val="18"/>
+                <w:szCs w:val="18"/>
+              </w:rPr>
+              <w:t xml:space="preserve">Bu ürünlerde sitedeki künye bayat.</w:t>
+            </w:r>
+          </w:p>
+        </w:tc>
+      </w:tr>
+      <w:tr>
+        <w:tc>
+          <w:tcPr>
+            <w:tcW w:type="dxa" w:w="1500"/>
+            <w:tcBorders>
+              <w:top w:val="single" w:color="BFBFBF" w:sz="4"/>
+              <w:left w:val="single" w:color="BFBFBF" w:sz="4"/>
+              <w:bottom w:val="single" w:color="BFBFBF" w:sz="4"/>
+              <w:right w:val="single" w:color="BFBFBF" w:sz="4"/>
+            </w:tcBorders>
+            <w:shd w:fill="F2F2F2" w:color="auto" w:val="clear"/>
+            <w:tcMar>
+              <w:top w:type="dxa" w:w="60"/>
+              <w:left w:type="dxa" w:w="90"/>
+              <w:bottom w:type="dxa" w:w="60"/>
+              <w:right w:type="dxa" w:w="90"/>
+            </w:tcMar>
+          </w:tcPr>
+          <w:p>
+            <w:r>
+              <w:rPr>
+                <w:rFonts w:ascii="Calibri" w:cs="Calibri" w:eastAsia="Calibri" w:hAnsi="Calibri"/>
+                <w:b/>
+                <w:bCs/>
+                <w:sz w:val="18"/>
+                <w:szCs w:val="18"/>
+              </w:rPr>
+              <w:t xml:space="preserve">Öneri</w:t>
+            </w:r>
+          </w:p>
+        </w:tc>
+        <w:tc>
+          <w:tcPr>
+            <w:tcW w:type="dxa" w:w="8138"/>
+            <w:tcBorders>
+              <w:top w:val="single" w:color="BFBFBF" w:sz="4"/>
+              <w:left w:val="single" w:color="BFBFBF" w:sz="4"/>
+              <w:bottom w:val="single" w:color="BFBFBF" w:sz="4"/>
+              <w:right w:val="single" w:color="BFBFBF" w:sz="4"/>
+            </w:tcBorders>
+            <w:tcMar>
+              <w:top w:type="dxa" w:w="60"/>
+              <w:left w:type="dxa" w:w="90"/>
+              <w:bottom w:type="dxa" w:w="60"/>
+              <w:right w:type="dxa" w:w="90"/>
+            </w:tcMar>
+          </w:tcPr>
+          <w:p>
+            <w:r>
+              <w:rPr>
+                <w:rFonts w:ascii="Calibri" w:cs="Calibri" w:eastAsia="Calibri" w:hAnsi="Calibri"/>
+                <w:b w:val="false"/>
+                <w:bCs w:val="false"/>
+                <w:sz w:val="18"/>
+                <w:szCs w:val="18"/>
+              </w:rPr>
+              <w:t xml:space="preserve">Üç bloktaki </w:t>
+            </w:r>
+            <w:r>
+              <w:rPr>
+                <w:rFonts w:ascii="Consolas" w:cs="Consolas" w:eastAsia="Consolas" w:hAnsi="Consolas"/>
+                <w:color w:val="333333"/>
+                <w:sz w:val="16"/>
+                <w:szCs w:val="16"/>
+              </w:rPr>
+              <w:t xml:space="preserve">on barkod=stkKod</w:t>
+            </w:r>
+            <w:r>
+              <w:rPr>
+                <w:rFonts w:ascii="Calibri" w:cs="Calibri" w:eastAsia="Calibri" w:hAnsi="Calibri"/>
+                <w:b w:val="false"/>
+                <w:bCs w:val="false"/>
+                <w:sz w:val="18"/>
+                <w:szCs w:val="18"/>
+              </w:rPr>
+              <w:t xml:space="preserve"> birleşimi diğer bloklardaki gibi </w:t>
+            </w:r>
+            <w:r>
+              <w:rPr>
+                <w:rFonts w:ascii="Consolas" w:cs="Consolas" w:eastAsia="Consolas" w:hAnsi="Consolas"/>
+                <w:color w:val="333333"/>
+                <w:sz w:val="16"/>
+                <w:szCs w:val="16"/>
+              </w:rPr>
+              <w:t xml:space="preserve">urnBrkd</w:t>
+            </w:r>
+            <w:r>
+              <w:rPr>
+                <w:rFonts w:ascii="Calibri" w:cs="Calibri" w:eastAsia="Calibri" w:hAnsi="Calibri"/>
+                <w:b w:val="false"/>
+                <w:bCs w:val="false"/>
+                <w:sz w:val="18"/>
+                <w:szCs w:val="18"/>
+              </w:rPr>
+              <w:t xml:space="preserve"> üzerinden yapılmalı.</w:t>
+            </w:r>
+          </w:p>
+        </w:tc>
+      </w:tr>
+    </w:tbl>
+    <w:p>
+      <w:pPr>
+        <w:spacing w:after="40" w:before="80"/>
+      </w:pPr>
+      <w:r>
+        <w:rPr>
+          <w:rFonts w:ascii="Calibri" w:cs="Calibri" w:eastAsia="Calibri" w:hAnsi="Calibri"/>
+          <w:b/>
+          <w:bCs/>
+          <w:sz w:val="17"/>
+          <w:szCs w:val="17"/>
+        </w:rPr>
+        <w:t xml:space="preserve">Kod:</w:t>
+      </w:r>
+    </w:p>
+    <w:p>
+      <w:pPr>
+        <w:shd w:fill="F4F4F4" w:color="auto" w:val="clear"/>
+        <w:spacing w:after="0"/>
+      </w:pPr>
+      <w:r>
+        <w:rPr>
+          <w:rFonts w:ascii="Consolas" w:cs="Consolas" w:eastAsia="Consolas" w:hAnsi="Consolas"/>
+          <w:sz w:val="16"/>
+          <w:szCs w:val="16"/>
+        </w:rPr>
+        <w:t xml:space="preserve">389| update bilgialtbaslik set bilgialtbaslik.bDeger=CONVERT(VARCHAR(10),basim_tarihi_yil)</w:t>
+      </w:r>
+    </w:p>
+    <w:p>
+      <w:pPr>
+        <w:shd w:fill="F4F4F4" w:color="auto" w:val="clear"/>
+        <w:spacing w:after="0"/>
+      </w:pPr>
+      <w:r>
+        <w:rPr>
+          <w:rFonts w:ascii="Consolas" w:cs="Consolas" w:eastAsia="Consolas" w:hAnsi="Consolas"/>
+          <w:sz w:val="16"/>
+          <w:szCs w:val="16"/>
+        </w:rPr>
+        <w:t xml:space="preserve">391| inner join BKMDATA.ent.odak_urun_tam odak on barkod=stkKod</w:t>
+      </w:r>
+    </w:p>
+    <w:p>
+      <w:pPr>
+        <w:spacing w:after="80"/>
+      </w:pPr>
+    </w:p>
+    <w:p>
+      <w:pPr>
+        <w:pStyle w:val="Heading2"/>
+        <w:spacing w:after="100" w:before="220"/>
+      </w:pPr>
+      <w:r>
+        <w:rPr>
+          <w:rFonts w:ascii="Calibri" w:cs="Calibri" w:eastAsia="Calibri" w:hAnsi="Calibri"/>
+          <w:b/>
+          <w:bCs/>
+          <w:sz w:val="24"/>
+          <w:szCs w:val="24"/>
+        </w:rPr>
+        <w:t xml:space="preserve">S-6 · Boy, alt başlık ve açıklama yalnız eklenir, hiç güncellenmez  (Orta)</w:t>
+      </w:r>
+    </w:p>
+    <w:tbl>
+      <w:tblPr>
+        <w:tblW w:type="dxa" w:w="9638"/>
+        <w:tblBorders>
+          <w:top w:val="single" w:color="auto" w:sz="4"/>
+          <w:left w:val="single" w:color="auto" w:sz="4"/>
+          <w:bottom w:val="single" w:color="auto" w:sz="4"/>
+          <w:right w:val="single" w:color="auto" w:sz="4"/>
+          <w:insideH w:val="single" w:color="auto" w:sz="4"/>
+          <w:insideV w:val="single" w:color="auto" w:sz="4"/>
+        </w:tblBorders>
+        <w:tblLayout w:type="fixed"/>
+      </w:tblPr>
+      <w:tblGrid>
+        <w:gridCol w:w="1500"/>
+        <w:gridCol w:w="8138"/>
+      </w:tblGrid>
+      <w:tr>
+        <w:tc>
+          <w:tcPr>
+            <w:tcW w:type="dxa" w:w="1500"/>
+            <w:tcBorders>
+              <w:top w:val="single" w:color="BFBFBF" w:sz="4"/>
+              <w:left w:val="single" w:color="BFBFBF" w:sz="4"/>
+              <w:bottom w:val="single" w:color="BFBFBF" w:sz="4"/>
+              <w:right w:val="single" w:color="BFBFBF" w:sz="4"/>
+            </w:tcBorders>
+            <w:shd w:fill="F2F2F2" w:color="auto" w:val="clear"/>
+            <w:tcMar>
+              <w:top w:type="dxa" w:w="60"/>
+              <w:left w:type="dxa" w:w="90"/>
+              <w:bottom w:type="dxa" w:w="60"/>
+              <w:right w:type="dxa" w:w="90"/>
+            </w:tcMar>
+          </w:tcPr>
+          <w:p>
+            <w:r>
+              <w:rPr>
+                <w:rFonts w:ascii="Calibri" w:cs="Calibri" w:eastAsia="Calibri" w:hAnsi="Calibri"/>
+                <w:b/>
+                <w:bCs/>
+                <w:sz w:val="18"/>
+                <w:szCs w:val="18"/>
+              </w:rPr>
+              <w:t xml:space="preserve">Nerede</w:t>
+            </w:r>
+          </w:p>
+        </w:tc>
+        <w:tc>
+          <w:tcPr>
+            <w:tcW w:type="dxa" w:w="8138"/>
+            <w:tcBorders>
+              <w:top w:val="single" w:color="BFBFBF" w:sz="4"/>
+              <w:left w:val="single" w:color="BFBFBF" w:sz="4"/>
+              <w:bottom w:val="single" w:color="BFBFBF" w:sz="4"/>
+              <w:right w:val="single" w:color="BFBFBF" w:sz="4"/>
+            </w:tcBorders>
+            <w:tcMar>
+              <w:top w:type="dxa" w:w="60"/>
+              <w:left w:type="dxa" w:w="90"/>
+              <w:bottom w:type="dxa" w:w="60"/>
+              <w:right w:type="dxa" w:w="90"/>
+            </w:tcMar>
+          </w:tcPr>
+          <w:p>
+            <w:r>
+              <w:rPr>
+                <w:rFonts w:ascii="Consolas" w:cs="Consolas" w:eastAsia="Consolas" w:hAnsi="Consolas"/>
+                <w:color w:val="333333"/>
+                <w:sz w:val="16"/>
+                <w:szCs w:val="16"/>
+              </w:rPr>
+              <w:t xml:space="preserve">DerinSISBkm.ent.odakUrunAktar</w:t>
+            </w:r>
+            <w:r>
+              <w:rPr>
+                <w:rFonts w:ascii="Calibri" w:cs="Calibri" w:eastAsia="Calibri" w:hAnsi="Calibri"/>
+                <w:b w:val="false"/>
+                <w:bCs w:val="false"/>
+                <w:sz w:val="18"/>
+                <w:szCs w:val="18"/>
+              </w:rPr>
+              <w:t xml:space="preserve"> satır 538 (102 Boy), 195 (177 Alt başlık), 255 (175 Açıklama; güncelleme satır 273'te yorum satırı)</w:t>
+            </w:r>
+          </w:p>
+        </w:tc>
+      </w:tr>
+      <w:tr>
+        <w:tc>
+          <w:tcPr>
+            <w:tcW w:type="dxa" w:w="1500"/>
+            <w:tcBorders>
+              <w:top w:val="single" w:color="BFBFBF" w:sz="4"/>
+              <w:left w:val="single" w:color="BFBFBF" w:sz="4"/>
+              <w:bottom w:val="single" w:color="BFBFBF" w:sz="4"/>
+              <w:right w:val="single" w:color="BFBFBF" w:sz="4"/>
+            </w:tcBorders>
+            <w:shd w:fill="F2F2F2" w:color="auto" w:val="clear"/>
+            <w:tcMar>
+              <w:top w:type="dxa" w:w="60"/>
+              <w:left w:type="dxa" w:w="90"/>
+              <w:bottom w:type="dxa" w:w="60"/>
+              <w:right w:type="dxa" w:w="90"/>
+            </w:tcMar>
+          </w:tcPr>
+          <w:p>
+            <w:r>
+              <w:rPr>
+                <w:rFonts w:ascii="Calibri" w:cs="Calibri" w:eastAsia="Calibri" w:hAnsi="Calibri"/>
+                <w:b/>
+                <w:bCs/>
+                <w:sz w:val="18"/>
+                <w:szCs w:val="18"/>
+              </w:rPr>
+              <w:t xml:space="preserve">Ne oluyor</w:t>
+            </w:r>
+          </w:p>
+        </w:tc>
+        <w:tc>
+          <w:tcPr>
+            <w:tcW w:type="dxa" w:w="8138"/>
+            <w:tcBorders>
+              <w:top w:val="single" w:color="BFBFBF" w:sz="4"/>
+              <w:left w:val="single" w:color="BFBFBF" w:sz="4"/>
+              <w:bottom w:val="single" w:color="BFBFBF" w:sz="4"/>
+              <w:right w:val="single" w:color="BFBFBF" w:sz="4"/>
+            </w:tcBorders>
+            <w:tcMar>
+              <w:top w:type="dxa" w:w="60"/>
+              <w:left w:type="dxa" w:w="90"/>
+              <w:bottom w:type="dxa" w:w="60"/>
+              <w:right w:type="dxa" w:w="90"/>
+            </w:tcMar>
+          </w:tcPr>
+          <w:p>
+            <w:r>
+              <w:rPr>
+                <w:rFonts w:ascii="Calibri" w:cs="Calibri" w:eastAsia="Calibri" w:hAnsi="Calibri"/>
+                <w:b w:val="false"/>
+                <w:bCs w:val="false"/>
+                <w:sz w:val="18"/>
+                <w:szCs w:val="18"/>
+              </w:rPr>
+              <w:t xml:space="preserve">Diğer öznitelikler “ekle + farklıysa güncelle” çiftiyle yazılıyor; bu üçünde yalnız ekleme var. İlk değer yazıldıktan sonra ODAK'taki değişiklik ERP'ye geçmiyor.</w:t>
+            </w:r>
+          </w:p>
+        </w:tc>
+      </w:tr>
+      <w:tr>
+        <w:tc>
+          <w:tcPr>
+            <w:tcW w:type="dxa" w:w="1500"/>
+            <w:tcBorders>
+              <w:top w:val="single" w:color="BFBFBF" w:sz="4"/>
+              <w:left w:val="single" w:color="BFBFBF" w:sz="4"/>
+              <w:bottom w:val="single" w:color="BFBFBF" w:sz="4"/>
+              <w:right w:val="single" w:color="BFBFBF" w:sz="4"/>
+            </w:tcBorders>
+            <w:shd w:fill="F2F2F2" w:color="auto" w:val="clear"/>
+            <w:tcMar>
+              <w:top w:type="dxa" w:w="60"/>
+              <w:left w:type="dxa" w:w="90"/>
+              <w:bottom w:type="dxa" w:w="60"/>
+              <w:right w:type="dxa" w:w="90"/>
+            </w:tcMar>
+          </w:tcPr>
+          <w:p>
+            <w:r>
+              <w:rPr>
+                <w:rFonts w:ascii="Calibri" w:cs="Calibri" w:eastAsia="Calibri" w:hAnsi="Calibri"/>
+                <w:b/>
+                <w:bCs/>
+                <w:sz w:val="18"/>
+                <w:szCs w:val="18"/>
+              </w:rPr>
+              <w:t xml:space="preserve">Kanıt (ölçüldü)</w:t>
+            </w:r>
+          </w:p>
+        </w:tc>
+        <w:tc>
+          <w:tcPr>
+            <w:tcW w:type="dxa" w:w="8138"/>
+            <w:tcBorders>
+              <w:top w:val="single" w:color="BFBFBF" w:sz="4"/>
+              <w:left w:val="single" w:color="BFBFBF" w:sz="4"/>
+              <w:bottom w:val="single" w:color="BFBFBF" w:sz="4"/>
+              <w:right w:val="single" w:color="BFBFBF" w:sz="4"/>
+            </w:tcBorders>
+            <w:tcMar>
+              <w:top w:type="dxa" w:w="60"/>
+              <w:left w:type="dxa" w:w="90"/>
+              <w:bottom w:type="dxa" w:w="60"/>
+              <w:right w:type="dxa" w:w="90"/>
+            </w:tcMar>
+          </w:tcPr>
+          <w:p>
+            <w:r>
+              <w:rPr>
+                <w:rFonts w:ascii="Calibri" w:cs="Calibri" w:eastAsia="Calibri" w:hAnsi="Calibri"/>
+                <w:b w:val="false"/>
+                <w:bCs w:val="false"/>
+                <w:sz w:val="18"/>
+                <w:szCs w:val="18"/>
+              </w:rPr>
+              <w:t xml:space="preserve">Boy 5.392 üründe, alt başlık 4.578 üründe ODAK'tan farklı. Açıklamada 292.562 fark var; çoğu HTML karakter kodlaması (</w:t>
+            </w:r>
+            <w:r>
+              <w:rPr>
+                <w:rFonts w:ascii="Consolas" w:cs="Consolas" w:eastAsia="Consolas" w:hAnsi="Consolas"/>
+                <w:color w:val="333333"/>
+                <w:sz w:val="16"/>
+                <w:szCs w:val="16"/>
+              </w:rPr>
+              <w:t xml:space="preserve">&amp;ccedil;</w:t>
+            </w:r>
+            <w:r>
+              <w:rPr>
+                <w:rFonts w:ascii="Calibri" w:cs="Calibri" w:eastAsia="Calibri" w:hAnsi="Calibri"/>
+                <w:b w:val="false"/>
+                <w:bCs w:val="false"/>
+                <w:sz w:val="18"/>
+                <w:szCs w:val="18"/>
+              </w:rPr>
+              <w:t xml:space="preserve"> ↔ </w:t>
+            </w:r>
+            <w:r>
+              <w:rPr>
+                <w:rFonts w:ascii="Consolas" w:cs="Consolas" w:eastAsia="Consolas" w:hAnsi="Consolas"/>
+                <w:color w:val="333333"/>
+                <w:sz w:val="16"/>
+                <w:szCs w:val="16"/>
+              </w:rPr>
+              <w:t xml:space="preserve">ç</w:t>
+            </w:r>
+            <w:r>
+              <w:rPr>
+                <w:rFonts w:ascii="Calibri" w:cs="Calibri" w:eastAsia="Calibri" w:hAnsi="Calibri"/>
+                <w:b w:val="false"/>
+                <w:bCs w:val="false"/>
+                <w:sz w:val="18"/>
+                <w:szCs w:val="18"/>
+              </w:rPr>
+              <w:t xml:space="preserve">), gerçek içerik farkı bu ölçümle ayrılamadı.</w:t>
+            </w:r>
+          </w:p>
+        </w:tc>
+      </w:tr>
+      <w:tr>
+        <w:tc>
+          <w:tcPr>
+            <w:tcW w:type="dxa" w:w="1500"/>
+            <w:tcBorders>
+              <w:top w:val="single" w:color="BFBFBF" w:sz="4"/>
+              <w:left w:val="single" w:color="BFBFBF" w:sz="4"/>
+              <w:bottom w:val="single" w:color="BFBFBF" w:sz="4"/>
+              <w:right w:val="single" w:color="BFBFBF" w:sz="4"/>
+            </w:tcBorders>
+            <w:shd w:fill="F2F2F2" w:color="auto" w:val="clear"/>
+            <w:tcMar>
+              <w:top w:type="dxa" w:w="60"/>
+              <w:left w:type="dxa" w:w="90"/>
+              <w:bottom w:type="dxa" w:w="60"/>
+              <w:right w:type="dxa" w:w="90"/>
+            </w:tcMar>
+          </w:tcPr>
+          <w:p>
+            <w:r>
+              <w:rPr>
+                <w:rFonts w:ascii="Calibri" w:cs="Calibri" w:eastAsia="Calibri" w:hAnsi="Calibri"/>
+                <w:b/>
+                <w:bCs/>
+                <w:sz w:val="18"/>
+                <w:szCs w:val="18"/>
+              </w:rPr>
+              <w:t xml:space="preserve">Etki</w:t>
+            </w:r>
+          </w:p>
+        </w:tc>
+        <w:tc>
+          <w:tcPr>
+            <w:tcW w:type="dxa" w:w="8138"/>
+            <w:tcBorders>
+              <w:top w:val="single" w:color="BFBFBF" w:sz="4"/>
+              <w:left w:val="single" w:color="BFBFBF" w:sz="4"/>
+              <w:bottom w:val="single" w:color="BFBFBF" w:sz="4"/>
+              <w:right w:val="single" w:color="BFBFBF" w:sz="4"/>
+            </w:tcBorders>
+            <w:tcMar>
+              <w:top w:type="dxa" w:w="60"/>
+              <w:left w:type="dxa" w:w="90"/>
+              <w:bottom w:type="dxa" w:w="60"/>
+              <w:right w:type="dxa" w:w="90"/>
+            </w:tcMar>
+          </w:tcPr>
+          <w:p>
+            <w:r>
+              <w:rPr>
+                <w:rFonts w:ascii="Calibri" w:cs="Calibri" w:eastAsia="Calibri" w:hAnsi="Calibri"/>
+                <w:b w:val="false"/>
+                <w:bCs w:val="false"/>
+                <w:sz w:val="18"/>
+                <w:szCs w:val="18"/>
+              </w:rPr>
+              <w:t xml:space="preserve">ODAK'ta düzeltilen ölçü ve başlık siteye geçmiyor.</w:t>
+            </w:r>
+          </w:p>
+        </w:tc>
+      </w:tr>
+      <w:tr>
+        <w:tc>
+          <w:tcPr>
+            <w:tcW w:type="dxa" w:w="1500"/>
+            <w:tcBorders>
+              <w:top w:val="single" w:color="BFBFBF" w:sz="4"/>
+              <w:left w:val="single" w:color="BFBFBF" w:sz="4"/>
+              <w:bottom w:val="single" w:color="BFBFBF" w:sz="4"/>
+              <w:right w:val="single" w:color="BFBFBF" w:sz="4"/>
+            </w:tcBorders>
+            <w:shd w:fill="F2F2F2" w:color="auto" w:val="clear"/>
+            <w:tcMar>
+              <w:top w:type="dxa" w:w="60"/>
+              <w:left w:type="dxa" w:w="90"/>
+              <w:bottom w:type="dxa" w:w="60"/>
+              <w:right w:type="dxa" w:w="90"/>
+            </w:tcMar>
+          </w:tcPr>
+          <w:p>
+            <w:r>
+              <w:rPr>
+                <w:rFonts w:ascii="Calibri" w:cs="Calibri" w:eastAsia="Calibri" w:hAnsi="Calibri"/>
+                <w:b/>
+                <w:bCs/>
+                <w:sz w:val="18"/>
+                <w:szCs w:val="18"/>
+              </w:rPr>
+              <w:t xml:space="preserve">Öneri</w:t>
+            </w:r>
+          </w:p>
+        </w:tc>
+        <w:tc>
+          <w:tcPr>
+            <w:tcW w:type="dxa" w:w="8138"/>
+            <w:tcBorders>
+              <w:top w:val="single" w:color="BFBFBF" w:sz="4"/>
+              <w:left w:val="single" w:color="BFBFBF" w:sz="4"/>
+              <w:bottom w:val="single" w:color="BFBFBF" w:sz="4"/>
+              <w:right w:val="single" w:color="BFBFBF" w:sz="4"/>
+            </w:tcBorders>
+            <w:tcMar>
+              <w:top w:type="dxa" w:w="60"/>
+              <w:left w:type="dxa" w:w="90"/>
+              <w:bottom w:type="dxa" w:w="60"/>
+              <w:right w:type="dxa" w:w="90"/>
+            </w:tcMar>
+          </w:tcPr>
+          <w:p>
+            <w:r>
+              <w:rPr>
+                <w:rFonts w:ascii="Calibri" w:cs="Calibri" w:eastAsia="Calibri" w:hAnsi="Calibri"/>
+                <w:b w:val="false"/>
+                <w:bCs w:val="false"/>
+                <w:sz w:val="18"/>
+                <w:szCs w:val="18"/>
+              </w:rPr>
+              <w:t xml:space="preserve">Üçü için diğer alanlardaki gibi güncelleme bloğu eklenmeli (açıklama için önce karakter kodlaması tek biçime çekilmeli).</w:t>
+            </w:r>
+          </w:p>
+        </w:tc>
+      </w:tr>
+    </w:tbl>
+    <w:p>
+      <w:pPr>
+        <w:spacing w:after="40" w:before="80"/>
+      </w:pPr>
+      <w:r>
+        <w:rPr>
+          <w:rFonts w:ascii="Calibri" w:cs="Calibri" w:eastAsia="Calibri" w:hAnsi="Calibri"/>
+          <w:b/>
+          <w:bCs/>
+          <w:sz w:val="17"/>
+          <w:szCs w:val="17"/>
+        </w:rPr>
+        <w:t xml:space="preserve">Kod:</w:t>
+      </w:r>
+    </w:p>
+    <w:p>
+      <w:pPr>
+        <w:shd w:fill="F4F4F4" w:color="auto" w:val="clear"/>
+        <w:spacing w:after="0"/>
+      </w:pPr>
+      <w:r>
+        <w:rPr>
+          <w:rFonts w:ascii="Consolas" w:cs="Consolas" w:eastAsia="Consolas" w:hAnsi="Consolas"/>
+          <w:sz w:val="16"/>
+          <w:szCs w:val="16"/>
+        </w:rPr>
+        <w:t xml:space="preserve">538| select 102,stkId,boy ...            &lt;- arkasından UPDATE yok</w:t>
+      </w:r>
+    </w:p>
+    <w:p>
+      <w:pPr>
+        <w:shd w:fill="F4F4F4" w:color="auto" w:val="clear"/>
+        <w:spacing w:after="0"/>
+      </w:pPr>
+      <w:r>
+        <w:rPr>
+          <w:rFonts w:ascii="Consolas" w:cs="Consolas" w:eastAsia="Consolas" w:hAnsi="Consolas"/>
+          <w:sz w:val="16"/>
+          <w:szCs w:val="16"/>
+        </w:rPr>
+        <w:t xml:space="preserve">195| select 177,stkId,ISNULL(odak.urun_alt_baslik,'') ...   &lt;- UPDATE yok</w:t>
+      </w:r>
+    </w:p>
+    <w:p>
+      <w:pPr>
+        <w:shd w:fill="F4F4F4" w:color="auto" w:val="clear"/>
+        <w:spacing w:after="0"/>
+      </w:pPr>
+      <w:r>
+        <w:rPr>
+          <w:rFonts w:ascii="Consolas" w:cs="Consolas" w:eastAsia="Consolas" w:hAnsi="Consolas"/>
+          <w:sz w:val="16"/>
+          <w:szCs w:val="16"/>
+        </w:rPr>
+        <w:t xml:space="preserve">273| --select 175,stkId,ISNULL(odak.urun_aciklama,'')      &lt;- güncelleme kapatılmış</w:t>
+      </w:r>
+    </w:p>
+    <w:p>
+      <w:pPr>
+        <w:spacing w:after="80"/>
+      </w:pPr>
+    </w:p>
+    <w:p>
+      <w:pPr>
+        <w:pStyle w:val="Heading2"/>
+        <w:spacing w:after="100" w:before="220"/>
+      </w:pPr>
+      <w:r>
+        <w:rPr>
+          <w:rFonts w:ascii="Calibri" w:cs="Calibri" w:eastAsia="Calibri" w:hAnsi="Calibri"/>
+          <w:b/>
+          <w:bCs/>
+          <w:sz w:val="24"/>
+          <w:szCs w:val="24"/>
+        </w:rPr>
+        <w:t xml:space="preserve">S-7 · ERP'de kapatılmış ürün web'de yeniden aktif oluyor  (Orta)</w:t>
+      </w:r>
+    </w:p>
+    <w:tbl>
+      <w:tblPr>
+        <w:tblW w:type="dxa" w:w="9638"/>
+        <w:tblBorders>
+          <w:top w:val="single" w:color="auto" w:sz="4"/>
+          <w:left w:val="single" w:color="auto" w:sz="4"/>
+          <w:bottom w:val="single" w:color="auto" w:sz="4"/>
+          <w:right w:val="single" w:color="auto" w:sz="4"/>
+          <w:insideH w:val="single" w:color="auto" w:sz="4"/>
+          <w:insideV w:val="single" w:color="auto" w:sz="4"/>
+        </w:tblBorders>
+        <w:tblLayout w:type="fixed"/>
+      </w:tblPr>
+      <w:tblGrid>
+        <w:gridCol w:w="1500"/>
+        <w:gridCol w:w="8138"/>
+      </w:tblGrid>
+      <w:tr>
+        <w:tc>
+          <w:tcPr>
+            <w:tcW w:type="dxa" w:w="1500"/>
+            <w:tcBorders>
+              <w:top w:val="single" w:color="BFBFBF" w:sz="4"/>
+              <w:left w:val="single" w:color="BFBFBF" w:sz="4"/>
+              <w:bottom w:val="single" w:color="BFBFBF" w:sz="4"/>
+              <w:right w:val="single" w:color="BFBFBF" w:sz="4"/>
+            </w:tcBorders>
+            <w:shd w:fill="F2F2F2" w:color="auto" w:val="clear"/>
+            <w:tcMar>
+              <w:top w:type="dxa" w:w="60"/>
+              <w:left w:type="dxa" w:w="90"/>
+              <w:bottom w:type="dxa" w:w="60"/>
+              <w:right w:type="dxa" w:w="90"/>
+            </w:tcMar>
+          </w:tcPr>
+          <w:p>
+            <w:r>
+              <w:rPr>
+                <w:rFonts w:ascii="Calibri" w:cs="Calibri" w:eastAsia="Calibri" w:hAnsi="Calibri"/>
+                <w:b/>
+                <w:bCs/>
+                <w:sz w:val="18"/>
+                <w:szCs w:val="18"/>
+              </w:rPr>
+              <w:t xml:space="preserve">Nerede</w:t>
+            </w:r>
+          </w:p>
+        </w:tc>
+        <w:tc>
+          <w:tcPr>
+            <w:tcW w:type="dxa" w:w="8138"/>
+            <w:tcBorders>
+              <w:top w:val="single" w:color="BFBFBF" w:sz="4"/>
+              <w:left w:val="single" w:color="BFBFBF" w:sz="4"/>
+              <w:bottom w:val="single" w:color="BFBFBF" w:sz="4"/>
+              <w:right w:val="single" w:color="BFBFBF" w:sz="4"/>
+            </w:tcBorders>
+            <w:tcMar>
+              <w:top w:type="dxa" w:w="60"/>
+              <w:left w:type="dxa" w:w="90"/>
+              <w:bottom w:type="dxa" w:w="60"/>
+              <w:right w:type="dxa" w:w="90"/>
+            </w:tcMar>
+          </w:tcPr>
+          <w:p>
+            <w:r>
+              <w:rPr>
+                <w:rFonts w:ascii="Consolas" w:cs="Consolas" w:eastAsia="Consolas" w:hAnsi="Consolas"/>
+                <w:color w:val="333333"/>
+                <w:sz w:val="16"/>
+                <w:szCs w:val="16"/>
+              </w:rPr>
+              <w:t xml:space="preserve">DerinSISBkm.ent.tsofturunaktarim</w:t>
+            </w:r>
+            <w:r>
+              <w:rPr>
+                <w:rFonts w:ascii="Calibri" w:cs="Calibri" w:eastAsia="Calibri" w:hAnsi="Calibri"/>
+                <w:b w:val="false"/>
+                <w:bCs w:val="false"/>
+                <w:sz w:val="18"/>
+                <w:szCs w:val="18"/>
+              </w:rPr>
+              <w:t xml:space="preserve"> satır 11–12 ve 15–21</w:t>
+            </w:r>
+          </w:p>
+        </w:tc>
+      </w:tr>
+      <w:tr>
+        <w:tc>
+          <w:tcPr>
+            <w:tcW w:type="dxa" w:w="1500"/>
+            <w:tcBorders>
+              <w:top w:val="single" w:color="BFBFBF" w:sz="4"/>
+              <w:left w:val="single" w:color="BFBFBF" w:sz="4"/>
+              <w:bottom w:val="single" w:color="BFBFBF" w:sz="4"/>
+              <w:right w:val="single" w:color="BFBFBF" w:sz="4"/>
+            </w:tcBorders>
+            <w:shd w:fill="F2F2F2" w:color="auto" w:val="clear"/>
+            <w:tcMar>
+              <w:top w:type="dxa" w:w="60"/>
+              <w:left w:type="dxa" w:w="90"/>
+              <w:bottom w:type="dxa" w:w="60"/>
+              <w:right w:type="dxa" w:w="90"/>
+            </w:tcMar>
+          </w:tcPr>
+          <w:p>
+            <w:r>
+              <w:rPr>
+                <w:rFonts w:ascii="Calibri" w:cs="Calibri" w:eastAsia="Calibri" w:hAnsi="Calibri"/>
+                <w:b/>
+                <w:bCs/>
+                <w:sz w:val="18"/>
+                <w:szCs w:val="18"/>
+              </w:rPr>
+              <w:t xml:space="preserve">Ne oluyor</w:t>
+            </w:r>
+          </w:p>
+        </w:tc>
+        <w:tc>
+          <w:tcPr>
+            <w:tcW w:type="dxa" w:w="8138"/>
+            <w:tcBorders>
+              <w:top w:val="single" w:color="BFBFBF" w:sz="4"/>
+              <w:left w:val="single" w:color="BFBFBF" w:sz="4"/>
+              <w:bottom w:val="single" w:color="BFBFBF" w:sz="4"/>
+              <w:right w:val="single" w:color="BFBFBF" w:sz="4"/>
+            </w:tcBorders>
+            <w:tcMar>
+              <w:top w:type="dxa" w:w="60"/>
+              <w:left w:type="dxa" w:w="90"/>
+              <w:bottom w:type="dxa" w:w="60"/>
+              <w:right w:type="dxa" w:w="90"/>
+            </w:tcMar>
+          </w:tcPr>
+          <w:p>
+            <w:r>
+              <w:rPr>
+                <w:rFonts w:ascii="Calibri" w:cs="Calibri" w:eastAsia="Calibri" w:hAnsi="Calibri"/>
+                <w:b w:val="false"/>
+                <w:bCs w:val="false"/>
+                <w:sz w:val="18"/>
+                <w:szCs w:val="18"/>
+              </w:rPr>
+              <w:t xml:space="preserve">Satır 11 ERP'de kapalı (</w:t>
+            </w:r>
+            <w:r>
+              <w:rPr>
+                <w:rFonts w:ascii="Consolas" w:cs="Consolas" w:eastAsia="Consolas" w:hAnsi="Consolas"/>
+                <w:color w:val="333333"/>
+                <w:sz w:val="16"/>
+                <w:szCs w:val="16"/>
+              </w:rPr>
+              <w:t xml:space="preserve">urnDurum = 0</w:t>
+            </w:r>
+            <w:r>
+              <w:rPr>
+                <w:rFonts w:ascii="Calibri" w:cs="Calibri" w:eastAsia="Calibri" w:hAnsi="Calibri"/>
+                <w:b w:val="false"/>
+                <w:bCs w:val="false"/>
+                <w:sz w:val="18"/>
+                <w:szCs w:val="18"/>
+              </w:rPr>
+              <w:t xml:space="preserve">) ürünü pasif yapıyor; dört satır sonra satır 15 ODAK'ta satıştaysa aynı ürünü yeniden aktif yapıyor. İkinci güncelleme </w:t>
+            </w:r>
+            <w:r>
+              <w:rPr>
+                <w:rFonts w:ascii="Consolas" w:cs="Consolas" w:eastAsia="Consolas" w:hAnsi="Consolas"/>
+                <w:color w:val="333333"/>
+                <w:sz w:val="16"/>
+                <w:szCs w:val="16"/>
+              </w:rPr>
+              <w:t xml:space="preserve">urnDurum</w:t>
+            </w:r>
+            <w:r>
+              <w:rPr>
+                <w:rFonts w:ascii="Calibri" w:cs="Calibri" w:eastAsia="Calibri" w:hAnsi="Calibri"/>
+                <w:b w:val="false"/>
+                <w:bCs w:val="false"/>
+                <w:sz w:val="18"/>
+                <w:szCs w:val="18"/>
+              </w:rPr>
+              <w:t xml:space="preserve">'a bakmıyor.</w:t>
+            </w:r>
+          </w:p>
+        </w:tc>
+      </w:tr>
+      <w:tr>
+        <w:tc>
+          <w:tcPr>
+            <w:tcW w:type="dxa" w:w="1500"/>
+            <w:tcBorders>
+              <w:top w:val="single" w:color="BFBFBF" w:sz="4"/>
+              <w:left w:val="single" w:color="BFBFBF" w:sz="4"/>
+              <w:bottom w:val="single" w:color="BFBFBF" w:sz="4"/>
+              <w:right w:val="single" w:color="BFBFBF" w:sz="4"/>
+            </w:tcBorders>
+            <w:shd w:fill="F2F2F2" w:color="auto" w:val="clear"/>
+            <w:tcMar>
+              <w:top w:type="dxa" w:w="60"/>
+              <w:left w:type="dxa" w:w="90"/>
+              <w:bottom w:type="dxa" w:w="60"/>
+              <w:right w:type="dxa" w:w="90"/>
+            </w:tcMar>
+          </w:tcPr>
+          <w:p>
+            <w:r>
+              <w:rPr>
+                <w:rFonts w:ascii="Calibri" w:cs="Calibri" w:eastAsia="Calibri" w:hAnsi="Calibri"/>
+                <w:b/>
+                <w:bCs/>
+                <w:sz w:val="18"/>
+                <w:szCs w:val="18"/>
+              </w:rPr>
+              <w:t xml:space="preserve">Kanıt (ölçüldü)</w:t>
+            </w:r>
+          </w:p>
+        </w:tc>
+        <w:tc>
+          <w:tcPr>
+            <w:tcW w:type="dxa" w:w="8138"/>
+            <w:tcBorders>
+              <w:top w:val="single" w:color="BFBFBF" w:sz="4"/>
+              <w:left w:val="single" w:color="BFBFBF" w:sz="4"/>
+              <w:bottom w:val="single" w:color="BFBFBF" w:sz="4"/>
+              <w:right w:val="single" w:color="BFBFBF" w:sz="4"/>
+            </w:tcBorders>
+            <w:tcMar>
+              <w:top w:type="dxa" w:w="60"/>
+              <w:left w:type="dxa" w:w="90"/>
+              <w:bottom w:type="dxa" w:w="60"/>
+              <w:right w:type="dxa" w:w="90"/>
+            </w:tcMar>
+          </w:tcPr>
+          <w:p>
+            <w:r>
+              <w:rPr>
+                <w:rFonts w:ascii="Calibri" w:cs="Calibri" w:eastAsia="Calibri" w:hAnsi="Calibri"/>
+                <w:b w:val="false"/>
+                <w:bCs w:val="false"/>
+                <w:sz w:val="18"/>
+                <w:szCs w:val="18"/>
+              </w:rPr>
+              <w:t xml:space="preserve">ERP'de kapalı 26.331 üründen 130'u şu an web'de aktif; 130'unun 130'u ODAK'ta satışta.</w:t>
+            </w:r>
+          </w:p>
+        </w:tc>
+      </w:tr>
+      <w:tr>
+        <w:tc>
+          <w:tcPr>
+            <w:tcW w:type="dxa" w:w="1500"/>
+            <w:tcBorders>
+              <w:top w:val="single" w:color="BFBFBF" w:sz="4"/>
+              <w:left w:val="single" w:color="BFBFBF" w:sz="4"/>
+              <w:bottom w:val="single" w:color="BFBFBF" w:sz="4"/>
+              <w:right w:val="single" w:color="BFBFBF" w:sz="4"/>
+            </w:tcBorders>
+            <w:shd w:fill="F2F2F2" w:color="auto" w:val="clear"/>
+            <w:tcMar>
+              <w:top w:type="dxa" w:w="60"/>
+              <w:left w:type="dxa" w:w="90"/>
+              <w:bottom w:type="dxa" w:w="60"/>
+              <w:right w:type="dxa" w:w="90"/>
+            </w:tcMar>
+          </w:tcPr>
+          <w:p>
+            <w:r>
+              <w:rPr>
+                <w:rFonts w:ascii="Calibri" w:cs="Calibri" w:eastAsia="Calibri" w:hAnsi="Calibri"/>
+                <w:b/>
+                <w:bCs/>
+                <w:sz w:val="18"/>
+                <w:szCs w:val="18"/>
+              </w:rPr>
+              <w:t xml:space="preserve">Etki</w:t>
+            </w:r>
+          </w:p>
+        </w:tc>
+        <w:tc>
+          <w:tcPr>
+            <w:tcW w:type="dxa" w:w="8138"/>
+            <w:tcBorders>
+              <w:top w:val="single" w:color="BFBFBF" w:sz="4"/>
+              <w:left w:val="single" w:color="BFBFBF" w:sz="4"/>
+              <w:bottom w:val="single" w:color="BFBFBF" w:sz="4"/>
+              <w:right w:val="single" w:color="BFBFBF" w:sz="4"/>
+            </w:tcBorders>
+            <w:tcMar>
+              <w:top w:type="dxa" w:w="60"/>
+              <w:left w:type="dxa" w:w="90"/>
+              <w:bottom w:type="dxa" w:w="60"/>
+              <w:right w:type="dxa" w:w="90"/>
+            </w:tcMar>
+          </w:tcPr>
+          <w:p>
+            <w:r>
+              <w:rPr>
+                <w:rFonts w:ascii="Calibri" w:cs="Calibri" w:eastAsia="Calibri" w:hAnsi="Calibri"/>
+                <w:b w:val="false"/>
+                <w:bCs w:val="false"/>
+                <w:sz w:val="18"/>
+                <w:szCs w:val="18"/>
+              </w:rPr>
+              <w:t xml:space="preserve">ERP'de satışı durdurulan ürün sitede satılmaya devam ediyor.</w:t>
+            </w:r>
+          </w:p>
+        </w:tc>
+      </w:tr>
+      <w:tr>
+        <w:tc>
+          <w:tcPr>
+            <w:tcW w:type="dxa" w:w="1500"/>
+            <w:tcBorders>
+              <w:top w:val="single" w:color="BFBFBF" w:sz="4"/>
+              <w:left w:val="single" w:color="BFBFBF" w:sz="4"/>
+              <w:bottom w:val="single" w:color="BFBFBF" w:sz="4"/>
+              <w:right w:val="single" w:color="BFBFBF" w:sz="4"/>
+            </w:tcBorders>
+            <w:shd w:fill="F2F2F2" w:color="auto" w:val="clear"/>
+            <w:tcMar>
+              <w:top w:type="dxa" w:w="60"/>
+              <w:left w:type="dxa" w:w="90"/>
+              <w:bottom w:type="dxa" w:w="60"/>
+              <w:right w:type="dxa" w:w="90"/>
+            </w:tcMar>
+          </w:tcPr>
+          <w:p>
+            <w:r>
+              <w:rPr>
+                <w:rFonts w:ascii="Calibri" w:cs="Calibri" w:eastAsia="Calibri" w:hAnsi="Calibri"/>
+                <w:b/>
+                <w:bCs/>
+                <w:sz w:val="18"/>
+                <w:szCs w:val="18"/>
+              </w:rPr>
+              <w:t xml:space="preserve">Öneri</w:t>
+            </w:r>
+          </w:p>
+        </w:tc>
+        <w:tc>
+          <w:tcPr>
+            <w:tcW w:type="dxa" w:w="8138"/>
+            <w:tcBorders>
+              <w:top w:val="single" w:color="BFBFBF" w:sz="4"/>
+              <w:left w:val="single" w:color="BFBFBF" w:sz="4"/>
+              <w:bottom w:val="single" w:color="BFBFBF" w:sz="4"/>
+              <w:right w:val="single" w:color="BFBFBF" w:sz="4"/>
+            </w:tcBorders>
+            <w:tcMar>
+              <w:top w:type="dxa" w:w="60"/>
+              <w:left w:type="dxa" w:w="90"/>
+              <w:bottom w:type="dxa" w:w="60"/>
+              <w:right w:type="dxa" w:w="90"/>
+            </w:tcMar>
+          </w:tcPr>
+          <w:p>
+            <w:r>
+              <w:rPr>
+                <w:rFonts w:ascii="Calibri" w:cs="Calibri" w:eastAsia="Calibri" w:hAnsi="Calibri"/>
+                <w:b w:val="false"/>
+                <w:bCs w:val="false"/>
+                <w:sz w:val="18"/>
+                <w:szCs w:val="18"/>
+              </w:rPr>
+              <w:t xml:space="preserve">Satır 21'e </w:t>
+            </w:r>
+            <w:r>
+              <w:rPr>
+                <w:rFonts w:ascii="Consolas" w:cs="Consolas" w:eastAsia="Consolas" w:hAnsi="Consolas"/>
+                <w:color w:val="333333"/>
+                <w:sz w:val="16"/>
+                <w:szCs w:val="16"/>
+              </w:rPr>
+              <w:t xml:space="preserve">AND u.urnDurum = 1</w:t>
+            </w:r>
+            <w:r>
+              <w:rPr>
+                <w:rFonts w:ascii="Calibri" w:cs="Calibri" w:eastAsia="Calibri" w:hAnsi="Calibri"/>
+                <w:b w:val="false"/>
+                <w:bCs w:val="false"/>
+                <w:sz w:val="18"/>
+                <w:szCs w:val="18"/>
+              </w:rPr>
+              <w:t xml:space="preserve"> eklenmeli.</w:t>
+            </w:r>
+          </w:p>
+        </w:tc>
+      </w:tr>
+    </w:tbl>
+    <w:p>
+      <w:pPr>
+        <w:spacing w:after="40" w:before="80"/>
+      </w:pPr>
+      <w:r>
+        <w:rPr>
+          <w:rFonts w:ascii="Calibri" w:cs="Calibri" w:eastAsia="Calibri" w:hAnsi="Calibri"/>
+          <w:b/>
+          <w:bCs/>
+          <w:sz w:val="17"/>
+          <w:szCs w:val="17"/>
+        </w:rPr>
+        <w:t xml:space="preserve">Kod:</w:t>
+      </w:r>
+    </w:p>
+    <w:p>
+      <w:pPr>
+        <w:shd w:fill="F4F4F4" w:color="auto" w:val="clear"/>
+        <w:spacing w:after="0"/>
+      </w:pPr>
+      <w:r>
+        <w:rPr>
+          <w:rFonts w:ascii="Consolas" w:cs="Consolas" w:eastAsia="Consolas" w:hAnsi="Consolas"/>
+          <w:sz w:val="16"/>
+          <w:szCs w:val="16"/>
+        </w:rPr>
+        <w:t xml:space="preserve">11| UPDATE u SET u.kod1ID=0</w:t>
+      </w:r>
+    </w:p>
+    <w:p>
+      <w:pPr>
+        <w:shd w:fill="F4F4F4" w:color="auto" w:val="clear"/>
+        <w:spacing w:after="0"/>
+      </w:pPr>
+      <w:r>
+        <w:rPr>
+          <w:rFonts w:ascii="Consolas" w:cs="Consolas" w:eastAsia="Consolas" w:hAnsi="Consolas"/>
+          <w:sz w:val="16"/>
+          <w:szCs w:val="16"/>
+        </w:rPr>
+        <w:t xml:space="preserve">12| FROM urn u WHERE u.urnDurum=0 AND u.kod1ID&lt;&gt;0</w:t>
+      </w:r>
+    </w:p>
+    <w:p>
+      <w:pPr>
+        <w:shd w:fill="F4F4F4" w:color="auto" w:val="clear"/>
+        <w:spacing w:after="0"/>
+      </w:pPr>
+      <w:r>
+        <w:rPr>
+          <w:rFonts w:ascii="Consolas" w:cs="Consolas" w:eastAsia="Consolas" w:hAnsi="Consolas"/>
+          <w:sz w:val="16"/>
+          <w:szCs w:val="16"/>
+        </w:rPr>
+        <w:t xml:space="preserve">15| UPDATE u SET u.kod1ID=1</w:t>
+      </w:r>
+    </w:p>
+    <w:p>
+      <w:pPr>
+        <w:shd w:fill="F4F4F4" w:color="auto" w:val="clear"/>
+        <w:spacing w:after="0"/>
+      </w:pPr>
+      <w:r>
+        <w:rPr>
+          <w:rFonts w:ascii="Consolas" w:cs="Consolas" w:eastAsia="Consolas" w:hAnsi="Consolas"/>
+          <w:sz w:val="16"/>
+          <w:szCs w:val="16"/>
+        </w:rPr>
+        <w:t xml:space="preserve">21| (bar.urnBrkdStkID IS NULL OR u.kod1ID IN(0,2)) and o.satis_durum = 1</w:t>
+      </w:r>
+    </w:p>
+    <w:p>
+      <w:pPr>
+        <w:spacing w:after="80"/>
+      </w:pPr>
+    </w:p>
+    <w:p>
+      <w:pPr>
+        <w:pStyle w:val="Heading2"/>
+        <w:spacing w:after="100" w:before="220"/>
+      </w:pPr>
+      <w:r>
+        <w:rPr>
+          <w:rFonts w:ascii="Calibri" w:cs="Calibri" w:eastAsia="Calibri" w:hAnsi="Calibri"/>
+          <w:b/>
+          <w:bCs/>
+          <w:sz w:val="24"/>
+          <w:szCs w:val="24"/>
+        </w:rPr>
+        <w:t xml:space="preserve">S-8 · Aynı ürüne bağlı iki ODAK kaydında web durumu çakışıyor  (Orta)</w:t>
+      </w:r>
+    </w:p>
+    <w:tbl>
+      <w:tblPr>
+        <w:tblW w:type="dxa" w:w="9638"/>
+        <w:tblBorders>
+          <w:top w:val="single" w:color="auto" w:sz="4"/>
+          <w:left w:val="single" w:color="auto" w:sz="4"/>
+          <w:bottom w:val="single" w:color="auto" w:sz="4"/>
+          <w:right w:val="single" w:color="auto" w:sz="4"/>
+          <w:insideH w:val="single" w:color="auto" w:sz="4"/>
+          <w:insideV w:val="single" w:color="auto" w:sz="4"/>
+        </w:tblBorders>
+        <w:tblLayout w:type="fixed"/>
+      </w:tblPr>
+      <w:tblGrid>
+        <w:gridCol w:w="1500"/>
+        <w:gridCol w:w="8138"/>
+      </w:tblGrid>
+      <w:tr>
+        <w:tc>
+          <w:tcPr>
+            <w:tcW w:type="dxa" w:w="1500"/>
+            <w:tcBorders>
+              <w:top w:val="single" w:color="BFBFBF" w:sz="4"/>
+              <w:left w:val="single" w:color="BFBFBF" w:sz="4"/>
+              <w:bottom w:val="single" w:color="BFBFBF" w:sz="4"/>
+              <w:right w:val="single" w:color="BFBFBF" w:sz="4"/>
+            </w:tcBorders>
+            <w:shd w:fill="F2F2F2" w:color="auto" w:val="clear"/>
+            <w:tcMar>
+              <w:top w:type="dxa" w:w="60"/>
+              <w:left w:type="dxa" w:w="90"/>
+              <w:bottom w:type="dxa" w:w="60"/>
+              <w:right w:type="dxa" w:w="90"/>
+            </w:tcMar>
+          </w:tcPr>
+          <w:p>
+            <w:r>
+              <w:rPr>
+                <w:rFonts w:ascii="Calibri" w:cs="Calibri" w:eastAsia="Calibri" w:hAnsi="Calibri"/>
+                <w:b/>
+                <w:bCs/>
+                <w:sz w:val="18"/>
+                <w:szCs w:val="18"/>
+              </w:rPr>
+              <w:t xml:space="preserve">Nerede</w:t>
+            </w:r>
+          </w:p>
+        </w:tc>
+        <w:tc>
+          <w:tcPr>
+            <w:tcW w:type="dxa" w:w="8138"/>
+            <w:tcBorders>
+              <w:top w:val="single" w:color="BFBFBF" w:sz="4"/>
+              <w:left w:val="single" w:color="BFBFBF" w:sz="4"/>
+              <w:bottom w:val="single" w:color="BFBFBF" w:sz="4"/>
+              <w:right w:val="single" w:color="BFBFBF" w:sz="4"/>
+            </w:tcBorders>
+            <w:tcMar>
+              <w:top w:type="dxa" w:w="60"/>
+              <w:left w:type="dxa" w:w="90"/>
+              <w:bottom w:type="dxa" w:w="60"/>
+              <w:right w:type="dxa" w:w="90"/>
+            </w:tcMar>
+          </w:tcPr>
+          <w:p>
+            <w:r>
+              <w:rPr>
+                <w:rFonts w:ascii="Consolas" w:cs="Consolas" w:eastAsia="Consolas" w:hAnsi="Consolas"/>
+                <w:color w:val="333333"/>
+                <w:sz w:val="16"/>
+                <w:szCs w:val="16"/>
+              </w:rPr>
+              <w:t xml:space="preserve">DerinSISBkm.ent.odakUrunAktar</w:t>
+            </w:r>
+            <w:r>
+              <w:rPr>
+                <w:rFonts w:ascii="Calibri" w:cs="Calibri" w:eastAsia="Calibri" w:hAnsi="Calibri"/>
+                <w:b w:val="false"/>
+                <w:bCs w:val="false"/>
+                <w:sz w:val="18"/>
+                <w:szCs w:val="18"/>
+              </w:rPr>
+              <w:t xml:space="preserve"> satır 882–887 ↔ </w:t>
+            </w:r>
+            <w:r>
+              <w:rPr>
+                <w:rFonts w:ascii="Consolas" w:cs="Consolas" w:eastAsia="Consolas" w:hAnsi="Consolas"/>
+                <w:color w:val="333333"/>
+                <w:sz w:val="16"/>
+                <w:szCs w:val="16"/>
+              </w:rPr>
+              <w:t xml:space="preserve">ent.tsofturunaktarim</w:t>
+            </w:r>
+            <w:r>
+              <w:rPr>
+                <w:rFonts w:ascii="Calibri" w:cs="Calibri" w:eastAsia="Calibri" w:hAnsi="Calibri"/>
+                <w:b w:val="false"/>
+                <w:bCs w:val="false"/>
+                <w:sz w:val="18"/>
+                <w:szCs w:val="18"/>
+              </w:rPr>
+              <w:t xml:space="preserve"> satır 15–21 (aynı job'ın 1. ve 2. adımı)</w:t>
+            </w:r>
+          </w:p>
+        </w:tc>
+      </w:tr>
+      <w:tr>
+        <w:tc>
+          <w:tcPr>
+            <w:tcW w:type="dxa" w:w="1500"/>
+            <w:tcBorders>
+              <w:top w:val="single" w:color="BFBFBF" w:sz="4"/>
+              <w:left w:val="single" w:color="BFBFBF" w:sz="4"/>
+              <w:bottom w:val="single" w:color="BFBFBF" w:sz="4"/>
+              <w:right w:val="single" w:color="BFBFBF" w:sz="4"/>
+            </w:tcBorders>
+            <w:shd w:fill="F2F2F2" w:color="auto" w:val="clear"/>
+            <w:tcMar>
+              <w:top w:type="dxa" w:w="60"/>
+              <w:left w:type="dxa" w:w="90"/>
+              <w:bottom w:type="dxa" w:w="60"/>
+              <w:right w:type="dxa" w:w="90"/>
+            </w:tcMar>
+          </w:tcPr>
+          <w:p>
+            <w:r>
+              <w:rPr>
+                <w:rFonts w:ascii="Calibri" w:cs="Calibri" w:eastAsia="Calibri" w:hAnsi="Calibri"/>
+                <w:b/>
+                <w:bCs/>
+                <w:sz w:val="18"/>
+                <w:szCs w:val="18"/>
+              </w:rPr>
+              <w:t xml:space="preserve">Ne oluyor</w:t>
+            </w:r>
+          </w:p>
+        </w:tc>
+        <w:tc>
+          <w:tcPr>
+            <w:tcW w:type="dxa" w:w="8138"/>
+            <w:tcBorders>
+              <w:top w:val="single" w:color="BFBFBF" w:sz="4"/>
+              <w:left w:val="single" w:color="BFBFBF" w:sz="4"/>
+              <w:bottom w:val="single" w:color="BFBFBF" w:sz="4"/>
+              <w:right w:val="single" w:color="BFBFBF" w:sz="4"/>
+            </w:tcBorders>
+            <w:tcMar>
+              <w:top w:type="dxa" w:w="60"/>
+              <w:left w:type="dxa" w:w="90"/>
+              <w:bottom w:type="dxa" w:w="60"/>
+              <w:right w:type="dxa" w:w="90"/>
+            </w:tcMar>
+          </w:tcPr>
+          <w:p>
+            <w:r>
+              <w:rPr>
+                <w:rFonts w:ascii="Calibri" w:cs="Calibri" w:eastAsia="Calibri" w:hAnsi="Calibri"/>
+                <w:b w:val="false"/>
+                <w:bCs w:val="false"/>
+                <w:sz w:val="18"/>
+                <w:szCs w:val="18"/>
+              </w:rPr>
+              <w:t xml:space="preserve">Bir ERP ürünü iki ODAK ürününe bağlıysa ve biri silinmiş, öbürü satıştaysa: adım 1 ürünü pasif yapıyor, adım 2 aktif yapıyor.</w:t>
+            </w:r>
+          </w:p>
+        </w:tc>
+      </w:tr>
+      <w:tr>
+        <w:tc>
+          <w:tcPr>
+            <w:tcW w:type="dxa" w:w="1500"/>
+            <w:tcBorders>
+              <w:top w:val="single" w:color="BFBFBF" w:sz="4"/>
+              <w:left w:val="single" w:color="BFBFBF" w:sz="4"/>
+              <w:bottom w:val="single" w:color="BFBFBF" w:sz="4"/>
+              <w:right w:val="single" w:color="BFBFBF" w:sz="4"/>
+            </w:tcBorders>
+            <w:shd w:fill="F2F2F2" w:color="auto" w:val="clear"/>
+            <w:tcMar>
+              <w:top w:type="dxa" w:w="60"/>
+              <w:left w:type="dxa" w:w="90"/>
+              <w:bottom w:type="dxa" w:w="60"/>
+              <w:right w:type="dxa" w:w="90"/>
+            </w:tcMar>
+          </w:tcPr>
+          <w:p>
+            <w:r>
+              <w:rPr>
+                <w:rFonts w:ascii="Calibri" w:cs="Calibri" w:eastAsia="Calibri" w:hAnsi="Calibri"/>
+                <w:b/>
+                <w:bCs/>
+                <w:sz w:val="18"/>
+                <w:szCs w:val="18"/>
+              </w:rPr>
+              <w:t xml:space="preserve">Kanıt (ölçüldü)</w:t>
+            </w:r>
+          </w:p>
+        </w:tc>
+        <w:tc>
+          <w:tcPr>
+            <w:tcW w:type="dxa" w:w="8138"/>
+            <w:tcBorders>
+              <w:top w:val="single" w:color="BFBFBF" w:sz="4"/>
+              <w:left w:val="single" w:color="BFBFBF" w:sz="4"/>
+              <w:bottom w:val="single" w:color="BFBFBF" w:sz="4"/>
+              <w:right w:val="single" w:color="BFBFBF" w:sz="4"/>
+            </w:tcBorders>
+            <w:tcMar>
+              <w:top w:type="dxa" w:w="60"/>
+              <w:left w:type="dxa" w:w="90"/>
+              <w:bottom w:type="dxa" w:w="60"/>
+              <w:right w:type="dxa" w:w="90"/>
+            </w:tcMar>
+          </w:tcPr>
+          <w:p>
+            <w:r>
+              <w:rPr>
+                <w:rFonts w:ascii="Calibri" w:cs="Calibri" w:eastAsia="Calibri" w:hAnsi="Calibri"/>
+                <w:b w:val="false"/>
+                <w:bCs w:val="false"/>
+                <w:sz w:val="18"/>
+                <w:szCs w:val="18"/>
+              </w:rPr>
+              <w:t xml:space="preserve">Silinmiş/yalnız-mağaza kaydı olup aktif kalan 141 ürünün 141'i bu durumda, hepsinin satışta bir ikinci kaydı var. 140'ının silinen kaydı ODAK'ta “Yasaklı” statüde. Her saat 0↔1 gidip gelmesi kod sırasından çıkarım; log'da gözlenmedi.</w:t>
+            </w:r>
+          </w:p>
+        </w:tc>
+      </w:tr>
+      <w:tr>
+        <w:tc>
+          <w:tcPr>
+            <w:tcW w:type="dxa" w:w="1500"/>
+            <w:tcBorders>
+              <w:top w:val="single" w:color="BFBFBF" w:sz="4"/>
+              <w:left w:val="single" w:color="BFBFBF" w:sz="4"/>
+              <w:bottom w:val="single" w:color="BFBFBF" w:sz="4"/>
+              <w:right w:val="single" w:color="BFBFBF" w:sz="4"/>
+            </w:tcBorders>
+            <w:shd w:fill="F2F2F2" w:color="auto" w:val="clear"/>
+            <w:tcMar>
+              <w:top w:type="dxa" w:w="60"/>
+              <w:left w:type="dxa" w:w="90"/>
+              <w:bottom w:type="dxa" w:w="60"/>
+              <w:right w:type="dxa" w:w="90"/>
+            </w:tcMar>
+          </w:tcPr>
+          <w:p>
+            <w:r>
+              <w:rPr>
+                <w:rFonts w:ascii="Calibri" w:cs="Calibri" w:eastAsia="Calibri" w:hAnsi="Calibri"/>
+                <w:b/>
+                <w:bCs/>
+                <w:sz w:val="18"/>
+                <w:szCs w:val="18"/>
+              </w:rPr>
+              <w:t xml:space="preserve">Etki</w:t>
+            </w:r>
+          </w:p>
+        </w:tc>
+        <w:tc>
+          <w:tcPr>
+            <w:tcW w:type="dxa" w:w="8138"/>
+            <w:tcBorders>
+              <w:top w:val="single" w:color="BFBFBF" w:sz="4"/>
+              <w:left w:val="single" w:color="BFBFBF" w:sz="4"/>
+              <w:bottom w:val="single" w:color="BFBFBF" w:sz="4"/>
+              <w:right w:val="single" w:color="BFBFBF" w:sz="4"/>
+            </w:tcBorders>
+            <w:tcMar>
+              <w:top w:type="dxa" w:w="60"/>
+              <w:left w:type="dxa" w:w="90"/>
+              <w:bottom w:type="dxa" w:w="60"/>
+              <w:right w:type="dxa" w:w="90"/>
+            </w:tcMar>
+          </w:tcPr>
+          <w:p>
+            <w:r>
+              <w:rPr>
+                <w:rFonts w:ascii="Calibri" w:cs="Calibri" w:eastAsia="Calibri" w:hAnsi="Calibri"/>
+                <w:b w:val="false"/>
+                <w:bCs w:val="false"/>
+                <w:sz w:val="18"/>
+                <w:szCs w:val="18"/>
+              </w:rPr>
+              <w:t xml:space="preserve">Yasaklı statüdeki barkodla aynı ERP ürünü sitede aktif.</w:t>
+            </w:r>
+          </w:p>
+        </w:tc>
+      </w:tr>
+      <w:tr>
+        <w:tc>
+          <w:tcPr>
+            <w:tcW w:type="dxa" w:w="1500"/>
+            <w:tcBorders>
+              <w:top w:val="single" w:color="BFBFBF" w:sz="4"/>
+              <w:left w:val="single" w:color="BFBFBF" w:sz="4"/>
+              <w:bottom w:val="single" w:color="BFBFBF" w:sz="4"/>
+              <w:right w:val="single" w:color="BFBFBF" w:sz="4"/>
+            </w:tcBorders>
+            <w:shd w:fill="F2F2F2" w:color="auto" w:val="clear"/>
+            <w:tcMar>
+              <w:top w:type="dxa" w:w="60"/>
+              <w:left w:type="dxa" w:w="90"/>
+              <w:bottom w:type="dxa" w:w="60"/>
+              <w:right w:type="dxa" w:w="90"/>
+            </w:tcMar>
+          </w:tcPr>
+          <w:p>
+            <w:r>
+              <w:rPr>
+                <w:rFonts w:ascii="Calibri" w:cs="Calibri" w:eastAsia="Calibri" w:hAnsi="Calibri"/>
+                <w:b/>
+                <w:bCs/>
+                <w:sz w:val="18"/>
+                <w:szCs w:val="18"/>
+              </w:rPr>
+              <w:t xml:space="preserve">Öneri</w:t>
+            </w:r>
+          </w:p>
+        </w:tc>
+        <w:tc>
+          <w:tcPr>
+            <w:tcW w:type="dxa" w:w="8138"/>
+            <w:tcBorders>
+              <w:top w:val="single" w:color="BFBFBF" w:sz="4"/>
+              <w:left w:val="single" w:color="BFBFBF" w:sz="4"/>
+              <w:bottom w:val="single" w:color="BFBFBF" w:sz="4"/>
+              <w:right w:val="single" w:color="BFBFBF" w:sz="4"/>
+            </w:tcBorders>
+            <w:tcMar>
+              <w:top w:type="dxa" w:w="60"/>
+              <w:left w:type="dxa" w:w="90"/>
+              <w:bottom w:type="dxa" w:w="60"/>
+              <w:right w:type="dxa" w:w="90"/>
+            </w:tcMar>
+          </w:tcPr>
+          <w:p>
+            <w:r>
+              <w:rPr>
+                <w:rFonts w:ascii="Calibri" w:cs="Calibri" w:eastAsia="Calibri" w:hAnsi="Calibri"/>
+                <w:b w:val="false"/>
+                <w:bCs w:val="false"/>
+                <w:sz w:val="18"/>
+                <w:szCs w:val="18"/>
+              </w:rPr>
+              <w:t xml:space="preserve">141 ürün elle incelenmeli; iki SP çift ürünlerde aynı kuralı kullanmalı.</w:t>
+            </w:r>
+          </w:p>
+        </w:tc>
+      </w:tr>
+    </w:tbl>
+    <w:p>
+      <w:pPr>
+        <w:spacing w:after="40" w:before="80"/>
+      </w:pPr>
+      <w:r>
+        <w:rPr>
+          <w:rFonts w:ascii="Calibri" w:cs="Calibri" w:eastAsia="Calibri" w:hAnsi="Calibri"/>
+          <w:b/>
+          <w:bCs/>
+          <w:sz w:val="17"/>
+          <w:szCs w:val="17"/>
+        </w:rPr>
+        <w:t xml:space="preserve">Kod:</w:t>
+      </w:r>
+    </w:p>
+    <w:p>
+      <w:pPr>
+        <w:shd w:fill="F4F4F4" w:color="auto" w:val="clear"/>
+        <w:spacing w:after="0"/>
+      </w:pPr>
+      <w:r>
+        <w:rPr>
+          <w:rFonts w:ascii="Consolas" w:cs="Consolas" w:eastAsia="Consolas" w:hAnsi="Consolas"/>
+          <w:sz w:val="16"/>
+          <w:szCs w:val="16"/>
+        </w:rPr>
+        <w:t xml:space="preserve">882| UPDATE u SET u.kod1ID=0 ... where u.kod1ID&lt;&gt;0 AND (d.SilinecekUrun=1 OR d.SadeceMagaza=1)</w:t>
+      </w:r>
+    </w:p>
+    <w:p>
+      <w:pPr>
+        <w:shd w:fill="F4F4F4" w:color="auto" w:val="clear"/>
+        <w:spacing w:after="0"/>
+      </w:pPr>
+      <w:r>
+        <w:rPr>
+          <w:rFonts w:ascii="Consolas" w:cs="Consolas" w:eastAsia="Consolas" w:hAnsi="Consolas"/>
+          <w:sz w:val="16"/>
+          <w:szCs w:val="16"/>
+        </w:rPr>
+        <w:t xml:space="preserve">15|  UPDATE u SET u.kod1ID=1 ... u.kod1ID IN(0,2)) and o.satis_durum = 1</w:t>
+      </w:r>
+    </w:p>
+    <w:p>
+      <w:pPr>
+        <w:spacing w:after="80"/>
+      </w:pPr>
+    </w:p>
+    <w:p>
+      <w:pPr>
+        <w:pStyle w:val="Heading2"/>
+        <w:spacing w:after="100" w:before="220"/>
+      </w:pPr>
+      <w:r>
+        <w:rPr>
+          <w:rFonts w:ascii="Calibri" w:cs="Calibri" w:eastAsia="Calibri" w:hAnsi="Calibri"/>
+          <w:b/>
+          <w:bCs/>
+          <w:sz w:val="24"/>
+          <w:szCs w:val="24"/>
+        </w:rPr>
+        <w:t xml:space="preserve">S-9 · Ürün görseli ürün kodu farklı ürünlerde yenilenmiyor  (Orta)</w:t>
+      </w:r>
+    </w:p>
+    <w:tbl>
+      <w:tblPr>
+        <w:tblW w:type="dxa" w:w="9638"/>
+        <w:tblBorders>
+          <w:top w:val="single" w:color="auto" w:sz="4"/>
+          <w:left w:val="single" w:color="auto" w:sz="4"/>
+          <w:bottom w:val="single" w:color="auto" w:sz="4"/>
+          <w:right w:val="single" w:color="auto" w:sz="4"/>
+          <w:insideH w:val="single" w:color="auto" w:sz="4"/>
+          <w:insideV w:val="single" w:color="auto" w:sz="4"/>
+        </w:tblBorders>
+        <w:tblLayout w:type="fixed"/>
+      </w:tblPr>
+      <w:tblGrid>
+        <w:gridCol w:w="1500"/>
+        <w:gridCol w:w="8138"/>
+      </w:tblGrid>
+      <w:tr>
+        <w:tc>
+          <w:tcPr>
+            <w:tcW w:type="dxa" w:w="1500"/>
+            <w:tcBorders>
+              <w:top w:val="single" w:color="BFBFBF" w:sz="4"/>
+              <w:left w:val="single" w:color="BFBFBF" w:sz="4"/>
+              <w:bottom w:val="single" w:color="BFBFBF" w:sz="4"/>
+              <w:right w:val="single" w:color="BFBFBF" w:sz="4"/>
+            </w:tcBorders>
+            <w:shd w:fill="F2F2F2" w:color="auto" w:val="clear"/>
+            <w:tcMar>
+              <w:top w:type="dxa" w:w="60"/>
+              <w:left w:type="dxa" w:w="90"/>
+              <w:bottom w:type="dxa" w:w="60"/>
+              <w:right w:type="dxa" w:w="90"/>
+            </w:tcMar>
+          </w:tcPr>
+          <w:p>
+            <w:r>
+              <w:rPr>
+                <w:rFonts w:ascii="Calibri" w:cs="Calibri" w:eastAsia="Calibri" w:hAnsi="Calibri"/>
+                <w:b/>
+                <w:bCs/>
+                <w:sz w:val="18"/>
+                <w:szCs w:val="18"/>
+              </w:rPr>
+              <w:t xml:space="preserve">Nerede</w:t>
+            </w:r>
+          </w:p>
+        </w:tc>
+        <w:tc>
+          <w:tcPr>
+            <w:tcW w:type="dxa" w:w="8138"/>
+            <w:tcBorders>
+              <w:top w:val="single" w:color="BFBFBF" w:sz="4"/>
+              <w:left w:val="single" w:color="BFBFBF" w:sz="4"/>
+              <w:bottom w:val="single" w:color="BFBFBF" w:sz="4"/>
+              <w:right w:val="single" w:color="BFBFBF" w:sz="4"/>
+            </w:tcBorders>
+            <w:tcMar>
+              <w:top w:type="dxa" w:w="60"/>
+              <w:left w:type="dxa" w:w="90"/>
+              <w:bottom w:type="dxa" w:w="60"/>
+              <w:right w:type="dxa" w:w="90"/>
+            </w:tcMar>
+          </w:tcPr>
+          <w:p>
+            <w:r>
+              <w:rPr>
+                <w:rFonts w:ascii="Consolas" w:cs="Consolas" w:eastAsia="Consolas" w:hAnsi="Consolas"/>
+                <w:color w:val="333333"/>
+                <w:sz w:val="16"/>
+                <w:szCs w:val="16"/>
+              </w:rPr>
+              <w:t xml:space="preserve">BKMDATA.ent.OdakUrunGuncellemeEslestir</w:t>
+            </w:r>
+            <w:r>
+              <w:rPr>
+                <w:rFonts w:ascii="Calibri" w:cs="Calibri" w:eastAsia="Calibri" w:hAnsi="Calibri"/>
+                <w:b w:val="false"/>
+                <w:bCs w:val="false"/>
+                <w:sz w:val="18"/>
+                <w:szCs w:val="18"/>
+              </w:rPr>
+              <w:t xml:space="preserve"> satır 30–37 · </w:t>
+            </w:r>
+            <w:r>
+              <w:rPr>
+                <w:rFonts w:ascii="Consolas" w:cs="Consolas" w:eastAsia="Consolas" w:hAnsi="Consolas"/>
+                <w:color w:val="333333"/>
+                <w:sz w:val="16"/>
+                <w:szCs w:val="16"/>
+              </w:rPr>
+              <w:t xml:space="preserve">DerinSISBkm.ent.odakUrunAktar</w:t>
+            </w:r>
+            <w:r>
+              <w:rPr>
+                <w:rFonts w:ascii="Calibri" w:cs="Calibri" w:eastAsia="Calibri" w:hAnsi="Calibri"/>
+                <w:b w:val="false"/>
+                <w:bCs w:val="false"/>
+                <w:sz w:val="18"/>
+                <w:szCs w:val="18"/>
+              </w:rPr>
+              <w:t xml:space="preserve"> satır 815–823</w:t>
+            </w:r>
+          </w:p>
+        </w:tc>
+      </w:tr>
+      <w:tr>
+        <w:tc>
+          <w:tcPr>
+            <w:tcW w:type="dxa" w:w="1500"/>
+            <w:tcBorders>
+              <w:top w:val="single" w:color="BFBFBF" w:sz="4"/>
+              <w:left w:val="single" w:color="BFBFBF" w:sz="4"/>
+              <w:bottom w:val="single" w:color="BFBFBF" w:sz="4"/>
+              <w:right w:val="single" w:color="BFBFBF" w:sz="4"/>
+            </w:tcBorders>
+            <w:shd w:fill="F2F2F2" w:color="auto" w:val="clear"/>
+            <w:tcMar>
+              <w:top w:type="dxa" w:w="60"/>
+              <w:left w:type="dxa" w:w="90"/>
+              <w:bottom w:type="dxa" w:w="60"/>
+              <w:right w:type="dxa" w:w="90"/>
+            </w:tcMar>
+          </w:tcPr>
+          <w:p>
+            <w:r>
+              <w:rPr>
+                <w:rFonts w:ascii="Calibri" w:cs="Calibri" w:eastAsia="Calibri" w:hAnsi="Calibri"/>
+                <w:b/>
+                <w:bCs/>
+                <w:sz w:val="18"/>
+                <w:szCs w:val="18"/>
+              </w:rPr>
+              <w:t xml:space="preserve">Ne oluyor</w:t>
+            </w:r>
+          </w:p>
+        </w:tc>
+        <w:tc>
+          <w:tcPr>
+            <w:tcW w:type="dxa" w:w="8138"/>
+            <w:tcBorders>
+              <w:top w:val="single" w:color="BFBFBF" w:sz="4"/>
+              <w:left w:val="single" w:color="BFBFBF" w:sz="4"/>
+              <w:bottom w:val="single" w:color="BFBFBF" w:sz="4"/>
+              <w:right w:val="single" w:color="BFBFBF" w:sz="4"/>
+            </w:tcBorders>
+            <w:tcMar>
+              <w:top w:type="dxa" w:w="60"/>
+              <w:left w:type="dxa" w:w="90"/>
+              <w:bottom w:type="dxa" w:w="60"/>
+              <w:right w:type="dxa" w:w="90"/>
+            </w:tcMar>
+          </w:tcPr>
+          <w:p>
+            <w:r>
+              <w:rPr>
+                <w:rFonts w:ascii="Calibri" w:cs="Calibri" w:eastAsia="Calibri" w:hAnsi="Calibri"/>
+                <w:b w:val="false"/>
+                <w:bCs w:val="false"/>
+                <w:sz w:val="18"/>
+                <w:szCs w:val="18"/>
+              </w:rPr>
+              <w:t xml:space="preserve">Görsel değişince eski görseli silen blok ürünü yine </w:t>
+            </w:r>
+            <w:r>
+              <w:rPr>
+                <w:rFonts w:ascii="Consolas" w:cs="Consolas" w:eastAsia="Consolas" w:hAnsi="Consolas"/>
+                <w:color w:val="333333"/>
+                <w:sz w:val="16"/>
+                <w:szCs w:val="16"/>
+              </w:rPr>
+              <w:t xml:space="preserve">stkKod = barkod</w:t>
+            </w:r>
+            <w:r>
+              <w:rPr>
+                <w:rFonts w:ascii="Calibri" w:cs="Calibri" w:eastAsia="Calibri" w:hAnsi="Calibri"/>
+                <w:b w:val="false"/>
+                <w:bCs w:val="false"/>
+                <w:sz w:val="18"/>
+                <w:szCs w:val="18"/>
+              </w:rPr>
+              <w:t xml:space="preserve"> ile buluyor (satır 34). İkinci silme bloğu çok görselli ürünleri bilerek atlıyor (satır 823).</w:t>
+            </w:r>
+          </w:p>
+        </w:tc>
+      </w:tr>
+      <w:tr>
+        <w:tc>
+          <w:tcPr>
+            <w:tcW w:type="dxa" w:w="1500"/>
+            <w:tcBorders>
+              <w:top w:val="single" w:color="BFBFBF" w:sz="4"/>
+              <w:left w:val="single" w:color="BFBFBF" w:sz="4"/>
+              <w:bottom w:val="single" w:color="BFBFBF" w:sz="4"/>
+              <w:right w:val="single" w:color="BFBFBF" w:sz="4"/>
+            </w:tcBorders>
+            <w:shd w:fill="F2F2F2" w:color="auto" w:val="clear"/>
+            <w:tcMar>
+              <w:top w:type="dxa" w:w="60"/>
+              <w:left w:type="dxa" w:w="90"/>
+              <w:bottom w:type="dxa" w:w="60"/>
+              <w:right w:type="dxa" w:w="90"/>
+            </w:tcMar>
+          </w:tcPr>
+          <w:p>
+            <w:r>
+              <w:rPr>
+                <w:rFonts w:ascii="Calibri" w:cs="Calibri" w:eastAsia="Calibri" w:hAnsi="Calibri"/>
+                <w:b/>
+                <w:bCs/>
+                <w:sz w:val="18"/>
+                <w:szCs w:val="18"/>
+              </w:rPr>
+              <w:t xml:space="preserve">Kanıt (ölçüldü)</w:t>
+            </w:r>
+          </w:p>
+        </w:tc>
+        <w:tc>
+          <w:tcPr>
+            <w:tcW w:type="dxa" w:w="8138"/>
+            <w:tcBorders>
+              <w:top w:val="single" w:color="BFBFBF" w:sz="4"/>
+              <w:left w:val="single" w:color="BFBFBF" w:sz="4"/>
+              <w:bottom w:val="single" w:color="BFBFBF" w:sz="4"/>
+              <w:right w:val="single" w:color="BFBFBF" w:sz="4"/>
+            </w:tcBorders>
+            <w:tcMar>
+              <w:top w:type="dxa" w:w="60"/>
+              <w:left w:type="dxa" w:w="90"/>
+              <w:bottom w:type="dxa" w:w="60"/>
+              <w:right w:type="dxa" w:w="90"/>
+            </w:tcMar>
+          </w:tcPr>
+          <w:p>
+            <w:r>
+              <w:rPr>
+                <w:rFonts w:ascii="Calibri" w:cs="Calibri" w:eastAsia="Calibri" w:hAnsi="Calibri"/>
+                <w:b w:val="false"/>
+                <w:bCs w:val="false"/>
+                <w:sz w:val="18"/>
+                <w:szCs w:val="18"/>
+              </w:rPr>
+              <w:t xml:space="preserve">ODAK'taki görsel tarihi ERP'dekinden yeni olan ürün: ürün kodu barkoddan farklı grupta 23.446'da 1.761 (%7,5), eşit grupta 623.357'de 183 (%0,03). Hangi bloğun kaç ürünü kaçırdığı ayrılamadı.</w:t>
+            </w:r>
+          </w:p>
+        </w:tc>
+      </w:tr>
+      <w:tr>
+        <w:tc>
+          <w:tcPr>
+            <w:tcW w:type="dxa" w:w="1500"/>
+            <w:tcBorders>
+              <w:top w:val="single" w:color="BFBFBF" w:sz="4"/>
+              <w:left w:val="single" w:color="BFBFBF" w:sz="4"/>
+              <w:bottom w:val="single" w:color="BFBFBF" w:sz="4"/>
+              <w:right w:val="single" w:color="BFBFBF" w:sz="4"/>
+            </w:tcBorders>
+            <w:shd w:fill="F2F2F2" w:color="auto" w:val="clear"/>
+            <w:tcMar>
+              <w:top w:type="dxa" w:w="60"/>
+              <w:left w:type="dxa" w:w="90"/>
+              <w:bottom w:type="dxa" w:w="60"/>
+              <w:right w:type="dxa" w:w="90"/>
+            </w:tcMar>
+          </w:tcPr>
+          <w:p>
+            <w:r>
+              <w:rPr>
+                <w:rFonts w:ascii="Calibri" w:cs="Calibri" w:eastAsia="Calibri" w:hAnsi="Calibri"/>
+                <w:b/>
+                <w:bCs/>
+                <w:sz w:val="18"/>
+                <w:szCs w:val="18"/>
+              </w:rPr>
+              <w:t xml:space="preserve">Etki</w:t>
+            </w:r>
+          </w:p>
+        </w:tc>
+        <w:tc>
+          <w:tcPr>
+            <w:tcW w:type="dxa" w:w="8138"/>
+            <w:tcBorders>
+              <w:top w:val="single" w:color="BFBFBF" w:sz="4"/>
+              <w:left w:val="single" w:color="BFBFBF" w:sz="4"/>
+              <w:bottom w:val="single" w:color="BFBFBF" w:sz="4"/>
+              <w:right w:val="single" w:color="BFBFBF" w:sz="4"/>
+            </w:tcBorders>
+            <w:tcMar>
+              <w:top w:type="dxa" w:w="60"/>
+              <w:left w:type="dxa" w:w="90"/>
+              <w:bottom w:type="dxa" w:w="60"/>
+              <w:right w:type="dxa" w:w="90"/>
+            </w:tcMar>
+          </w:tcPr>
+          <w:p>
+            <w:r>
+              <w:rPr>
+                <w:rFonts w:ascii="Calibri" w:cs="Calibri" w:eastAsia="Calibri" w:hAnsi="Calibri"/>
+                <w:b w:val="false"/>
+                <w:bCs w:val="false"/>
+                <w:sz w:val="18"/>
+                <w:szCs w:val="18"/>
+              </w:rPr>
+              <w:t xml:space="preserve">Sitede eski kapak görünüyor.</w:t>
+            </w:r>
+          </w:p>
+        </w:tc>
+      </w:tr>
+      <w:tr>
+        <w:tc>
+          <w:tcPr>
+            <w:tcW w:type="dxa" w:w="1500"/>
+            <w:tcBorders>
+              <w:top w:val="single" w:color="BFBFBF" w:sz="4"/>
+              <w:left w:val="single" w:color="BFBFBF" w:sz="4"/>
+              <w:bottom w:val="single" w:color="BFBFBF" w:sz="4"/>
+              <w:right w:val="single" w:color="BFBFBF" w:sz="4"/>
+            </w:tcBorders>
+            <w:shd w:fill="F2F2F2" w:color="auto" w:val="clear"/>
+            <w:tcMar>
+              <w:top w:type="dxa" w:w="60"/>
+              <w:left w:type="dxa" w:w="90"/>
+              <w:bottom w:type="dxa" w:w="60"/>
+              <w:right w:type="dxa" w:w="90"/>
+            </w:tcMar>
+          </w:tcPr>
+          <w:p>
+            <w:r>
+              <w:rPr>
+                <w:rFonts w:ascii="Calibri" w:cs="Calibri" w:eastAsia="Calibri" w:hAnsi="Calibri"/>
+                <w:b/>
+                <w:bCs/>
+                <w:sz w:val="18"/>
+                <w:szCs w:val="18"/>
+              </w:rPr>
+              <w:t xml:space="preserve">Öneri</w:t>
+            </w:r>
+          </w:p>
+        </w:tc>
+        <w:tc>
+          <w:tcPr>
+            <w:tcW w:type="dxa" w:w="8138"/>
+            <w:tcBorders>
+              <w:top w:val="single" w:color="BFBFBF" w:sz="4"/>
+              <w:left w:val="single" w:color="BFBFBF" w:sz="4"/>
+              <w:bottom w:val="single" w:color="BFBFBF" w:sz="4"/>
+              <w:right w:val="single" w:color="BFBFBF" w:sz="4"/>
+            </w:tcBorders>
+            <w:tcMar>
+              <w:top w:type="dxa" w:w="60"/>
+              <w:left w:type="dxa" w:w="90"/>
+              <w:bottom w:type="dxa" w:w="60"/>
+              <w:right w:type="dxa" w:w="90"/>
+            </w:tcMar>
+          </w:tcPr>
+          <w:p>
+            <w:r>
+              <w:rPr>
+                <w:rFonts w:ascii="Calibri" w:cs="Calibri" w:eastAsia="Calibri" w:hAnsi="Calibri"/>
+                <w:b w:val="false"/>
+                <w:bCs w:val="false"/>
+                <w:sz w:val="18"/>
+                <w:szCs w:val="18"/>
+              </w:rPr>
+              <w:t xml:space="preserve">Satır 34'teki birleşim </w:t>
+            </w:r>
+            <w:r>
+              <w:rPr>
+                <w:rFonts w:ascii="Consolas" w:cs="Consolas" w:eastAsia="Consolas" w:hAnsi="Consolas"/>
+                <w:color w:val="333333"/>
+                <w:sz w:val="16"/>
+                <w:szCs w:val="16"/>
+              </w:rPr>
+              <w:t xml:space="preserve">urnBrkd</w:t>
+            </w:r>
+            <w:r>
+              <w:rPr>
+                <w:rFonts w:ascii="Calibri" w:cs="Calibri" w:eastAsia="Calibri" w:hAnsi="Calibri"/>
+                <w:b w:val="false"/>
+                <w:bCs w:val="false"/>
+                <w:sz w:val="18"/>
+                <w:szCs w:val="18"/>
+              </w:rPr>
+              <w:t xml:space="preserve"> üzerinden yapılmalı.</w:t>
+            </w:r>
+          </w:p>
+        </w:tc>
+      </w:tr>
+    </w:tbl>
+    <w:p>
+      <w:pPr>
+        <w:spacing w:after="40" w:before="80"/>
+      </w:pPr>
+      <w:r>
+        <w:rPr>
+          <w:rFonts w:ascii="Calibri" w:cs="Calibri" w:eastAsia="Calibri" w:hAnsi="Calibri"/>
+          <w:b/>
+          <w:bCs/>
+          <w:sz w:val="17"/>
+          <w:szCs w:val="17"/>
+        </w:rPr>
+        <w:t xml:space="preserve">Kod:</w:t>
+      </w:r>
+    </w:p>
+    <w:p>
+      <w:pPr>
+        <w:shd w:fill="F4F4F4" w:color="auto" w:val="clear"/>
+        <w:spacing w:after="0"/>
+      </w:pPr>
+      <w:r>
+        <w:rPr>
+          <w:rFonts w:ascii="Consolas" w:cs="Consolas" w:eastAsia="Consolas" w:hAnsi="Consolas"/>
+          <w:sz w:val="16"/>
+          <w:szCs w:val="16"/>
+        </w:rPr>
+        <w:t xml:space="preserve">34| JOIN DerinSISBkm.dbo.urn u ON u.stkKod=odak.barkod</w:t>
+      </w:r>
+    </w:p>
+    <w:p>
+      <w:pPr>
+        <w:shd w:fill="F4F4F4" w:color="auto" w:val="clear"/>
+        <w:spacing w:after="0"/>
+      </w:pPr>
+      <w:r>
+        <w:rPr>
+          <w:rFonts w:ascii="Consolas" w:cs="Consolas" w:eastAsia="Consolas" w:hAnsi="Consolas"/>
+          <w:sz w:val="16"/>
+          <w:szCs w:val="16"/>
+        </w:rPr>
+        <w:t xml:space="preserve">823| AND NOT EXISTS (SELECT COUNT(1) FROM ...urnWeb ff WHERE ... HAVING COUNT(1)&gt;1)</w:t>
+      </w:r>
+    </w:p>
+    <w:p>
+      <w:pPr>
+        <w:spacing w:after="80"/>
+      </w:pPr>
+    </w:p>
+    <w:p>
+      <w:pPr>
+        <w:pStyle w:val="Heading2"/>
+        <w:spacing w:after="100" w:before="220"/>
+      </w:pPr>
+      <w:r>
+        <w:rPr>
+          <w:rFonts w:ascii="Calibri" w:cs="Calibri" w:eastAsia="Calibri" w:hAnsi="Calibri"/>
+          <w:b/>
+          <w:bCs/>
+          <w:sz w:val="24"/>
+          <w:szCs w:val="24"/>
+        </w:rPr>
+        <w:t xml:space="preserve">S-10 · Kısa ad bütün ürünlerde her saat ezilir  (Orta)</w:t>
+      </w:r>
+    </w:p>
+    <w:tbl>
+      <w:tblPr>
+        <w:tblW w:type="dxa" w:w="9638"/>
+        <w:tblBorders>
+          <w:top w:val="single" w:color="auto" w:sz="4"/>
+          <w:left w:val="single" w:color="auto" w:sz="4"/>
+          <w:bottom w:val="single" w:color="auto" w:sz="4"/>
+          <w:right w:val="single" w:color="auto" w:sz="4"/>
+          <w:insideH w:val="single" w:color="auto" w:sz="4"/>
+          <w:insideV w:val="single" w:color="auto" w:sz="4"/>
+        </w:tblBorders>
+        <w:tblLayout w:type="fixed"/>
+      </w:tblPr>
+      <w:tblGrid>
+        <w:gridCol w:w="1500"/>
+        <w:gridCol w:w="8138"/>
+      </w:tblGrid>
+      <w:tr>
+        <w:tc>
+          <w:tcPr>
+            <w:tcW w:type="dxa" w:w="1500"/>
+            <w:tcBorders>
+              <w:top w:val="single" w:color="BFBFBF" w:sz="4"/>
+              <w:left w:val="single" w:color="BFBFBF" w:sz="4"/>
+              <w:bottom w:val="single" w:color="BFBFBF" w:sz="4"/>
+              <w:right w:val="single" w:color="BFBFBF" w:sz="4"/>
+            </w:tcBorders>
+            <w:shd w:fill="F2F2F2" w:color="auto" w:val="clear"/>
+            <w:tcMar>
+              <w:top w:type="dxa" w:w="60"/>
+              <w:left w:type="dxa" w:w="90"/>
+              <w:bottom w:type="dxa" w:w="60"/>
+              <w:right w:type="dxa" w:w="90"/>
+            </w:tcMar>
+          </w:tcPr>
+          <w:p>
+            <w:r>
+              <w:rPr>
+                <w:rFonts w:ascii="Calibri" w:cs="Calibri" w:eastAsia="Calibri" w:hAnsi="Calibri"/>
+                <w:b/>
+                <w:bCs/>
+                <w:sz w:val="18"/>
+                <w:szCs w:val="18"/>
+              </w:rPr>
+              <w:t xml:space="preserve">Nerede</w:t>
+            </w:r>
+          </w:p>
+        </w:tc>
+        <w:tc>
+          <w:tcPr>
+            <w:tcW w:type="dxa" w:w="8138"/>
+            <w:tcBorders>
+              <w:top w:val="single" w:color="BFBFBF" w:sz="4"/>
+              <w:left w:val="single" w:color="BFBFBF" w:sz="4"/>
+              <w:bottom w:val="single" w:color="BFBFBF" w:sz="4"/>
+              <w:right w:val="single" w:color="BFBFBF" w:sz="4"/>
+            </w:tcBorders>
+            <w:tcMar>
+              <w:top w:type="dxa" w:w="60"/>
+              <w:left w:type="dxa" w:w="90"/>
+              <w:bottom w:type="dxa" w:w="60"/>
+              <w:right w:type="dxa" w:w="90"/>
+            </w:tcMar>
+          </w:tcPr>
+          <w:p>
+            <w:r>
+              <w:rPr>
+                <w:rFonts w:ascii="Consolas" w:cs="Consolas" w:eastAsia="Consolas" w:hAnsi="Consolas"/>
+                <w:color w:val="333333"/>
+                <w:sz w:val="16"/>
+                <w:szCs w:val="16"/>
+              </w:rPr>
+              <w:t xml:space="preserve">DerinSISBkm.ent.odakUrunAktar</w:t>
+            </w:r>
+            <w:r>
+              <w:rPr>
+                <w:rFonts w:ascii="Calibri" w:cs="Calibri" w:eastAsia="Calibri" w:hAnsi="Calibri"/>
+                <w:b w:val="false"/>
+                <w:bCs w:val="false"/>
+                <w:sz w:val="18"/>
+                <w:szCs w:val="18"/>
+              </w:rPr>
+              <w:t xml:space="preserve"> satır 879</w:t>
+            </w:r>
+          </w:p>
+        </w:tc>
+      </w:tr>
+      <w:tr>
+        <w:tc>
+          <w:tcPr>
+            <w:tcW w:type="dxa" w:w="1500"/>
+            <w:tcBorders>
+              <w:top w:val="single" w:color="BFBFBF" w:sz="4"/>
+              <w:left w:val="single" w:color="BFBFBF" w:sz="4"/>
+              <w:bottom w:val="single" w:color="BFBFBF" w:sz="4"/>
+              <w:right w:val="single" w:color="BFBFBF" w:sz="4"/>
+            </w:tcBorders>
+            <w:shd w:fill="F2F2F2" w:color="auto" w:val="clear"/>
+            <w:tcMar>
+              <w:top w:type="dxa" w:w="60"/>
+              <w:left w:type="dxa" w:w="90"/>
+              <w:bottom w:type="dxa" w:w="60"/>
+              <w:right w:type="dxa" w:w="90"/>
+            </w:tcMar>
+          </w:tcPr>
+          <w:p>
+            <w:r>
+              <w:rPr>
+                <w:rFonts w:ascii="Calibri" w:cs="Calibri" w:eastAsia="Calibri" w:hAnsi="Calibri"/>
+                <w:b/>
+                <w:bCs/>
+                <w:sz w:val="18"/>
+                <w:szCs w:val="18"/>
+              </w:rPr>
+              <w:t xml:space="preserve">Ne oluyor</w:t>
+            </w:r>
+          </w:p>
+        </w:tc>
+        <w:tc>
+          <w:tcPr>
+            <w:tcW w:type="dxa" w:w="8138"/>
+            <w:tcBorders>
+              <w:top w:val="single" w:color="BFBFBF" w:sz="4"/>
+              <w:left w:val="single" w:color="BFBFBF" w:sz="4"/>
+              <w:bottom w:val="single" w:color="BFBFBF" w:sz="4"/>
+              <w:right w:val="single" w:color="BFBFBF" w:sz="4"/>
+            </w:tcBorders>
+            <w:tcMar>
+              <w:top w:type="dxa" w:w="60"/>
+              <w:left w:type="dxa" w:w="90"/>
+              <w:bottom w:type="dxa" w:w="60"/>
+              <w:right w:type="dxa" w:w="90"/>
+            </w:tcMar>
+          </w:tcPr>
+          <w:p>
+            <w:r>
+              <w:rPr>
+                <w:rFonts w:ascii="Calibri" w:cs="Calibri" w:eastAsia="Calibri" w:hAnsi="Calibri"/>
+                <w:b w:val="false"/>
+                <w:bCs w:val="false"/>
+                <w:sz w:val="18"/>
+                <w:szCs w:val="18"/>
+              </w:rPr>
+              <w:t xml:space="preserve">Güncelleme ODAK'la sınırlı değil, tüm ürün tablosunda çalışıyor. </w:t>
+            </w:r>
+            <w:r>
+              <w:rPr>
+                <w:rFonts w:ascii="Consolas" w:cs="Consolas" w:eastAsia="Consolas" w:hAnsi="Consolas"/>
+                <w:color w:val="333333"/>
+                <w:sz w:val="16"/>
+                <w:szCs w:val="16"/>
+              </w:rPr>
+              <w:t xml:space="preserve">SUBSTRING(x,0,30)</w:t>
+            </w:r>
+            <w:r>
+              <w:rPr>
+                <w:rFonts w:ascii="Calibri" w:cs="Calibri" w:eastAsia="Calibri" w:hAnsi="Calibri"/>
+                <w:b w:val="false"/>
+                <w:bCs w:val="false"/>
+                <w:sz w:val="18"/>
+                <w:szCs w:val="18"/>
+              </w:rPr>
+              <w:t xml:space="preserve"> 0'dan başladığı için kısa ad 30 değil 29 karakter oluyor.</w:t>
+            </w:r>
+          </w:p>
+        </w:tc>
+      </w:tr>
+      <w:tr>
+        <w:tc>
+          <w:tcPr>
+            <w:tcW w:type="dxa" w:w="1500"/>
+            <w:tcBorders>
+              <w:top w:val="single" w:color="BFBFBF" w:sz="4"/>
+              <w:left w:val="single" w:color="BFBFBF" w:sz="4"/>
+              <w:bottom w:val="single" w:color="BFBFBF" w:sz="4"/>
+              <w:right w:val="single" w:color="BFBFBF" w:sz="4"/>
+            </w:tcBorders>
+            <w:shd w:fill="F2F2F2" w:color="auto" w:val="clear"/>
+            <w:tcMar>
+              <w:top w:type="dxa" w:w="60"/>
+              <w:left w:type="dxa" w:w="90"/>
+              <w:bottom w:type="dxa" w:w="60"/>
+              <w:right w:type="dxa" w:w="90"/>
+            </w:tcMar>
+          </w:tcPr>
+          <w:p>
+            <w:r>
+              <w:rPr>
+                <w:rFonts w:ascii="Calibri" w:cs="Calibri" w:eastAsia="Calibri" w:hAnsi="Calibri"/>
+                <w:b/>
+                <w:bCs/>
+                <w:sz w:val="18"/>
+                <w:szCs w:val="18"/>
+              </w:rPr>
+              <w:t xml:space="preserve">Kanıt (ölçüldü)</w:t>
+            </w:r>
+          </w:p>
+        </w:tc>
+        <w:tc>
+          <w:tcPr>
+            <w:tcW w:type="dxa" w:w="8138"/>
+            <w:tcBorders>
+              <w:top w:val="single" w:color="BFBFBF" w:sz="4"/>
+              <w:left w:val="single" w:color="BFBFBF" w:sz="4"/>
+              <w:bottom w:val="single" w:color="BFBFBF" w:sz="4"/>
+              <w:right w:val="single" w:color="BFBFBF" w:sz="4"/>
+            </w:tcBorders>
+            <w:tcMar>
+              <w:top w:type="dxa" w:w="60"/>
+              <w:left w:type="dxa" w:w="90"/>
+              <w:bottom w:type="dxa" w:w="60"/>
+              <w:right w:type="dxa" w:w="90"/>
+            </w:tcMar>
+          </w:tcPr>
+          <w:p>
+            <w:r>
+              <w:rPr>
+                <w:rFonts w:ascii="Calibri" w:cs="Calibri" w:eastAsia="Calibri" w:hAnsi="Calibri"/>
+                <w:b w:val="false"/>
+                <w:bCs w:val="false"/>
+                <w:sz w:val="18"/>
+                <w:szCs w:val="18"/>
+              </w:rPr>
+              <w:t xml:space="preserve">842.648 ürünün 842.648'inde kısa ad = adın ilk 29 karakteri. Bunların 194.128'i ODAK'la hiç ilgisi olmayan ürün.</w:t>
+            </w:r>
+          </w:p>
+        </w:tc>
+      </w:tr>
+      <w:tr>
+        <w:tc>
+          <w:tcPr>
+            <w:tcW w:type="dxa" w:w="1500"/>
+            <w:tcBorders>
+              <w:top w:val="single" w:color="BFBFBF" w:sz="4"/>
+              <w:left w:val="single" w:color="BFBFBF" w:sz="4"/>
+              <w:bottom w:val="single" w:color="BFBFBF" w:sz="4"/>
+              <w:right w:val="single" w:color="BFBFBF" w:sz="4"/>
+            </w:tcBorders>
+            <w:shd w:fill="F2F2F2" w:color="auto" w:val="clear"/>
+            <w:tcMar>
+              <w:top w:type="dxa" w:w="60"/>
+              <w:left w:type="dxa" w:w="90"/>
+              <w:bottom w:type="dxa" w:w="60"/>
+              <w:right w:type="dxa" w:w="90"/>
+            </w:tcMar>
+          </w:tcPr>
+          <w:p>
+            <w:r>
+              <w:rPr>
+                <w:rFonts w:ascii="Calibri" w:cs="Calibri" w:eastAsia="Calibri" w:hAnsi="Calibri"/>
+                <w:b/>
+                <w:bCs/>
+                <w:sz w:val="18"/>
+                <w:szCs w:val="18"/>
+              </w:rPr>
+              <w:t xml:space="preserve">Etki</w:t>
+            </w:r>
+          </w:p>
+        </w:tc>
+        <w:tc>
+          <w:tcPr>
+            <w:tcW w:type="dxa" w:w="8138"/>
+            <w:tcBorders>
+              <w:top w:val="single" w:color="BFBFBF" w:sz="4"/>
+              <w:left w:val="single" w:color="BFBFBF" w:sz="4"/>
+              <w:bottom w:val="single" w:color="BFBFBF" w:sz="4"/>
+              <w:right w:val="single" w:color="BFBFBF" w:sz="4"/>
+            </w:tcBorders>
+            <w:tcMar>
+              <w:top w:type="dxa" w:w="60"/>
+              <w:left w:type="dxa" w:w="90"/>
+              <w:bottom w:type="dxa" w:w="60"/>
+              <w:right w:type="dxa" w:w="90"/>
+            </w:tcMar>
+          </w:tcPr>
+          <w:p>
+            <w:r>
+              <w:rPr>
+                <w:rFonts w:ascii="Calibri" w:cs="Calibri" w:eastAsia="Calibri" w:hAnsi="Calibri"/>
+                <w:b w:val="false"/>
+                <w:bCs w:val="false"/>
+                <w:sz w:val="18"/>
+                <w:szCs w:val="18"/>
+              </w:rPr>
+              <w:t xml:space="preserve">Kısa ada elle yazılan her değer (kasa fişi, etiket) bir saat içinde siliniyor.</w:t>
+            </w:r>
+          </w:p>
+        </w:tc>
+      </w:tr>
+      <w:tr>
+        <w:tc>
+          <w:tcPr>
+            <w:tcW w:type="dxa" w:w="1500"/>
+            <w:tcBorders>
+              <w:top w:val="single" w:color="BFBFBF" w:sz="4"/>
+              <w:left w:val="single" w:color="BFBFBF" w:sz="4"/>
+              <w:bottom w:val="single" w:color="BFBFBF" w:sz="4"/>
+              <w:right w:val="single" w:color="BFBFBF" w:sz="4"/>
+            </w:tcBorders>
+            <w:shd w:fill="F2F2F2" w:color="auto" w:val="clear"/>
+            <w:tcMar>
+              <w:top w:type="dxa" w:w="60"/>
+              <w:left w:type="dxa" w:w="90"/>
+              <w:bottom w:type="dxa" w:w="60"/>
+              <w:right w:type="dxa" w:w="90"/>
+            </w:tcMar>
+          </w:tcPr>
+          <w:p>
+            <w:r>
+              <w:rPr>
+                <w:rFonts w:ascii="Calibri" w:cs="Calibri" w:eastAsia="Calibri" w:hAnsi="Calibri"/>
+                <w:b/>
+                <w:bCs/>
+                <w:sz w:val="18"/>
+                <w:szCs w:val="18"/>
+              </w:rPr>
+              <w:t xml:space="preserve">Öneri</w:t>
+            </w:r>
+          </w:p>
+        </w:tc>
+        <w:tc>
+          <w:tcPr>
+            <w:tcW w:type="dxa" w:w="8138"/>
+            <w:tcBorders>
+              <w:top w:val="single" w:color="BFBFBF" w:sz="4"/>
+              <w:left w:val="single" w:color="BFBFBF" w:sz="4"/>
+              <w:bottom w:val="single" w:color="BFBFBF" w:sz="4"/>
+              <w:right w:val="single" w:color="BFBFBF" w:sz="4"/>
+            </w:tcBorders>
+            <w:tcMar>
+              <w:top w:type="dxa" w:w="60"/>
+              <w:left w:type="dxa" w:w="90"/>
+              <w:bottom w:type="dxa" w:w="60"/>
+              <w:right w:type="dxa" w:w="90"/>
+            </w:tcMar>
+          </w:tcPr>
+          <w:p>
+            <w:r>
+              <w:rPr>
+                <w:rFonts w:ascii="Calibri" w:cs="Calibri" w:eastAsia="Calibri" w:hAnsi="Calibri"/>
+                <w:b w:val="false"/>
+                <w:bCs w:val="false"/>
+                <w:sz w:val="18"/>
+                <w:szCs w:val="18"/>
+              </w:rPr>
+              <w:t xml:space="preserve">Güncelleme ODAK'ın açtığı ürünlerle sınırlanmalı; elle kısa ad korunacaksa ayrı bir bayrak gerekir.</w:t>
+            </w:r>
+          </w:p>
+        </w:tc>
+      </w:tr>
+    </w:tbl>
+    <w:p>
+      <w:pPr>
+        <w:spacing w:after="40" w:before="80"/>
+      </w:pPr>
+      <w:r>
+        <w:rPr>
+          <w:rFonts w:ascii="Calibri" w:cs="Calibri" w:eastAsia="Calibri" w:hAnsi="Calibri"/>
+          <w:b/>
+          <w:bCs/>
+          <w:sz w:val="17"/>
+          <w:szCs w:val="17"/>
+        </w:rPr>
+        <w:t xml:space="preserve">Kod:</w:t>
+      </w:r>
+    </w:p>
+    <w:p>
+      <w:pPr>
+        <w:shd w:fill="F4F4F4" w:color="auto" w:val="clear"/>
+        <w:spacing w:after="0"/>
+      </w:pPr>
+      <w:r>
+        <w:rPr>
+          <w:rFonts w:ascii="Consolas" w:cs="Consolas" w:eastAsia="Consolas" w:hAnsi="Consolas"/>
+          <w:sz w:val="16"/>
+          <w:szCs w:val="16"/>
+        </w:rPr>
+        <w:t xml:space="preserve">879| UPDATE u SET u.stkAdKisa=SUBSTRING(u.stkAd,0,30) from dbo.urn AS u WHERE u.stkAdKisa&lt;&gt;SUBSTRING(u.stkAd,0,30)</w:t>
+      </w:r>
+    </w:p>
+    <w:p>
+      <w:pPr>
+        <w:spacing w:after="80"/>
+      </w:pPr>
+    </w:p>
+    <w:p>
+      <w:pPr>
+        <w:pStyle w:val="Heading2"/>
+        <w:spacing w:after="100" w:before="220"/>
+      </w:pPr>
+      <w:r>
+        <w:rPr>
+          <w:rFonts w:ascii="Calibri" w:cs="Calibri" w:eastAsia="Calibri" w:hAnsi="Calibri"/>
+          <w:b/>
+          <w:bCs/>
+          <w:sz w:val="24"/>
+          <w:szCs w:val="24"/>
+        </w:rPr>
+        <w:t xml:space="preserve">S-11 · Her ürüne 56 ve 9525 tedarikçi olarak ekleniyor  (Orta)</w:t>
+      </w:r>
+    </w:p>
+    <w:tbl>
+      <w:tblPr>
+        <w:tblW w:type="dxa" w:w="9638"/>
+        <w:tblBorders>
+          <w:top w:val="single" w:color="auto" w:sz="4"/>
+          <w:left w:val="single" w:color="auto" w:sz="4"/>
+          <w:bottom w:val="single" w:color="auto" w:sz="4"/>
+          <w:right w:val="single" w:color="auto" w:sz="4"/>
+          <w:insideH w:val="single" w:color="auto" w:sz="4"/>
+          <w:insideV w:val="single" w:color="auto" w:sz="4"/>
+        </w:tblBorders>
+        <w:tblLayout w:type="fixed"/>
+      </w:tblPr>
+      <w:tblGrid>
+        <w:gridCol w:w="1500"/>
+        <w:gridCol w:w="8138"/>
+      </w:tblGrid>
+      <w:tr>
+        <w:tc>
+          <w:tcPr>
+            <w:tcW w:type="dxa" w:w="1500"/>
+            <w:tcBorders>
+              <w:top w:val="single" w:color="BFBFBF" w:sz="4"/>
+              <w:left w:val="single" w:color="BFBFBF" w:sz="4"/>
+              <w:bottom w:val="single" w:color="BFBFBF" w:sz="4"/>
+              <w:right w:val="single" w:color="BFBFBF" w:sz="4"/>
+            </w:tcBorders>
+            <w:shd w:fill="F2F2F2" w:color="auto" w:val="clear"/>
+            <w:tcMar>
+              <w:top w:type="dxa" w:w="60"/>
+              <w:left w:type="dxa" w:w="90"/>
+              <w:bottom w:type="dxa" w:w="60"/>
+              <w:right w:type="dxa" w:w="90"/>
+            </w:tcMar>
+          </w:tcPr>
+          <w:p>
+            <w:r>
+              <w:rPr>
+                <w:rFonts w:ascii="Calibri" w:cs="Calibri" w:eastAsia="Calibri" w:hAnsi="Calibri"/>
+                <w:b/>
+                <w:bCs/>
+                <w:sz w:val="18"/>
+                <w:szCs w:val="18"/>
+              </w:rPr>
+              <w:t xml:space="preserve">Nerede</w:t>
+            </w:r>
+          </w:p>
+        </w:tc>
+        <w:tc>
+          <w:tcPr>
+            <w:tcW w:type="dxa" w:w="8138"/>
+            <w:tcBorders>
+              <w:top w:val="single" w:color="BFBFBF" w:sz="4"/>
+              <w:left w:val="single" w:color="BFBFBF" w:sz="4"/>
+              <w:bottom w:val="single" w:color="BFBFBF" w:sz="4"/>
+              <w:right w:val="single" w:color="BFBFBF" w:sz="4"/>
+            </w:tcBorders>
+            <w:tcMar>
+              <w:top w:type="dxa" w:w="60"/>
+              <w:left w:type="dxa" w:w="90"/>
+              <w:bottom w:type="dxa" w:w="60"/>
+              <w:right w:type="dxa" w:w="90"/>
+            </w:tcMar>
+          </w:tcPr>
+          <w:p>
+            <w:r>
+              <w:rPr>
+                <w:rFonts w:ascii="Consolas" w:cs="Consolas" w:eastAsia="Consolas" w:hAnsi="Consolas"/>
+                <w:color w:val="333333"/>
+                <w:sz w:val="16"/>
+                <w:szCs w:val="16"/>
+              </w:rPr>
+              <w:t xml:space="preserve">DerinSISBkm.ent.odakUrunAktar</w:t>
+            </w:r>
+            <w:r>
+              <w:rPr>
+                <w:rFonts w:ascii="Calibri" w:cs="Calibri" w:eastAsia="Calibri" w:hAnsi="Calibri"/>
+                <w:b w:val="false"/>
+                <w:bCs w:val="false"/>
+                <w:sz w:val="18"/>
+                <w:szCs w:val="18"/>
+              </w:rPr>
+              <w:t xml:space="preserve"> satır 145–151</w:t>
+            </w:r>
+          </w:p>
+        </w:tc>
+      </w:tr>
+      <w:tr>
+        <w:tc>
+          <w:tcPr>
+            <w:tcW w:type="dxa" w:w="1500"/>
+            <w:tcBorders>
+              <w:top w:val="single" w:color="BFBFBF" w:sz="4"/>
+              <w:left w:val="single" w:color="BFBFBF" w:sz="4"/>
+              <w:bottom w:val="single" w:color="BFBFBF" w:sz="4"/>
+              <w:right w:val="single" w:color="BFBFBF" w:sz="4"/>
+            </w:tcBorders>
+            <w:shd w:fill="F2F2F2" w:color="auto" w:val="clear"/>
+            <w:tcMar>
+              <w:top w:type="dxa" w:w="60"/>
+              <w:left w:type="dxa" w:w="90"/>
+              <w:bottom w:type="dxa" w:w="60"/>
+              <w:right w:type="dxa" w:w="90"/>
+            </w:tcMar>
+          </w:tcPr>
+          <w:p>
+            <w:r>
+              <w:rPr>
+                <w:rFonts w:ascii="Calibri" w:cs="Calibri" w:eastAsia="Calibri" w:hAnsi="Calibri"/>
+                <w:b/>
+                <w:bCs/>
+                <w:sz w:val="18"/>
+                <w:szCs w:val="18"/>
+              </w:rPr>
+              <w:t xml:space="preserve">Ne oluyor</w:t>
+            </w:r>
+          </w:p>
+        </w:tc>
+        <w:tc>
+          <w:tcPr>
+            <w:tcW w:type="dxa" w:w="8138"/>
+            <w:tcBorders>
+              <w:top w:val="single" w:color="BFBFBF" w:sz="4"/>
+              <w:left w:val="single" w:color="BFBFBF" w:sz="4"/>
+              <w:bottom w:val="single" w:color="BFBFBF" w:sz="4"/>
+              <w:right w:val="single" w:color="BFBFBF" w:sz="4"/>
+            </w:tcBorders>
+            <w:tcMar>
+              <w:top w:type="dxa" w:w="60"/>
+              <w:left w:type="dxa" w:w="90"/>
+              <w:bottom w:type="dxa" w:w="60"/>
+              <w:right w:type="dxa" w:w="90"/>
+            </w:tcMar>
+          </w:tcPr>
+          <w:p>
+            <w:r>
+              <w:rPr>
+                <w:rFonts w:ascii="Calibri" w:cs="Calibri" w:eastAsia="Calibri" w:hAnsi="Calibri"/>
+                <w:b w:val="false"/>
+                <w:bCs w:val="false"/>
+                <w:sz w:val="18"/>
+                <w:szCs w:val="18"/>
+              </w:rPr>
+              <w:t xml:space="preserve">Kategori 43 ve 35 dışındaki bütün ürünlere (ODAK'ta olmayanlar dahil) iki tedarikçi bağı yazılıyor.</w:t>
+            </w:r>
+          </w:p>
+        </w:tc>
+      </w:tr>
+      <w:tr>
+        <w:tc>
+          <w:tcPr>
+            <w:tcW w:type="dxa" w:w="1500"/>
+            <w:tcBorders>
+              <w:top w:val="single" w:color="BFBFBF" w:sz="4"/>
+              <w:left w:val="single" w:color="BFBFBF" w:sz="4"/>
+              <w:bottom w:val="single" w:color="BFBFBF" w:sz="4"/>
+              <w:right w:val="single" w:color="BFBFBF" w:sz="4"/>
+            </w:tcBorders>
+            <w:shd w:fill="F2F2F2" w:color="auto" w:val="clear"/>
+            <w:tcMar>
+              <w:top w:type="dxa" w:w="60"/>
+              <w:left w:type="dxa" w:w="90"/>
+              <w:bottom w:type="dxa" w:w="60"/>
+              <w:right w:type="dxa" w:w="90"/>
+            </w:tcMar>
+          </w:tcPr>
+          <w:p>
+            <w:r>
+              <w:rPr>
+                <w:rFonts w:ascii="Calibri" w:cs="Calibri" w:eastAsia="Calibri" w:hAnsi="Calibri"/>
+                <w:b/>
+                <w:bCs/>
+                <w:sz w:val="18"/>
+                <w:szCs w:val="18"/>
+              </w:rPr>
+              <w:t xml:space="preserve">Kanıt (ölçüldü)</w:t>
+            </w:r>
+          </w:p>
+        </w:tc>
+        <w:tc>
+          <w:tcPr>
+            <w:tcW w:type="dxa" w:w="8138"/>
+            <w:tcBorders>
+              <w:top w:val="single" w:color="BFBFBF" w:sz="4"/>
+              <w:left w:val="single" w:color="BFBFBF" w:sz="4"/>
+              <w:bottom w:val="single" w:color="BFBFBF" w:sz="4"/>
+              <w:right w:val="single" w:color="BFBFBF" w:sz="4"/>
+            </w:tcBorders>
+            <w:tcMar>
+              <w:top w:type="dxa" w:w="60"/>
+              <w:left w:type="dxa" w:w="90"/>
+              <w:bottom w:type="dxa" w:w="60"/>
+              <w:right w:type="dxa" w:w="90"/>
+            </w:tcMar>
+          </w:tcPr>
+          <w:p>
+            <w:r>
+              <w:rPr>
+                <w:rFonts w:ascii="Calibri" w:cs="Calibri" w:eastAsia="Calibri" w:hAnsi="Calibri"/>
+                <w:b w:val="false"/>
+                <w:bCs w:val="false"/>
+                <w:sz w:val="18"/>
+                <w:szCs w:val="18"/>
+              </w:rPr>
+              <w:t xml:space="preserve">9525 bağlı ürün 808.775, 56 bağlı 810.054 (toplam 842.648). Eksik 0.</w:t>
+            </w:r>
+          </w:p>
+        </w:tc>
+      </w:tr>
+      <w:tr>
+        <w:tc>
+          <w:tcPr>
+            <w:tcW w:type="dxa" w:w="1500"/>
+            <w:tcBorders>
+              <w:top w:val="single" w:color="BFBFBF" w:sz="4"/>
+              <w:left w:val="single" w:color="BFBFBF" w:sz="4"/>
+              <w:bottom w:val="single" w:color="BFBFBF" w:sz="4"/>
+              <w:right w:val="single" w:color="BFBFBF" w:sz="4"/>
+            </w:tcBorders>
+            <w:shd w:fill="F2F2F2" w:color="auto" w:val="clear"/>
+            <w:tcMar>
+              <w:top w:type="dxa" w:w="60"/>
+              <w:left w:type="dxa" w:w="90"/>
+              <w:bottom w:type="dxa" w:w="60"/>
+              <w:right w:type="dxa" w:w="90"/>
+            </w:tcMar>
+          </w:tcPr>
+          <w:p>
+            <w:r>
+              <w:rPr>
+                <w:rFonts w:ascii="Calibri" w:cs="Calibri" w:eastAsia="Calibri" w:hAnsi="Calibri"/>
+                <w:b/>
+                <w:bCs/>
+                <w:sz w:val="18"/>
+                <w:szCs w:val="18"/>
+              </w:rPr>
+              <w:t xml:space="preserve">Etki</w:t>
+            </w:r>
+          </w:p>
+        </w:tc>
+        <w:tc>
+          <w:tcPr>
+            <w:tcW w:type="dxa" w:w="8138"/>
+            <w:tcBorders>
+              <w:top w:val="single" w:color="BFBFBF" w:sz="4"/>
+              <w:left w:val="single" w:color="BFBFBF" w:sz="4"/>
+              <w:bottom w:val="single" w:color="BFBFBF" w:sz="4"/>
+              <w:right w:val="single" w:color="BFBFBF" w:sz="4"/>
+            </w:tcBorders>
+            <w:tcMar>
+              <w:top w:type="dxa" w:w="60"/>
+              <w:left w:type="dxa" w:w="90"/>
+              <w:bottom w:type="dxa" w:w="60"/>
+              <w:right w:type="dxa" w:w="90"/>
+            </w:tcMar>
+          </w:tcPr>
+          <w:p>
+            <w:r>
+              <w:rPr>
+                <w:rFonts w:ascii="Calibri" w:cs="Calibri" w:eastAsia="Calibri" w:hAnsi="Calibri"/>
+                <w:b w:val="false"/>
+                <w:bCs w:val="false"/>
+                <w:sz w:val="18"/>
+                <w:szCs w:val="18"/>
+              </w:rPr>
+              <w:t xml:space="preserve">Ürün–tedarikçi tablosu ve ana tedarikçi alanı gerçek tedarikçiyi göstermiyor; S-3'teki çoğalmanın da sebebi.</w:t>
+            </w:r>
+          </w:p>
+        </w:tc>
+      </w:tr>
+      <w:tr>
+        <w:tc>
+          <w:tcPr>
+            <w:tcW w:type="dxa" w:w="1500"/>
+            <w:tcBorders>
+              <w:top w:val="single" w:color="BFBFBF" w:sz="4"/>
+              <w:left w:val="single" w:color="BFBFBF" w:sz="4"/>
+              <w:bottom w:val="single" w:color="BFBFBF" w:sz="4"/>
+              <w:right w:val="single" w:color="BFBFBF" w:sz="4"/>
+            </w:tcBorders>
+            <w:shd w:fill="F2F2F2" w:color="auto" w:val="clear"/>
+            <w:tcMar>
+              <w:top w:type="dxa" w:w="60"/>
+              <w:left w:type="dxa" w:w="90"/>
+              <w:bottom w:type="dxa" w:w="60"/>
+              <w:right w:type="dxa" w:w="90"/>
+            </w:tcMar>
+          </w:tcPr>
+          <w:p>
+            <w:r>
+              <w:rPr>
+                <w:rFonts w:ascii="Calibri" w:cs="Calibri" w:eastAsia="Calibri" w:hAnsi="Calibri"/>
+                <w:b/>
+                <w:bCs/>
+                <w:sz w:val="18"/>
+                <w:szCs w:val="18"/>
+              </w:rPr>
+              <w:t xml:space="preserve">Öneri</w:t>
+            </w:r>
+          </w:p>
+        </w:tc>
+        <w:tc>
+          <w:tcPr>
+            <w:tcW w:type="dxa" w:w="8138"/>
+            <w:tcBorders>
+              <w:top w:val="single" w:color="BFBFBF" w:sz="4"/>
+              <w:left w:val="single" w:color="BFBFBF" w:sz="4"/>
+              <w:bottom w:val="single" w:color="BFBFBF" w:sz="4"/>
+              <w:right w:val="single" w:color="BFBFBF" w:sz="4"/>
+            </w:tcBorders>
+            <w:tcMar>
+              <w:top w:type="dxa" w:w="60"/>
+              <w:left w:type="dxa" w:w="90"/>
+              <w:bottom w:type="dxa" w:w="60"/>
+              <w:right w:type="dxa" w:w="90"/>
+            </w:tcMar>
+          </w:tcPr>
+          <w:p>
+            <w:r>
+              <w:rPr>
+                <w:rFonts w:ascii="Calibri" w:cs="Calibri" w:eastAsia="Calibri" w:hAnsi="Calibri"/>
+                <w:b w:val="false"/>
+                <w:bCs w:val="false"/>
+                <w:sz w:val="18"/>
+                <w:szCs w:val="18"/>
+              </w:rPr>
+              <w:t xml:space="preserve">Tedarikçi analizi gerçek alış belgelerinden yapılmalı; bu bağın amacı netleştirilmeli.</w:t>
+            </w:r>
+          </w:p>
+        </w:tc>
+      </w:tr>
+    </w:tbl>
+    <w:p>
+      <w:pPr>
+        <w:spacing w:after="40" w:before="80"/>
+      </w:pPr>
+      <w:r>
+        <w:rPr>
+          <w:rFonts w:ascii="Calibri" w:cs="Calibri" w:eastAsia="Calibri" w:hAnsi="Calibri"/>
+          <w:b/>
+          <w:bCs/>
+          <w:sz w:val="17"/>
+          <w:szCs w:val="17"/>
+        </w:rPr>
+        <w:t xml:space="preserve">Kod:</w:t>
+      </w:r>
+    </w:p>
+    <w:p>
+      <w:pPr>
+        <w:shd w:fill="F4F4F4" w:color="auto" w:val="clear"/>
+        <w:spacing w:after="0"/>
+      </w:pPr>
+      <w:r>
+        <w:rPr>
+          <w:rFonts w:ascii="Consolas" w:cs="Consolas" w:eastAsia="Consolas" w:hAnsi="Consolas"/>
+          <w:sz w:val="16"/>
+          <w:szCs w:val="16"/>
+        </w:rPr>
+        <w:t xml:space="preserve">147| select u.stkID, frm.frmID, 1 urnFrmEsas, 1 urnFrmEtkin</w:t>
+      </w:r>
+    </w:p>
+    <w:p>
+      <w:pPr>
+        <w:shd w:fill="F4F4F4" w:color="auto" w:val="clear"/>
+        <w:spacing w:after="0"/>
+      </w:pPr>
+      <w:r>
+        <w:rPr>
+          <w:rFonts w:ascii="Consolas" w:cs="Consolas" w:eastAsia="Consolas" w:hAnsi="Consolas"/>
+          <w:sz w:val="16"/>
+          <w:szCs w:val="16"/>
+        </w:rPr>
+        <w:t xml:space="preserve">149| JOIN frm ON frm.frmID in(56,9525)</w:t>
+      </w:r>
+    </w:p>
+    <w:p>
+      <w:pPr>
+        <w:shd w:fill="F4F4F4" w:color="auto" w:val="clear"/>
+        <w:spacing w:after="0"/>
+      </w:pPr>
+      <w:r>
+        <w:rPr>
+          <w:rFonts w:ascii="Consolas" w:cs="Consolas" w:eastAsia="Consolas" w:hAnsi="Consolas"/>
+          <w:sz w:val="16"/>
+          <w:szCs w:val="16"/>
+        </w:rPr>
+        <w:t xml:space="preserve">151| where u.urnKtgrID not in(43,35) and f.urnFrmDagitici is NULL</w:t>
+      </w:r>
+    </w:p>
+    <w:p>
+      <w:pPr>
+        <w:spacing w:after="80"/>
+      </w:pPr>
+    </w:p>
+    <w:p>
+      <w:pPr>
+        <w:pStyle w:val="Heading2"/>
+        <w:spacing w:after="100" w:before="220"/>
+      </w:pPr>
+      <w:r>
+        <w:rPr>
+          <w:rFonts w:ascii="Calibri" w:cs="Calibri" w:eastAsia="Calibri" w:hAnsi="Calibri"/>
+          <w:b/>
+          <w:bCs/>
+          <w:sz w:val="24"/>
+          <w:szCs w:val="24"/>
+        </w:rPr>
+        <w:t xml:space="preserve">S-12 · Ana tedarikçi alanı 25 bin üründe her saat yeniden yazılıyor  (Düşük)</w:t>
+      </w:r>
+    </w:p>
+    <w:tbl>
+      <w:tblPr>
+        <w:tblW w:type="dxa" w:w="9638"/>
+        <w:tblBorders>
+          <w:top w:val="single" w:color="auto" w:sz="4"/>
+          <w:left w:val="single" w:color="auto" w:sz="4"/>
+          <w:bottom w:val="single" w:color="auto" w:sz="4"/>
+          <w:right w:val="single" w:color="auto" w:sz="4"/>
+          <w:insideH w:val="single" w:color="auto" w:sz="4"/>
+          <w:insideV w:val="single" w:color="auto" w:sz="4"/>
+        </w:tblBorders>
+        <w:tblLayout w:type="fixed"/>
+      </w:tblPr>
+      <w:tblGrid>
+        <w:gridCol w:w="1500"/>
+        <w:gridCol w:w="8138"/>
+      </w:tblGrid>
+      <w:tr>
+        <w:tc>
+          <w:tcPr>
+            <w:tcW w:type="dxa" w:w="1500"/>
+            <w:tcBorders>
+              <w:top w:val="single" w:color="BFBFBF" w:sz="4"/>
+              <w:left w:val="single" w:color="BFBFBF" w:sz="4"/>
+              <w:bottom w:val="single" w:color="BFBFBF" w:sz="4"/>
+              <w:right w:val="single" w:color="BFBFBF" w:sz="4"/>
+            </w:tcBorders>
+            <w:shd w:fill="F2F2F2" w:color="auto" w:val="clear"/>
+            <w:tcMar>
+              <w:top w:type="dxa" w:w="60"/>
+              <w:left w:type="dxa" w:w="90"/>
+              <w:bottom w:type="dxa" w:w="60"/>
+              <w:right w:type="dxa" w:w="90"/>
+            </w:tcMar>
+          </w:tcPr>
+          <w:p>
+            <w:r>
+              <w:rPr>
+                <w:rFonts w:ascii="Calibri" w:cs="Calibri" w:eastAsia="Calibri" w:hAnsi="Calibri"/>
+                <w:b/>
+                <w:bCs/>
+                <w:sz w:val="18"/>
+                <w:szCs w:val="18"/>
+              </w:rPr>
+              <w:t xml:space="preserve">Nerede</w:t>
+            </w:r>
+          </w:p>
+        </w:tc>
+        <w:tc>
+          <w:tcPr>
+            <w:tcW w:type="dxa" w:w="8138"/>
+            <w:tcBorders>
+              <w:top w:val="single" w:color="BFBFBF" w:sz="4"/>
+              <w:left w:val="single" w:color="BFBFBF" w:sz="4"/>
+              <w:bottom w:val="single" w:color="BFBFBF" w:sz="4"/>
+              <w:right w:val="single" w:color="BFBFBF" w:sz="4"/>
+            </w:tcBorders>
+            <w:tcMar>
+              <w:top w:type="dxa" w:w="60"/>
+              <w:left w:type="dxa" w:w="90"/>
+              <w:bottom w:type="dxa" w:w="60"/>
+              <w:right w:type="dxa" w:w="90"/>
+            </w:tcMar>
+          </w:tcPr>
+          <w:p>
+            <w:r>
+              <w:rPr>
+                <w:rFonts w:ascii="Consolas" w:cs="Consolas" w:eastAsia="Consolas" w:hAnsi="Consolas"/>
+                <w:color w:val="333333"/>
+                <w:sz w:val="16"/>
+                <w:szCs w:val="16"/>
+              </w:rPr>
+              <w:t xml:space="preserve">DerinSISBkm.ent.odakUrunAktar</w:t>
+            </w:r>
+            <w:r>
+              <w:rPr>
+                <w:rFonts w:ascii="Calibri" w:cs="Calibri" w:eastAsia="Calibri" w:hAnsi="Calibri"/>
+                <w:b w:val="false"/>
+                <w:bCs w:val="false"/>
+                <w:sz w:val="18"/>
+                <w:szCs w:val="18"/>
+              </w:rPr>
+              <w:t xml:space="preserve"> satır 178–181</w:t>
+            </w:r>
+          </w:p>
+        </w:tc>
+      </w:tr>
+      <w:tr>
+        <w:tc>
+          <w:tcPr>
+            <w:tcW w:type="dxa" w:w="1500"/>
+            <w:tcBorders>
+              <w:top w:val="single" w:color="BFBFBF" w:sz="4"/>
+              <w:left w:val="single" w:color="BFBFBF" w:sz="4"/>
+              <w:bottom w:val="single" w:color="BFBFBF" w:sz="4"/>
+              <w:right w:val="single" w:color="BFBFBF" w:sz="4"/>
+            </w:tcBorders>
+            <w:shd w:fill="F2F2F2" w:color="auto" w:val="clear"/>
+            <w:tcMar>
+              <w:top w:type="dxa" w:w="60"/>
+              <w:left w:type="dxa" w:w="90"/>
+              <w:bottom w:type="dxa" w:w="60"/>
+              <w:right w:type="dxa" w:w="90"/>
+            </w:tcMar>
+          </w:tcPr>
+          <w:p>
+            <w:r>
+              <w:rPr>
+                <w:rFonts w:ascii="Calibri" w:cs="Calibri" w:eastAsia="Calibri" w:hAnsi="Calibri"/>
+                <w:b/>
+                <w:bCs/>
+                <w:sz w:val="18"/>
+                <w:szCs w:val="18"/>
+              </w:rPr>
+              <w:t xml:space="preserve">Ne oluyor</w:t>
+            </w:r>
+          </w:p>
+        </w:tc>
+        <w:tc>
+          <w:tcPr>
+            <w:tcW w:type="dxa" w:w="8138"/>
+            <w:tcBorders>
+              <w:top w:val="single" w:color="BFBFBF" w:sz="4"/>
+              <w:left w:val="single" w:color="BFBFBF" w:sz="4"/>
+              <w:bottom w:val="single" w:color="BFBFBF" w:sz="4"/>
+              <w:right w:val="single" w:color="BFBFBF" w:sz="4"/>
+            </w:tcBorders>
+            <w:tcMar>
+              <w:top w:type="dxa" w:w="60"/>
+              <w:left w:type="dxa" w:w="90"/>
+              <w:bottom w:type="dxa" w:w="60"/>
+              <w:right w:type="dxa" w:w="90"/>
+            </w:tcMar>
+          </w:tcPr>
+          <w:p>
+            <w:r>
+              <w:rPr>
+                <w:rFonts w:ascii="Calibri" w:cs="Calibri" w:eastAsia="Calibri" w:hAnsi="Calibri"/>
+                <w:b w:val="false"/>
+                <w:bCs w:val="false"/>
+                <w:sz w:val="18"/>
+                <w:szCs w:val="18"/>
+              </w:rPr>
+              <w:t xml:space="preserve">Bir üründe </w:t>
+            </w:r>
+            <w:r>
+              <w:rPr>
+                <w:rFonts w:ascii="Consolas" w:cs="Consolas" w:eastAsia="Consolas" w:hAnsi="Consolas"/>
+                <w:color w:val="333333"/>
+                <w:sz w:val="16"/>
+                <w:szCs w:val="16"/>
+              </w:rPr>
+              <w:t xml:space="preserve">urnFrmEsas = 0</w:t>
+            </w:r>
+            <w:r>
+              <w:rPr>
+                <w:rFonts w:ascii="Calibri" w:cs="Calibri" w:eastAsia="Calibri" w:hAnsi="Calibri"/>
+                <w:b w:val="false"/>
+                <w:bCs w:val="false"/>
+                <w:sz w:val="18"/>
+                <w:szCs w:val="18"/>
+              </w:rPr>
+              <w:t xml:space="preserve"> olan birden çok tedarikçi varsa, biri her zaman ana tedarikçiden farklıdır; ürün her koşumda güncellemeye girer ve hangi firmanın yazılacağı belirsizdir.</w:t>
+            </w:r>
+          </w:p>
+        </w:tc>
+      </w:tr>
+      <w:tr>
+        <w:tc>
+          <w:tcPr>
+            <w:tcW w:type="dxa" w:w="1500"/>
+            <w:tcBorders>
+              <w:top w:val="single" w:color="BFBFBF" w:sz="4"/>
+              <w:left w:val="single" w:color="BFBFBF" w:sz="4"/>
+              <w:bottom w:val="single" w:color="BFBFBF" w:sz="4"/>
+              <w:right w:val="single" w:color="BFBFBF" w:sz="4"/>
+            </w:tcBorders>
+            <w:shd w:fill="F2F2F2" w:color="auto" w:val="clear"/>
+            <w:tcMar>
+              <w:top w:type="dxa" w:w="60"/>
+              <w:left w:type="dxa" w:w="90"/>
+              <w:bottom w:type="dxa" w:w="60"/>
+              <w:right w:type="dxa" w:w="90"/>
+            </w:tcMar>
+          </w:tcPr>
+          <w:p>
+            <w:r>
+              <w:rPr>
+                <w:rFonts w:ascii="Calibri" w:cs="Calibri" w:eastAsia="Calibri" w:hAnsi="Calibri"/>
+                <w:b/>
+                <w:bCs/>
+                <w:sz w:val="18"/>
+                <w:szCs w:val="18"/>
+              </w:rPr>
+              <w:t xml:space="preserve">Kanıt (ölçüldü)</w:t>
+            </w:r>
+          </w:p>
+        </w:tc>
+        <w:tc>
+          <w:tcPr>
+            <w:tcW w:type="dxa" w:w="8138"/>
+            <w:tcBorders>
+              <w:top w:val="single" w:color="BFBFBF" w:sz="4"/>
+              <w:left w:val="single" w:color="BFBFBF" w:sz="4"/>
+              <w:bottom w:val="single" w:color="BFBFBF" w:sz="4"/>
+              <w:right w:val="single" w:color="BFBFBF" w:sz="4"/>
+            </w:tcBorders>
+            <w:tcMar>
+              <w:top w:type="dxa" w:w="60"/>
+              <w:left w:type="dxa" w:w="90"/>
+              <w:bottom w:type="dxa" w:w="60"/>
+              <w:right w:type="dxa" w:w="90"/>
+            </w:tcMar>
+          </w:tcPr>
+          <w:p>
+            <w:r>
+              <w:rPr>
+                <w:rFonts w:ascii="Calibri" w:cs="Calibri" w:eastAsia="Calibri" w:hAnsi="Calibri"/>
+                <w:b w:val="false"/>
+                <w:bCs w:val="false"/>
+                <w:sz w:val="18"/>
+                <w:szCs w:val="18"/>
+              </w:rPr>
+              <w:t xml:space="preserve">Her koşumda bu koşula giren ürün 25.480; bu, </w:t>
+            </w:r>
+            <w:r>
+              <w:rPr>
+                <w:rFonts w:ascii="Consolas" w:cs="Consolas" w:eastAsia="Consolas" w:hAnsi="Consolas"/>
+                <w:color w:val="333333"/>
+                <w:sz w:val="16"/>
+                <w:szCs w:val="16"/>
+              </w:rPr>
+              <w:t xml:space="preserve">urnFrmEsas = 0</w:t>
+            </w:r>
+            <w:r>
+              <w:rPr>
+                <w:rFonts w:ascii="Calibri" w:cs="Calibri" w:eastAsia="Calibri" w:hAnsi="Calibri"/>
+                <w:b w:val="false"/>
+                <w:bCs w:val="false"/>
+                <w:sz w:val="18"/>
+                <w:szCs w:val="18"/>
+              </w:rPr>
+              <w:t xml:space="preserve"> kaydı birden çok olan ürün sayısıyla birebir aynı. Değerin gerçekten gidip geldiği geçmiş olmadığı için ölçülemedi.</w:t>
+            </w:r>
+          </w:p>
+        </w:tc>
+      </w:tr>
+      <w:tr>
+        <w:tc>
+          <w:tcPr>
+            <w:tcW w:type="dxa" w:w="1500"/>
+            <w:tcBorders>
+              <w:top w:val="single" w:color="BFBFBF" w:sz="4"/>
+              <w:left w:val="single" w:color="BFBFBF" w:sz="4"/>
+              <w:bottom w:val="single" w:color="BFBFBF" w:sz="4"/>
+              <w:right w:val="single" w:color="BFBFBF" w:sz="4"/>
+            </w:tcBorders>
+            <w:shd w:fill="F2F2F2" w:color="auto" w:val="clear"/>
+            <w:tcMar>
+              <w:top w:type="dxa" w:w="60"/>
+              <w:left w:type="dxa" w:w="90"/>
+              <w:bottom w:type="dxa" w:w="60"/>
+              <w:right w:type="dxa" w:w="90"/>
+            </w:tcMar>
+          </w:tcPr>
+          <w:p>
+            <w:r>
+              <w:rPr>
+                <w:rFonts w:ascii="Calibri" w:cs="Calibri" w:eastAsia="Calibri" w:hAnsi="Calibri"/>
+                <w:b/>
+                <w:bCs/>
+                <w:sz w:val="18"/>
+                <w:szCs w:val="18"/>
+              </w:rPr>
+              <w:t xml:space="preserve">Etki</w:t>
+            </w:r>
+          </w:p>
+        </w:tc>
+        <w:tc>
+          <w:tcPr>
+            <w:tcW w:type="dxa" w:w="8138"/>
+            <w:tcBorders>
+              <w:top w:val="single" w:color="BFBFBF" w:sz="4"/>
+              <w:left w:val="single" w:color="BFBFBF" w:sz="4"/>
+              <w:bottom w:val="single" w:color="BFBFBF" w:sz="4"/>
+              <w:right w:val="single" w:color="BFBFBF" w:sz="4"/>
+            </w:tcBorders>
+            <w:tcMar>
+              <w:top w:type="dxa" w:w="60"/>
+              <w:left w:type="dxa" w:w="90"/>
+              <w:bottom w:type="dxa" w:w="60"/>
+              <w:right w:type="dxa" w:w="90"/>
+            </w:tcMar>
+          </w:tcPr>
+          <w:p>
+            <w:r>
+              <w:rPr>
+                <w:rFonts w:ascii="Calibri" w:cs="Calibri" w:eastAsia="Calibri" w:hAnsi="Calibri"/>
+                <w:b w:val="false"/>
+                <w:bCs w:val="false"/>
+                <w:sz w:val="18"/>
+                <w:szCs w:val="18"/>
+              </w:rPr>
+              <w:t xml:space="preserve">Ana tedarikçi alanına dayanan rapor ürün bazında kararsız sonuç verebilir.</w:t>
+            </w:r>
+          </w:p>
+        </w:tc>
+      </w:tr>
+      <w:tr>
+        <w:tc>
+          <w:tcPr>
+            <w:tcW w:type="dxa" w:w="1500"/>
+            <w:tcBorders>
+              <w:top w:val="single" w:color="BFBFBF" w:sz="4"/>
+              <w:left w:val="single" w:color="BFBFBF" w:sz="4"/>
+              <w:bottom w:val="single" w:color="BFBFBF" w:sz="4"/>
+              <w:right w:val="single" w:color="BFBFBF" w:sz="4"/>
+            </w:tcBorders>
+            <w:shd w:fill="F2F2F2" w:color="auto" w:val="clear"/>
+            <w:tcMar>
+              <w:top w:type="dxa" w:w="60"/>
+              <w:left w:type="dxa" w:w="90"/>
+              <w:bottom w:type="dxa" w:w="60"/>
+              <w:right w:type="dxa" w:w="90"/>
+            </w:tcMar>
+          </w:tcPr>
+          <w:p>
+            <w:r>
+              <w:rPr>
+                <w:rFonts w:ascii="Calibri" w:cs="Calibri" w:eastAsia="Calibri" w:hAnsi="Calibri"/>
+                <w:b/>
+                <w:bCs/>
+                <w:sz w:val="18"/>
+                <w:szCs w:val="18"/>
+              </w:rPr>
+              <w:t xml:space="preserve">Öneri</w:t>
+            </w:r>
+          </w:p>
+        </w:tc>
+        <w:tc>
+          <w:tcPr>
+            <w:tcW w:type="dxa" w:w="8138"/>
+            <w:tcBorders>
+              <w:top w:val="single" w:color="BFBFBF" w:sz="4"/>
+              <w:left w:val="single" w:color="BFBFBF" w:sz="4"/>
+              <w:bottom w:val="single" w:color="BFBFBF" w:sz="4"/>
+              <w:right w:val="single" w:color="BFBFBF" w:sz="4"/>
+            </w:tcBorders>
+            <w:tcMar>
+              <w:top w:type="dxa" w:w="60"/>
+              <w:left w:type="dxa" w:w="90"/>
+              <w:bottom w:type="dxa" w:w="60"/>
+              <w:right w:type="dxa" w:w="90"/>
+            </w:tcMar>
+          </w:tcPr>
+          <w:p>
+            <w:r>
+              <w:rPr>
+                <w:rFonts w:ascii="Calibri" w:cs="Calibri" w:eastAsia="Calibri" w:hAnsi="Calibri"/>
+                <w:b w:val="false"/>
+                <w:bCs w:val="false"/>
+                <w:sz w:val="18"/>
+                <w:szCs w:val="18"/>
+              </w:rPr>
+              <w:t xml:space="preserve">Ürün başına tek bir </w:t>
+            </w:r>
+            <w:r>
+              <w:rPr>
+                <w:rFonts w:ascii="Consolas" w:cs="Consolas" w:eastAsia="Consolas" w:hAnsi="Consolas"/>
+                <w:color w:val="333333"/>
+                <w:sz w:val="16"/>
+                <w:szCs w:val="16"/>
+              </w:rPr>
+              <w:t xml:space="preserve">urnFrmEsas = 0</w:t>
+            </w:r>
+            <w:r>
+              <w:rPr>
+                <w:rFonts w:ascii="Calibri" w:cs="Calibri" w:eastAsia="Calibri" w:hAnsi="Calibri"/>
+                <w:b w:val="false"/>
+                <w:bCs w:val="false"/>
+                <w:sz w:val="18"/>
+                <w:szCs w:val="18"/>
+              </w:rPr>
+              <w:t xml:space="preserve"> kaydı kalmalı ya da seçim kuralı (ör. en küçük firma no) yazılmalı.</w:t>
+            </w:r>
+          </w:p>
+        </w:tc>
+      </w:tr>
+    </w:tbl>
+    <w:p>
+      <w:pPr>
+        <w:spacing w:after="40" w:before="80"/>
+      </w:pPr>
+      <w:r>
+        <w:rPr>
+          <w:rFonts w:ascii="Calibri" w:cs="Calibri" w:eastAsia="Calibri" w:hAnsi="Calibri"/>
+          <w:b/>
+          <w:bCs/>
+          <w:sz w:val="17"/>
+          <w:szCs w:val="17"/>
+        </w:rPr>
+        <w:t xml:space="preserve">Kod:</w:t>
+      </w:r>
+    </w:p>
+    <w:p>
+      <w:pPr>
+        <w:shd w:fill="F4F4F4" w:color="auto" w:val="clear"/>
+        <w:spacing w:after="0"/>
+      </w:pPr>
+      <w:r>
+        <w:rPr>
+          <w:rFonts w:ascii="Consolas" w:cs="Consolas" w:eastAsia="Consolas" w:hAnsi="Consolas"/>
+          <w:sz w:val="16"/>
+          <w:szCs w:val="16"/>
+        </w:rPr>
+        <w:t xml:space="preserve">178| update u set u.stkFirma=f.urnFrmFirmaID</w:t>
+      </w:r>
+    </w:p>
+    <w:p>
+      <w:pPr>
+        <w:shd w:fill="F4F4F4" w:color="auto" w:val="clear"/>
+        <w:spacing w:after="0"/>
+      </w:pPr>
+      <w:r>
+        <w:rPr>
+          <w:rFonts w:ascii="Consolas" w:cs="Consolas" w:eastAsia="Consolas" w:hAnsi="Consolas"/>
+          <w:sz w:val="16"/>
+          <w:szCs w:val="16"/>
+        </w:rPr>
+        <w:t xml:space="preserve">180| join urnFrm f on f.urnFrmStkId=u.stkID and urnFrmEsas=0</w:t>
+      </w:r>
+    </w:p>
+    <w:p>
+      <w:pPr>
+        <w:shd w:fill="F4F4F4" w:color="auto" w:val="clear"/>
+        <w:spacing w:after="0"/>
+      </w:pPr>
+      <w:r>
+        <w:rPr>
+          <w:rFonts w:ascii="Consolas" w:cs="Consolas" w:eastAsia="Consolas" w:hAnsi="Consolas"/>
+          <w:sz w:val="16"/>
+          <w:szCs w:val="16"/>
+        </w:rPr>
+        <w:t xml:space="preserve">181| where f.urnFrmFirmaID&lt;&gt;u.stkFirma</w:t>
+      </w:r>
+    </w:p>
+    <w:p>
+      <w:pPr>
+        <w:spacing w:after="80"/>
+      </w:pPr>
+    </w:p>
+    <w:p>
+      <w:pPr>
+        <w:pStyle w:val="Heading2"/>
+        <w:spacing w:after="100" w:before="220"/>
+      </w:pPr>
+      <w:r>
+        <w:rPr>
+          <w:rFonts w:ascii="Calibri" w:cs="Calibri" w:eastAsia="Calibri" w:hAnsi="Calibri"/>
+          <w:b/>
+          <w:bCs/>
+          <w:sz w:val="24"/>
+          <w:szCs w:val="24"/>
+        </w:rPr>
+        <w:t xml:space="preserve">S-13 · Mağaza fiyat değişimi log'da web değişimi gibi görünüyor  (Düşük)</w:t>
+      </w:r>
+    </w:p>
+    <w:tbl>
+      <w:tblPr>
+        <w:tblW w:type="dxa" w:w="9638"/>
+        <w:tblBorders>
+          <w:top w:val="single" w:color="auto" w:sz="4"/>
+          <w:left w:val="single" w:color="auto" w:sz="4"/>
+          <w:bottom w:val="single" w:color="auto" w:sz="4"/>
+          <w:right w:val="single" w:color="auto" w:sz="4"/>
+          <w:insideH w:val="single" w:color="auto" w:sz="4"/>
+          <w:insideV w:val="single" w:color="auto" w:sz="4"/>
+        </w:tblBorders>
+        <w:tblLayout w:type="fixed"/>
+      </w:tblPr>
+      <w:tblGrid>
+        <w:gridCol w:w="1500"/>
+        <w:gridCol w:w="8138"/>
+      </w:tblGrid>
+      <w:tr>
+        <w:tc>
+          <w:tcPr>
+            <w:tcW w:type="dxa" w:w="1500"/>
+            <w:tcBorders>
+              <w:top w:val="single" w:color="BFBFBF" w:sz="4"/>
+              <w:left w:val="single" w:color="BFBFBF" w:sz="4"/>
+              <w:bottom w:val="single" w:color="BFBFBF" w:sz="4"/>
+              <w:right w:val="single" w:color="BFBFBF" w:sz="4"/>
+            </w:tcBorders>
+            <w:shd w:fill="F2F2F2" w:color="auto" w:val="clear"/>
+            <w:tcMar>
+              <w:top w:type="dxa" w:w="60"/>
+              <w:left w:type="dxa" w:w="90"/>
+              <w:bottom w:type="dxa" w:w="60"/>
+              <w:right w:type="dxa" w:w="90"/>
+            </w:tcMar>
+          </w:tcPr>
+          <w:p>
+            <w:r>
+              <w:rPr>
+                <w:rFonts w:ascii="Calibri" w:cs="Calibri" w:eastAsia="Calibri" w:hAnsi="Calibri"/>
+                <w:b/>
+                <w:bCs/>
+                <w:sz w:val="18"/>
+                <w:szCs w:val="18"/>
+              </w:rPr>
+              <w:t xml:space="preserve">Nerede</w:t>
+            </w:r>
+          </w:p>
+        </w:tc>
+        <w:tc>
+          <w:tcPr>
+            <w:tcW w:type="dxa" w:w="8138"/>
+            <w:tcBorders>
+              <w:top w:val="single" w:color="BFBFBF" w:sz="4"/>
+              <w:left w:val="single" w:color="BFBFBF" w:sz="4"/>
+              <w:bottom w:val="single" w:color="BFBFBF" w:sz="4"/>
+              <w:right w:val="single" w:color="BFBFBF" w:sz="4"/>
+            </w:tcBorders>
+            <w:tcMar>
+              <w:top w:type="dxa" w:w="60"/>
+              <w:left w:type="dxa" w:w="90"/>
+              <w:bottom w:type="dxa" w:w="60"/>
+              <w:right w:type="dxa" w:w="90"/>
+            </w:tcMar>
+          </w:tcPr>
+          <w:p>
+            <w:r>
+              <w:rPr>
+                <w:rFonts w:ascii="Consolas" w:cs="Consolas" w:eastAsia="Consolas" w:hAnsi="Consolas"/>
+                <w:color w:val="333333"/>
+                <w:sz w:val="16"/>
+                <w:szCs w:val="16"/>
+              </w:rPr>
+              <w:t xml:space="preserve">BKMDATA.ent.OdakUrunGuncellemeMagazaEslestir</w:t>
+            </w:r>
+            <w:r>
+              <w:rPr>
+                <w:rFonts w:ascii="Calibri" w:cs="Calibri" w:eastAsia="Calibri" w:hAnsi="Calibri"/>
+                <w:b w:val="false"/>
+                <w:bCs w:val="false"/>
+                <w:sz w:val="18"/>
+                <w:szCs w:val="18"/>
+              </w:rPr>
+              <w:t xml:space="preserve"> satır 16</w:t>
+            </w:r>
+          </w:p>
+        </w:tc>
+      </w:tr>
+      <w:tr>
+        <w:tc>
+          <w:tcPr>
+            <w:tcW w:type="dxa" w:w="1500"/>
+            <w:tcBorders>
+              <w:top w:val="single" w:color="BFBFBF" w:sz="4"/>
+              <w:left w:val="single" w:color="BFBFBF" w:sz="4"/>
+              <w:bottom w:val="single" w:color="BFBFBF" w:sz="4"/>
+              <w:right w:val="single" w:color="BFBFBF" w:sz="4"/>
+            </w:tcBorders>
+            <w:shd w:fill="F2F2F2" w:color="auto" w:val="clear"/>
+            <w:tcMar>
+              <w:top w:type="dxa" w:w="60"/>
+              <w:left w:type="dxa" w:w="90"/>
+              <w:bottom w:type="dxa" w:w="60"/>
+              <w:right w:type="dxa" w:w="90"/>
+            </w:tcMar>
+          </w:tcPr>
+          <w:p>
+            <w:r>
+              <w:rPr>
+                <w:rFonts w:ascii="Calibri" w:cs="Calibri" w:eastAsia="Calibri" w:hAnsi="Calibri"/>
+                <w:b/>
+                <w:bCs/>
+                <w:sz w:val="18"/>
+                <w:szCs w:val="18"/>
+              </w:rPr>
+              <w:t xml:space="preserve">Ne oluyor</w:t>
+            </w:r>
+          </w:p>
+        </w:tc>
+        <w:tc>
+          <w:tcPr>
+            <w:tcW w:type="dxa" w:w="8138"/>
+            <w:tcBorders>
+              <w:top w:val="single" w:color="BFBFBF" w:sz="4"/>
+              <w:left w:val="single" w:color="BFBFBF" w:sz="4"/>
+              <w:bottom w:val="single" w:color="BFBFBF" w:sz="4"/>
+              <w:right w:val="single" w:color="BFBFBF" w:sz="4"/>
+            </w:tcBorders>
+            <w:tcMar>
+              <w:top w:type="dxa" w:w="60"/>
+              <w:left w:type="dxa" w:w="90"/>
+              <w:bottom w:type="dxa" w:w="60"/>
+              <w:right w:type="dxa" w:w="90"/>
+            </w:tcMar>
+          </w:tcPr>
+          <w:p>
+            <w:r>
+              <w:rPr>
+                <w:rFonts w:ascii="Calibri" w:cs="Calibri" w:eastAsia="Calibri" w:hAnsi="Calibri"/>
+                <w:b w:val="false"/>
+                <w:bCs w:val="false"/>
+                <w:sz w:val="18"/>
+                <w:szCs w:val="18"/>
+              </w:rPr>
+              <w:t xml:space="preserve">Yeni ürün log'u </w:t>
+            </w:r>
+            <w:r>
+              <w:rPr>
+                <w:rFonts w:ascii="Consolas" w:cs="Consolas" w:eastAsia="Consolas" w:hAnsi="Consolas"/>
+                <w:color w:val="333333"/>
+                <w:sz w:val="16"/>
+                <w:szCs w:val="16"/>
+              </w:rPr>
+              <w:t xml:space="preserve">Tip = 1</w:t>
+            </w:r>
+            <w:r>
+              <w:rPr>
+                <w:rFonts w:ascii="Calibri" w:cs="Calibri" w:eastAsia="Calibri" w:hAnsi="Calibri"/>
+                <w:b w:val="false"/>
+                <w:bCs w:val="false"/>
+                <w:sz w:val="18"/>
+                <w:szCs w:val="18"/>
+              </w:rPr>
+              <w:t xml:space="preserve"> yazıyor (satır 7), değişiklik log'u </w:t>
+            </w:r>
+            <w:r>
+              <w:rPr>
+                <w:rFonts w:ascii="Consolas" w:cs="Consolas" w:eastAsia="Consolas" w:hAnsi="Consolas"/>
+                <w:color w:val="333333"/>
+                <w:sz w:val="16"/>
+                <w:szCs w:val="16"/>
+              </w:rPr>
+              <w:t xml:space="preserve">Tip</w:t>
+            </w:r>
+            <w:r>
+              <w:rPr>
+                <w:rFonts w:ascii="Calibri" w:cs="Calibri" w:eastAsia="Calibri" w:hAnsi="Calibri"/>
+                <w:b w:val="false"/>
+                <w:bCs w:val="false"/>
+                <w:sz w:val="18"/>
+                <w:szCs w:val="18"/>
+              </w:rPr>
+              <w:t xml:space="preserve">'i hiç yazmıyor. Kolonun varsayılanı 0 (web).</w:t>
+            </w:r>
+          </w:p>
+        </w:tc>
+      </w:tr>
+      <w:tr>
+        <w:tc>
+          <w:tcPr>
+            <w:tcW w:type="dxa" w:w="1500"/>
+            <w:tcBorders>
+              <w:top w:val="single" w:color="BFBFBF" w:sz="4"/>
+              <w:left w:val="single" w:color="BFBFBF" w:sz="4"/>
+              <w:bottom w:val="single" w:color="BFBFBF" w:sz="4"/>
+              <w:right w:val="single" w:color="BFBFBF" w:sz="4"/>
+            </w:tcBorders>
+            <w:shd w:fill="F2F2F2" w:color="auto" w:val="clear"/>
+            <w:tcMar>
+              <w:top w:type="dxa" w:w="60"/>
+              <w:left w:type="dxa" w:w="90"/>
+              <w:bottom w:type="dxa" w:w="60"/>
+              <w:right w:type="dxa" w:w="90"/>
+            </w:tcMar>
+          </w:tcPr>
+          <w:p>
+            <w:r>
+              <w:rPr>
+                <w:rFonts w:ascii="Calibri" w:cs="Calibri" w:eastAsia="Calibri" w:hAnsi="Calibri"/>
+                <w:b/>
+                <w:bCs/>
+                <w:sz w:val="18"/>
+                <w:szCs w:val="18"/>
+              </w:rPr>
+              <w:t xml:space="preserve">Kanıt (ölçüldü)</w:t>
+            </w:r>
+          </w:p>
+        </w:tc>
+        <w:tc>
+          <w:tcPr>
+            <w:tcW w:type="dxa" w:w="8138"/>
+            <w:tcBorders>
+              <w:top w:val="single" w:color="BFBFBF" w:sz="4"/>
+              <w:left w:val="single" w:color="BFBFBF" w:sz="4"/>
+              <w:bottom w:val="single" w:color="BFBFBF" w:sz="4"/>
+              <w:right w:val="single" w:color="BFBFBF" w:sz="4"/>
+            </w:tcBorders>
+            <w:tcMar>
+              <w:top w:type="dxa" w:w="60"/>
+              <w:left w:type="dxa" w:w="90"/>
+              <w:bottom w:type="dxa" w:w="60"/>
+              <w:right w:type="dxa" w:w="90"/>
+            </w:tcMar>
+          </w:tcPr>
+          <w:p>
+            <w:r>
+              <w:rPr>
+                <w:rFonts w:ascii="Consolas" w:cs="Consolas" w:eastAsia="Consolas" w:hAnsi="Consolas"/>
+                <w:color w:val="333333"/>
+                <w:sz w:val="16"/>
+                <w:szCs w:val="16"/>
+              </w:rPr>
+              <w:t xml:space="preserve">odak_urun_log.Tip</w:t>
+            </w:r>
+            <w:r>
+              <w:rPr>
+                <w:rFonts w:ascii="Calibri" w:cs="Calibri" w:eastAsia="Calibri" w:hAnsi="Calibri"/>
+                <w:b w:val="false"/>
+                <w:bCs w:val="false"/>
+                <w:sz w:val="18"/>
+                <w:szCs w:val="18"/>
+              </w:rPr>
+              <w:t xml:space="preserve"> varsayılanı </w:t>
+            </w:r>
+            <w:r>
+              <w:rPr>
+                <w:rFonts w:ascii="Consolas" w:cs="Consolas" w:eastAsia="Consolas" w:hAnsi="Consolas"/>
+                <w:color w:val="333333"/>
+                <w:sz w:val="16"/>
+                <w:szCs w:val="16"/>
+              </w:rPr>
+              <w:t xml:space="preserve">((0))</w:t>
+            </w:r>
+            <w:r>
+              <w:rPr>
+                <w:rFonts w:ascii="Calibri" w:cs="Calibri" w:eastAsia="Calibri" w:hAnsi="Calibri"/>
+                <w:b w:val="false"/>
+                <w:bCs w:val="false"/>
+                <w:sz w:val="18"/>
+                <w:szCs w:val="18"/>
+              </w:rPr>
+              <w:t xml:space="preserve">; son 7 günde yalnız 0 ve 1 değeri var.</w:t>
+            </w:r>
+          </w:p>
+        </w:tc>
+      </w:tr>
+      <w:tr>
+        <w:tc>
+          <w:tcPr>
+            <w:tcW w:type="dxa" w:w="1500"/>
+            <w:tcBorders>
+              <w:top w:val="single" w:color="BFBFBF" w:sz="4"/>
+              <w:left w:val="single" w:color="BFBFBF" w:sz="4"/>
+              <w:bottom w:val="single" w:color="BFBFBF" w:sz="4"/>
+              <w:right w:val="single" w:color="BFBFBF" w:sz="4"/>
+            </w:tcBorders>
+            <w:shd w:fill="F2F2F2" w:color="auto" w:val="clear"/>
+            <w:tcMar>
+              <w:top w:type="dxa" w:w="60"/>
+              <w:left w:type="dxa" w:w="90"/>
+              <w:bottom w:type="dxa" w:w="60"/>
+              <w:right w:type="dxa" w:w="90"/>
+            </w:tcMar>
+          </w:tcPr>
+          <w:p>
+            <w:r>
+              <w:rPr>
+                <w:rFonts w:ascii="Calibri" w:cs="Calibri" w:eastAsia="Calibri" w:hAnsi="Calibri"/>
+                <w:b/>
+                <w:bCs/>
+                <w:sz w:val="18"/>
+                <w:szCs w:val="18"/>
+              </w:rPr>
+              <w:t xml:space="preserve">Etki</w:t>
+            </w:r>
+          </w:p>
+        </w:tc>
+        <w:tc>
+          <w:tcPr>
+            <w:tcW w:type="dxa" w:w="8138"/>
+            <w:tcBorders>
+              <w:top w:val="single" w:color="BFBFBF" w:sz="4"/>
+              <w:left w:val="single" w:color="BFBFBF" w:sz="4"/>
+              <w:bottom w:val="single" w:color="BFBFBF" w:sz="4"/>
+              <w:right w:val="single" w:color="BFBFBF" w:sz="4"/>
+            </w:tcBorders>
+            <w:tcMar>
+              <w:top w:type="dxa" w:w="60"/>
+              <w:left w:type="dxa" w:w="90"/>
+              <w:bottom w:type="dxa" w:w="60"/>
+              <w:right w:type="dxa" w:w="90"/>
+            </w:tcMar>
+          </w:tcPr>
+          <w:p>
+            <w:r>
+              <w:rPr>
+                <w:rFonts w:ascii="Calibri" w:cs="Calibri" w:eastAsia="Calibri" w:hAnsi="Calibri"/>
+                <w:b w:val="false"/>
+                <w:bCs w:val="false"/>
+                <w:sz w:val="18"/>
+                <w:szCs w:val="18"/>
+              </w:rPr>
+              <w:t xml:space="preserve">Mağaza fiyatının ne zaman değiştiği log'dan bulunamıyor.</w:t>
+            </w:r>
+          </w:p>
+        </w:tc>
+      </w:tr>
+      <w:tr>
+        <w:tc>
+          <w:tcPr>
+            <w:tcW w:type="dxa" w:w="1500"/>
+            <w:tcBorders>
+              <w:top w:val="single" w:color="BFBFBF" w:sz="4"/>
+              <w:left w:val="single" w:color="BFBFBF" w:sz="4"/>
+              <w:bottom w:val="single" w:color="BFBFBF" w:sz="4"/>
+              <w:right w:val="single" w:color="BFBFBF" w:sz="4"/>
+            </w:tcBorders>
+            <w:shd w:fill="F2F2F2" w:color="auto" w:val="clear"/>
+            <w:tcMar>
+              <w:top w:type="dxa" w:w="60"/>
+              <w:left w:type="dxa" w:w="90"/>
+              <w:bottom w:type="dxa" w:w="60"/>
+              <w:right w:type="dxa" w:w="90"/>
+            </w:tcMar>
+          </w:tcPr>
+          <w:p>
+            <w:r>
+              <w:rPr>
+                <w:rFonts w:ascii="Calibri" w:cs="Calibri" w:eastAsia="Calibri" w:hAnsi="Calibri"/>
+                <w:b/>
+                <w:bCs/>
+                <w:sz w:val="18"/>
+                <w:szCs w:val="18"/>
+              </w:rPr>
+              <w:t xml:space="preserve">Öneri</w:t>
+            </w:r>
+          </w:p>
+        </w:tc>
+        <w:tc>
+          <w:tcPr>
+            <w:tcW w:type="dxa" w:w="8138"/>
+            <w:tcBorders>
+              <w:top w:val="single" w:color="BFBFBF" w:sz="4"/>
+              <w:left w:val="single" w:color="BFBFBF" w:sz="4"/>
+              <w:bottom w:val="single" w:color="BFBFBF" w:sz="4"/>
+              <w:right w:val="single" w:color="BFBFBF" w:sz="4"/>
+            </w:tcBorders>
+            <w:tcMar>
+              <w:top w:type="dxa" w:w="60"/>
+              <w:left w:type="dxa" w:w="90"/>
+              <w:bottom w:type="dxa" w:w="60"/>
+              <w:right w:type="dxa" w:w="90"/>
+            </w:tcMar>
+          </w:tcPr>
+          <w:p>
+            <w:r>
+              <w:rPr>
+                <w:rFonts w:ascii="Calibri" w:cs="Calibri" w:eastAsia="Calibri" w:hAnsi="Calibri"/>
+                <w:b w:val="false"/>
+                <w:bCs w:val="false"/>
+                <w:sz w:val="18"/>
+                <w:szCs w:val="18"/>
+              </w:rPr>
+              <w:t xml:space="preserve">Satır 16'ya </w:t>
+            </w:r>
+            <w:r>
+              <w:rPr>
+                <w:rFonts w:ascii="Consolas" w:cs="Consolas" w:eastAsia="Consolas" w:hAnsi="Consolas"/>
+                <w:color w:val="333333"/>
+                <w:sz w:val="16"/>
+                <w:szCs w:val="16"/>
+              </w:rPr>
+              <w:t xml:space="preserve">Tip</w:t>
+            </w:r>
+            <w:r>
+              <w:rPr>
+                <w:rFonts w:ascii="Calibri" w:cs="Calibri" w:eastAsia="Calibri" w:hAnsi="Calibri"/>
+                <w:b w:val="false"/>
+                <w:bCs w:val="false"/>
+                <w:sz w:val="18"/>
+                <w:szCs w:val="18"/>
+              </w:rPr>
+              <w:t xml:space="preserve"> kolonu ve değer 1 eklenmeli.</w:t>
+            </w:r>
+          </w:p>
+        </w:tc>
+      </w:tr>
+    </w:tbl>
+    <w:p>
+      <w:pPr>
+        <w:spacing w:after="40" w:before="80"/>
+      </w:pPr>
+      <w:r>
+        <w:rPr>
+          <w:rFonts w:ascii="Calibri" w:cs="Calibri" w:eastAsia="Calibri" w:hAnsi="Calibri"/>
+          <w:b/>
+          <w:bCs/>
+          <w:sz w:val="17"/>
+          <w:szCs w:val="17"/>
+        </w:rPr>
+        <w:t xml:space="preserve">Kod:</w:t>
+      </w:r>
+    </w:p>
+    <w:p>
+      <w:pPr>
+        <w:shd w:fill="F4F4F4" w:color="auto" w:val="clear"/>
+        <w:spacing w:after="0"/>
+      </w:pPr>
+      <w:r>
+        <w:rPr>
+          <w:rFonts w:ascii="Consolas" w:cs="Consolas" w:eastAsia="Consolas" w:hAnsi="Consolas"/>
+          <w:sz w:val="16"/>
+          <w:szCs w:val="16"/>
+        </w:rPr>
+        <w:t xml:space="preserve">16| INSERT INTO ent.odak_urun_log (urun_id,satis_durum,etiket_fiyat,LogTarih)   &lt;- Tip yok</w:t>
+      </w:r>
+    </w:p>
+    <w:p>
+      <w:pPr>
+        <w:spacing w:after="80"/>
+      </w:pPr>
+    </w:p>
+    <w:p>
+      <w:pPr>
+        <w:pStyle w:val="Heading2"/>
+        <w:spacing w:after="100" w:before="220"/>
+      </w:pPr>
+      <w:r>
+        <w:rPr>
+          <w:rFonts w:ascii="Calibri" w:cs="Calibri" w:eastAsia="Calibri" w:hAnsi="Calibri"/>
+          <w:b/>
+          <w:bCs/>
+          <w:sz w:val="24"/>
+          <w:szCs w:val="24"/>
+        </w:rPr>
+        <w:t xml:space="preserve">S-14 · Stok log tablosu sınırsız büyüyor  (Düşük)</w:t>
+      </w:r>
+    </w:p>
+    <w:tbl>
+      <w:tblPr>
+        <w:tblW w:type="dxa" w:w="9638"/>
+        <w:tblBorders>
+          <w:top w:val="single" w:color="auto" w:sz="4"/>
+          <w:left w:val="single" w:color="auto" w:sz="4"/>
+          <w:bottom w:val="single" w:color="auto" w:sz="4"/>
+          <w:right w:val="single" w:color="auto" w:sz="4"/>
+          <w:insideH w:val="single" w:color="auto" w:sz="4"/>
+          <w:insideV w:val="single" w:color="auto" w:sz="4"/>
+        </w:tblBorders>
+        <w:tblLayout w:type="fixed"/>
+      </w:tblPr>
+      <w:tblGrid>
+        <w:gridCol w:w="1500"/>
+        <w:gridCol w:w="8138"/>
+      </w:tblGrid>
+      <w:tr>
+        <w:tc>
+          <w:tcPr>
+            <w:tcW w:type="dxa" w:w="1500"/>
+            <w:tcBorders>
+              <w:top w:val="single" w:color="BFBFBF" w:sz="4"/>
+              <w:left w:val="single" w:color="BFBFBF" w:sz="4"/>
+              <w:bottom w:val="single" w:color="BFBFBF" w:sz="4"/>
+              <w:right w:val="single" w:color="BFBFBF" w:sz="4"/>
+            </w:tcBorders>
+            <w:shd w:fill="F2F2F2" w:color="auto" w:val="clear"/>
+            <w:tcMar>
+              <w:top w:type="dxa" w:w="60"/>
+              <w:left w:type="dxa" w:w="90"/>
+              <w:bottom w:type="dxa" w:w="60"/>
+              <w:right w:type="dxa" w:w="90"/>
+            </w:tcMar>
+          </w:tcPr>
+          <w:p>
+            <w:r>
+              <w:rPr>
+                <w:rFonts w:ascii="Calibri" w:cs="Calibri" w:eastAsia="Calibri" w:hAnsi="Calibri"/>
+                <w:b/>
+                <w:bCs/>
+                <w:sz w:val="18"/>
+                <w:szCs w:val="18"/>
+              </w:rPr>
+              <w:t xml:space="preserve">Nerede</w:t>
+            </w:r>
+          </w:p>
+        </w:tc>
+        <w:tc>
+          <w:tcPr>
+            <w:tcW w:type="dxa" w:w="8138"/>
+            <w:tcBorders>
+              <w:top w:val="single" w:color="BFBFBF" w:sz="4"/>
+              <w:left w:val="single" w:color="BFBFBF" w:sz="4"/>
+              <w:bottom w:val="single" w:color="BFBFBF" w:sz="4"/>
+              <w:right w:val="single" w:color="BFBFBF" w:sz="4"/>
+            </w:tcBorders>
+            <w:tcMar>
+              <w:top w:type="dxa" w:w="60"/>
+              <w:left w:type="dxa" w:w="90"/>
+              <w:bottom w:type="dxa" w:w="60"/>
+              <w:right w:type="dxa" w:w="90"/>
+            </w:tcMar>
+          </w:tcPr>
+          <w:p>
+            <w:r>
+              <w:rPr>
+                <w:rFonts w:ascii="Consolas" w:cs="Consolas" w:eastAsia="Consolas" w:hAnsi="Consolas"/>
+                <w:color w:val="333333"/>
+                <w:sz w:val="16"/>
+                <w:szCs w:val="16"/>
+              </w:rPr>
+              <w:t xml:space="preserve">BKMDATA.dbo.OdakDegisenStokGuncelle</w:t>
+            </w:r>
+            <w:r>
+              <w:rPr>
+                <w:rFonts w:ascii="Calibri" w:cs="Calibri" w:eastAsia="Calibri" w:hAnsi="Calibri"/>
+                <w:b w:val="false"/>
+                <w:bCs w:val="false"/>
+                <w:sz w:val="18"/>
+                <w:szCs w:val="18"/>
+              </w:rPr>
+              <w:t xml:space="preserve"> satır 58–63</w:t>
+            </w:r>
+          </w:p>
+        </w:tc>
+      </w:tr>
+      <w:tr>
+        <w:tc>
+          <w:tcPr>
+            <w:tcW w:type="dxa" w:w="1500"/>
+            <w:tcBorders>
+              <w:top w:val="single" w:color="BFBFBF" w:sz="4"/>
+              <w:left w:val="single" w:color="BFBFBF" w:sz="4"/>
+              <w:bottom w:val="single" w:color="BFBFBF" w:sz="4"/>
+              <w:right w:val="single" w:color="BFBFBF" w:sz="4"/>
+            </w:tcBorders>
+            <w:shd w:fill="F2F2F2" w:color="auto" w:val="clear"/>
+            <w:tcMar>
+              <w:top w:type="dxa" w:w="60"/>
+              <w:left w:type="dxa" w:w="90"/>
+              <w:bottom w:type="dxa" w:w="60"/>
+              <w:right w:type="dxa" w:w="90"/>
+            </w:tcMar>
+          </w:tcPr>
+          <w:p>
+            <w:r>
+              <w:rPr>
+                <w:rFonts w:ascii="Calibri" w:cs="Calibri" w:eastAsia="Calibri" w:hAnsi="Calibri"/>
+                <w:b/>
+                <w:bCs/>
+                <w:sz w:val="18"/>
+                <w:szCs w:val="18"/>
+              </w:rPr>
+              <w:t xml:space="preserve">Ne oluyor</w:t>
+            </w:r>
+          </w:p>
+        </w:tc>
+        <w:tc>
+          <w:tcPr>
+            <w:tcW w:type="dxa" w:w="8138"/>
+            <w:tcBorders>
+              <w:top w:val="single" w:color="BFBFBF" w:sz="4"/>
+              <w:left w:val="single" w:color="BFBFBF" w:sz="4"/>
+              <w:bottom w:val="single" w:color="BFBFBF" w:sz="4"/>
+              <w:right w:val="single" w:color="BFBFBF" w:sz="4"/>
+            </w:tcBorders>
+            <w:tcMar>
+              <w:top w:type="dxa" w:w="60"/>
+              <w:left w:type="dxa" w:w="90"/>
+              <w:bottom w:type="dxa" w:w="60"/>
+              <w:right w:type="dxa" w:w="90"/>
+            </w:tcMar>
+          </w:tcPr>
+          <w:p>
+            <w:r>
+              <w:rPr>
+                <w:rFonts w:ascii="Calibri" w:cs="Calibri" w:eastAsia="Calibri" w:hAnsi="Calibri"/>
+                <w:b w:val="false"/>
+                <w:bCs w:val="false"/>
+                <w:sz w:val="18"/>
+                <w:szCs w:val="18"/>
+              </w:rPr>
+              <w:t xml:space="preserve">Her 5 dakikalık koşum değişimleri log'a ekliyor; silen ya da arşivleyen adım yok.</w:t>
+            </w:r>
+          </w:p>
+        </w:tc>
+      </w:tr>
+      <w:tr>
+        <w:tc>
+          <w:tcPr>
+            <w:tcW w:type="dxa" w:w="1500"/>
+            <w:tcBorders>
+              <w:top w:val="single" w:color="BFBFBF" w:sz="4"/>
+              <w:left w:val="single" w:color="BFBFBF" w:sz="4"/>
+              <w:bottom w:val="single" w:color="BFBFBF" w:sz="4"/>
+              <w:right w:val="single" w:color="BFBFBF" w:sz="4"/>
+            </w:tcBorders>
+            <w:shd w:fill="F2F2F2" w:color="auto" w:val="clear"/>
+            <w:tcMar>
+              <w:top w:type="dxa" w:w="60"/>
+              <w:left w:type="dxa" w:w="90"/>
+              <w:bottom w:type="dxa" w:w="60"/>
+              <w:right w:type="dxa" w:w="90"/>
+            </w:tcMar>
+          </w:tcPr>
+          <w:p>
+            <w:r>
+              <w:rPr>
+                <w:rFonts w:ascii="Calibri" w:cs="Calibri" w:eastAsia="Calibri" w:hAnsi="Calibri"/>
+                <w:b/>
+                <w:bCs/>
+                <w:sz w:val="18"/>
+                <w:szCs w:val="18"/>
+              </w:rPr>
+              <w:t xml:space="preserve">Kanıt (ölçüldü)</w:t>
+            </w:r>
+          </w:p>
+        </w:tc>
+        <w:tc>
+          <w:tcPr>
+            <w:tcW w:type="dxa" w:w="8138"/>
+            <w:tcBorders>
+              <w:top w:val="single" w:color="BFBFBF" w:sz="4"/>
+              <w:left w:val="single" w:color="BFBFBF" w:sz="4"/>
+              <w:bottom w:val="single" w:color="BFBFBF" w:sz="4"/>
+              <w:right w:val="single" w:color="BFBFBF" w:sz="4"/>
+            </w:tcBorders>
+            <w:tcMar>
+              <w:top w:type="dxa" w:w="60"/>
+              <w:left w:type="dxa" w:w="90"/>
+              <w:bottom w:type="dxa" w:w="60"/>
+              <w:right w:type="dxa" w:w="90"/>
+            </w:tcMar>
+          </w:tcPr>
+          <w:p>
+            <w:r>
+              <w:rPr>
+                <w:rFonts w:ascii="Calibri" w:cs="Calibri" w:eastAsia="Calibri" w:hAnsi="Calibri"/>
+                <w:b w:val="false"/>
+                <w:bCs w:val="false"/>
+                <w:sz w:val="18"/>
+                <w:szCs w:val="18"/>
+              </w:rPr>
+              <w:t xml:space="preserve">12.09.2026: 92.392.737 satır → 03.10.2026: 94.739.458 satır. 21 günde +2,35 milyon (günde ~112 bin).</w:t>
+            </w:r>
+          </w:p>
+        </w:tc>
+      </w:tr>
+      <w:tr>
+        <w:tc>
+          <w:tcPr>
+            <w:tcW w:type="dxa" w:w="1500"/>
+            <w:tcBorders>
+              <w:top w:val="single" w:color="BFBFBF" w:sz="4"/>
+              <w:left w:val="single" w:color="BFBFBF" w:sz="4"/>
+              <w:bottom w:val="single" w:color="BFBFBF" w:sz="4"/>
+              <w:right w:val="single" w:color="BFBFBF" w:sz="4"/>
+            </w:tcBorders>
+            <w:shd w:fill="F2F2F2" w:color="auto" w:val="clear"/>
+            <w:tcMar>
+              <w:top w:type="dxa" w:w="60"/>
+              <w:left w:type="dxa" w:w="90"/>
+              <w:bottom w:type="dxa" w:w="60"/>
+              <w:right w:type="dxa" w:w="90"/>
+            </w:tcMar>
+          </w:tcPr>
+          <w:p>
+            <w:r>
+              <w:rPr>
+                <w:rFonts w:ascii="Calibri" w:cs="Calibri" w:eastAsia="Calibri" w:hAnsi="Calibri"/>
+                <w:b/>
+                <w:bCs/>
+                <w:sz w:val="18"/>
+                <w:szCs w:val="18"/>
+              </w:rPr>
+              <w:t xml:space="preserve">Etki</w:t>
+            </w:r>
+          </w:p>
+        </w:tc>
+        <w:tc>
+          <w:tcPr>
+            <w:tcW w:type="dxa" w:w="8138"/>
+            <w:tcBorders>
+              <w:top w:val="single" w:color="BFBFBF" w:sz="4"/>
+              <w:left w:val="single" w:color="BFBFBF" w:sz="4"/>
+              <w:bottom w:val="single" w:color="BFBFBF" w:sz="4"/>
+              <w:right w:val="single" w:color="BFBFBF" w:sz="4"/>
+            </w:tcBorders>
+            <w:tcMar>
+              <w:top w:type="dxa" w:w="60"/>
+              <w:left w:type="dxa" w:w="90"/>
+              <w:bottom w:type="dxa" w:w="60"/>
+              <w:right w:type="dxa" w:w="90"/>
+            </w:tcMar>
+          </w:tcPr>
+          <w:p>
+            <w:r>
+              <w:rPr>
+                <w:rFonts w:ascii="Calibri" w:cs="Calibri" w:eastAsia="Calibri" w:hAnsi="Calibri"/>
+                <w:b w:val="false"/>
+                <w:bCs w:val="false"/>
+                <w:sz w:val="18"/>
+                <w:szCs w:val="18"/>
+              </w:rPr>
+              <w:t xml:space="preserve">Disk ve job süresi yavaş yavaş artar (job şu an ~11 sn).</w:t>
+            </w:r>
+          </w:p>
+        </w:tc>
+      </w:tr>
+      <w:tr>
+        <w:tc>
+          <w:tcPr>
+            <w:tcW w:type="dxa" w:w="1500"/>
+            <w:tcBorders>
+              <w:top w:val="single" w:color="BFBFBF" w:sz="4"/>
+              <w:left w:val="single" w:color="BFBFBF" w:sz="4"/>
+              <w:bottom w:val="single" w:color="BFBFBF" w:sz="4"/>
+              <w:right w:val="single" w:color="BFBFBF" w:sz="4"/>
+            </w:tcBorders>
+            <w:shd w:fill="F2F2F2" w:color="auto" w:val="clear"/>
+            <w:tcMar>
+              <w:top w:type="dxa" w:w="60"/>
+              <w:left w:type="dxa" w:w="90"/>
+              <w:bottom w:type="dxa" w:w="60"/>
+              <w:right w:type="dxa" w:w="90"/>
+            </w:tcMar>
+          </w:tcPr>
+          <w:p>
+            <w:r>
+              <w:rPr>
+                <w:rFonts w:ascii="Calibri" w:cs="Calibri" w:eastAsia="Calibri" w:hAnsi="Calibri"/>
+                <w:b/>
+                <w:bCs/>
+                <w:sz w:val="18"/>
+                <w:szCs w:val="18"/>
+              </w:rPr>
+              <w:t xml:space="preserve">Öneri</w:t>
+            </w:r>
+          </w:p>
+        </w:tc>
+        <w:tc>
+          <w:tcPr>
+            <w:tcW w:type="dxa" w:w="8138"/>
+            <w:tcBorders>
+              <w:top w:val="single" w:color="BFBFBF" w:sz="4"/>
+              <w:left w:val="single" w:color="BFBFBF" w:sz="4"/>
+              <w:bottom w:val="single" w:color="BFBFBF" w:sz="4"/>
+              <w:right w:val="single" w:color="BFBFBF" w:sz="4"/>
+            </w:tcBorders>
+            <w:tcMar>
+              <w:top w:type="dxa" w:w="60"/>
+              <w:left w:type="dxa" w:w="90"/>
+              <w:bottom w:type="dxa" w:w="60"/>
+              <w:right w:type="dxa" w:w="90"/>
+            </w:tcMar>
+          </w:tcPr>
+          <w:p>
+            <w:r>
+              <w:rPr>
+                <w:rFonts w:ascii="Calibri" w:cs="Calibri" w:eastAsia="Calibri" w:hAnsi="Calibri"/>
+                <w:b w:val="false"/>
+                <w:bCs w:val="false"/>
+                <w:sz w:val="18"/>
+                <w:szCs w:val="18"/>
+              </w:rPr>
+              <w:t xml:space="preserve">Belirli bir süreden eski satırları silen ya da arşive taşıyan bir adım eklenmeli.</w:t>
+            </w:r>
+          </w:p>
+        </w:tc>
+      </w:tr>
+    </w:tbl>
+    <w:p>
+      <w:pPr>
+        <w:spacing w:after="40" w:before="80"/>
+      </w:pPr>
+      <w:r>
+        <w:rPr>
+          <w:rFonts w:ascii="Calibri" w:cs="Calibri" w:eastAsia="Calibri" w:hAnsi="Calibri"/>
+          <w:b/>
+          <w:bCs/>
+          <w:sz w:val="17"/>
+          <w:szCs w:val="17"/>
+        </w:rPr>
+        <w:t xml:space="preserve">Kod:</w:t>
+      </w:r>
+    </w:p>
+    <w:p>
+      <w:pPr>
+        <w:shd w:fill="F4F4F4" w:color="auto" w:val="clear"/>
+        <w:spacing w:after="0"/>
+      </w:pPr>
+      <w:r>
+        <w:rPr>
+          <w:rFonts w:ascii="Consolas" w:cs="Consolas" w:eastAsia="Consolas" w:hAnsi="Consolas"/>
+          <w:sz w:val="16"/>
+          <w:szCs w:val="16"/>
+        </w:rPr>
+        <w:t xml:space="preserve">58| INSERT INTO OdakStokDegisenStok_Log (ProductCode, StokMiktar, InsertDate) ...</w:t>
+      </w:r>
+    </w:p>
+    <w:p>
+      <w:pPr>
+        <w:spacing w:after="80"/>
+      </w:pPr>
+    </w:p>
+    <w:p>
+      <w:pPr>
+        <w:pStyle w:val="Heading2"/>
+        <w:spacing w:after="100" w:before="220"/>
+      </w:pPr>
+      <w:r>
+        <w:rPr>
+          <w:rFonts w:ascii="Calibri" w:cs="Calibri" w:eastAsia="Calibri" w:hAnsi="Calibri"/>
+          <w:b/>
+          <w:bCs/>
+          <w:sz w:val="24"/>
+          <w:szCs w:val="24"/>
+        </w:rPr>
+        <w:t xml:space="preserve">S-15 · Maliyet görünümü bazı ürünlerde birden çok satır döndürüyor  (Düşük)</w:t>
+      </w:r>
+    </w:p>
+    <w:tbl>
+      <w:tblPr>
+        <w:tblW w:type="dxa" w:w="9638"/>
+        <w:tblBorders>
+          <w:top w:val="single" w:color="auto" w:sz="4"/>
+          <w:left w:val="single" w:color="auto" w:sz="4"/>
+          <w:bottom w:val="single" w:color="auto" w:sz="4"/>
+          <w:right w:val="single" w:color="auto" w:sz="4"/>
+          <w:insideH w:val="single" w:color="auto" w:sz="4"/>
+          <w:insideV w:val="single" w:color="auto" w:sz="4"/>
+        </w:tblBorders>
+        <w:tblLayout w:type="fixed"/>
+      </w:tblPr>
+      <w:tblGrid>
+        <w:gridCol w:w="1500"/>
+        <w:gridCol w:w="8138"/>
+      </w:tblGrid>
+      <w:tr>
+        <w:tc>
+          <w:tcPr>
+            <w:tcW w:type="dxa" w:w="1500"/>
+            <w:tcBorders>
+              <w:top w:val="single" w:color="BFBFBF" w:sz="4"/>
+              <w:left w:val="single" w:color="BFBFBF" w:sz="4"/>
+              <w:bottom w:val="single" w:color="BFBFBF" w:sz="4"/>
+              <w:right w:val="single" w:color="BFBFBF" w:sz="4"/>
+            </w:tcBorders>
+            <w:shd w:fill="F2F2F2" w:color="auto" w:val="clear"/>
+            <w:tcMar>
+              <w:top w:type="dxa" w:w="60"/>
+              <w:left w:type="dxa" w:w="90"/>
+              <w:bottom w:type="dxa" w:w="60"/>
+              <w:right w:type="dxa" w:w="90"/>
+            </w:tcMar>
+          </w:tcPr>
+          <w:p>
+            <w:r>
+              <w:rPr>
+                <w:rFonts w:ascii="Calibri" w:cs="Calibri" w:eastAsia="Calibri" w:hAnsi="Calibri"/>
+                <w:b/>
+                <w:bCs/>
+                <w:sz w:val="18"/>
+                <w:szCs w:val="18"/>
+              </w:rPr>
+              <w:t xml:space="preserve">Nerede</w:t>
+            </w:r>
+          </w:p>
+        </w:tc>
+        <w:tc>
+          <w:tcPr>
+            <w:tcW w:type="dxa" w:w="8138"/>
+            <w:tcBorders>
+              <w:top w:val="single" w:color="BFBFBF" w:sz="4"/>
+              <w:left w:val="single" w:color="BFBFBF" w:sz="4"/>
+              <w:bottom w:val="single" w:color="BFBFBF" w:sz="4"/>
+              <w:right w:val="single" w:color="BFBFBF" w:sz="4"/>
+            </w:tcBorders>
+            <w:tcMar>
+              <w:top w:type="dxa" w:w="60"/>
+              <w:left w:type="dxa" w:w="90"/>
+              <w:bottom w:type="dxa" w:w="60"/>
+              <w:right w:type="dxa" w:w="90"/>
+            </w:tcMar>
+          </w:tcPr>
+          <w:p>
+            <w:r>
+              <w:rPr>
+                <w:rFonts w:ascii="Consolas" w:cs="Consolas" w:eastAsia="Consolas" w:hAnsi="Consolas"/>
+                <w:color w:val="333333"/>
+                <w:sz w:val="16"/>
+                <w:szCs w:val="16"/>
+              </w:rPr>
+              <w:t xml:space="preserve">BKMDATA.ent.OdakUrunMaliyet</w:t>
+            </w:r>
+            <w:r>
+              <w:rPr>
+                <w:rFonts w:ascii="Calibri" w:cs="Calibri" w:eastAsia="Calibri" w:hAnsi="Calibri"/>
+                <w:b w:val="false"/>
+                <w:bCs w:val="false"/>
+                <w:sz w:val="18"/>
+                <w:szCs w:val="18"/>
+              </w:rPr>
+              <w:t xml:space="preserve"> (görünüm, satır 1–15)</w:t>
+            </w:r>
+          </w:p>
+        </w:tc>
+      </w:tr>
+      <w:tr>
+        <w:tc>
+          <w:tcPr>
+            <w:tcW w:type="dxa" w:w="1500"/>
+            <w:tcBorders>
+              <w:top w:val="single" w:color="BFBFBF" w:sz="4"/>
+              <w:left w:val="single" w:color="BFBFBF" w:sz="4"/>
+              <w:bottom w:val="single" w:color="BFBFBF" w:sz="4"/>
+              <w:right w:val="single" w:color="BFBFBF" w:sz="4"/>
+            </w:tcBorders>
+            <w:shd w:fill="F2F2F2" w:color="auto" w:val="clear"/>
+            <w:tcMar>
+              <w:top w:type="dxa" w:w="60"/>
+              <w:left w:type="dxa" w:w="90"/>
+              <w:bottom w:type="dxa" w:w="60"/>
+              <w:right w:type="dxa" w:w="90"/>
+            </w:tcMar>
+          </w:tcPr>
+          <w:p>
+            <w:r>
+              <w:rPr>
+                <w:rFonts w:ascii="Calibri" w:cs="Calibri" w:eastAsia="Calibri" w:hAnsi="Calibri"/>
+                <w:b/>
+                <w:bCs/>
+                <w:sz w:val="18"/>
+                <w:szCs w:val="18"/>
+              </w:rPr>
+              <w:t xml:space="preserve">Ne oluyor</w:t>
+            </w:r>
+          </w:p>
+        </w:tc>
+        <w:tc>
+          <w:tcPr>
+            <w:tcW w:type="dxa" w:w="8138"/>
+            <w:tcBorders>
+              <w:top w:val="single" w:color="BFBFBF" w:sz="4"/>
+              <w:left w:val="single" w:color="BFBFBF" w:sz="4"/>
+              <w:bottom w:val="single" w:color="BFBFBF" w:sz="4"/>
+              <w:right w:val="single" w:color="BFBFBF" w:sz="4"/>
+            </w:tcBorders>
+            <w:tcMar>
+              <w:top w:type="dxa" w:w="60"/>
+              <w:left w:type="dxa" w:w="90"/>
+              <w:bottom w:type="dxa" w:w="60"/>
+              <w:right w:type="dxa" w:w="90"/>
+            </w:tcMar>
+          </w:tcPr>
+          <w:p>
+            <w:r>
+              <w:rPr>
+                <w:rFonts w:ascii="Calibri" w:cs="Calibri" w:eastAsia="Calibri" w:hAnsi="Calibri"/>
+                <w:b w:val="false"/>
+                <w:bCs w:val="false"/>
+                <w:sz w:val="18"/>
+                <w:szCs w:val="18"/>
+              </w:rPr>
+              <w:t xml:space="preserve">Görünüm ürün (stkID) yerine barkod düzeyinde gruplanıyor; birden çok ODAK barkoduna bağlı ürün birden çok satır alıyor. Maliyet FLOAT'a çevriliyor.</w:t>
+            </w:r>
+          </w:p>
+        </w:tc>
+      </w:tr>
+      <w:tr>
+        <w:tc>
+          <w:tcPr>
+            <w:tcW w:type="dxa" w:w="1500"/>
+            <w:tcBorders>
+              <w:top w:val="single" w:color="BFBFBF" w:sz="4"/>
+              <w:left w:val="single" w:color="BFBFBF" w:sz="4"/>
+              <w:bottom w:val="single" w:color="BFBFBF" w:sz="4"/>
+              <w:right w:val="single" w:color="BFBFBF" w:sz="4"/>
+            </w:tcBorders>
+            <w:shd w:fill="F2F2F2" w:color="auto" w:val="clear"/>
+            <w:tcMar>
+              <w:top w:type="dxa" w:w="60"/>
+              <w:left w:type="dxa" w:w="90"/>
+              <w:bottom w:type="dxa" w:w="60"/>
+              <w:right w:type="dxa" w:w="90"/>
+            </w:tcMar>
+          </w:tcPr>
+          <w:p>
+            <w:r>
+              <w:rPr>
+                <w:rFonts w:ascii="Calibri" w:cs="Calibri" w:eastAsia="Calibri" w:hAnsi="Calibri"/>
+                <w:b/>
+                <w:bCs/>
+                <w:sz w:val="18"/>
+                <w:szCs w:val="18"/>
+              </w:rPr>
+              <w:t xml:space="preserve">Kanıt (ölçüldü)</w:t>
+            </w:r>
+          </w:p>
+        </w:tc>
+        <w:tc>
+          <w:tcPr>
+            <w:tcW w:type="dxa" w:w="8138"/>
+            <w:tcBorders>
+              <w:top w:val="single" w:color="BFBFBF" w:sz="4"/>
+              <w:left w:val="single" w:color="BFBFBF" w:sz="4"/>
+              <w:bottom w:val="single" w:color="BFBFBF" w:sz="4"/>
+              <w:right w:val="single" w:color="BFBFBF" w:sz="4"/>
+            </w:tcBorders>
+            <w:tcMar>
+              <w:top w:type="dxa" w:w="60"/>
+              <w:left w:type="dxa" w:w="90"/>
+              <w:bottom w:type="dxa" w:w="60"/>
+              <w:right w:type="dxa" w:w="90"/>
+            </w:tcMar>
+          </w:tcPr>
+          <w:p>
+            <w:r>
+              <w:rPr>
+                <w:rFonts w:ascii="Calibri" w:cs="Calibri" w:eastAsia="Calibri" w:hAnsi="Calibri"/>
+                <w:b w:val="false"/>
+                <w:bCs w:val="false"/>
+                <w:sz w:val="18"/>
+                <w:szCs w:val="18"/>
+              </w:rPr>
+              <w:t xml:space="preserve">40 stkID'de birden çok satır; görünüm 647.529 satır. Markası eşleşmeyen 283 ODAK ürünü görünümde yok.</w:t>
+            </w:r>
+          </w:p>
+        </w:tc>
+      </w:tr>
+      <w:tr>
+        <w:tc>
+          <w:tcPr>
+            <w:tcW w:type="dxa" w:w="1500"/>
+            <w:tcBorders>
+              <w:top w:val="single" w:color="BFBFBF" w:sz="4"/>
+              <w:left w:val="single" w:color="BFBFBF" w:sz="4"/>
+              <w:bottom w:val="single" w:color="BFBFBF" w:sz="4"/>
+              <w:right w:val="single" w:color="BFBFBF" w:sz="4"/>
+            </w:tcBorders>
+            <w:shd w:fill="F2F2F2" w:color="auto" w:val="clear"/>
+            <w:tcMar>
+              <w:top w:type="dxa" w:w="60"/>
+              <w:left w:type="dxa" w:w="90"/>
+              <w:bottom w:type="dxa" w:w="60"/>
+              <w:right w:type="dxa" w:w="90"/>
+            </w:tcMar>
+          </w:tcPr>
+          <w:p>
+            <w:r>
+              <w:rPr>
+                <w:rFonts w:ascii="Calibri" w:cs="Calibri" w:eastAsia="Calibri" w:hAnsi="Calibri"/>
+                <w:b/>
+                <w:bCs/>
+                <w:sz w:val="18"/>
+                <w:szCs w:val="18"/>
+              </w:rPr>
+              <w:t xml:space="preserve">Etki</w:t>
+            </w:r>
+          </w:p>
+        </w:tc>
+        <w:tc>
+          <w:tcPr>
+            <w:tcW w:type="dxa" w:w="8138"/>
+            <w:tcBorders>
+              <w:top w:val="single" w:color="BFBFBF" w:sz="4"/>
+              <w:left w:val="single" w:color="BFBFBF" w:sz="4"/>
+              <w:bottom w:val="single" w:color="BFBFBF" w:sz="4"/>
+              <w:right w:val="single" w:color="BFBFBF" w:sz="4"/>
+            </w:tcBorders>
+            <w:tcMar>
+              <w:top w:type="dxa" w:w="60"/>
+              <w:left w:type="dxa" w:w="90"/>
+              <w:bottom w:type="dxa" w:w="60"/>
+              <w:right w:type="dxa" w:w="90"/>
+            </w:tcMar>
+          </w:tcPr>
+          <w:p>
+            <w:r>
+              <w:rPr>
+                <w:rFonts w:ascii="Calibri" w:cs="Calibri" w:eastAsia="Calibri" w:hAnsi="Calibri"/>
+                <w:b w:val="false"/>
+                <w:bCs w:val="false"/>
+                <w:sz w:val="18"/>
+                <w:szCs w:val="18"/>
+              </w:rPr>
+              <w:t xml:space="preserve">Bu görünüme stkID ile bağlanan sorgu (rakip fiyat görünümleri) o ürünlerde satırı çoğaltır.</w:t>
+            </w:r>
+          </w:p>
+        </w:tc>
+      </w:tr>
+      <w:tr>
+        <w:tc>
+          <w:tcPr>
+            <w:tcW w:type="dxa" w:w="1500"/>
+            <w:tcBorders>
+              <w:top w:val="single" w:color="BFBFBF" w:sz="4"/>
+              <w:left w:val="single" w:color="BFBFBF" w:sz="4"/>
+              <w:bottom w:val="single" w:color="BFBFBF" w:sz="4"/>
+              <w:right w:val="single" w:color="BFBFBF" w:sz="4"/>
+            </w:tcBorders>
+            <w:shd w:fill="F2F2F2" w:color="auto" w:val="clear"/>
+            <w:tcMar>
+              <w:top w:type="dxa" w:w="60"/>
+              <w:left w:type="dxa" w:w="90"/>
+              <w:bottom w:type="dxa" w:w="60"/>
+              <w:right w:type="dxa" w:w="90"/>
+            </w:tcMar>
+          </w:tcPr>
+          <w:p>
+            <w:r>
+              <w:rPr>
+                <w:rFonts w:ascii="Calibri" w:cs="Calibri" w:eastAsia="Calibri" w:hAnsi="Calibri"/>
+                <w:b/>
+                <w:bCs/>
+                <w:sz w:val="18"/>
+                <w:szCs w:val="18"/>
+              </w:rPr>
+              <w:t xml:space="preserve">Öneri</w:t>
+            </w:r>
+          </w:p>
+        </w:tc>
+        <w:tc>
+          <w:tcPr>
+            <w:tcW w:type="dxa" w:w="8138"/>
+            <w:tcBorders>
+              <w:top w:val="single" w:color="BFBFBF" w:sz="4"/>
+              <w:left w:val="single" w:color="BFBFBF" w:sz="4"/>
+              <w:bottom w:val="single" w:color="BFBFBF" w:sz="4"/>
+              <w:right w:val="single" w:color="BFBFBF" w:sz="4"/>
+            </w:tcBorders>
+            <w:tcMar>
+              <w:top w:type="dxa" w:w="60"/>
+              <w:left w:type="dxa" w:w="90"/>
+              <w:bottom w:type="dxa" w:w="60"/>
+              <w:right w:type="dxa" w:w="90"/>
+            </w:tcMar>
+          </w:tcPr>
+          <w:p>
+            <w:r>
+              <w:rPr>
+                <w:rFonts w:ascii="Calibri" w:cs="Calibri" w:eastAsia="Calibri" w:hAnsi="Calibri"/>
+                <w:b w:val="false"/>
+                <w:bCs w:val="false"/>
+                <w:sz w:val="18"/>
+                <w:szCs w:val="18"/>
+              </w:rPr>
+              <w:t xml:space="preserve">Kullanırken </w:t>
+            </w:r>
+            <w:r>
+              <w:rPr>
+                <w:rFonts w:ascii="Consolas" w:cs="Consolas" w:eastAsia="Consolas" w:hAnsi="Consolas"/>
+                <w:color w:val="333333"/>
+                <w:sz w:val="16"/>
+                <w:szCs w:val="16"/>
+              </w:rPr>
+              <w:t xml:space="preserve">GROUP BY StkID</w:t>
+            </w:r>
+            <w:r>
+              <w:rPr>
+                <w:rFonts w:ascii="Calibri" w:cs="Calibri" w:eastAsia="Calibri" w:hAnsi="Calibri"/>
+                <w:b w:val="false"/>
+                <w:bCs w:val="false"/>
+                <w:sz w:val="18"/>
+                <w:szCs w:val="18"/>
+              </w:rPr>
+              <w:t xml:space="preserve"> yapılmalı; para tutarı FLOAT yerine DECIMAL kalmalı.</w:t>
+            </w:r>
+          </w:p>
+        </w:tc>
+      </w:tr>
+    </w:tbl>
+    <w:p>
+      <w:pPr>
+        <w:spacing w:after="40" w:before="80"/>
+      </w:pPr>
+      <w:r>
+        <w:rPr>
+          <w:rFonts w:ascii="Calibri" w:cs="Calibri" w:eastAsia="Calibri" w:hAnsi="Calibri"/>
+          <w:b/>
+          <w:bCs/>
+          <w:sz w:val="17"/>
+          <w:szCs w:val="17"/>
+        </w:rPr>
+        <w:t xml:space="preserve">Kod:</w:t>
+      </w:r>
+    </w:p>
+    <w:p>
+      <w:pPr>
+        <w:shd w:fill="F4F4F4" w:color="auto" w:val="clear"/>
+        <w:spacing w:after="0"/>
+      </w:pPr>
+      <w:r>
+        <w:rPr>
+          <w:rFonts w:ascii="Consolas" w:cs="Consolas" w:eastAsia="Consolas" w:hAnsi="Consolas"/>
+          <w:sz w:val="16"/>
+          <w:szCs w:val="16"/>
+        </w:rPr>
+        <w:t xml:space="preserve">5| CONVERT(FLOAT, ou.etiket_fiyat*((100-ISNULL(om.discount,0))/100)) AS OdakMaliyet</w:t>
+      </w:r>
+    </w:p>
+    <w:p>
+      <w:pPr>
+        <w:spacing w:after="80"/>
+      </w:pPr>
+    </w:p>
+    <w:p>
+      <w:pPr>
+        <w:pStyle w:val="Heading2"/>
+        <w:spacing w:after="100" w:before="220"/>
+      </w:pPr>
+      <w:r>
+        <w:rPr>
+          <w:rFonts w:ascii="Calibri" w:cs="Calibri" w:eastAsia="Calibri" w:hAnsi="Calibri"/>
+          <w:b/>
+          <w:bCs/>
+          <w:sz w:val="24"/>
+          <w:szCs w:val="24"/>
+        </w:rPr>
+        <w:t xml:space="preserve">Kural riski — ölçülemedi</w:t>
+      </w:r>
+    </w:p>
+    <w:p>
+      <w:pPr>
+        <w:spacing w:after="120" w:line="276"/>
+      </w:pPr>
+      <w:r>
+        <w:rPr>
+          <w:rFonts w:ascii="Consolas" w:cs="Consolas" w:eastAsia="Consolas" w:hAnsi="Consolas"/>
+          <w:color w:val="333333"/>
+          <w:sz w:val="18"/>
+          <w:szCs w:val="18"/>
+        </w:rPr>
+        <w:t xml:space="preserve">ent.odakUrunAktar</w:t>
+      </w:r>
+      <w:r>
+        <w:rPr>
+          <w:rFonts w:ascii="Calibri" w:cs="Calibri" w:eastAsia="Calibri" w:hAnsi="Calibri"/>
+          <w:sz w:val="20"/>
+          <w:szCs w:val="20"/>
+        </w:rPr>
+        <w:t xml:space="preserve"> satır 890–898 (yorumu: “ürün pasif edilmiş ise tekrar aktif et”) pasif (</w:t>
+      </w:r>
+      <w:r>
+        <w:rPr>
+          <w:rFonts w:ascii="Consolas" w:cs="Consolas" w:eastAsia="Consolas" w:hAnsi="Consolas"/>
+          <w:color w:val="333333"/>
+          <w:sz w:val="18"/>
+          <w:szCs w:val="18"/>
+        </w:rPr>
+        <w:t xml:space="preserve">kod1ID = 0</w:t>
+      </w:r>
+      <w:r>
+        <w:rPr>
+          <w:rFonts w:ascii="Calibri" w:cs="Calibri" w:eastAsia="Calibri" w:hAnsi="Calibri"/>
+          <w:sz w:val="20"/>
+          <w:szCs w:val="20"/>
+        </w:rPr>
+        <w:t xml:space="preserve">) ürünü, ODAK'ta KDV'si 0 ve ODAK stoğu ≥1 ise Tükendi (2) yapıyor. Elle pasife alınan ürünle başka sebeple pasif olan ayırt edilmiyor. Elle pasife alma kaydı olmadığı için kaç ürünün etkilendiği ölçülemedi.</w:t>
+      </w:r>
+    </w:p>
+    <w:p>
+      <w:pPr>
+        <w:pStyle w:val="Heading2"/>
+        <w:spacing w:after="100" w:before="220"/>
+      </w:pPr>
+      <w:r>
+        <w:rPr>
+          <w:rFonts w:ascii="Calibri" w:cs="Calibri" w:eastAsia="Calibri" w:hAnsi="Calibri"/>
+          <w:b/>
+          <w:bCs/>
+          <w:sz w:val="24"/>
+          <w:szCs w:val="24"/>
+        </w:rPr>
+        <w:t xml:space="preserve">Şüphelenildi, ölçüldü, elendi</w:t>
       </w:r>
     </w:p>
     <w:p>
@@ -15397,12 +19611,20 @@
       </w:pPr>
       <w:r>
         <w:rPr>
+          <w:rFonts w:ascii="Calibri" w:cs="Calibri" w:eastAsia="Calibri" w:hAnsi="Calibri"/>
+          <w:sz w:val="20"/>
+          <w:szCs w:val="20"/>
+        </w:rPr>
+        <w:t xml:space="preserve">Maliyet görünümünde tam sayı bölmesi: </w:t>
+      </w:r>
+      <w:r>
+        <w:rPr>
           <w:rFonts w:ascii="Consolas" w:cs="Consolas" w:eastAsia="Consolas" w:hAnsi="Consolas"/>
           <w:color w:val="333333"/>
           <w:sz w:val="18"/>
           <w:szCs w:val="18"/>
         </w:rPr>
-        <w:t xml:space="preserve">odak_urun_temp</w:t>
+        <w:t xml:space="preserve">discount</w:t>
       </w:r>
       <w:r>
         <w:rPr>
@@ -15410,7 +19632,7 @@
           <w:sz w:val="20"/>
           <w:szCs w:val="20"/>
         </w:rPr>
-        <w:t xml:space="preserve">'i dolduran dış uygulama hangisi, nerede çalışıyor?</w:t>
+        <w:t xml:space="preserve"> decimal(9,2), bölme ondalıklı (S-15 yalnız çoğalma ve FLOAT).</w:t>
       </w:r>
     </w:p>
     <w:p>
@@ -15428,7 +19650,24 @@
           <w:sz w:val="20"/>
           <w:szCs w:val="20"/>
         </w:rPr>
-        <w:t xml:space="preserve">Job dışındaki altı SP'yi ve 54 parametresiz çağrıyı kim yapıyor?</w:t>
+        <w:t xml:space="preserve">En (101) güncellemesindeki alışılmadık </w:t>
+      </w:r>
+      <w:r>
+        <w:rPr>
+          <w:rFonts w:ascii="Consolas" w:cs="Consolas" w:eastAsia="Consolas" w:hAnsi="Consolas"/>
+          <w:color w:val="333333"/>
+          <w:sz w:val="18"/>
+          <w:szCs w:val="18"/>
+        </w:rPr>
+        <w:t xml:space="preserve">UPDATE urnBilgi</w:t>
+      </w:r>
+      <w:r>
+        <w:rPr>
+          <w:rFonts w:ascii="Calibri" w:cs="Calibri" w:eastAsia="Calibri" w:hAnsi="Calibri"/>
+          <w:sz w:val="20"/>
+          <w:szCs w:val="20"/>
+        </w:rPr>
+        <w:t xml:space="preserve"> yazımı başka öznitelikleri bozmuyor: en ve ağırlıkta fark 0.</w:t>
       </w:r>
     </w:p>
     <w:p>
@@ -15442,12 +19681,20 @@
       </w:pPr>
       <w:r>
         <w:rPr>
+          <w:rFonts w:ascii="Calibri" w:cs="Calibri" w:eastAsia="Calibri" w:hAnsi="Calibri"/>
+          <w:sz w:val="20"/>
+          <w:szCs w:val="20"/>
+        </w:rPr>
+        <w:t xml:space="preserve">Yazar güncellemesindeki </w:t>
+      </w:r>
+      <w:r>
+        <w:rPr>
           <w:rFonts w:ascii="Consolas" w:cs="Consolas" w:eastAsia="Consolas" w:hAnsi="Consolas"/>
           <w:color w:val="333333"/>
           <w:sz w:val="18"/>
           <w:szCs w:val="18"/>
         </w:rPr>
-        <w:t xml:space="preserve">odak_urun_gecici</w:t>
+        <w:t xml:space="preserve">OR</w:t>
       </w:r>
       <w:r>
         <w:rPr>
@@ -15455,7 +19702,7 @@
           <w:sz w:val="20"/>
           <w:szCs w:val="20"/>
         </w:rPr>
-        <w:t xml:space="preserve"> (490 bin satır) ne için tutuluyor?</w:t>
+        <w:t xml:space="preserve"> koşulu (satır 66) yalnız boş yazarı dışarıda bırakıyor; doğru.</w:t>
       </w:r>
     </w:p>
     <w:p>
@@ -15473,7 +19720,7 @@
           <w:sz w:val="20"/>
           <w:szCs w:val="20"/>
         </w:rPr>
-        <w:t xml:space="preserve">03.10.2026'daki iki SP değişikliği neydi?</w:t>
+        <w:t xml:space="preserve">ODAK barkodu ERP ürün kodu alanına (20 karakter) sığmıyor mu: 20 karakterden uzun açılmamış barkod 0.</w:t>
       </w:r>
     </w:p>
     <w:p>
@@ -15491,7 +19738,199 @@
           <w:sz w:val="20"/>
           <w:szCs w:val="20"/>
         </w:rPr>
-        <w:t xml:space="preserve">228 “Odak Alış Fiyat Güncellemesin” bayrağı 114.967 üründe neden var?</w:t>
+        <w:t xml:space="preserve">Birincil barkod (</w:t>
+      </w:r>
+      <w:r>
+        <w:rPr>
+          <w:rFonts w:ascii="Consolas" w:cs="Consolas" w:eastAsia="Consolas" w:hAnsi="Consolas"/>
+          <w:color w:val="333333"/>
+          <w:sz w:val="18"/>
+          <w:szCs w:val="18"/>
+        </w:rPr>
+        <w:t xml:space="preserve">urnBrkdOnce</w:t>
+      </w:r>
+      <w:r>
+        <w:rPr>
+          <w:rFonts w:ascii="Calibri" w:cs="Calibri" w:eastAsia="Calibri" w:hAnsi="Calibri"/>
+          <w:sz w:val="20"/>
+          <w:szCs w:val="20"/>
+        </w:rPr>
+        <w:t xml:space="preserve">) tekilliği: birincilsiz ürün 0, birden çok birincilli ürün 0.</w:t>
+      </w:r>
+    </w:p>
+    <w:p>
+      <w:pPr>
+        <w:pStyle w:val="Heading2"/>
+        <w:spacing w:after="100" w:before="220"/>
+      </w:pPr>
+      <w:r>
+        <w:rPr>
+          <w:rFonts w:ascii="Calibri" w:cs="Calibri" w:eastAsia="Calibri" w:hAnsi="Calibri"/>
+          <w:b/>
+          <w:bCs/>
+          <w:sz w:val="24"/>
+          <w:szCs w:val="24"/>
+        </w:rPr>
+        <w:t xml:space="preserve">Açık sorular</w:t>
+      </w:r>
+    </w:p>
+    <w:p>
+      <w:pPr>
+        <w:pStyle w:val="ListParagraph"/>
+        <w:numPr>
+          <w:ilvl w:val="0"/>
+          <w:numId w:val="2"/>
+        </w:numPr>
+        <w:spacing w:after="60"/>
+      </w:pPr>
+      <w:r>
+        <w:rPr>
+          <w:rFonts w:ascii="Consolas" w:cs="Consolas" w:eastAsia="Consolas" w:hAnsi="Consolas"/>
+          <w:color w:val="333333"/>
+          <w:sz w:val="18"/>
+          <w:szCs w:val="18"/>
+        </w:rPr>
+        <w:t xml:space="preserve">odak_urun_temp</w:t>
+      </w:r>
+      <w:r>
+        <w:rPr>
+          <w:rFonts w:ascii="Calibri" w:cs="Calibri" w:eastAsia="Calibri" w:hAnsi="Calibri"/>
+          <w:sz w:val="20"/>
+          <w:szCs w:val="20"/>
+        </w:rPr>
+        <w:t xml:space="preserve">'i dolduran dış uygulama hangisi, nerede çalışıyor?</w:t>
+      </w:r>
+    </w:p>
+    <w:p>
+      <w:pPr>
+        <w:pStyle w:val="ListParagraph"/>
+        <w:numPr>
+          <w:ilvl w:val="0"/>
+          <w:numId w:val="2"/>
+        </w:numPr>
+        <w:spacing w:after="60"/>
+      </w:pPr>
+      <w:r>
+        <w:rPr>
+          <w:rFonts w:ascii="Calibri" w:cs="Calibri" w:eastAsia="Calibri" w:hAnsi="Calibri"/>
+          <w:sz w:val="20"/>
+          <w:szCs w:val="20"/>
+        </w:rPr>
+        <w:t xml:space="preserve">Job dışındaki SP'leri ve 3 günde 54 parametresiz </w:t>
+      </w:r>
+      <w:r>
+        <w:rPr>
+          <w:rFonts w:ascii="Consolas" w:cs="Consolas" w:eastAsia="Consolas" w:hAnsi="Consolas"/>
+          <w:color w:val="333333"/>
+          <w:sz w:val="18"/>
+          <w:szCs w:val="18"/>
+        </w:rPr>
+        <w:t xml:space="preserve">odakUrunAktar</w:t>
+      </w:r>
+      <w:r>
+        <w:rPr>
+          <w:rFonts w:ascii="Calibri" w:cs="Calibri" w:eastAsia="Calibri" w:hAnsi="Calibri"/>
+          <w:sz w:val="20"/>
+          <w:szCs w:val="20"/>
+        </w:rPr>
+        <w:t xml:space="preserve"> çağrısını kim yapıyor?</w:t>
+      </w:r>
+    </w:p>
+    <w:p>
+      <w:pPr>
+        <w:pStyle w:val="ListParagraph"/>
+        <w:numPr>
+          <w:ilvl w:val="0"/>
+          <w:numId w:val="2"/>
+        </w:numPr>
+        <w:spacing w:after="60"/>
+      </w:pPr>
+      <w:r>
+        <w:rPr>
+          <w:rFonts w:ascii="Consolas" w:cs="Consolas" w:eastAsia="Consolas" w:hAnsi="Consolas"/>
+          <w:color w:val="333333"/>
+          <w:sz w:val="18"/>
+          <w:szCs w:val="18"/>
+        </w:rPr>
+        <w:t xml:space="preserve">odak_urun_gecici</w:t>
+      </w:r>
+      <w:r>
+        <w:rPr>
+          <w:rFonts w:ascii="Calibri" w:cs="Calibri" w:eastAsia="Calibri" w:hAnsi="Calibri"/>
+          <w:sz w:val="20"/>
+          <w:szCs w:val="20"/>
+        </w:rPr>
+        <w:t xml:space="preserve"> (490 bin satır) ne için tutuluyor?</w:t>
+      </w:r>
+    </w:p>
+    <w:p>
+      <w:pPr>
+        <w:pStyle w:val="ListParagraph"/>
+        <w:numPr>
+          <w:ilvl w:val="0"/>
+          <w:numId w:val="2"/>
+        </w:numPr>
+        <w:spacing w:after="60"/>
+      </w:pPr>
+      <w:r>
+        <w:rPr>
+          <w:rFonts w:ascii="Calibri" w:cs="Calibri" w:eastAsia="Calibri" w:hAnsi="Calibri"/>
+          <w:sz w:val="20"/>
+          <w:szCs w:val="20"/>
+        </w:rPr>
+        <w:t xml:space="preserve">03.10.2026'da değişen iki SP'de (</w:t>
+      </w:r>
+      <w:r>
+        <w:rPr>
+          <w:rFonts w:ascii="Consolas" w:cs="Consolas" w:eastAsia="Consolas" w:hAnsi="Consolas"/>
+          <w:color w:val="333333"/>
+          <w:sz w:val="18"/>
+          <w:szCs w:val="18"/>
+        </w:rPr>
+        <w:t xml:space="preserve">OdakUrunGuncellemeEslestir</w:t>
+      </w:r>
+      <w:r>
+        <w:rPr>
+          <w:rFonts w:ascii="Calibri" w:cs="Calibri" w:eastAsia="Calibri" w:hAnsi="Calibri"/>
+          <w:sz w:val="20"/>
+          <w:szCs w:val="20"/>
+        </w:rPr>
+        <w:t xml:space="preserve">, </w:t>
+      </w:r>
+      <w:r>
+        <w:rPr>
+          <w:rFonts w:ascii="Consolas" w:cs="Consolas" w:eastAsia="Consolas" w:hAnsi="Consolas"/>
+          <w:color w:val="333333"/>
+          <w:sz w:val="18"/>
+          <w:szCs w:val="18"/>
+        </w:rPr>
+        <w:t xml:space="preserve">OdakTukendileriTukendiYap</w:t>
+      </w:r>
+      <w:r>
+        <w:rPr>
+          <w:rFonts w:ascii="Calibri" w:cs="Calibri" w:eastAsia="Calibri" w:hAnsi="Calibri"/>
+          <w:sz w:val="20"/>
+          <w:szCs w:val="20"/>
+        </w:rPr>
+        <w:t xml:space="preserve">) ne değişti?</w:t>
+      </w:r>
+    </w:p>
+    <w:p>
+      <w:pPr>
+        <w:pStyle w:val="ListParagraph"/>
+        <w:numPr>
+          <w:ilvl w:val="0"/>
+          <w:numId w:val="2"/>
+        </w:numPr>
+        <w:spacing w:after="60"/>
+      </w:pPr>
+      <w:r>
+        <w:rPr>
+          <w:rFonts w:ascii="Calibri" w:cs="Calibri" w:eastAsia="Calibri" w:hAnsi="Calibri"/>
+          <w:sz w:val="20"/>
+          <w:szCs w:val="20"/>
+        </w:rPr>
+        <w:t xml:space="preserve">228 “Odak Alış Fiyat Güncellemesin” bayrağı 114.967 üründe neden var? (S-1 bu bayraktan doğuyor.)</w:t>
       </w:r>
     </w:p>
     <w:p>
@@ -15564,7 +20003,7 @@
           <w:sz w:val="17"/>
           <w:szCs w:val="17"/>
         </w:rPr>
-        <w:t xml:space="preserve"> (bridges/codes/entities/metrics, 03.10.2026).</w:t>
+        <w:t xml:space="preserve"> (03.10.2026).</w:t>
       </w:r>
     </w:p>
     <w:sectPr>

--- a/docs/13-odak-entegrasyon-brief.docx
+++ b/docs/13-odak-entegrasyon-brief.docx
@@ -12890,7 +12890,24 @@
           <w:sz w:val="20"/>
           <w:szCs w:val="20"/>
         </w:rPr>
-        <w:t xml:space="preserve"> tanımına göredir (SSMS'te Modify ile açınca aynı satır).</w:t>
+        <w:t xml:space="preserve"> tanımına göredir (SSMS'te Modify ile açınca aynı satır). Her sorunun altındaki önerilen kod derleme kontrolünden geçti (çalıştırılmadı) ve etkisi SELECT karşılığıyla ölçüldü; tüm bloklar </w:t>
+      </w:r>
+      <w:r>
+        <w:rPr>
+          <w:rFonts w:ascii="Consolas" w:cs="Consolas" w:eastAsia="Consolas" w:hAnsi="Consolas"/>
+          <w:color w:val="333333"/>
+          <w:sz w:val="18"/>
+          <w:szCs w:val="18"/>
+        </w:rPr>
+        <w:t xml:space="preserve">sorgular/2026-10-03-odak-duzeltme-onerileri.sql</w:t>
+      </w:r>
+      <w:r>
+        <w:rPr>
+          <w:rFonts w:ascii="Calibri" w:cs="Calibri" w:eastAsia="Calibri" w:hAnsi="Calibri"/>
+          <w:sz w:val="20"/>
+          <w:szCs w:val="20"/>
+        </w:rPr>
+        <w:t xml:space="preserve"> dosyasında.</w:t>
       </w:r>
     </w:p>
     <w:p>
@@ -13381,7 +13398,7 @@
           <w:sz w:val="17"/>
           <w:szCs w:val="17"/>
         </w:rPr>
-        <w:t xml:space="preserve">Kod:</w:t>
+        <w:t xml:space="preserve">Mevcut kod:</w:t>
       </w:r>
     </w:p>
     <w:p>
@@ -13466,6 +13483,644 @@
           <w:szCs w:val="16"/>
         </w:rPr>
         <w:t xml:space="preserve">131| WHERE ub228.bVeriID IS NULL</w:t>
+      </w:r>
+    </w:p>
+    <w:p>
+      <w:pPr>
+        <w:spacing w:after="40" w:before="100"/>
+      </w:pPr>
+      <w:r>
+        <w:rPr>
+          <w:rFonts w:ascii="Calibri" w:cs="Calibri" w:eastAsia="Calibri" w:hAnsi="Calibri"/>
+          <w:b/>
+          <w:bCs/>
+          <w:color w:val="1E7B34"/>
+          <w:sz w:val="17"/>
+          <w:szCs w:val="17"/>
+        </w:rPr>
+        <w:t xml:space="preserve">Önerilen düzeltme (S-1):</w:t>
+      </w:r>
+    </w:p>
+    <w:p>
+      <w:pPr>
+        <w:spacing w:after="40"/>
+      </w:pPr>
+      <w:r>
+        <w:rPr>
+          <w:rFonts w:ascii="Calibri" w:cs="Calibri" w:eastAsia="Calibri" w:hAnsi="Calibri"/>
+          <w:i/>
+          <w:iCs/>
+          <w:color w:val="555555"/>
+          <w:sz w:val="17"/>
+          <w:szCs w:val="17"/>
+        </w:rPr>
+        <w:t xml:space="preserve">Etki(ölçüldü): ikinci blok adayı 13.671 ürün → 553 ürün. 228'li 10.108 ürünlük saatlik döngü ve 220'li 15 ürün düşer.</w:t>
+      </w:r>
+    </w:p>
+    <w:p>
+      <w:pPr>
+        <w:shd w:fill="F4F4F4" w:color="auto" w:val="clear"/>
+        <w:spacing w:after="0"/>
+      </w:pPr>
+      <w:r>
+        <w:rPr>
+          <w:rFonts w:ascii="Consolas" w:cs="Consolas" w:eastAsia="Consolas" w:hAnsi="Consolas"/>
+          <w:sz w:val="16"/>
+          <w:szCs w:val="16"/>
+        </w:rPr>
+        <w:t xml:space="preserve">;WITH aaa AS (</w:t>
+      </w:r>
+    </w:p>
+    <w:p>
+      <w:pPr>
+        <w:shd w:fill="F4F4F4" w:color="auto" w:val="clear"/>
+        <w:spacing w:after="0"/>
+      </w:pPr>
+      <w:r>
+        <w:rPr>
+          <w:rFonts w:ascii="Consolas" w:cs="Consolas" w:eastAsia="Consolas" w:hAnsi="Consolas"/>
+          <w:sz w:val="16"/>
+          <w:szCs w:val="16"/>
+        </w:rPr>
+        <w:t xml:space="preserve">    SELECT u.stkID fStkID,</w:t>
+      </w:r>
+    </w:p>
+    <w:p>
+      <w:pPr>
+        <w:shd w:fill="F4F4F4" w:color="auto" w:val="clear"/>
+        <w:spacing w:after="0"/>
+      </w:pPr>
+      <w:r>
+        <w:rPr>
+          <w:rFonts w:ascii="Consolas" w:cs="Consolas" w:eastAsia="Consolas" w:hAnsi="Consolas"/>
+          <w:sz w:val="16"/>
+          <w:szCs w:val="16"/>
+        </w:rPr>
+        <w:t xml:space="preserve">           CASE WHEN sonrakiFiyat IS NULL THEN u.fiyatS ELSE sonrakiFiyat END sonrakiFiyat,</w:t>
+      </w:r>
+    </w:p>
+    <w:p>
+      <w:pPr>
+        <w:shd w:fill="F4F4F4" w:color="auto" w:val="clear"/>
+        <w:spacing w:after="0"/>
+      </w:pPr>
+      <w:r>
+        <w:rPr>
+          <w:rFonts w:ascii="Consolas" w:cs="Consolas" w:eastAsia="Consolas" w:hAnsi="Consolas"/>
+          <w:sz w:val="16"/>
+          <w:szCs w:val="16"/>
+        </w:rPr>
+        <w:t xml:space="preserve">           ISNULL(fInd1,0) fInd1, u.fiyatS, u.urnMrkID,</w:t>
+      </w:r>
+    </w:p>
+    <w:p>
+      <w:pPr>
+        <w:shd w:fill="F4F4F4" w:color="auto" w:val="clear"/>
+        <w:spacing w:after="0"/>
+      </w:pPr>
+      <w:r>
+        <w:rPr>
+          <w:rFonts w:ascii="Consolas" w:cs="Consolas" w:eastAsia="Consolas" w:hAnsi="Consolas"/>
+          <w:sz w:val="16"/>
+          <w:szCs w:val="16"/>
+        </w:rPr>
+        <w:t xml:space="preserve">           ROW_NUMBER() OVER (PARTITION BY u.stkID ORDER BY fTarihSon DESC) sno</w:t>
+      </w:r>
+    </w:p>
+    <w:p>
+      <w:pPr>
+        <w:shd w:fill="F4F4F4" w:color="auto" w:val="clear"/>
+        <w:spacing w:after="0"/>
+      </w:pPr>
+      <w:r>
+        <w:rPr>
+          <w:rFonts w:ascii="Consolas" w:cs="Consolas" w:eastAsia="Consolas" w:hAnsi="Consolas"/>
+          <w:sz w:val="16"/>
+          <w:szCs w:val="16"/>
+        </w:rPr>
+        <w:t xml:space="preserve">    FROM urn u WITH (NOLOCK)</w:t>
+      </w:r>
+    </w:p>
+    <w:p>
+      <w:pPr>
+        <w:shd w:fill="F4F4F4" w:color="auto" w:val="clear"/>
+        <w:spacing w:after="0"/>
+      </w:pPr>
+      <w:r>
+        <w:rPr>
+          <w:rFonts w:ascii="Consolas" w:cs="Consolas" w:eastAsia="Consolas" w:hAnsi="Consolas"/>
+          <w:sz w:val="16"/>
+          <w:szCs w:val="16"/>
+        </w:rPr>
+        <w:t xml:space="preserve">    LEFT JOIN fytOzl a WITH (NOLOCK) ON a.fStkID = u.stkID AND a.fFrmID IN (9525) AND fTur = 1 AND fTip = 1</w:t>
+      </w:r>
+    </w:p>
+    <w:p>
+      <w:pPr>
+        <w:shd w:fill="F4F4F4" w:color="auto" w:val="clear"/>
+        <w:spacing w:after="0"/>
+      </w:pPr>
+      <w:r>
+        <w:rPr>
+          <w:rFonts w:ascii="Consolas" w:cs="Consolas" w:eastAsia="Consolas" w:hAnsi="Consolas"/>
+          <w:sz w:val="16"/>
+          <w:szCs w:val="16"/>
+        </w:rPr>
+        <w:t xml:space="preserve">)</w:t>
+      </w:r>
+    </w:p>
+    <w:p>
+      <w:pPr>
+        <w:shd w:fill="F4F4F4" w:color="auto" w:val="clear"/>
+        <w:spacing w:after="0"/>
+      </w:pPr>
+      <w:r>
+        <w:rPr>
+          <w:rFonts w:ascii="Consolas" w:cs="Consolas" w:eastAsia="Consolas" w:hAnsi="Consolas"/>
+          <w:sz w:val="16"/>
+          <w:szCs w:val="16"/>
+        </w:rPr>
+        <w:t xml:space="preserve">INSERT INTO #odakFiyatTemp</w:t>
+      </w:r>
+    </w:p>
+    <w:p>
+      <w:pPr>
+        <w:shd w:fill="F4F4F4" w:color="auto" w:val="clear"/>
+        <w:spacing w:after="0"/>
+      </w:pPr>
+      <w:r>
+        <w:rPr>
+          <w:rFonts w:ascii="Consolas" w:cs="Consolas" w:eastAsia="Consolas" w:hAnsi="Consolas"/>
+          <w:sz w:val="16"/>
+          <w:szCs w:val="16"/>
+        </w:rPr>
+        <w:t xml:space="preserve">SELECT a.fStkID, 9525, a.urnMrkID,</w:t>
+      </w:r>
+    </w:p>
+    <w:p>
+      <w:pPr>
+        <w:shd w:fill="F4F4F4" w:color="auto" w:val="clear"/>
+        <w:spacing w:after="0"/>
+      </w:pPr>
+      <w:r>
+        <w:rPr>
+          <w:rFonts w:ascii="Consolas" w:cs="Consolas" w:eastAsia="Consolas" w:hAnsi="Consolas"/>
+          <w:sz w:val="16"/>
+          <w:szCs w:val="16"/>
+        </w:rPr>
+        <w:t xml:space="preserve">       u.fiyatS,                                                    -- DÜZELTME: gerçek önceki fiyat (eski: etiket − 0,01)</w:t>
+      </w:r>
+    </w:p>
+    <w:p>
+      <w:pPr>
+        <w:shd w:fill="F4F4F4" w:color="auto" w:val="clear"/>
+        <w:spacing w:after="0"/>
+      </w:pPr>
+      <w:r>
+        <w:rPr>
+          <w:rFonts w:ascii="Consolas" w:cs="Consolas" w:eastAsia="Consolas" w:hAnsi="Consolas"/>
+          <w:sz w:val="16"/>
+          <w:szCs w:val="16"/>
+        </w:rPr>
+        <w:t xml:space="preserve">       CASE WHEN ISNULL(cift.Fiyat,-1) &lt; odak.etiket_fiyat THEN odak.etiket_fiyat ELSE ISNULL(cift.Fiyat,-1) END,</w:t>
+      </w:r>
+    </w:p>
+    <w:p>
+      <w:pPr>
+        <w:shd w:fill="F4F4F4" w:color="auto" w:val="clear"/>
+        <w:spacing w:after="0"/>
+      </w:pPr>
+      <w:r>
+        <w:rPr>
+          <w:rFonts w:ascii="Consolas" w:cs="Consolas" w:eastAsia="Consolas" w:hAnsi="Consolas"/>
+          <w:sz w:val="16"/>
+          <w:szCs w:val="16"/>
+        </w:rPr>
+        <w:t xml:space="preserve">       mar.discount, cift.Fiyat, ub.urnBarkod</w:t>
+      </w:r>
+    </w:p>
+    <w:p>
+      <w:pPr>
+        <w:shd w:fill="F4F4F4" w:color="auto" w:val="clear"/>
+        <w:spacing w:after="0"/>
+      </w:pPr>
+      <w:r>
+        <w:rPr>
+          <w:rFonts w:ascii="Consolas" w:cs="Consolas" w:eastAsia="Consolas" w:hAnsi="Consolas"/>
+          <w:sz w:val="16"/>
+          <w:szCs w:val="16"/>
+        </w:rPr>
+        <w:t xml:space="preserve">FROM aaa a</w:t>
+      </w:r>
+    </w:p>
+    <w:p>
+      <w:pPr>
+        <w:shd w:fill="F4F4F4" w:color="auto" w:val="clear"/>
+        <w:spacing w:after="0"/>
+      </w:pPr>
+      <w:r>
+        <w:rPr>
+          <w:rFonts w:ascii="Consolas" w:cs="Consolas" w:eastAsia="Consolas" w:hAnsi="Consolas"/>
+          <w:sz w:val="16"/>
+          <w:szCs w:val="16"/>
+        </w:rPr>
+        <w:t xml:space="preserve">JOIN urn u                                  WITH (NOLOCK) ON u.stkID = a.fStkID</w:t>
+      </w:r>
+    </w:p>
+    <w:p>
+      <w:pPr>
+        <w:shd w:fill="F4F4F4" w:color="auto" w:val="clear"/>
+        <w:spacing w:after="0"/>
+      </w:pPr>
+      <w:r>
+        <w:rPr>
+          <w:rFonts w:ascii="Consolas" w:cs="Consolas" w:eastAsia="Consolas" w:hAnsi="Consolas"/>
+          <w:sz w:val="16"/>
+          <w:szCs w:val="16"/>
+        </w:rPr>
+        <w:t xml:space="preserve">JOIN urnBrkd AS ub                          WITH (NOLOCK) ON ub.urnBrkdStkID = u.stkID</w:t>
+      </w:r>
+    </w:p>
+    <w:p>
+      <w:pPr>
+        <w:shd w:fill="F4F4F4" w:color="auto" w:val="clear"/>
+        <w:spacing w:after="0"/>
+      </w:pPr>
+      <w:r>
+        <w:rPr>
+          <w:rFonts w:ascii="Consolas" w:cs="Consolas" w:eastAsia="Consolas" w:hAnsi="Consolas"/>
+          <w:sz w:val="16"/>
+          <w:szCs w:val="16"/>
+        </w:rPr>
+        <w:t xml:space="preserve">JOIN BKMDATA.ent.odak_urun_tam AS odak      WITH (NOLOCK) ON odak.barkod = ub.urnBarkod</w:t>
+      </w:r>
+    </w:p>
+    <w:p>
+      <w:pPr>
+        <w:shd w:fill="F4F4F4" w:color="auto" w:val="clear"/>
+        <w:spacing w:after="0"/>
+      </w:pPr>
+      <w:r>
+        <w:rPr>
+          <w:rFonts w:ascii="Consolas" w:cs="Consolas" w:eastAsia="Consolas" w:hAnsi="Consolas"/>
+          <w:sz w:val="16"/>
+          <w:szCs w:val="16"/>
+        </w:rPr>
+        <w:t xml:space="preserve">JOIN BKMDATA.ent.odak_marka AS mar          WITH (NOLOCK) ON mar.group_id = odak.group_id AND mar.parent_id = odak.marka_id</w:t>
+      </w:r>
+    </w:p>
+    <w:p>
+      <w:pPr>
+        <w:shd w:fill="F4F4F4" w:color="auto" w:val="clear"/>
+        <w:spacing w:after="0"/>
+      </w:pPr>
+      <w:r>
+        <w:rPr>
+          <w:rFonts w:ascii="Consolas" w:cs="Consolas" w:eastAsia="Consolas" w:hAnsi="Consolas"/>
+          <w:sz w:val="16"/>
+          <w:szCs w:val="16"/>
+        </w:rPr>
+        <w:t xml:space="preserve">LEFT JOIN bkm.CiftUrunlerMaxFyat cift       WITH (NOLOCK) ON cift.urnBrkdStkID = ub.urnBrkdStkID</w:t>
+      </w:r>
+    </w:p>
+    <w:p>
+      <w:pPr>
+        <w:shd w:fill="F4F4F4" w:color="auto" w:val="clear"/>
+        <w:spacing w:after="0"/>
+      </w:pPr>
+      <w:r>
+        <w:rPr>
+          <w:rFonts w:ascii="Consolas" w:cs="Consolas" w:eastAsia="Consolas" w:hAnsi="Consolas"/>
+          <w:sz w:val="16"/>
+          <w:szCs w:val="16"/>
+        </w:rPr>
+        <w:t xml:space="preserve">LEFT JOIN #odakFiyatTemp temp                              ON temp.stkID = a.fStkID</w:t>
+      </w:r>
+    </w:p>
+    <w:p>
+      <w:pPr>
+        <w:shd w:fill="F4F4F4" w:color="auto" w:val="clear"/>
+        <w:spacing w:after="0"/>
+      </w:pPr>
+      <w:r>
+        <w:rPr>
+          <w:rFonts w:ascii="Consolas" w:cs="Consolas" w:eastAsia="Consolas" w:hAnsi="Consolas"/>
+          <w:sz w:val="16"/>
+          <w:szCs w:val="16"/>
+        </w:rPr>
+        <w:t xml:space="preserve">LEFT JOIN urnBilgi ub220                    WITH (NOLOCK) ON ub220.bVeriID = u.stkID AND ub220.bBilgiID = 220 AND ub220.bDeger = 'True'   -- DÜZELTME S-2</w:t>
+      </w:r>
+    </w:p>
+    <w:p>
+      <w:pPr>
+        <w:shd w:fill="F4F4F4" w:color="auto" w:val="clear"/>
+        <w:spacing w:after="0"/>
+      </w:pPr>
+      <w:r>
+        <w:rPr>
+          <w:rFonts w:ascii="Consolas" w:cs="Consolas" w:eastAsia="Consolas" w:hAnsi="Consolas"/>
+          <w:sz w:val="16"/>
+          <w:szCs w:val="16"/>
+        </w:rPr>
+        <w:t xml:space="preserve">LEFT JOIN urnBilgi ub228                    WITH (NOLOCK) ON ub228.bVeriID = u.stkID AND ub228.bBilgiID = 228 AND ub228.bDeger = 'True'   -- DÜZELTME S-1</w:t>
+      </w:r>
+    </w:p>
+    <w:p>
+      <w:pPr>
+        <w:shd w:fill="F4F4F4" w:color="auto" w:val="clear"/>
+        <w:spacing w:after="0"/>
+      </w:pPr>
+      <w:r>
+        <w:rPr>
+          <w:rFonts w:ascii="Consolas" w:cs="Consolas" w:eastAsia="Consolas" w:hAnsi="Consolas"/>
+          <w:sz w:val="16"/>
+          <w:szCs w:val="16"/>
+        </w:rPr>
+        <w:t xml:space="preserve">WHERE sno = 1</w:t>
+      </w:r>
+    </w:p>
+    <w:p>
+      <w:pPr>
+        <w:shd w:fill="F4F4F4" w:color="auto" w:val="clear"/>
+        <w:spacing w:after="0"/>
+      </w:pPr>
+      <w:r>
+        <w:rPr>
+          <w:rFonts w:ascii="Consolas" w:cs="Consolas" w:eastAsia="Consolas" w:hAnsi="Consolas"/>
+          <w:sz w:val="16"/>
+          <w:szCs w:val="16"/>
+        </w:rPr>
+        <w:t xml:space="preserve">  AND fInd1 &lt;&gt; ISNULL(mar.discount,0)</w:t>
+      </w:r>
+    </w:p>
+    <w:p>
+      <w:pPr>
+        <w:shd w:fill="F4F4F4" w:color="auto" w:val="clear"/>
+        <w:spacing w:after="0"/>
+      </w:pPr>
+      <w:r>
+        <w:rPr>
+          <w:rFonts w:ascii="Consolas" w:cs="Consolas" w:eastAsia="Consolas" w:hAnsi="Consolas"/>
+          <w:sz w:val="16"/>
+          <w:szCs w:val="16"/>
+        </w:rPr>
+        <w:t xml:space="preserve">  AND temp.stkID IS NULL</w:t>
+      </w:r>
+    </w:p>
+    <w:p>
+      <w:pPr>
+        <w:shd w:fill="F4F4F4" w:color="auto" w:val="clear"/>
+        <w:spacing w:after="0"/>
+      </w:pPr>
+      <w:r>
+        <w:rPr>
+          <w:rFonts w:ascii="Consolas" w:cs="Consolas" w:eastAsia="Consolas" w:hAnsi="Consolas"/>
+          <w:sz w:val="16"/>
+          <w:szCs w:val="16"/>
+        </w:rPr>
+        <w:t xml:space="preserve">  AND ub220.bVeriID IS NULL          -- DÜZELTME S-2: "Odak Fiyat Güncellenmesin" bu blokta da geçerli</w:t>
+      </w:r>
+    </w:p>
+    <w:p>
+      <w:pPr>
+        <w:shd w:fill="F4F4F4" w:color="auto" w:val="clear"/>
+        <w:spacing w:after="0"/>
+      </w:pPr>
+      <w:r>
+        <w:rPr>
+          <w:rFonts w:ascii="Consolas" w:cs="Consolas" w:eastAsia="Consolas" w:hAnsi="Consolas"/>
+          <w:sz w:val="16"/>
+          <w:szCs w:val="16"/>
+        </w:rPr>
+        <w:t xml:space="preserve">  AND ub228.bVeriID IS NULL          -- DÜZELTME S-1: alış satırı yazılmayan üründe iskonto kıyası hiç kapanmaz</w:t>
+      </w:r>
+    </w:p>
+    <w:p>
+      <w:pPr>
+        <w:shd w:fill="F4F4F4" w:color="auto" w:val="clear"/>
+        <w:spacing w:after="0"/>
+      </w:pPr>
+      <w:r>
+        <w:rPr>
+          <w:rFonts w:ascii="Consolas" w:cs="Consolas" w:eastAsia="Consolas" w:hAnsi="Consolas"/>
+          <w:sz w:val="16"/>
+          <w:szCs w:val="16"/>
+        </w:rPr>
+        <w:t xml:space="preserve">  AND odak.SilinecekUrun = 0         -- birinci bloktaki (satır 56–57) korumalar</w:t>
+      </w:r>
+    </w:p>
+    <w:p>
+      <w:pPr>
+        <w:shd w:fill="F4F4F4" w:color="auto" w:val="clear"/>
+        <w:spacing w:after="0"/>
+      </w:pPr>
+      <w:r>
+        <w:rPr>
+          <w:rFonts w:ascii="Consolas" w:cs="Consolas" w:eastAsia="Consolas" w:hAnsi="Consolas"/>
+          <w:sz w:val="16"/>
+          <w:szCs w:val="16"/>
+        </w:rPr>
+        <w:t xml:space="preserve">  AND odak.etiket_fiyat &lt; 999999;</w:t>
+      </w:r>
+    </w:p>
+    <w:p>
+      <w:pPr>
+        <w:spacing w:after="40" w:before="100"/>
+      </w:pPr>
+      <w:r>
+        <w:rPr>
+          <w:rFonts w:ascii="Calibri" w:cs="Calibri" w:eastAsia="Calibri" w:hAnsi="Calibri"/>
+          <w:b/>
+          <w:bCs/>
+          <w:color w:val="1E7B34"/>
+          <w:sz w:val="17"/>
+          <w:szCs w:val="17"/>
+        </w:rPr>
+        <w:t xml:space="preserve">Önerilen düzeltme (S-3):</w:t>
+      </w:r>
+    </w:p>
+    <w:p>
+      <w:pPr>
+        <w:spacing w:after="40"/>
+      </w:pPr>
+      <w:r>
+        <w:rPr>
+          <w:rFonts w:ascii="Calibri" w:cs="Calibri" w:eastAsia="Calibri" w:hAnsi="Calibri"/>
+          <w:i/>
+          <w:iCs/>
+          <w:color w:val="555555"/>
+          <w:sz w:val="17"/>
+          <w:szCs w:val="17"/>
+        </w:rPr>
+        <w:t xml:space="preserve">Etki: temp tabloya bağlı, SELECT karşılığı kurulamadı. Hedef: aynı ürün-gün 323.590 tekrar satış satırı → 0; değişmeyen fiyat için satış satırı yazılmaz.</w:t>
+      </w:r>
+    </w:p>
+    <w:p>
+      <w:pPr>
+        <w:shd w:fill="F4F4F4" w:color="auto" w:val="clear"/>
+        <w:spacing w:after="0"/>
+      </w:pPr>
+      <w:r>
+        <w:rPr>
+          <w:rFonts w:ascii="Consolas" w:cs="Consolas" w:eastAsia="Consolas" w:hAnsi="Consolas"/>
+          <w:sz w:val="16"/>
+          <w:szCs w:val="16"/>
+        </w:rPr>
+        <w:t xml:space="preserve">SELECT i.feID, t.stkID, dbo.fn_tarih(null), 0, t.fiyatS, t.etiket_fiyat, 0, 0, 0, t.etiket_fiyat,</w:t>
+      </w:r>
+    </w:p>
+    <w:p>
+      <w:pPr>
+        <w:shd w:fill="F4F4F4" w:color="auto" w:val="clear"/>
+        <w:spacing w:after="0"/>
+      </w:pPr>
+      <w:r>
+        <w:rPr>
+          <w:rFonts w:ascii="Consolas" w:cs="Consolas" w:eastAsia="Consolas" w:hAnsi="Consolas"/>
+          <w:sz w:val="16"/>
+          <w:szCs w:val="16"/>
+        </w:rPr>
+        <w:t xml:space="preserve">       @kisi, ROW_NUMBER() OVER (PARTITION BY i.feID ORDER BY t.stkID), dbo.fn_tarih(null), t.firmaID, 1</w:t>
+      </w:r>
+    </w:p>
+    <w:p>
+      <w:pPr>
+        <w:shd w:fill="F4F4F4" w:color="auto" w:val="clear"/>
+        <w:spacing w:after="0"/>
+      </w:pPr>
+      <w:r>
+        <w:rPr>
+          <w:rFonts w:ascii="Consolas" w:cs="Consolas" w:eastAsia="Consolas" w:hAnsi="Consolas"/>
+          <w:sz w:val="16"/>
+          <w:szCs w:val="16"/>
+        </w:rPr>
+        <w:t xml:space="preserve">FROM (SELECT x.*, ROW_NUMBER() OVER (PARTITION BY x.stkID</w:t>
+      </w:r>
+    </w:p>
+    <w:p>
+      <w:pPr>
+        <w:shd w:fill="F4F4F4" w:color="auto" w:val="clear"/>
+        <w:spacing w:after="0"/>
+      </w:pPr>
+      <w:r>
+        <w:rPr>
+          <w:rFonts w:ascii="Consolas" w:cs="Consolas" w:eastAsia="Consolas" w:hAnsi="Consolas"/>
+          <w:sz w:val="16"/>
+          <w:szCs w:val="16"/>
+        </w:rPr>
+        <w:t xml:space="preserve">                                     ORDER BY CASE WHEN x.firmaID = 9525 THEN 0 ELSE 1 END, x.firmaID) rn</w:t>
+      </w:r>
+    </w:p>
+    <w:p>
+      <w:pPr>
+        <w:shd w:fill="F4F4F4" w:color="auto" w:val="clear"/>
+        <w:spacing w:after="0"/>
+      </w:pPr>
+      <w:r>
+        <w:rPr>
+          <w:rFonts w:ascii="Consolas" w:cs="Consolas" w:eastAsia="Consolas" w:hAnsi="Consolas"/>
+          <w:sz w:val="16"/>
+          <w:szCs w:val="16"/>
+        </w:rPr>
+        <w:t xml:space="preserve">      FROM #odakFiyatTemp x) t                                       -- DÜZELTME S-3: ürün başına tek satış satırı</w:t>
+      </w:r>
+    </w:p>
+    <w:p>
+      <w:pPr>
+        <w:shd w:fill="F4F4F4" w:color="auto" w:val="clear"/>
+        <w:spacing w:after="0"/>
+      </w:pPr>
+      <w:r>
+        <w:rPr>
+          <w:rFonts w:ascii="Consolas" w:cs="Consolas" w:eastAsia="Consolas" w:hAnsi="Consolas"/>
+          <w:sz w:val="16"/>
+          <w:szCs w:val="16"/>
+        </w:rPr>
+        <w:t xml:space="preserve">INNER JOIN frm    WITH (NOLOCK) ON frmID = t.firmaID</w:t>
+      </w:r>
+    </w:p>
+    <w:p>
+      <w:pPr>
+        <w:shd w:fill="F4F4F4" w:color="auto" w:val="clear"/>
+        <w:spacing w:after="0"/>
+      </w:pPr>
+      <w:r>
+        <w:rPr>
+          <w:rFonts w:ascii="Consolas" w:cs="Consolas" w:eastAsia="Consolas" w:hAnsi="Consolas"/>
+          <w:sz w:val="16"/>
+          <w:szCs w:val="16"/>
+        </w:rPr>
+        <w:t xml:space="preserve">INNER JOIN urnFrm WITH (NOLOCK) ON urnFrmStkID = t.stkID AND urnFrmFirmaID = t.firmaID</w:t>
+      </w:r>
+    </w:p>
+    <w:p>
+      <w:pPr>
+        <w:shd w:fill="F4F4F4" w:color="auto" w:val="clear"/>
+        <w:spacing w:after="0"/>
+      </w:pPr>
+      <w:r>
+        <w:rPr>
+          <w:rFonts w:ascii="Consolas" w:cs="Consolas" w:eastAsia="Consolas" w:hAnsi="Consolas"/>
+          <w:sz w:val="16"/>
+          <w:szCs w:val="16"/>
+        </w:rPr>
+        <w:t xml:space="preserve">INNER JOIN fytB   WITH (NOLOCK) ON SUBSTRING(frmAd,1,10)+' Odak2 Ent' = feNot AND t.firmaID = feFrmID AND feOnay = 1</w:t>
+      </w:r>
+    </w:p>
+    <w:p>
+      <w:pPr>
+        <w:shd w:fill="F4F4F4" w:color="auto" w:val="clear"/>
+        <w:spacing w:after="0"/>
+      </w:pPr>
+      <w:r>
+        <w:rPr>
+          <w:rFonts w:ascii="Consolas" w:cs="Consolas" w:eastAsia="Consolas" w:hAnsi="Consolas"/>
+          <w:sz w:val="16"/>
+          <w:szCs w:val="16"/>
+        </w:rPr>
+        <w:t xml:space="preserve">        AND feTarihA = dbo.fn_tarih(null) AND feTarihAson = feTarihA AND feTarihS = feTarihA AND feTarihSson = feTarihA</w:t>
+      </w:r>
+    </w:p>
+    <w:p>
+      <w:pPr>
+        <w:shd w:fill="F4F4F4" w:color="auto" w:val="clear"/>
+        <w:spacing w:after="0"/>
+      </w:pPr>
+      <w:r>
+        <w:rPr>
+          <w:rFonts w:ascii="Consolas" w:cs="Consolas" w:eastAsia="Consolas" w:hAnsi="Consolas"/>
+          <w:sz w:val="16"/>
+          <w:szCs w:val="16"/>
+        </w:rPr>
+        <w:t xml:space="preserve">JOIN #inserted AS i ON i.feID = fytB.feID AND i.feNot = fytB.feNot AND i.feFrmID = fytB.feFrmID</w:t>
+      </w:r>
+    </w:p>
+    <w:p>
+      <w:pPr>
+        <w:shd w:fill="F4F4F4" w:color="auto" w:val="clear"/>
+        <w:spacing w:after="0"/>
+      </w:pPr>
+      <w:r>
+        <w:rPr>
+          <w:rFonts w:ascii="Consolas" w:cs="Consolas" w:eastAsia="Consolas" w:hAnsi="Consolas"/>
+          <w:sz w:val="16"/>
+          <w:szCs w:val="16"/>
+        </w:rPr>
+        <w:t xml:space="preserve">WHERE t.rn = 1</w:t>
+      </w:r>
+    </w:p>
+    <w:p>
+      <w:pPr>
+        <w:shd w:fill="F4F4F4" w:color="auto" w:val="clear"/>
+        <w:spacing w:after="0"/>
+      </w:pPr>
+      <w:r>
+        <w:rPr>
+          <w:rFonts w:ascii="Consolas" w:cs="Consolas" w:eastAsia="Consolas" w:hAnsi="Consolas"/>
+          <w:sz w:val="16"/>
+          <w:szCs w:val="16"/>
+        </w:rPr>
+        <w:t xml:space="preserve">  AND t.fiyatS &lt;&gt; t.etiket_fiyat;                                   -- DÜZELTME S-1: fiyat değişmiyorsa satış satırı yok</w:t>
       </w:r>
     </w:p>
     <w:p>
@@ -13852,7 +14507,7 @@
           <w:sz w:val="17"/>
           <w:szCs w:val="17"/>
         </w:rPr>
-        <w:t xml:space="preserve">Kod:</w:t>
+        <w:t xml:space="preserve">Mevcut kod:</w:t>
       </w:r>
     </w:p>
     <w:p>
@@ -13895,6 +14550,444 @@
           <w:szCs w:val="16"/>
         </w:rPr>
         <w:t xml:space="preserve">84| WHERE sno=1 AND fInd1&lt;&gt;ISNULL(mar.discount,0) ...   &lt;- 220 süzgeci yok</w:t>
+      </w:r>
+    </w:p>
+    <w:p>
+      <w:pPr>
+        <w:spacing w:after="40" w:before="100"/>
+      </w:pPr>
+      <w:r>
+        <w:rPr>
+          <w:rFonts w:ascii="Calibri" w:cs="Calibri" w:eastAsia="Calibri" w:hAnsi="Calibri"/>
+          <w:b/>
+          <w:bCs/>
+          <w:color w:val="1E7B34"/>
+          <w:sz w:val="17"/>
+          <w:szCs w:val="17"/>
+        </w:rPr>
+        <w:t xml:space="preserve">Önerilen düzeltme:</w:t>
+      </w:r>
+    </w:p>
+    <w:p>
+      <w:pPr>
+        <w:spacing w:after="40"/>
+      </w:pPr>
+      <w:r>
+        <w:rPr>
+          <w:rFonts w:ascii="Calibri" w:cs="Calibri" w:eastAsia="Calibri" w:hAnsi="Calibri"/>
+          <w:i/>
+          <w:iCs/>
+          <w:color w:val="555555"/>
+          <w:sz w:val="17"/>
+          <w:szCs w:val="17"/>
+        </w:rPr>
+        <w:t xml:space="preserve">Etki(ölçüldü): ikinci blok adayı 13.671 ürün → 553 ürün. 228'li 10.108 ürünlük saatlik döngü ve 220'li 15 ürün düşer.</w:t>
+      </w:r>
+    </w:p>
+    <w:p>
+      <w:pPr>
+        <w:shd w:fill="F4F4F4" w:color="auto" w:val="clear"/>
+        <w:spacing w:after="0"/>
+      </w:pPr>
+      <w:r>
+        <w:rPr>
+          <w:rFonts w:ascii="Consolas" w:cs="Consolas" w:eastAsia="Consolas" w:hAnsi="Consolas"/>
+          <w:sz w:val="16"/>
+          <w:szCs w:val="16"/>
+        </w:rPr>
+        <w:t xml:space="preserve">;WITH aaa AS (</w:t>
+      </w:r>
+    </w:p>
+    <w:p>
+      <w:pPr>
+        <w:shd w:fill="F4F4F4" w:color="auto" w:val="clear"/>
+        <w:spacing w:after="0"/>
+      </w:pPr>
+      <w:r>
+        <w:rPr>
+          <w:rFonts w:ascii="Consolas" w:cs="Consolas" w:eastAsia="Consolas" w:hAnsi="Consolas"/>
+          <w:sz w:val="16"/>
+          <w:szCs w:val="16"/>
+        </w:rPr>
+        <w:t xml:space="preserve">    SELECT u.stkID fStkID,</w:t>
+      </w:r>
+    </w:p>
+    <w:p>
+      <w:pPr>
+        <w:shd w:fill="F4F4F4" w:color="auto" w:val="clear"/>
+        <w:spacing w:after="0"/>
+      </w:pPr>
+      <w:r>
+        <w:rPr>
+          <w:rFonts w:ascii="Consolas" w:cs="Consolas" w:eastAsia="Consolas" w:hAnsi="Consolas"/>
+          <w:sz w:val="16"/>
+          <w:szCs w:val="16"/>
+        </w:rPr>
+        <w:t xml:space="preserve">           CASE WHEN sonrakiFiyat IS NULL THEN u.fiyatS ELSE sonrakiFiyat END sonrakiFiyat,</w:t>
+      </w:r>
+    </w:p>
+    <w:p>
+      <w:pPr>
+        <w:shd w:fill="F4F4F4" w:color="auto" w:val="clear"/>
+        <w:spacing w:after="0"/>
+      </w:pPr>
+      <w:r>
+        <w:rPr>
+          <w:rFonts w:ascii="Consolas" w:cs="Consolas" w:eastAsia="Consolas" w:hAnsi="Consolas"/>
+          <w:sz w:val="16"/>
+          <w:szCs w:val="16"/>
+        </w:rPr>
+        <w:t xml:space="preserve">           ISNULL(fInd1,0) fInd1, u.fiyatS, u.urnMrkID,</w:t>
+      </w:r>
+    </w:p>
+    <w:p>
+      <w:pPr>
+        <w:shd w:fill="F4F4F4" w:color="auto" w:val="clear"/>
+        <w:spacing w:after="0"/>
+      </w:pPr>
+      <w:r>
+        <w:rPr>
+          <w:rFonts w:ascii="Consolas" w:cs="Consolas" w:eastAsia="Consolas" w:hAnsi="Consolas"/>
+          <w:sz w:val="16"/>
+          <w:szCs w:val="16"/>
+        </w:rPr>
+        <w:t xml:space="preserve">           ROW_NUMBER() OVER (PARTITION BY u.stkID ORDER BY fTarihSon DESC) sno</w:t>
+      </w:r>
+    </w:p>
+    <w:p>
+      <w:pPr>
+        <w:shd w:fill="F4F4F4" w:color="auto" w:val="clear"/>
+        <w:spacing w:after="0"/>
+      </w:pPr>
+      <w:r>
+        <w:rPr>
+          <w:rFonts w:ascii="Consolas" w:cs="Consolas" w:eastAsia="Consolas" w:hAnsi="Consolas"/>
+          <w:sz w:val="16"/>
+          <w:szCs w:val="16"/>
+        </w:rPr>
+        <w:t xml:space="preserve">    FROM urn u WITH (NOLOCK)</w:t>
+      </w:r>
+    </w:p>
+    <w:p>
+      <w:pPr>
+        <w:shd w:fill="F4F4F4" w:color="auto" w:val="clear"/>
+        <w:spacing w:after="0"/>
+      </w:pPr>
+      <w:r>
+        <w:rPr>
+          <w:rFonts w:ascii="Consolas" w:cs="Consolas" w:eastAsia="Consolas" w:hAnsi="Consolas"/>
+          <w:sz w:val="16"/>
+          <w:szCs w:val="16"/>
+        </w:rPr>
+        <w:t xml:space="preserve">    LEFT JOIN fytOzl a WITH (NOLOCK) ON a.fStkID = u.stkID AND a.fFrmID IN (9525) AND fTur = 1 AND fTip = 1</w:t>
+      </w:r>
+    </w:p>
+    <w:p>
+      <w:pPr>
+        <w:shd w:fill="F4F4F4" w:color="auto" w:val="clear"/>
+        <w:spacing w:after="0"/>
+      </w:pPr>
+      <w:r>
+        <w:rPr>
+          <w:rFonts w:ascii="Consolas" w:cs="Consolas" w:eastAsia="Consolas" w:hAnsi="Consolas"/>
+          <w:sz w:val="16"/>
+          <w:szCs w:val="16"/>
+        </w:rPr>
+        <w:t xml:space="preserve">)</w:t>
+      </w:r>
+    </w:p>
+    <w:p>
+      <w:pPr>
+        <w:shd w:fill="F4F4F4" w:color="auto" w:val="clear"/>
+        <w:spacing w:after="0"/>
+      </w:pPr>
+      <w:r>
+        <w:rPr>
+          <w:rFonts w:ascii="Consolas" w:cs="Consolas" w:eastAsia="Consolas" w:hAnsi="Consolas"/>
+          <w:sz w:val="16"/>
+          <w:szCs w:val="16"/>
+        </w:rPr>
+        <w:t xml:space="preserve">INSERT INTO #odakFiyatTemp</w:t>
+      </w:r>
+    </w:p>
+    <w:p>
+      <w:pPr>
+        <w:shd w:fill="F4F4F4" w:color="auto" w:val="clear"/>
+        <w:spacing w:after="0"/>
+      </w:pPr>
+      <w:r>
+        <w:rPr>
+          <w:rFonts w:ascii="Consolas" w:cs="Consolas" w:eastAsia="Consolas" w:hAnsi="Consolas"/>
+          <w:sz w:val="16"/>
+          <w:szCs w:val="16"/>
+        </w:rPr>
+        <w:t xml:space="preserve">SELECT a.fStkID, 9525, a.urnMrkID,</w:t>
+      </w:r>
+    </w:p>
+    <w:p>
+      <w:pPr>
+        <w:shd w:fill="F4F4F4" w:color="auto" w:val="clear"/>
+        <w:spacing w:after="0"/>
+      </w:pPr>
+      <w:r>
+        <w:rPr>
+          <w:rFonts w:ascii="Consolas" w:cs="Consolas" w:eastAsia="Consolas" w:hAnsi="Consolas"/>
+          <w:sz w:val="16"/>
+          <w:szCs w:val="16"/>
+        </w:rPr>
+        <w:t xml:space="preserve">       u.fiyatS,                                                    -- DÜZELTME: gerçek önceki fiyat (eski: etiket − 0,01)</w:t>
+      </w:r>
+    </w:p>
+    <w:p>
+      <w:pPr>
+        <w:shd w:fill="F4F4F4" w:color="auto" w:val="clear"/>
+        <w:spacing w:after="0"/>
+      </w:pPr>
+      <w:r>
+        <w:rPr>
+          <w:rFonts w:ascii="Consolas" w:cs="Consolas" w:eastAsia="Consolas" w:hAnsi="Consolas"/>
+          <w:sz w:val="16"/>
+          <w:szCs w:val="16"/>
+        </w:rPr>
+        <w:t xml:space="preserve">       CASE WHEN ISNULL(cift.Fiyat,-1) &lt; odak.etiket_fiyat THEN odak.etiket_fiyat ELSE ISNULL(cift.Fiyat,-1) END,</w:t>
+      </w:r>
+    </w:p>
+    <w:p>
+      <w:pPr>
+        <w:shd w:fill="F4F4F4" w:color="auto" w:val="clear"/>
+        <w:spacing w:after="0"/>
+      </w:pPr>
+      <w:r>
+        <w:rPr>
+          <w:rFonts w:ascii="Consolas" w:cs="Consolas" w:eastAsia="Consolas" w:hAnsi="Consolas"/>
+          <w:sz w:val="16"/>
+          <w:szCs w:val="16"/>
+        </w:rPr>
+        <w:t xml:space="preserve">       mar.discount, cift.Fiyat, ub.urnBarkod</w:t>
+      </w:r>
+    </w:p>
+    <w:p>
+      <w:pPr>
+        <w:shd w:fill="F4F4F4" w:color="auto" w:val="clear"/>
+        <w:spacing w:after="0"/>
+      </w:pPr>
+      <w:r>
+        <w:rPr>
+          <w:rFonts w:ascii="Consolas" w:cs="Consolas" w:eastAsia="Consolas" w:hAnsi="Consolas"/>
+          <w:sz w:val="16"/>
+          <w:szCs w:val="16"/>
+        </w:rPr>
+        <w:t xml:space="preserve">FROM aaa a</w:t>
+      </w:r>
+    </w:p>
+    <w:p>
+      <w:pPr>
+        <w:shd w:fill="F4F4F4" w:color="auto" w:val="clear"/>
+        <w:spacing w:after="0"/>
+      </w:pPr>
+      <w:r>
+        <w:rPr>
+          <w:rFonts w:ascii="Consolas" w:cs="Consolas" w:eastAsia="Consolas" w:hAnsi="Consolas"/>
+          <w:sz w:val="16"/>
+          <w:szCs w:val="16"/>
+        </w:rPr>
+        <w:t xml:space="preserve">JOIN urn u                                  WITH (NOLOCK) ON u.stkID = a.fStkID</w:t>
+      </w:r>
+    </w:p>
+    <w:p>
+      <w:pPr>
+        <w:shd w:fill="F4F4F4" w:color="auto" w:val="clear"/>
+        <w:spacing w:after="0"/>
+      </w:pPr>
+      <w:r>
+        <w:rPr>
+          <w:rFonts w:ascii="Consolas" w:cs="Consolas" w:eastAsia="Consolas" w:hAnsi="Consolas"/>
+          <w:sz w:val="16"/>
+          <w:szCs w:val="16"/>
+        </w:rPr>
+        <w:t xml:space="preserve">JOIN urnBrkd AS ub                          WITH (NOLOCK) ON ub.urnBrkdStkID = u.stkID</w:t>
+      </w:r>
+    </w:p>
+    <w:p>
+      <w:pPr>
+        <w:shd w:fill="F4F4F4" w:color="auto" w:val="clear"/>
+        <w:spacing w:after="0"/>
+      </w:pPr>
+      <w:r>
+        <w:rPr>
+          <w:rFonts w:ascii="Consolas" w:cs="Consolas" w:eastAsia="Consolas" w:hAnsi="Consolas"/>
+          <w:sz w:val="16"/>
+          <w:szCs w:val="16"/>
+        </w:rPr>
+        <w:t xml:space="preserve">JOIN BKMDATA.ent.odak_urun_tam AS odak      WITH (NOLOCK) ON odak.barkod = ub.urnBarkod</w:t>
+      </w:r>
+    </w:p>
+    <w:p>
+      <w:pPr>
+        <w:shd w:fill="F4F4F4" w:color="auto" w:val="clear"/>
+        <w:spacing w:after="0"/>
+      </w:pPr>
+      <w:r>
+        <w:rPr>
+          <w:rFonts w:ascii="Consolas" w:cs="Consolas" w:eastAsia="Consolas" w:hAnsi="Consolas"/>
+          <w:sz w:val="16"/>
+          <w:szCs w:val="16"/>
+        </w:rPr>
+        <w:t xml:space="preserve">JOIN BKMDATA.ent.odak_marka AS mar          WITH (NOLOCK) ON mar.group_id = odak.group_id AND mar.parent_id = odak.marka_id</w:t>
+      </w:r>
+    </w:p>
+    <w:p>
+      <w:pPr>
+        <w:shd w:fill="F4F4F4" w:color="auto" w:val="clear"/>
+        <w:spacing w:after="0"/>
+      </w:pPr>
+      <w:r>
+        <w:rPr>
+          <w:rFonts w:ascii="Consolas" w:cs="Consolas" w:eastAsia="Consolas" w:hAnsi="Consolas"/>
+          <w:sz w:val="16"/>
+          <w:szCs w:val="16"/>
+        </w:rPr>
+        <w:t xml:space="preserve">LEFT JOIN bkm.CiftUrunlerMaxFyat cift       WITH (NOLOCK) ON cift.urnBrkdStkID = ub.urnBrkdStkID</w:t>
+      </w:r>
+    </w:p>
+    <w:p>
+      <w:pPr>
+        <w:shd w:fill="F4F4F4" w:color="auto" w:val="clear"/>
+        <w:spacing w:after="0"/>
+      </w:pPr>
+      <w:r>
+        <w:rPr>
+          <w:rFonts w:ascii="Consolas" w:cs="Consolas" w:eastAsia="Consolas" w:hAnsi="Consolas"/>
+          <w:sz w:val="16"/>
+          <w:szCs w:val="16"/>
+        </w:rPr>
+        <w:t xml:space="preserve">LEFT JOIN #odakFiyatTemp temp                              ON temp.stkID = a.fStkID</w:t>
+      </w:r>
+    </w:p>
+    <w:p>
+      <w:pPr>
+        <w:shd w:fill="F4F4F4" w:color="auto" w:val="clear"/>
+        <w:spacing w:after="0"/>
+      </w:pPr>
+      <w:r>
+        <w:rPr>
+          <w:rFonts w:ascii="Consolas" w:cs="Consolas" w:eastAsia="Consolas" w:hAnsi="Consolas"/>
+          <w:sz w:val="16"/>
+          <w:szCs w:val="16"/>
+        </w:rPr>
+        <w:t xml:space="preserve">LEFT JOIN urnBilgi ub220                    WITH (NOLOCK) ON ub220.bVeriID = u.stkID AND ub220.bBilgiID = 220 AND ub220.bDeger = 'True'   -- DÜZELTME S-2</w:t>
+      </w:r>
+    </w:p>
+    <w:p>
+      <w:pPr>
+        <w:shd w:fill="F4F4F4" w:color="auto" w:val="clear"/>
+        <w:spacing w:after="0"/>
+      </w:pPr>
+      <w:r>
+        <w:rPr>
+          <w:rFonts w:ascii="Consolas" w:cs="Consolas" w:eastAsia="Consolas" w:hAnsi="Consolas"/>
+          <w:sz w:val="16"/>
+          <w:szCs w:val="16"/>
+        </w:rPr>
+        <w:t xml:space="preserve">LEFT JOIN urnBilgi ub228                    WITH (NOLOCK) ON ub228.bVeriID = u.stkID AND ub228.bBilgiID = 228 AND ub228.bDeger = 'True'   -- DÜZELTME S-1</w:t>
+      </w:r>
+    </w:p>
+    <w:p>
+      <w:pPr>
+        <w:shd w:fill="F4F4F4" w:color="auto" w:val="clear"/>
+        <w:spacing w:after="0"/>
+      </w:pPr>
+      <w:r>
+        <w:rPr>
+          <w:rFonts w:ascii="Consolas" w:cs="Consolas" w:eastAsia="Consolas" w:hAnsi="Consolas"/>
+          <w:sz w:val="16"/>
+          <w:szCs w:val="16"/>
+        </w:rPr>
+        <w:t xml:space="preserve">WHERE sno = 1</w:t>
+      </w:r>
+    </w:p>
+    <w:p>
+      <w:pPr>
+        <w:shd w:fill="F4F4F4" w:color="auto" w:val="clear"/>
+        <w:spacing w:after="0"/>
+      </w:pPr>
+      <w:r>
+        <w:rPr>
+          <w:rFonts w:ascii="Consolas" w:cs="Consolas" w:eastAsia="Consolas" w:hAnsi="Consolas"/>
+          <w:sz w:val="16"/>
+          <w:szCs w:val="16"/>
+        </w:rPr>
+        <w:t xml:space="preserve">  AND fInd1 &lt;&gt; ISNULL(mar.discount,0)</w:t>
+      </w:r>
+    </w:p>
+    <w:p>
+      <w:pPr>
+        <w:shd w:fill="F4F4F4" w:color="auto" w:val="clear"/>
+        <w:spacing w:after="0"/>
+      </w:pPr>
+      <w:r>
+        <w:rPr>
+          <w:rFonts w:ascii="Consolas" w:cs="Consolas" w:eastAsia="Consolas" w:hAnsi="Consolas"/>
+          <w:sz w:val="16"/>
+          <w:szCs w:val="16"/>
+        </w:rPr>
+        <w:t xml:space="preserve">  AND temp.stkID IS NULL</w:t>
+      </w:r>
+    </w:p>
+    <w:p>
+      <w:pPr>
+        <w:shd w:fill="F4F4F4" w:color="auto" w:val="clear"/>
+        <w:spacing w:after="0"/>
+      </w:pPr>
+      <w:r>
+        <w:rPr>
+          <w:rFonts w:ascii="Consolas" w:cs="Consolas" w:eastAsia="Consolas" w:hAnsi="Consolas"/>
+          <w:sz w:val="16"/>
+          <w:szCs w:val="16"/>
+        </w:rPr>
+        <w:t xml:space="preserve">  AND ub220.bVeriID IS NULL          -- DÜZELTME S-2: "Odak Fiyat Güncellenmesin" bu blokta da geçerli</w:t>
+      </w:r>
+    </w:p>
+    <w:p>
+      <w:pPr>
+        <w:shd w:fill="F4F4F4" w:color="auto" w:val="clear"/>
+        <w:spacing w:after="0"/>
+      </w:pPr>
+      <w:r>
+        <w:rPr>
+          <w:rFonts w:ascii="Consolas" w:cs="Consolas" w:eastAsia="Consolas" w:hAnsi="Consolas"/>
+          <w:sz w:val="16"/>
+          <w:szCs w:val="16"/>
+        </w:rPr>
+        <w:t xml:space="preserve">  AND ub228.bVeriID IS NULL          -- DÜZELTME S-1: alış satırı yazılmayan üründe iskonto kıyası hiç kapanmaz</w:t>
+      </w:r>
+    </w:p>
+    <w:p>
+      <w:pPr>
+        <w:shd w:fill="F4F4F4" w:color="auto" w:val="clear"/>
+        <w:spacing w:after="0"/>
+      </w:pPr>
+      <w:r>
+        <w:rPr>
+          <w:rFonts w:ascii="Consolas" w:cs="Consolas" w:eastAsia="Consolas" w:hAnsi="Consolas"/>
+          <w:sz w:val="16"/>
+          <w:szCs w:val="16"/>
+        </w:rPr>
+        <w:t xml:space="preserve">  AND odak.SilinecekUrun = 0         -- birinci bloktaki (satır 56–57) korumalar</w:t>
+      </w:r>
+    </w:p>
+    <w:p>
+      <w:pPr>
+        <w:shd w:fill="F4F4F4" w:color="auto" w:val="clear"/>
+        <w:spacing w:after="0"/>
+      </w:pPr>
+      <w:r>
+        <w:rPr>
+          <w:rFonts w:ascii="Consolas" w:cs="Consolas" w:eastAsia="Consolas" w:hAnsi="Consolas"/>
+          <w:sz w:val="16"/>
+          <w:szCs w:val="16"/>
+        </w:rPr>
+        <w:t xml:space="preserve">  AND odak.etiket_fiyat &lt; 999999;</w:t>
       </w:r>
     </w:p>
     <w:p>
@@ -14262,7 +15355,7 @@
           <w:sz w:val="17"/>
           <w:szCs w:val="17"/>
         </w:rPr>
-        <w:t xml:space="preserve">Kod:</w:t>
+        <w:t xml:space="preserve">Mevcut kod:</w:t>
       </w:r>
     </w:p>
     <w:p>
@@ -14277,6 +15370,206 @@
           <w:szCs w:val="16"/>
         </w:rPr>
         <w:t xml:space="preserve">49| INNER JOIN urnFrm ON stkId=urnFrmStkID AND urnFrm.urnFrmEtkin=1</w:t>
+      </w:r>
+    </w:p>
+    <w:p>
+      <w:pPr>
+        <w:spacing w:after="40" w:before="100"/>
+      </w:pPr>
+      <w:r>
+        <w:rPr>
+          <w:rFonts w:ascii="Calibri" w:cs="Calibri" w:eastAsia="Calibri" w:hAnsi="Calibri"/>
+          <w:b/>
+          <w:bCs/>
+          <w:color w:val="1E7B34"/>
+          <w:sz w:val="17"/>
+          <w:szCs w:val="17"/>
+        </w:rPr>
+        <w:t xml:space="preserve">Önerilen düzeltme:</w:t>
+      </w:r>
+    </w:p>
+    <w:p>
+      <w:pPr>
+        <w:spacing w:after="40"/>
+      </w:pPr>
+      <w:r>
+        <w:rPr>
+          <w:rFonts w:ascii="Calibri" w:cs="Calibri" w:eastAsia="Calibri" w:hAnsi="Calibri"/>
+          <w:i/>
+          <w:iCs/>
+          <w:color w:val="555555"/>
+          <w:sz w:val="17"/>
+          <w:szCs w:val="17"/>
+        </w:rPr>
+        <w:t xml:space="preserve">Etki: temp tabloya bağlı, SELECT karşılığı kurulamadı. Hedef: aynı ürün-gün 323.590 tekrar satış satırı → 0; değişmeyen fiyat için satış satırı yazılmaz.</w:t>
+      </w:r>
+    </w:p>
+    <w:p>
+      <w:pPr>
+        <w:shd w:fill="F4F4F4" w:color="auto" w:val="clear"/>
+        <w:spacing w:after="0"/>
+      </w:pPr>
+      <w:r>
+        <w:rPr>
+          <w:rFonts w:ascii="Consolas" w:cs="Consolas" w:eastAsia="Consolas" w:hAnsi="Consolas"/>
+          <w:sz w:val="16"/>
+          <w:szCs w:val="16"/>
+        </w:rPr>
+        <w:t xml:space="preserve">SELECT i.feID, t.stkID, dbo.fn_tarih(null), 0, t.fiyatS, t.etiket_fiyat, 0, 0, 0, t.etiket_fiyat,</w:t>
+      </w:r>
+    </w:p>
+    <w:p>
+      <w:pPr>
+        <w:shd w:fill="F4F4F4" w:color="auto" w:val="clear"/>
+        <w:spacing w:after="0"/>
+      </w:pPr>
+      <w:r>
+        <w:rPr>
+          <w:rFonts w:ascii="Consolas" w:cs="Consolas" w:eastAsia="Consolas" w:hAnsi="Consolas"/>
+          <w:sz w:val="16"/>
+          <w:szCs w:val="16"/>
+        </w:rPr>
+        <w:t xml:space="preserve">       @kisi, ROW_NUMBER() OVER (PARTITION BY i.feID ORDER BY t.stkID), dbo.fn_tarih(null), t.firmaID, 1</w:t>
+      </w:r>
+    </w:p>
+    <w:p>
+      <w:pPr>
+        <w:shd w:fill="F4F4F4" w:color="auto" w:val="clear"/>
+        <w:spacing w:after="0"/>
+      </w:pPr>
+      <w:r>
+        <w:rPr>
+          <w:rFonts w:ascii="Consolas" w:cs="Consolas" w:eastAsia="Consolas" w:hAnsi="Consolas"/>
+          <w:sz w:val="16"/>
+          <w:szCs w:val="16"/>
+        </w:rPr>
+        <w:t xml:space="preserve">FROM (SELECT x.*, ROW_NUMBER() OVER (PARTITION BY x.stkID</w:t>
+      </w:r>
+    </w:p>
+    <w:p>
+      <w:pPr>
+        <w:shd w:fill="F4F4F4" w:color="auto" w:val="clear"/>
+        <w:spacing w:after="0"/>
+      </w:pPr>
+      <w:r>
+        <w:rPr>
+          <w:rFonts w:ascii="Consolas" w:cs="Consolas" w:eastAsia="Consolas" w:hAnsi="Consolas"/>
+          <w:sz w:val="16"/>
+          <w:szCs w:val="16"/>
+        </w:rPr>
+        <w:t xml:space="preserve">                                     ORDER BY CASE WHEN x.firmaID = 9525 THEN 0 ELSE 1 END, x.firmaID) rn</w:t>
+      </w:r>
+    </w:p>
+    <w:p>
+      <w:pPr>
+        <w:shd w:fill="F4F4F4" w:color="auto" w:val="clear"/>
+        <w:spacing w:after="0"/>
+      </w:pPr>
+      <w:r>
+        <w:rPr>
+          <w:rFonts w:ascii="Consolas" w:cs="Consolas" w:eastAsia="Consolas" w:hAnsi="Consolas"/>
+          <w:sz w:val="16"/>
+          <w:szCs w:val="16"/>
+        </w:rPr>
+        <w:t xml:space="preserve">      FROM #odakFiyatTemp x) t                                       -- DÜZELTME S-3: ürün başına tek satış satırı</w:t>
+      </w:r>
+    </w:p>
+    <w:p>
+      <w:pPr>
+        <w:shd w:fill="F4F4F4" w:color="auto" w:val="clear"/>
+        <w:spacing w:after="0"/>
+      </w:pPr>
+      <w:r>
+        <w:rPr>
+          <w:rFonts w:ascii="Consolas" w:cs="Consolas" w:eastAsia="Consolas" w:hAnsi="Consolas"/>
+          <w:sz w:val="16"/>
+          <w:szCs w:val="16"/>
+        </w:rPr>
+        <w:t xml:space="preserve">INNER JOIN frm    WITH (NOLOCK) ON frmID = t.firmaID</w:t>
+      </w:r>
+    </w:p>
+    <w:p>
+      <w:pPr>
+        <w:shd w:fill="F4F4F4" w:color="auto" w:val="clear"/>
+        <w:spacing w:after="0"/>
+      </w:pPr>
+      <w:r>
+        <w:rPr>
+          <w:rFonts w:ascii="Consolas" w:cs="Consolas" w:eastAsia="Consolas" w:hAnsi="Consolas"/>
+          <w:sz w:val="16"/>
+          <w:szCs w:val="16"/>
+        </w:rPr>
+        <w:t xml:space="preserve">INNER JOIN urnFrm WITH (NOLOCK) ON urnFrmStkID = t.stkID AND urnFrmFirmaID = t.firmaID</w:t>
+      </w:r>
+    </w:p>
+    <w:p>
+      <w:pPr>
+        <w:shd w:fill="F4F4F4" w:color="auto" w:val="clear"/>
+        <w:spacing w:after="0"/>
+      </w:pPr>
+      <w:r>
+        <w:rPr>
+          <w:rFonts w:ascii="Consolas" w:cs="Consolas" w:eastAsia="Consolas" w:hAnsi="Consolas"/>
+          <w:sz w:val="16"/>
+          <w:szCs w:val="16"/>
+        </w:rPr>
+        <w:t xml:space="preserve">INNER JOIN fytB   WITH (NOLOCK) ON SUBSTRING(frmAd,1,10)+' Odak2 Ent' = feNot AND t.firmaID = feFrmID AND feOnay = 1</w:t>
+      </w:r>
+    </w:p>
+    <w:p>
+      <w:pPr>
+        <w:shd w:fill="F4F4F4" w:color="auto" w:val="clear"/>
+        <w:spacing w:after="0"/>
+      </w:pPr>
+      <w:r>
+        <w:rPr>
+          <w:rFonts w:ascii="Consolas" w:cs="Consolas" w:eastAsia="Consolas" w:hAnsi="Consolas"/>
+          <w:sz w:val="16"/>
+          <w:szCs w:val="16"/>
+        </w:rPr>
+        <w:t xml:space="preserve">        AND feTarihA = dbo.fn_tarih(null) AND feTarihAson = feTarihA AND feTarihS = feTarihA AND feTarihSson = feTarihA</w:t>
+      </w:r>
+    </w:p>
+    <w:p>
+      <w:pPr>
+        <w:shd w:fill="F4F4F4" w:color="auto" w:val="clear"/>
+        <w:spacing w:after="0"/>
+      </w:pPr>
+      <w:r>
+        <w:rPr>
+          <w:rFonts w:ascii="Consolas" w:cs="Consolas" w:eastAsia="Consolas" w:hAnsi="Consolas"/>
+          <w:sz w:val="16"/>
+          <w:szCs w:val="16"/>
+        </w:rPr>
+        <w:t xml:space="preserve">JOIN #inserted AS i ON i.feID = fytB.feID AND i.feNot = fytB.feNot AND i.feFrmID = fytB.feFrmID</w:t>
+      </w:r>
+    </w:p>
+    <w:p>
+      <w:pPr>
+        <w:shd w:fill="F4F4F4" w:color="auto" w:val="clear"/>
+        <w:spacing w:after="0"/>
+      </w:pPr>
+      <w:r>
+        <w:rPr>
+          <w:rFonts w:ascii="Consolas" w:cs="Consolas" w:eastAsia="Consolas" w:hAnsi="Consolas"/>
+          <w:sz w:val="16"/>
+          <w:szCs w:val="16"/>
+        </w:rPr>
+        <w:t xml:space="preserve">WHERE t.rn = 1</w:t>
+      </w:r>
+    </w:p>
+    <w:p>
+      <w:pPr>
+        <w:shd w:fill="F4F4F4" w:color="auto" w:val="clear"/>
+        <w:spacing w:after="0"/>
+      </w:pPr>
+      <w:r>
+        <w:rPr>
+          <w:rFonts w:ascii="Consolas" w:cs="Consolas" w:eastAsia="Consolas" w:hAnsi="Consolas"/>
+          <w:sz w:val="16"/>
+          <w:szCs w:val="16"/>
+        </w:rPr>
+        <w:t xml:space="preserve">  AND t.fiyatS &lt;&gt; t.etiket_fiyat;                                   -- DÜZELTME S-1: fiyat değişmiyorsa satış satırı yok</w:t>
       </w:r>
     </w:p>
     <w:p>
@@ -14701,7 +15994,7 @@
           <w:sz w:val="17"/>
           <w:szCs w:val="17"/>
         </w:rPr>
-        <w:t xml:space="preserve">Kod:</w:t>
+        <w:t xml:space="preserve">Mevcut kod:</w:t>
       </w:r>
     </w:p>
     <w:p>
@@ -14744,6 +16037,164 @@
           <w:szCs w:val="16"/>
         </w:rPr>
         <w:t xml:space="preserve">219| AND IIF(odak.kategori_id_2 ='001007002', ...) &lt;&gt;bDeger</w:t>
+      </w:r>
+    </w:p>
+    <w:p>
+      <w:pPr>
+        <w:spacing w:after="40" w:before="100"/>
+      </w:pPr>
+      <w:r>
+        <w:rPr>
+          <w:rFonts w:ascii="Calibri" w:cs="Calibri" w:eastAsia="Calibri" w:hAnsi="Calibri"/>
+          <w:b/>
+          <w:bCs/>
+          <w:color w:val="1E7B34"/>
+          <w:sz w:val="17"/>
+          <w:szCs w:val="17"/>
+        </w:rPr>
+        <w:t xml:space="preserve">Önerilen düzeltme:</w:t>
+      </w:r>
+    </w:p>
+    <w:p>
+      <w:pPr>
+        <w:spacing w:after="40"/>
+      </w:pPr>
+      <w:r>
+        <w:rPr>
+          <w:rFonts w:ascii="Calibri" w:cs="Calibri" w:eastAsia="Calibri" w:hAnsi="Calibri"/>
+          <w:i/>
+          <w:iCs/>
+          <w:color w:val="555555"/>
+          <w:sz w:val="17"/>
+          <w:szCs w:val="17"/>
+        </w:rPr>
+        <w:t xml:space="preserve">Etki(ölçüldü): ilk koşumda 599.096 web adı satırı eklenir; aynı stkID'ye birden çok satır riski 0.</w:t>
+      </w:r>
+    </w:p>
+    <w:p>
+      <w:pPr>
+        <w:shd w:fill="F4F4F4" w:color="auto" w:val="clear"/>
+        <w:spacing w:after="0"/>
+      </w:pPr>
+      <w:r>
+        <w:rPr>
+          <w:rFonts w:ascii="Consolas" w:cs="Consolas" w:eastAsia="Consolas" w:hAnsi="Consolas"/>
+          <w:sz w:val="16"/>
+          <w:szCs w:val="16"/>
+        </w:rPr>
+        <w:t xml:space="preserve">INSERT INTO urnBilgi (bBilgiID, bVeriID, bDeger)</w:t>
+      </w:r>
+    </w:p>
+    <w:p>
+      <w:pPr>
+        <w:shd w:fill="F4F4F4" w:color="auto" w:val="clear"/>
+        <w:spacing w:after="0"/>
+      </w:pPr>
+      <w:r>
+        <w:rPr>
+          <w:rFonts w:ascii="Consolas" w:cs="Consolas" w:eastAsia="Consolas" w:hAnsi="Consolas"/>
+          <w:sz w:val="16"/>
+          <w:szCs w:val="16"/>
+        </w:rPr>
+        <w:t xml:space="preserve">SELECT 10, urn.stkID, IIF(odak.kategori_id_2 = '001007002', odak.marka_ad + ' ' + odak.urun_ad, odak.urun_ad)</w:t>
+      </w:r>
+    </w:p>
+    <w:p>
+      <w:pPr>
+        <w:shd w:fill="F4F4F4" w:color="auto" w:val="clear"/>
+        <w:spacing w:after="0"/>
+      </w:pPr>
+      <w:r>
+        <w:rPr>
+          <w:rFonts w:ascii="Consolas" w:cs="Consolas" w:eastAsia="Consolas" w:hAnsi="Consolas"/>
+          <w:sz w:val="16"/>
+          <w:szCs w:val="16"/>
+        </w:rPr>
+        <w:t xml:space="preserve">FROM urn WITH (NOLOCK)</w:t>
+      </w:r>
+    </w:p>
+    <w:p>
+      <w:pPr>
+        <w:shd w:fill="F4F4F4" w:color="auto" w:val="clear"/>
+        <w:spacing w:after="0"/>
+      </w:pPr>
+      <w:r>
+        <w:rPr>
+          <w:rFonts w:ascii="Consolas" w:cs="Consolas" w:eastAsia="Consolas" w:hAnsi="Consolas"/>
+          <w:sz w:val="16"/>
+          <w:szCs w:val="16"/>
+        </w:rPr>
+        <w:t xml:space="preserve">JOIN urnBrkd AS bar                    WITH (NOLOCK) ON bar.urnBrkdStkID = urn.stkID</w:t>
+      </w:r>
+    </w:p>
+    <w:p>
+      <w:pPr>
+        <w:shd w:fill="F4F4F4" w:color="auto" w:val="clear"/>
+        <w:spacing w:after="0"/>
+      </w:pPr>
+      <w:r>
+        <w:rPr>
+          <w:rFonts w:ascii="Consolas" w:cs="Consolas" w:eastAsia="Consolas" w:hAnsi="Consolas"/>
+          <w:sz w:val="16"/>
+          <w:szCs w:val="16"/>
+        </w:rPr>
+        <w:t xml:space="preserve">INNER JOIN BKMDATA.ent.odak_urun_tam odak WITH (NOLOCK) ON odak.barkod = bar.urnBarkod</w:t>
+      </w:r>
+    </w:p>
+    <w:p>
+      <w:pPr>
+        <w:shd w:fill="F4F4F4" w:color="auto" w:val="clear"/>
+        <w:spacing w:after="0"/>
+      </w:pPr>
+      <w:r>
+        <w:rPr>
+          <w:rFonts w:ascii="Consolas" w:cs="Consolas" w:eastAsia="Consolas" w:hAnsi="Consolas"/>
+          <w:sz w:val="16"/>
+          <w:szCs w:val="16"/>
+        </w:rPr>
+        <w:t xml:space="preserve">LEFT JOIN urnBilgi ubilgi              WITH (NOLOCK) ON ubilgi.bVeriID = urn.stkID AND ubilgi.bBilgiID = 10</w:t>
+      </w:r>
+    </w:p>
+    <w:p>
+      <w:pPr>
+        <w:shd w:fill="F4F4F4" w:color="auto" w:val="clear"/>
+        <w:spacing w:after="0"/>
+      </w:pPr>
+      <w:r>
+        <w:rPr>
+          <w:rFonts w:ascii="Consolas" w:cs="Consolas" w:eastAsia="Consolas" w:hAnsi="Consolas"/>
+          <w:sz w:val="16"/>
+          <w:szCs w:val="16"/>
+        </w:rPr>
+        <w:t xml:space="preserve">WHERE ubilgi.bBilgiID IS NULL</w:t>
+      </w:r>
+    </w:p>
+    <w:p>
+      <w:pPr>
+        <w:shd w:fill="F4F4F4" w:color="auto" w:val="clear"/>
+        <w:spacing w:after="0"/>
+      </w:pPr>
+      <w:r>
+        <w:rPr>
+          <w:rFonts w:ascii="Consolas" w:cs="Consolas" w:eastAsia="Consolas" w:hAnsi="Consolas"/>
+          <w:sz w:val="16"/>
+          <w:szCs w:val="16"/>
+        </w:rPr>
+        <w:t xml:space="preserve">  AND odak.SilinecekUrun = 0</w:t>
+      </w:r>
+    </w:p>
+    <w:p>
+      <w:pPr>
+        <w:shd w:fill="F4F4F4" w:color="auto" w:val="clear"/>
+        <w:spacing w:after="0"/>
+      </w:pPr>
+      <w:r>
+        <w:rPr>
+          <w:rFonts w:ascii="Consolas" w:cs="Consolas" w:eastAsia="Consolas" w:hAnsi="Consolas"/>
+          <w:sz w:val="16"/>
+          <w:szCs w:val="16"/>
+        </w:rPr>
+        <w:t xml:space="preserve">  AND urn.stkID NOT IN (SELECT urnBrkdStkID FROM bkm.CiftUrunlerMaxFyat);   -- DÜZELTME: satır 219 yerine çift ürün süzgeci</w:t>
       </w:r>
     </w:p>
     <w:p>
@@ -15168,7 +16619,7 @@
           <w:sz w:val="17"/>
           <w:szCs w:val="17"/>
         </w:rPr>
-        <w:t xml:space="preserve">Kod:</w:t>
+        <w:t xml:space="preserve">Mevcut kod:</w:t>
       </w:r>
     </w:p>
     <w:p>
@@ -15197,6 +16648,434 @@
           <w:szCs w:val="16"/>
         </w:rPr>
         <w:t xml:space="preserve">391| inner join BKMDATA.ent.odak_urun_tam odak on barkod=stkKod</w:t>
+      </w:r>
+    </w:p>
+    <w:p>
+      <w:pPr>
+        <w:spacing w:after="40" w:before="100"/>
+      </w:pPr>
+      <w:r>
+        <w:rPr>
+          <w:rFonts w:ascii="Calibri" w:cs="Calibri" w:eastAsia="Calibri" w:hAnsi="Calibri"/>
+          <w:b/>
+          <w:bCs/>
+          <w:color w:val="1E7B34"/>
+          <w:sz w:val="17"/>
+          <w:szCs w:val="17"/>
+        </w:rPr>
+        <w:t xml:space="preserve">Önerilen düzeltme (S-5a):</w:t>
+      </w:r>
+    </w:p>
+    <w:p>
+      <w:pPr>
+        <w:spacing w:after="40"/>
+      </w:pPr>
+      <w:r>
+        <w:rPr>
+          <w:rFonts w:ascii="Calibri" w:cs="Calibri" w:eastAsia="Calibri" w:hAnsi="Calibri"/>
+          <w:i/>
+          <w:iCs/>
+          <w:color w:val="555555"/>
+          <w:sz w:val="17"/>
+          <w:szCs w:val="17"/>
+        </w:rPr>
+        <w:t xml:space="preserve">Etki(ölçüldü): 193 → 2.360 · 192 → 115 · 191 → 62 satır güncellenir (bulgudaki sapmayla birebir).</w:t>
+      </w:r>
+    </w:p>
+    <w:p>
+      <w:pPr>
+        <w:shd w:fill="F4F4F4" w:color="auto" w:val="clear"/>
+        <w:spacing w:after="0"/>
+      </w:pPr>
+      <w:r>
+        <w:rPr>
+          <w:rFonts w:ascii="Consolas" w:cs="Consolas" w:eastAsia="Consolas" w:hAnsi="Consolas"/>
+          <w:sz w:val="16"/>
+          <w:szCs w:val="16"/>
+        </w:rPr>
+        <w:t xml:space="preserve">UPDATE bilgialtbaslik SET bilgialtbaslik.bDeger = CONVERT(varchar(10), odak.basim_tarihi_yil)</w:t>
+      </w:r>
+    </w:p>
+    <w:p>
+      <w:pPr>
+        <w:shd w:fill="F4F4F4" w:color="auto" w:val="clear"/>
+        <w:spacing w:after="0"/>
+      </w:pPr>
+      <w:r>
+        <w:rPr>
+          <w:rFonts w:ascii="Consolas" w:cs="Consolas" w:eastAsia="Consolas" w:hAnsi="Consolas"/>
+          <w:sz w:val="16"/>
+          <w:szCs w:val="16"/>
+        </w:rPr>
+        <w:t xml:space="preserve">FROM urn WITH (NOLOCK)</w:t>
+      </w:r>
+    </w:p>
+    <w:p>
+      <w:pPr>
+        <w:shd w:fill="F4F4F4" w:color="auto" w:val="clear"/>
+        <w:spacing w:after="0"/>
+      </w:pPr>
+      <w:r>
+        <w:rPr>
+          <w:rFonts w:ascii="Consolas" w:cs="Consolas" w:eastAsia="Consolas" w:hAnsi="Consolas"/>
+          <w:sz w:val="16"/>
+          <w:szCs w:val="16"/>
+        </w:rPr>
+        <w:t xml:space="preserve">JOIN urnBrkd AS bar                       WITH (NOLOCK) ON bar.urnBrkdStkID = urn.stkID        -- DÜZELTME</w:t>
+      </w:r>
+    </w:p>
+    <w:p>
+      <w:pPr>
+        <w:shd w:fill="F4F4F4" w:color="auto" w:val="clear"/>
+        <w:spacing w:after="0"/>
+      </w:pPr>
+      <w:r>
+        <w:rPr>
+          <w:rFonts w:ascii="Consolas" w:cs="Consolas" w:eastAsia="Consolas" w:hAnsi="Consolas"/>
+          <w:sz w:val="16"/>
+          <w:szCs w:val="16"/>
+        </w:rPr>
+        <w:t xml:space="preserve">INNER JOIN BKMDATA.ent.odak_urun_tam odak WITH (NOLOCK) ON odak.barkod = bar.urnBarkod         -- DÜZELTME (eski: barkod=stkKod)</w:t>
+      </w:r>
+    </w:p>
+    <w:p>
+      <w:pPr>
+        <w:shd w:fill="F4F4F4" w:color="auto" w:val="clear"/>
+        <w:spacing w:after="0"/>
+      </w:pPr>
+      <w:r>
+        <w:rPr>
+          <w:rFonts w:ascii="Consolas" w:cs="Consolas" w:eastAsia="Consolas" w:hAnsi="Consolas"/>
+          <w:sz w:val="16"/>
+          <w:szCs w:val="16"/>
+        </w:rPr>
+        <w:t xml:space="preserve">INNER JOIN urnBilgi AS bilgialtbaslik     WITH (ROWLOCK) ON bilgialtbaslik.bVeriID = urn.stkID AND bilgialtbaslik.bBilgiID = 193</w:t>
+      </w:r>
+    </w:p>
+    <w:p>
+      <w:pPr>
+        <w:shd w:fill="F4F4F4" w:color="auto" w:val="clear"/>
+        <w:spacing w:after="0"/>
+      </w:pPr>
+      <w:r>
+        <w:rPr>
+          <w:rFonts w:ascii="Consolas" w:cs="Consolas" w:eastAsia="Consolas" w:hAnsi="Consolas"/>
+          <w:sz w:val="16"/>
+          <w:szCs w:val="16"/>
+        </w:rPr>
+        <w:t xml:space="preserve">WHERE odak.basim_tarihi_yil &lt;&gt; 0</w:t>
+      </w:r>
+    </w:p>
+    <w:p>
+      <w:pPr>
+        <w:shd w:fill="F4F4F4" w:color="auto" w:val="clear"/>
+        <w:spacing w:after="0"/>
+      </w:pPr>
+      <w:r>
+        <w:rPr>
+          <w:rFonts w:ascii="Consolas" w:cs="Consolas" w:eastAsia="Consolas" w:hAnsi="Consolas"/>
+          <w:sz w:val="16"/>
+          <w:szCs w:val="16"/>
+        </w:rPr>
+        <w:t xml:space="preserve">  AND odak.SilinecekUrun = 0</w:t>
+      </w:r>
+    </w:p>
+    <w:p>
+      <w:pPr>
+        <w:shd w:fill="F4F4F4" w:color="auto" w:val="clear"/>
+        <w:spacing w:after="0"/>
+      </w:pPr>
+      <w:r>
+        <w:rPr>
+          <w:rFonts w:ascii="Consolas" w:cs="Consolas" w:eastAsia="Consolas" w:hAnsi="Consolas"/>
+          <w:sz w:val="16"/>
+          <w:szCs w:val="16"/>
+        </w:rPr>
+        <w:t xml:space="preserve">  AND ISNULL(TRY_CONVERT(int, bilgialtbaslik.bDeger), -1) &lt;&gt; odak.basim_tarihi_yil</w:t>
+      </w:r>
+    </w:p>
+    <w:p>
+      <w:pPr>
+        <w:shd w:fill="F4F4F4" w:color="auto" w:val="clear"/>
+        <w:spacing w:after="0"/>
+      </w:pPr>
+      <w:r>
+        <w:rPr>
+          <w:rFonts w:ascii="Consolas" w:cs="Consolas" w:eastAsia="Consolas" w:hAnsi="Consolas"/>
+          <w:sz w:val="16"/>
+          <w:szCs w:val="16"/>
+        </w:rPr>
+        <w:t xml:space="preserve">  AND urn.stkID NOT IN (SELECT urnBrkdStkID FROM bkm.CiftUrunlerMaxFyat);</w:t>
+      </w:r>
+    </w:p>
+    <w:p>
+      <w:pPr>
+        <w:spacing w:after="40" w:before="100"/>
+      </w:pPr>
+      <w:r>
+        <w:rPr>
+          <w:rFonts w:ascii="Calibri" w:cs="Calibri" w:eastAsia="Calibri" w:hAnsi="Calibri"/>
+          <w:b/>
+          <w:bCs/>
+          <w:color w:val="1E7B34"/>
+          <w:sz w:val="17"/>
+          <w:szCs w:val="17"/>
+        </w:rPr>
+        <w:t xml:space="preserve">Önerilen düzeltme (S-5b):</w:t>
+      </w:r>
+    </w:p>
+    <w:p>
+      <w:pPr>
+        <w:shd w:fill="F4F4F4" w:color="auto" w:val="clear"/>
+        <w:spacing w:after="0"/>
+      </w:pPr>
+      <w:r>
+        <w:rPr>
+          <w:rFonts w:ascii="Consolas" w:cs="Consolas" w:eastAsia="Consolas" w:hAnsi="Consolas"/>
+          <w:sz w:val="16"/>
+          <w:szCs w:val="16"/>
+        </w:rPr>
+        <w:t xml:space="preserve">UPDATE bilgialtbaslik SET bilgialtbaslik.bDeger = CONVERT(varchar(10), odak.basim_sayisi)</w:t>
+      </w:r>
+    </w:p>
+    <w:p>
+      <w:pPr>
+        <w:shd w:fill="F4F4F4" w:color="auto" w:val="clear"/>
+        <w:spacing w:after="0"/>
+      </w:pPr>
+      <w:r>
+        <w:rPr>
+          <w:rFonts w:ascii="Consolas" w:cs="Consolas" w:eastAsia="Consolas" w:hAnsi="Consolas"/>
+          <w:sz w:val="16"/>
+          <w:szCs w:val="16"/>
+        </w:rPr>
+        <w:t xml:space="preserve">FROM urn WITH (NOLOCK)</w:t>
+      </w:r>
+    </w:p>
+    <w:p>
+      <w:pPr>
+        <w:shd w:fill="F4F4F4" w:color="auto" w:val="clear"/>
+        <w:spacing w:after="0"/>
+      </w:pPr>
+      <w:r>
+        <w:rPr>
+          <w:rFonts w:ascii="Consolas" w:cs="Consolas" w:eastAsia="Consolas" w:hAnsi="Consolas"/>
+          <w:sz w:val="16"/>
+          <w:szCs w:val="16"/>
+        </w:rPr>
+        <w:t xml:space="preserve">JOIN urnBrkd AS bar                       WITH (NOLOCK) ON bar.urnBrkdStkID = urn.stkID</w:t>
+      </w:r>
+    </w:p>
+    <w:p>
+      <w:pPr>
+        <w:shd w:fill="F4F4F4" w:color="auto" w:val="clear"/>
+        <w:spacing w:after="0"/>
+      </w:pPr>
+      <w:r>
+        <w:rPr>
+          <w:rFonts w:ascii="Consolas" w:cs="Consolas" w:eastAsia="Consolas" w:hAnsi="Consolas"/>
+          <w:sz w:val="16"/>
+          <w:szCs w:val="16"/>
+        </w:rPr>
+        <w:t xml:space="preserve">INNER JOIN BKMDATA.ent.odak_urun_tam odak WITH (NOLOCK) ON odak.barkod = bar.urnBarkod</w:t>
+      </w:r>
+    </w:p>
+    <w:p>
+      <w:pPr>
+        <w:shd w:fill="F4F4F4" w:color="auto" w:val="clear"/>
+        <w:spacing w:after="0"/>
+      </w:pPr>
+      <w:r>
+        <w:rPr>
+          <w:rFonts w:ascii="Consolas" w:cs="Consolas" w:eastAsia="Consolas" w:hAnsi="Consolas"/>
+          <w:sz w:val="16"/>
+          <w:szCs w:val="16"/>
+        </w:rPr>
+        <w:t xml:space="preserve">INNER JOIN urnBilgi AS bilgialtbaslik     WITH (ROWLOCK) ON bilgialtbaslik.bVeriID = urn.stkID AND bilgialtbaslik.bBilgiID = 192</w:t>
+      </w:r>
+    </w:p>
+    <w:p>
+      <w:pPr>
+        <w:shd w:fill="F4F4F4" w:color="auto" w:val="clear"/>
+        <w:spacing w:after="0"/>
+      </w:pPr>
+      <w:r>
+        <w:rPr>
+          <w:rFonts w:ascii="Consolas" w:cs="Consolas" w:eastAsia="Consolas" w:hAnsi="Consolas"/>
+          <w:sz w:val="16"/>
+          <w:szCs w:val="16"/>
+        </w:rPr>
+        <w:t xml:space="preserve">WHERE ISNULL(odak.basim_sayisi,0) &lt;&gt; 0</w:t>
+      </w:r>
+    </w:p>
+    <w:p>
+      <w:pPr>
+        <w:shd w:fill="F4F4F4" w:color="auto" w:val="clear"/>
+        <w:spacing w:after="0"/>
+      </w:pPr>
+      <w:r>
+        <w:rPr>
+          <w:rFonts w:ascii="Consolas" w:cs="Consolas" w:eastAsia="Consolas" w:hAnsi="Consolas"/>
+          <w:sz w:val="16"/>
+          <w:szCs w:val="16"/>
+        </w:rPr>
+        <w:t xml:space="preserve">  AND odak.SilinecekUrun = 0</w:t>
+      </w:r>
+    </w:p>
+    <w:p>
+      <w:pPr>
+        <w:shd w:fill="F4F4F4" w:color="auto" w:val="clear"/>
+        <w:spacing w:after="0"/>
+      </w:pPr>
+      <w:r>
+        <w:rPr>
+          <w:rFonts w:ascii="Consolas" w:cs="Consolas" w:eastAsia="Consolas" w:hAnsi="Consolas"/>
+          <w:sz w:val="16"/>
+          <w:szCs w:val="16"/>
+        </w:rPr>
+        <w:t xml:space="preserve">  AND ISNULL(TRY_CONVERT(int, bilgialtbaslik.bDeger), -1) &lt;&gt; odak.basim_sayisi</w:t>
+      </w:r>
+    </w:p>
+    <w:p>
+      <w:pPr>
+        <w:shd w:fill="F4F4F4" w:color="auto" w:val="clear"/>
+        <w:spacing w:after="0"/>
+      </w:pPr>
+      <w:r>
+        <w:rPr>
+          <w:rFonts w:ascii="Consolas" w:cs="Consolas" w:eastAsia="Consolas" w:hAnsi="Consolas"/>
+          <w:sz w:val="16"/>
+          <w:szCs w:val="16"/>
+        </w:rPr>
+        <w:t xml:space="preserve">  AND urn.stkID NOT IN (SELECT urnBrkdStkID FROM bkm.CiftUrunlerMaxFyat);</w:t>
+      </w:r>
+    </w:p>
+    <w:p>
+      <w:pPr>
+        <w:spacing w:after="40" w:before="100"/>
+      </w:pPr>
+      <w:r>
+        <w:rPr>
+          <w:rFonts w:ascii="Calibri" w:cs="Calibri" w:eastAsia="Calibri" w:hAnsi="Calibri"/>
+          <w:b/>
+          <w:bCs/>
+          <w:color w:val="1E7B34"/>
+          <w:sz w:val="17"/>
+          <w:szCs w:val="17"/>
+        </w:rPr>
+        <w:t xml:space="preserve">Önerilen düzeltme (S-5c):</w:t>
+      </w:r>
+    </w:p>
+    <w:p>
+      <w:pPr>
+        <w:shd w:fill="F4F4F4" w:color="auto" w:val="clear"/>
+        <w:spacing w:after="0"/>
+      </w:pPr>
+      <w:r>
+        <w:rPr>
+          <w:rFonts w:ascii="Consolas" w:cs="Consolas" w:eastAsia="Consolas" w:hAnsi="Consolas"/>
+          <w:sz w:val="16"/>
+          <w:szCs w:val="16"/>
+        </w:rPr>
+        <w:t xml:space="preserve">UPDATE bilgialtbaslik SET bilgialtbaslik.bDeger = IIF(ISNULL(odak.sayfa_sayisi,0) &gt; 1, CONVERT(varchar(10), odak.sayfa_sayisi), '')</w:t>
+      </w:r>
+    </w:p>
+    <w:p>
+      <w:pPr>
+        <w:shd w:fill="F4F4F4" w:color="auto" w:val="clear"/>
+        <w:spacing w:after="0"/>
+      </w:pPr>
+      <w:r>
+        <w:rPr>
+          <w:rFonts w:ascii="Consolas" w:cs="Consolas" w:eastAsia="Consolas" w:hAnsi="Consolas"/>
+          <w:sz w:val="16"/>
+          <w:szCs w:val="16"/>
+        </w:rPr>
+        <w:t xml:space="preserve">FROM urn WITH (NOLOCK)</w:t>
+      </w:r>
+    </w:p>
+    <w:p>
+      <w:pPr>
+        <w:shd w:fill="F4F4F4" w:color="auto" w:val="clear"/>
+        <w:spacing w:after="0"/>
+      </w:pPr>
+      <w:r>
+        <w:rPr>
+          <w:rFonts w:ascii="Consolas" w:cs="Consolas" w:eastAsia="Consolas" w:hAnsi="Consolas"/>
+          <w:sz w:val="16"/>
+          <w:szCs w:val="16"/>
+        </w:rPr>
+        <w:t xml:space="preserve">JOIN urnBrkd AS bar                       WITH (NOLOCK) ON bar.urnBrkdStkID = urn.stkID</w:t>
+      </w:r>
+    </w:p>
+    <w:p>
+      <w:pPr>
+        <w:shd w:fill="F4F4F4" w:color="auto" w:val="clear"/>
+        <w:spacing w:after="0"/>
+      </w:pPr>
+      <w:r>
+        <w:rPr>
+          <w:rFonts w:ascii="Consolas" w:cs="Consolas" w:eastAsia="Consolas" w:hAnsi="Consolas"/>
+          <w:sz w:val="16"/>
+          <w:szCs w:val="16"/>
+        </w:rPr>
+        <w:t xml:space="preserve">INNER JOIN BKMDATA.ent.odak_urun_tam odak WITH (NOLOCK) ON odak.barkod = bar.urnBarkod</w:t>
+      </w:r>
+    </w:p>
+    <w:p>
+      <w:pPr>
+        <w:shd w:fill="F4F4F4" w:color="auto" w:val="clear"/>
+        <w:spacing w:after="0"/>
+      </w:pPr>
+      <w:r>
+        <w:rPr>
+          <w:rFonts w:ascii="Consolas" w:cs="Consolas" w:eastAsia="Consolas" w:hAnsi="Consolas"/>
+          <w:sz w:val="16"/>
+          <w:szCs w:val="16"/>
+        </w:rPr>
+        <w:t xml:space="preserve">INNER JOIN urnBilgi AS bilgialtbaslik     WITH (ROWLOCK) ON bilgialtbaslik.bVeriID = urn.stkID AND bilgialtbaslik.bBilgiID = 191</w:t>
+      </w:r>
+    </w:p>
+    <w:p>
+      <w:pPr>
+        <w:shd w:fill="F4F4F4" w:color="auto" w:val="clear"/>
+        <w:spacing w:after="0"/>
+      </w:pPr>
+      <w:r>
+        <w:rPr>
+          <w:rFonts w:ascii="Consolas" w:cs="Consolas" w:eastAsia="Consolas" w:hAnsi="Consolas"/>
+          <w:sz w:val="16"/>
+          <w:szCs w:val="16"/>
+        </w:rPr>
+        <w:t xml:space="preserve">WHERE odak.SilinecekUrun = 0</w:t>
+      </w:r>
+    </w:p>
+    <w:p>
+      <w:pPr>
+        <w:shd w:fill="F4F4F4" w:color="auto" w:val="clear"/>
+        <w:spacing w:after="0"/>
+      </w:pPr>
+      <w:r>
+        <w:rPr>
+          <w:rFonts w:ascii="Consolas" w:cs="Consolas" w:eastAsia="Consolas" w:hAnsi="Consolas"/>
+          <w:sz w:val="16"/>
+          <w:szCs w:val="16"/>
+        </w:rPr>
+        <w:t xml:space="preserve">  AND bilgialtbaslik.bDeger &lt;&gt; IIF(ISNULL(odak.sayfa_sayisi,0) &gt; 1, CONVERT(varchar(10), odak.sayfa_sayisi), '')</w:t>
+      </w:r>
+    </w:p>
+    <w:p>
+      <w:pPr>
+        <w:shd w:fill="F4F4F4" w:color="auto" w:val="clear"/>
+        <w:spacing w:after="0"/>
+      </w:pPr>
+      <w:r>
+        <w:rPr>
+          <w:rFonts w:ascii="Consolas" w:cs="Consolas" w:eastAsia="Consolas" w:hAnsi="Consolas"/>
+          <w:sz w:val="16"/>
+          <w:szCs w:val="16"/>
+        </w:rPr>
+        <w:t xml:space="preserve">  AND urn.stkID NOT IN (SELECT urnBrkdStkID FROM bkm.CiftUrunlerMaxFyat);</w:t>
       </w:r>
     </w:p>
     <w:p>
@@ -15602,7 +17481,7 @@
           <w:sz w:val="17"/>
           <w:szCs w:val="17"/>
         </w:rPr>
-        <w:t xml:space="preserve">Kod:</w:t>
+        <w:t xml:space="preserve">Mevcut kod:</w:t>
       </w:r>
     </w:p>
     <w:p>
@@ -15645,6 +17524,292 @@
           <w:szCs w:val="16"/>
         </w:rPr>
         <w:t xml:space="preserve">273| --select 175,stkId,ISNULL(odak.urun_aciklama,'')      &lt;- güncelleme kapatılmış</w:t>
+      </w:r>
+    </w:p>
+    <w:p>
+      <w:pPr>
+        <w:spacing w:after="40" w:before="100"/>
+      </w:pPr>
+      <w:r>
+        <w:rPr>
+          <w:rFonts w:ascii="Calibri" w:cs="Calibri" w:eastAsia="Calibri" w:hAnsi="Calibri"/>
+          <w:b/>
+          <w:bCs/>
+          <w:color w:val="1E7B34"/>
+          <w:sz w:val="17"/>
+          <w:szCs w:val="17"/>
+        </w:rPr>
+        <w:t xml:space="preserve">Önerilen düzeltme (S-6a):</w:t>
+      </w:r>
+    </w:p>
+    <w:p>
+      <w:pPr>
+        <w:spacing w:after="40"/>
+      </w:pPr>
+      <w:r>
+        <w:rPr>
+          <w:rFonts w:ascii="Calibri" w:cs="Calibri" w:eastAsia="Calibri" w:hAnsi="Calibri"/>
+          <w:i/>
+          <w:iCs/>
+          <w:color w:val="555555"/>
+          <w:sz w:val="17"/>
+          <w:szCs w:val="17"/>
+        </w:rPr>
+        <w:t xml:space="preserve">Etki(ölçüldü): 102 Boy → 5.392 · 177 Alt başlık → 1.297 satır. (Bulgudaki 4.578'in kalanı ODAK'ta 'None' yazan boş alt başlık; onlar bilerek dışarıda.)</w:t>
+      </w:r>
+    </w:p>
+    <w:p>
+      <w:pPr>
+        <w:shd w:fill="F4F4F4" w:color="auto" w:val="clear"/>
+        <w:spacing w:after="0"/>
+      </w:pPr>
+      <w:r>
+        <w:rPr>
+          <w:rFonts w:ascii="Consolas" w:cs="Consolas" w:eastAsia="Consolas" w:hAnsi="Consolas"/>
+          <w:sz w:val="16"/>
+          <w:szCs w:val="16"/>
+        </w:rPr>
+        <w:t xml:space="preserve">UPDATE ub SET ub.bDeger = CONVERT(varchar(20), odak.boy)</w:t>
+      </w:r>
+    </w:p>
+    <w:p>
+      <w:pPr>
+        <w:shd w:fill="F4F4F4" w:color="auto" w:val="clear"/>
+        <w:spacing w:after="0"/>
+      </w:pPr>
+      <w:r>
+        <w:rPr>
+          <w:rFonts w:ascii="Consolas" w:cs="Consolas" w:eastAsia="Consolas" w:hAnsi="Consolas"/>
+          <w:sz w:val="16"/>
+          <w:szCs w:val="16"/>
+        </w:rPr>
+        <w:t xml:space="preserve">FROM urn WITH (NOLOCK)</w:t>
+      </w:r>
+    </w:p>
+    <w:p>
+      <w:pPr>
+        <w:shd w:fill="F4F4F4" w:color="auto" w:val="clear"/>
+        <w:spacing w:after="0"/>
+      </w:pPr>
+      <w:r>
+        <w:rPr>
+          <w:rFonts w:ascii="Consolas" w:cs="Consolas" w:eastAsia="Consolas" w:hAnsi="Consolas"/>
+          <w:sz w:val="16"/>
+          <w:szCs w:val="16"/>
+        </w:rPr>
+        <w:t xml:space="preserve">JOIN urnBrkd AS bar                       WITH (NOLOCK) ON bar.urnBrkdStkID = urn.stkID</w:t>
+      </w:r>
+    </w:p>
+    <w:p>
+      <w:pPr>
+        <w:shd w:fill="F4F4F4" w:color="auto" w:val="clear"/>
+        <w:spacing w:after="0"/>
+      </w:pPr>
+      <w:r>
+        <w:rPr>
+          <w:rFonts w:ascii="Consolas" w:cs="Consolas" w:eastAsia="Consolas" w:hAnsi="Consolas"/>
+          <w:sz w:val="16"/>
+          <w:szCs w:val="16"/>
+        </w:rPr>
+        <w:t xml:space="preserve">INNER JOIN BKMDATA.ent.odak_urun_tam odak WITH (NOLOCK) ON odak.barkod = bar.urnBarkod</w:t>
+      </w:r>
+    </w:p>
+    <w:p>
+      <w:pPr>
+        <w:shd w:fill="F4F4F4" w:color="auto" w:val="clear"/>
+        <w:spacing w:after="0"/>
+      </w:pPr>
+      <w:r>
+        <w:rPr>
+          <w:rFonts w:ascii="Consolas" w:cs="Consolas" w:eastAsia="Consolas" w:hAnsi="Consolas"/>
+          <w:sz w:val="16"/>
+          <w:szCs w:val="16"/>
+        </w:rPr>
+        <w:t xml:space="preserve">INNER JOIN urnBilgi AS ub                 WITH (ROWLOCK) ON ub.bVeriID = urn.stkID AND ub.bBilgiID = 102</w:t>
+      </w:r>
+    </w:p>
+    <w:p>
+      <w:pPr>
+        <w:shd w:fill="F4F4F4" w:color="auto" w:val="clear"/>
+        <w:spacing w:after="0"/>
+      </w:pPr>
+      <w:r>
+        <w:rPr>
+          <w:rFonts w:ascii="Consolas" w:cs="Consolas" w:eastAsia="Consolas" w:hAnsi="Consolas"/>
+          <w:sz w:val="16"/>
+          <w:szCs w:val="16"/>
+        </w:rPr>
+        <w:t xml:space="preserve">WHERE odak.SilinecekUrun = 0</w:t>
+      </w:r>
+    </w:p>
+    <w:p>
+      <w:pPr>
+        <w:shd w:fill="F4F4F4" w:color="auto" w:val="clear"/>
+        <w:spacing w:after="0"/>
+      </w:pPr>
+      <w:r>
+        <w:rPr>
+          <w:rFonts w:ascii="Consolas" w:cs="Consolas" w:eastAsia="Consolas" w:hAnsi="Consolas"/>
+          <w:sz w:val="16"/>
+          <w:szCs w:val="16"/>
+        </w:rPr>
+        <w:t xml:space="preserve">  AND ISNULL(TRY_CONVERT(decimal(9,2), ub.bDeger), -1) &lt;&gt; odak.boy        -- sayısal kıyas: '13.0' = '13.00'</w:t>
+      </w:r>
+    </w:p>
+    <w:p>
+      <w:pPr>
+        <w:shd w:fill="F4F4F4" w:color="auto" w:val="clear"/>
+        <w:spacing w:after="0"/>
+      </w:pPr>
+      <w:r>
+        <w:rPr>
+          <w:rFonts w:ascii="Consolas" w:cs="Consolas" w:eastAsia="Consolas" w:hAnsi="Consolas"/>
+          <w:sz w:val="16"/>
+          <w:szCs w:val="16"/>
+        </w:rPr>
+        <w:t xml:space="preserve">  AND urn.stkID NOT IN (SELECT urnBrkdStkID FROM bkm.CiftUrunlerMaxFyat);</w:t>
+      </w:r>
+    </w:p>
+    <w:p>
+      <w:pPr>
+        <w:spacing w:after="40" w:before="100"/>
+      </w:pPr>
+      <w:r>
+        <w:rPr>
+          <w:rFonts w:ascii="Calibri" w:cs="Calibri" w:eastAsia="Calibri" w:hAnsi="Calibri"/>
+          <w:b/>
+          <w:bCs/>
+          <w:color w:val="1E7B34"/>
+          <w:sz w:val="17"/>
+          <w:szCs w:val="17"/>
+        </w:rPr>
+        <w:t xml:space="preserve">Önerilen düzeltme (S-6b):</w:t>
+      </w:r>
+    </w:p>
+    <w:p>
+      <w:pPr>
+        <w:shd w:fill="F4F4F4" w:color="auto" w:val="clear"/>
+        <w:spacing w:after="0"/>
+      </w:pPr>
+      <w:r>
+        <w:rPr>
+          <w:rFonts w:ascii="Consolas" w:cs="Consolas" w:eastAsia="Consolas" w:hAnsi="Consolas"/>
+          <w:sz w:val="16"/>
+          <w:szCs w:val="16"/>
+        </w:rPr>
+        <w:t xml:space="preserve">UPDATE ub SET ub.bDeger = ISNULL(odak.urun_alt_baslik,'')</w:t>
+      </w:r>
+    </w:p>
+    <w:p>
+      <w:pPr>
+        <w:shd w:fill="F4F4F4" w:color="auto" w:val="clear"/>
+        <w:spacing w:after="0"/>
+      </w:pPr>
+      <w:r>
+        <w:rPr>
+          <w:rFonts w:ascii="Consolas" w:cs="Consolas" w:eastAsia="Consolas" w:hAnsi="Consolas"/>
+          <w:sz w:val="16"/>
+          <w:szCs w:val="16"/>
+        </w:rPr>
+        <w:t xml:space="preserve">FROM urn WITH (NOLOCK)</w:t>
+      </w:r>
+    </w:p>
+    <w:p>
+      <w:pPr>
+        <w:shd w:fill="F4F4F4" w:color="auto" w:val="clear"/>
+        <w:spacing w:after="0"/>
+      </w:pPr>
+      <w:r>
+        <w:rPr>
+          <w:rFonts w:ascii="Consolas" w:cs="Consolas" w:eastAsia="Consolas" w:hAnsi="Consolas"/>
+          <w:sz w:val="16"/>
+          <w:szCs w:val="16"/>
+        </w:rPr>
+        <w:t xml:space="preserve">JOIN urnBrkd AS bar                       WITH (NOLOCK) ON bar.urnBrkdStkID = urn.stkID</w:t>
+      </w:r>
+    </w:p>
+    <w:p>
+      <w:pPr>
+        <w:shd w:fill="F4F4F4" w:color="auto" w:val="clear"/>
+        <w:spacing w:after="0"/>
+      </w:pPr>
+      <w:r>
+        <w:rPr>
+          <w:rFonts w:ascii="Consolas" w:cs="Consolas" w:eastAsia="Consolas" w:hAnsi="Consolas"/>
+          <w:sz w:val="16"/>
+          <w:szCs w:val="16"/>
+        </w:rPr>
+        <w:t xml:space="preserve">INNER JOIN BKMDATA.ent.odak_urun_tam odak WITH (NOLOCK) ON odak.barkod = bar.urnBarkod</w:t>
+      </w:r>
+    </w:p>
+    <w:p>
+      <w:pPr>
+        <w:shd w:fill="F4F4F4" w:color="auto" w:val="clear"/>
+        <w:spacing w:after="0"/>
+      </w:pPr>
+      <w:r>
+        <w:rPr>
+          <w:rFonts w:ascii="Consolas" w:cs="Consolas" w:eastAsia="Consolas" w:hAnsi="Consolas"/>
+          <w:sz w:val="16"/>
+          <w:szCs w:val="16"/>
+        </w:rPr>
+        <w:t xml:space="preserve">INNER JOIN urnBilgi AS ub                 WITH (ROWLOCK) ON ub.bVeriID = urn.stkID AND ub.bBilgiID = 177</w:t>
+      </w:r>
+    </w:p>
+    <w:p>
+      <w:pPr>
+        <w:shd w:fill="F4F4F4" w:color="auto" w:val="clear"/>
+        <w:spacing w:after="0"/>
+      </w:pPr>
+      <w:r>
+        <w:rPr>
+          <w:rFonts w:ascii="Consolas" w:cs="Consolas" w:eastAsia="Consolas" w:hAnsi="Consolas"/>
+          <w:sz w:val="16"/>
+          <w:szCs w:val="16"/>
+        </w:rPr>
+        <w:t xml:space="preserve">WHERE odak.SilinecekUrun = 0</w:t>
+      </w:r>
+    </w:p>
+    <w:p>
+      <w:pPr>
+        <w:shd w:fill="F4F4F4" w:color="auto" w:val="clear"/>
+        <w:spacing w:after="0"/>
+      </w:pPr>
+      <w:r>
+        <w:rPr>
+          <w:rFonts w:ascii="Consolas" w:cs="Consolas" w:eastAsia="Consolas" w:hAnsi="Consolas"/>
+          <w:sz w:val="16"/>
+          <w:szCs w:val="16"/>
+        </w:rPr>
+        <w:t xml:space="preserve">  AND ISNULL(odak.urun_alt_baslik,'') &lt;&gt; 'None'</w:t>
+      </w:r>
+    </w:p>
+    <w:p>
+      <w:pPr>
+        <w:shd w:fill="F4F4F4" w:color="auto" w:val="clear"/>
+        <w:spacing w:after="0"/>
+      </w:pPr>
+      <w:r>
+        <w:rPr>
+          <w:rFonts w:ascii="Consolas" w:cs="Consolas" w:eastAsia="Consolas" w:hAnsi="Consolas"/>
+          <w:sz w:val="16"/>
+          <w:szCs w:val="16"/>
+        </w:rPr>
+        <w:t xml:space="preserve">  AND ub.bDeger &lt;&gt; ISNULL(odak.urun_alt_baslik,'')</w:t>
+      </w:r>
+    </w:p>
+    <w:p>
+      <w:pPr>
+        <w:shd w:fill="F4F4F4" w:color="auto" w:val="clear"/>
+        <w:spacing w:after="0"/>
+      </w:pPr>
+      <w:r>
+        <w:rPr>
+          <w:rFonts w:ascii="Consolas" w:cs="Consolas" w:eastAsia="Consolas" w:hAnsi="Consolas"/>
+          <w:sz w:val="16"/>
+          <w:szCs w:val="16"/>
+        </w:rPr>
+        <w:t xml:space="preserve">  AND urn.stkID NOT IN (SELECT urnBrkdStkID FROM bkm.CiftUrunlerMaxFyat);</w:t>
       </w:r>
     </w:p>
     <w:p>
@@ -16069,7 +18234,7 @@
           <w:sz w:val="17"/>
           <w:szCs w:val="17"/>
         </w:rPr>
-        <w:t xml:space="preserve">Kod:</w:t>
+        <w:t xml:space="preserve">Mevcut kod:</w:t>
       </w:r>
     </w:p>
     <w:p>
@@ -16126,6 +18291,164 @@
           <w:szCs w:val="16"/>
         </w:rPr>
         <w:t xml:space="preserve">21| (bar.urnBrkdStkID IS NULL OR u.kod1ID IN(0,2)) and o.satis_durum = 1</w:t>
+      </w:r>
+    </w:p>
+    <w:p>
+      <w:pPr>
+        <w:spacing w:after="40" w:before="100"/>
+      </w:pPr>
+      <w:r>
+        <w:rPr>
+          <w:rFonts w:ascii="Calibri" w:cs="Calibri" w:eastAsia="Calibri" w:hAnsi="Calibri"/>
+          <w:b/>
+          <w:bCs/>
+          <w:color w:val="1E7B34"/>
+          <w:sz w:val="17"/>
+          <w:szCs w:val="17"/>
+        </w:rPr>
+        <w:t xml:space="preserve">Önerilen düzeltme:</w:t>
+      </w:r>
+    </w:p>
+    <w:p>
+      <w:pPr>
+        <w:spacing w:after="40"/>
+      </w:pPr>
+      <w:r>
+        <w:rPr>
+          <w:rFonts w:ascii="Calibri" w:cs="Calibri" w:eastAsia="Calibri" w:hAnsi="Calibri"/>
+          <w:i/>
+          <w:iCs/>
+          <w:color w:val="555555"/>
+          <w:sz w:val="17"/>
+          <w:szCs w:val="17"/>
+        </w:rPr>
+        <w:t xml:space="preserve">Etki(ölçüldü): şu an kapalı ama aktif 130 ürün. Düzeltme sonrası satır 11 bunları pasif yapar ve bir daha aktiflenmez.</w:t>
+      </w:r>
+    </w:p>
+    <w:p>
+      <w:pPr>
+        <w:shd w:fill="F4F4F4" w:color="auto" w:val="clear"/>
+        <w:spacing w:after="0"/>
+      </w:pPr>
+      <w:r>
+        <w:rPr>
+          <w:rFonts w:ascii="Consolas" w:cs="Consolas" w:eastAsia="Consolas" w:hAnsi="Consolas"/>
+          <w:sz w:val="16"/>
+          <w:szCs w:val="16"/>
+        </w:rPr>
+        <w:t xml:space="preserve">UPDATE u SET u.kod1ID = 1</w:t>
+      </w:r>
+    </w:p>
+    <w:p>
+      <w:pPr>
+        <w:shd w:fill="F4F4F4" w:color="auto" w:val="clear"/>
+        <w:spacing w:after="0"/>
+      </w:pPr>
+      <w:r>
+        <w:rPr>
+          <w:rFonts w:ascii="Consolas" w:cs="Consolas" w:eastAsia="Consolas" w:hAnsi="Consolas"/>
+          <w:sz w:val="16"/>
+          <w:szCs w:val="16"/>
+        </w:rPr>
+        <w:t xml:space="preserve">FROM BKMDATA.ent.odak_urun_tam o WITH (NOLOCK)</w:t>
+      </w:r>
+    </w:p>
+    <w:p>
+      <w:pPr>
+        <w:shd w:fill="F4F4F4" w:color="auto" w:val="clear"/>
+        <w:spacing w:after="0"/>
+      </w:pPr>
+      <w:r>
+        <w:rPr>
+          <w:rFonts w:ascii="Consolas" w:cs="Consolas" w:eastAsia="Consolas" w:hAnsi="Consolas"/>
+          <w:sz w:val="16"/>
+          <w:szCs w:val="16"/>
+        </w:rPr>
+        <w:t xml:space="preserve">JOIN dbo.urnBrkd AS bar WITH (NOLOCK) ON bar.urnBarkod = o.barkod</w:t>
+      </w:r>
+    </w:p>
+    <w:p>
+      <w:pPr>
+        <w:shd w:fill="F4F4F4" w:color="auto" w:val="clear"/>
+        <w:spacing w:after="0"/>
+      </w:pPr>
+      <w:r>
+        <w:rPr>
+          <w:rFonts w:ascii="Consolas" w:cs="Consolas" w:eastAsia="Consolas" w:hAnsi="Consolas"/>
+          <w:sz w:val="16"/>
+          <w:szCs w:val="16"/>
+        </w:rPr>
+        <w:t xml:space="preserve">JOIN dbo.urn u                        ON u.stkID = bar.urnBrkdStkID</w:t>
+      </w:r>
+    </w:p>
+    <w:p>
+      <w:pPr>
+        <w:shd w:fill="F4F4F4" w:color="auto" w:val="clear"/>
+        <w:spacing w:after="0"/>
+      </w:pPr>
+      <w:r>
+        <w:rPr>
+          <w:rFonts w:ascii="Consolas" w:cs="Consolas" w:eastAsia="Consolas" w:hAnsi="Consolas"/>
+          <w:sz w:val="16"/>
+          <w:szCs w:val="16"/>
+        </w:rPr>
+        <w:t xml:space="preserve">WHERE u.kod1ID IN (0,2)</w:t>
+      </w:r>
+    </w:p>
+    <w:p>
+      <w:pPr>
+        <w:shd w:fill="F4F4F4" w:color="auto" w:val="clear"/>
+        <w:spacing w:after="0"/>
+      </w:pPr>
+      <w:r>
+        <w:rPr>
+          <w:rFonts w:ascii="Consolas" w:cs="Consolas" w:eastAsia="Consolas" w:hAnsi="Consolas"/>
+          <w:sz w:val="16"/>
+          <w:szCs w:val="16"/>
+        </w:rPr>
+        <w:t xml:space="preserve">  AND o.satis_durum = 1</w:t>
+      </w:r>
+    </w:p>
+    <w:p>
+      <w:pPr>
+        <w:shd w:fill="F4F4F4" w:color="auto" w:val="clear"/>
+        <w:spacing w:after="0"/>
+      </w:pPr>
+      <w:r>
+        <w:rPr>
+          <w:rFonts w:ascii="Consolas" w:cs="Consolas" w:eastAsia="Consolas" w:hAnsi="Consolas"/>
+          <w:sz w:val="16"/>
+          <w:szCs w:val="16"/>
+        </w:rPr>
+        <w:t xml:space="preserve">  AND u.urnDurum = 1;                                                   -- DÜZELTME</w:t>
+      </w:r>
+    </w:p>
+    <w:p>
+      <w:pPr>
+        <w:shd w:fill="F4F4F4" w:color="auto" w:val="clear"/>
+        <w:spacing w:after="0"/>
+      </w:pPr>
+      <w:r>
+        <w:rPr>
+          <w:rFonts w:ascii="Consolas" w:cs="Consolas" w:eastAsia="Consolas" w:hAnsi="Consolas"/>
+          <w:sz w:val="16"/>
+          <w:szCs w:val="16"/>
+        </w:rPr>
+        <w:t xml:space="preserve">-- (eski LEFT JOIN + "bar.urnBrkdStkID IS NULL OR" dalı ERP'de olmayan ürün için hiçbir satırı</w:t>
+      </w:r>
+    </w:p>
+    <w:p>
+      <w:pPr>
+        <w:shd w:fill="F4F4F4" w:color="auto" w:val="clear"/>
+        <w:spacing w:after="0"/>
+      </w:pPr>
+      <w:r>
+        <w:rPr>
+          <w:rFonts w:ascii="Consolas" w:cs="Consolas" w:eastAsia="Consolas" w:hAnsi="Consolas"/>
+          <w:sz w:val="16"/>
+          <w:szCs w:val="16"/>
+        </w:rPr>
+        <w:t xml:space="preserve">--  güncelleyemezdi; INNER JOIN aynı sonucu verir.)</w:t>
       </w:r>
     </w:p>
     <w:p>
@@ -16512,7 +18835,7 @@
           <w:sz w:val="17"/>
           <w:szCs w:val="17"/>
         </w:rPr>
-        <w:t xml:space="preserve">Kod:</w:t>
+        <w:t xml:space="preserve">Mevcut kod:</w:t>
       </w:r>
     </w:p>
     <w:p>
@@ -16541,6 +18864,192 @@
           <w:szCs w:val="16"/>
         </w:rPr>
         <w:t xml:space="preserve">15|  UPDATE u SET u.kod1ID=1 ... u.kod1ID IN(0,2)) and o.satis_durum = 1</w:t>
+      </w:r>
+    </w:p>
+    <w:p>
+      <w:pPr>
+        <w:spacing w:after="40" w:before="100"/>
+      </w:pPr>
+      <w:r>
+        <w:rPr>
+          <w:rFonts w:ascii="Calibri" w:cs="Calibri" w:eastAsia="Calibri" w:hAnsi="Calibri"/>
+          <w:b/>
+          <w:bCs/>
+          <w:color w:val="1E7B34"/>
+          <w:sz w:val="17"/>
+          <w:szCs w:val="17"/>
+        </w:rPr>
+        <w:t xml:space="preserve">Önerilen düzeltme:</w:t>
+      </w:r>
+    </w:p>
+    <w:p>
+      <w:pPr>
+        <w:spacing w:after="40"/>
+      </w:pPr>
+      <w:r>
+        <w:rPr>
+          <w:rFonts w:ascii="Calibri" w:cs="Calibri" w:eastAsia="Calibri" w:hAnsi="Calibri"/>
+          <w:i/>
+          <w:iCs/>
+          <w:color w:val="555555"/>
+          <w:sz w:val="17"/>
+          <w:szCs w:val="17"/>
+        </w:rPr>
+        <w:t xml:space="preserve">Etki(ölçüldü, anlık): eski kural 354 ürünü pasife çekiyor; yeni kural 213. Aradaki 141 ürün satışta ikinci kaydı olduğu için aktif kalır (adım 2 ile çakışma biter).</w:t>
+      </w:r>
+    </w:p>
+    <w:p>
+      <w:pPr>
+        <w:shd w:fill="F4F4F4" w:color="auto" w:val="clear"/>
+        <w:spacing w:after="0"/>
+      </w:pPr>
+      <w:r>
+        <w:rPr>
+          <w:rFonts w:ascii="Consolas" w:cs="Consolas" w:eastAsia="Consolas" w:hAnsi="Consolas"/>
+          <w:sz w:val="16"/>
+          <w:szCs w:val="16"/>
+        </w:rPr>
+        <w:t xml:space="preserve">UPDATE u SET u.kod1ID = 0</w:t>
+      </w:r>
+    </w:p>
+    <w:p>
+      <w:pPr>
+        <w:shd w:fill="F4F4F4" w:color="auto" w:val="clear"/>
+        <w:spacing w:after="0"/>
+      </w:pPr>
+      <w:r>
+        <w:rPr>
+          <w:rFonts w:ascii="Consolas" w:cs="Consolas" w:eastAsia="Consolas" w:hAnsi="Consolas"/>
+          <w:sz w:val="16"/>
+          <w:szCs w:val="16"/>
+        </w:rPr>
+        <w:t xml:space="preserve">FROM BKMDATA.ent.odak_urun_tam d</w:t>
+      </w:r>
+    </w:p>
+    <w:p>
+      <w:pPr>
+        <w:shd w:fill="F4F4F4" w:color="auto" w:val="clear"/>
+        <w:spacing w:after="0"/>
+      </w:pPr>
+      <w:r>
+        <w:rPr>
+          <w:rFonts w:ascii="Consolas" w:cs="Consolas" w:eastAsia="Consolas" w:hAnsi="Consolas"/>
+          <w:sz w:val="16"/>
+          <w:szCs w:val="16"/>
+        </w:rPr>
+        <w:t xml:space="preserve">JOIN urnBrkd AS bar ON bar.urnBarkod = d.barkod</w:t>
+      </w:r>
+    </w:p>
+    <w:p>
+      <w:pPr>
+        <w:shd w:fill="F4F4F4" w:color="auto" w:val="clear"/>
+        <w:spacing w:after="0"/>
+      </w:pPr>
+      <w:r>
+        <w:rPr>
+          <w:rFonts w:ascii="Consolas" w:cs="Consolas" w:eastAsia="Consolas" w:hAnsi="Consolas"/>
+          <w:sz w:val="16"/>
+          <w:szCs w:val="16"/>
+        </w:rPr>
+        <w:t xml:space="preserve">JOIN urn AS u       ON u.stkID = bar.urnBrkdStkID</w:t>
+      </w:r>
+    </w:p>
+    <w:p>
+      <w:pPr>
+        <w:shd w:fill="F4F4F4" w:color="auto" w:val="clear"/>
+        <w:spacing w:after="0"/>
+      </w:pPr>
+      <w:r>
+        <w:rPr>
+          <w:rFonts w:ascii="Consolas" w:cs="Consolas" w:eastAsia="Consolas" w:hAnsi="Consolas"/>
+          <w:sz w:val="16"/>
+          <w:szCs w:val="16"/>
+        </w:rPr>
+        <w:t xml:space="preserve">WHERE u.kod1ID &lt;&gt; 0</w:t>
+      </w:r>
+    </w:p>
+    <w:p>
+      <w:pPr>
+        <w:shd w:fill="F4F4F4" w:color="auto" w:val="clear"/>
+        <w:spacing w:after="0"/>
+      </w:pPr>
+      <w:r>
+        <w:rPr>
+          <w:rFonts w:ascii="Consolas" w:cs="Consolas" w:eastAsia="Consolas" w:hAnsi="Consolas"/>
+          <w:sz w:val="16"/>
+          <w:szCs w:val="16"/>
+        </w:rPr>
+        <w:t xml:space="preserve">  AND (d.SilinecekUrun = 1 OR d.SadeceMagaza = 1)</w:t>
+      </w:r>
+    </w:p>
+    <w:p>
+      <w:pPr>
+        <w:shd w:fill="F4F4F4" w:color="auto" w:val="clear"/>
+        <w:spacing w:after="0"/>
+      </w:pPr>
+      <w:r>
+        <w:rPr>
+          <w:rFonts w:ascii="Consolas" w:cs="Consolas" w:eastAsia="Consolas" w:hAnsi="Consolas"/>
+          <w:sz w:val="16"/>
+          <w:szCs w:val="16"/>
+        </w:rPr>
+        <w:t xml:space="preserve">  AND NOT EXISTS (SELECT 1                                              -- DÜZELTME</w:t>
+      </w:r>
+    </w:p>
+    <w:p>
+      <w:pPr>
+        <w:shd w:fill="F4F4F4" w:color="auto" w:val="clear"/>
+        <w:spacing w:after="0"/>
+      </w:pPr>
+      <w:r>
+        <w:rPr>
+          <w:rFonts w:ascii="Consolas" w:cs="Consolas" w:eastAsia="Consolas" w:hAnsi="Consolas"/>
+          <w:sz w:val="16"/>
+          <w:szCs w:val="16"/>
+        </w:rPr>
+        <w:t xml:space="preserve">                  FROM BKMDATA.ent.odak_urun_tam d2</w:t>
+      </w:r>
+    </w:p>
+    <w:p>
+      <w:pPr>
+        <w:shd w:fill="F4F4F4" w:color="auto" w:val="clear"/>
+        <w:spacing w:after="0"/>
+      </w:pPr>
+      <w:r>
+        <w:rPr>
+          <w:rFonts w:ascii="Consolas" w:cs="Consolas" w:eastAsia="Consolas" w:hAnsi="Consolas"/>
+          <w:sz w:val="16"/>
+          <w:szCs w:val="16"/>
+        </w:rPr>
+        <w:t xml:space="preserve">                  JOIN urnBrkd b2 ON b2.urnBarkod = d2.barkod</w:t>
+      </w:r>
+    </w:p>
+    <w:p>
+      <w:pPr>
+        <w:shd w:fill="F4F4F4" w:color="auto" w:val="clear"/>
+        <w:spacing w:after="0"/>
+      </w:pPr>
+      <w:r>
+        <w:rPr>
+          <w:rFonts w:ascii="Consolas" w:cs="Consolas" w:eastAsia="Consolas" w:hAnsi="Consolas"/>
+          <w:sz w:val="16"/>
+          <w:szCs w:val="16"/>
+        </w:rPr>
+        <w:t xml:space="preserve">                  WHERE b2.urnBrkdStkID = u.stkID</w:t>
+      </w:r>
+    </w:p>
+    <w:p>
+      <w:pPr>
+        <w:shd w:fill="F4F4F4" w:color="auto" w:val="clear"/>
+        <w:spacing w:after="0"/>
+      </w:pPr>
+      <w:r>
+        <w:rPr>
+          <w:rFonts w:ascii="Consolas" w:cs="Consolas" w:eastAsia="Consolas" w:hAnsi="Consolas"/>
+          <w:sz w:val="16"/>
+          <w:szCs w:val="16"/>
+        </w:rPr>
+        <w:t xml:space="preserve">                    AND d2.satis_durum = 1 AND d2.SilinecekUrun = 0 AND d2.SadeceMagaza = 0);</w:t>
       </w:r>
     </w:p>
     <w:p>
@@ -16965,7 +19474,7 @@
           <w:sz w:val="17"/>
           <w:szCs w:val="17"/>
         </w:rPr>
-        <w:t xml:space="preserve">Kod:</w:t>
+        <w:t xml:space="preserve">Mevcut kod:</w:t>
       </w:r>
     </w:p>
     <w:p>
@@ -16994,6 +19503,164 @@
           <w:szCs w:val="16"/>
         </w:rPr>
         <w:t xml:space="preserve">823| AND NOT EXISTS (SELECT COUNT(1) FROM ...urnWeb ff WHERE ... HAVING COUNT(1)&gt;1)</w:t>
+      </w:r>
+    </w:p>
+    <w:p>
+      <w:pPr>
+        <w:spacing w:after="40" w:before="100"/>
+      </w:pPr>
+      <w:r>
+        <w:rPr>
+          <w:rFonts w:ascii="Calibri" w:cs="Calibri" w:eastAsia="Calibri" w:hAnsi="Calibri"/>
+          <w:b/>
+          <w:bCs/>
+          <w:color w:val="1E7B34"/>
+          <w:sz w:val="17"/>
+          <w:szCs w:val="17"/>
+        </w:rPr>
+        <w:t xml:space="preserve">Önerilen düzeltme:</w:t>
+      </w:r>
+    </w:p>
+    <w:p>
+      <w:pPr>
+        <w:spacing w:after="40"/>
+      </w:pPr>
+      <w:r>
+        <w:rPr>
+          <w:rFonts w:ascii="Calibri" w:cs="Calibri" w:eastAsia="Calibri" w:hAnsi="Calibri"/>
+          <w:i/>
+          <w:iCs/>
+          <w:color w:val="555555"/>
+          <w:sz w:val="17"/>
+          <w:szCs w:val="17"/>
+        </w:rPr>
+        <w:t xml:space="preserve">Etki: girdisi saatlik odak_urun_temp olduğu için önceden sayılamaz. Hedef: ürün kodu barkoddan farklı grupta bayat görsel 1.761 (eşit grupta 183).</w:t>
+      </w:r>
+    </w:p>
+    <w:p>
+      <w:pPr>
+        <w:shd w:fill="F4F4F4" w:color="auto" w:val="clear"/>
+        <w:spacing w:after="0"/>
+      </w:pPr>
+      <w:r>
+        <w:rPr>
+          <w:rFonts w:ascii="Consolas" w:cs="Consolas" w:eastAsia="Consolas" w:hAnsi="Consolas"/>
+          <w:sz w:val="16"/>
+          <w:szCs w:val="16"/>
+        </w:rPr>
+        <w:t xml:space="preserve">DELETE res</w:t>
+      </w:r>
+    </w:p>
+    <w:p>
+      <w:pPr>
+        <w:shd w:fill="F4F4F4" w:color="auto" w:val="clear"/>
+        <w:spacing w:after="0"/>
+      </w:pPr>
+      <w:r>
+        <w:rPr>
+          <w:rFonts w:ascii="Consolas" w:cs="Consolas" w:eastAsia="Consolas" w:hAnsi="Consolas"/>
+          <w:sz w:val="16"/>
+          <w:szCs w:val="16"/>
+        </w:rPr>
+        <w:t xml:space="preserve">FROM BKMDATA.ent.odak_urun_temp tmp</w:t>
+      </w:r>
+    </w:p>
+    <w:p>
+      <w:pPr>
+        <w:shd w:fill="F4F4F4" w:color="auto" w:val="clear"/>
+        <w:spacing w:after="0"/>
+      </w:pPr>
+      <w:r>
+        <w:rPr>
+          <w:rFonts w:ascii="Consolas" w:cs="Consolas" w:eastAsia="Consolas" w:hAnsi="Consolas"/>
+          <w:sz w:val="16"/>
+          <w:szCs w:val="16"/>
+        </w:rPr>
+        <w:t xml:space="preserve">JOIN BKMDATA.ent.odak_urun_tam AS odak         ON odak.urun_id = tmp.urun_id</w:t>
+      </w:r>
+    </w:p>
+    <w:p>
+      <w:pPr>
+        <w:shd w:fill="F4F4F4" w:color="auto" w:val="clear"/>
+        <w:spacing w:after="0"/>
+      </w:pPr>
+      <w:r>
+        <w:rPr>
+          <w:rFonts w:ascii="Consolas" w:cs="Consolas" w:eastAsia="Consolas" w:hAnsi="Consolas"/>
+          <w:sz w:val="16"/>
+          <w:szCs w:val="16"/>
+        </w:rPr>
+        <w:t xml:space="preserve">JOIN DerinSISBkm.dbo.urnBrkd bar WITH (NOLOCK)  ON bar.urnBarkod = odak.barkod          -- DÜZELTME</w:t>
+      </w:r>
+    </w:p>
+    <w:p>
+      <w:pPr>
+        <w:shd w:fill="F4F4F4" w:color="auto" w:val="clear"/>
+        <w:spacing w:after="0"/>
+      </w:pPr>
+      <w:r>
+        <w:rPr>
+          <w:rFonts w:ascii="Consolas" w:cs="Consolas" w:eastAsia="Consolas" w:hAnsi="Consolas"/>
+          <w:sz w:val="16"/>
+          <w:szCs w:val="16"/>
+        </w:rPr>
+        <w:t xml:space="preserve">JOIN DerinSISBkm.dbo.urn u WITH (NOLOCK)        ON u.stkID = bar.urnBrkdStkID            -- DÜZELTME (eski: u.stkKod = odak.barkod)</w:t>
+      </w:r>
+    </w:p>
+    <w:p>
+      <w:pPr>
+        <w:shd w:fill="F4F4F4" w:color="auto" w:val="clear"/>
+        <w:spacing w:after="0"/>
+      </w:pPr>
+      <w:r>
+        <w:rPr>
+          <w:rFonts w:ascii="Consolas" w:cs="Consolas" w:eastAsia="Consolas" w:hAnsi="Consolas"/>
+          <w:sz w:val="16"/>
+          <w:szCs w:val="16"/>
+        </w:rPr>
+        <w:t xml:space="preserve">JOIN DerinSISBkm.ent.tsoft_urun AS tsoft        ON tsoft.stkid = u.stkID</w:t>
+      </w:r>
+    </w:p>
+    <w:p>
+      <w:pPr>
+        <w:shd w:fill="F4F4F4" w:color="auto" w:val="clear"/>
+        <w:spacing w:after="0"/>
+      </w:pPr>
+      <w:r>
+        <w:rPr>
+          <w:rFonts w:ascii="Consolas" w:cs="Consolas" w:eastAsia="Consolas" w:hAnsi="Consolas"/>
+          <w:sz w:val="16"/>
+          <w:szCs w:val="16"/>
+        </w:rPr>
+        <w:t xml:space="preserve">JOIN DerinSISBkmWeb.web.urnWeb AS res           ON res.urnWebBilgiID = u.stkID</w:t>
+      </w:r>
+    </w:p>
+    <w:p>
+      <w:pPr>
+        <w:shd w:fill="F4F4F4" w:color="auto" w:val="clear"/>
+        <w:spacing w:after="0"/>
+      </w:pPr>
+      <w:r>
+        <w:rPr>
+          <w:rFonts w:ascii="Consolas" w:cs="Consolas" w:eastAsia="Consolas" w:hAnsi="Consolas"/>
+          <w:sz w:val="16"/>
+          <w:szCs w:val="16"/>
+        </w:rPr>
+        <w:t xml:space="preserve">WHERE odak.gorsel_guncelleme_tarih &lt;&gt; tmp.gorsel_guncelleme_tarih</w:t>
+      </w:r>
+    </w:p>
+    <w:p>
+      <w:pPr>
+        <w:shd w:fill="F4F4F4" w:color="auto" w:val="clear"/>
+        <w:spacing w:after="0"/>
+      </w:pPr>
+      <w:r>
+        <w:rPr>
+          <w:rFonts w:ascii="Consolas" w:cs="Consolas" w:eastAsia="Consolas" w:hAnsi="Consolas"/>
+          <w:sz w:val="16"/>
+          <w:szCs w:val="16"/>
+        </w:rPr>
+        <w:t xml:space="preserve">   OR odak.urun_gorsel_url &lt;&gt; tmp.urun_gorsel_url;</w:t>
       </w:r>
     </w:p>
     <w:p>
@@ -17380,7 +20047,7 @@
           <w:sz w:val="17"/>
           <w:szCs w:val="17"/>
         </w:rPr>
-        <w:t xml:space="preserve">Kod:</w:t>
+        <w:t xml:space="preserve">Mevcut kod:</w:t>
       </w:r>
     </w:p>
     <w:p>
@@ -17395,6 +20062,94 @@
           <w:szCs w:val="16"/>
         </w:rPr>
         <w:t xml:space="preserve">879| UPDATE u SET u.stkAdKisa=SUBSTRING(u.stkAd,0,30) from dbo.urn AS u WHERE u.stkAdKisa&lt;&gt;SUBSTRING(u.stkAd,0,30)</w:t>
+      </w:r>
+    </w:p>
+    <w:p>
+      <w:pPr>
+        <w:spacing w:after="40" w:before="100"/>
+      </w:pPr>
+      <w:r>
+        <w:rPr>
+          <w:rFonts w:ascii="Calibri" w:cs="Calibri" w:eastAsia="Calibri" w:hAnsi="Calibri"/>
+          <w:b/>
+          <w:bCs/>
+          <w:color w:val="1E7B34"/>
+          <w:sz w:val="17"/>
+          <w:szCs w:val="17"/>
+        </w:rPr>
+        <w:t xml:space="preserve">Önerilen düzeltme:</w:t>
+      </w:r>
+    </w:p>
+    <w:p>
+      <w:pPr>
+        <w:spacing w:after="40"/>
+      </w:pPr>
+      <w:r>
+        <w:rPr>
+          <w:rFonts w:ascii="Calibri" w:cs="Calibri" w:eastAsia="Calibri" w:hAnsi="Calibri"/>
+          <w:i/>
+          <w:iCs/>
+          <w:color w:val="555555"/>
+          <w:sz w:val="17"/>
+          <w:szCs w:val="17"/>
+        </w:rPr>
+        <w:t xml:space="preserve">Etki(ölçüldü): kapsam 842.648 → 288.466 ürün (ugKisi=137). İlk koşumda 114.487 kısa ad 29→30 karaktere uzar; ODAK dışı 194.128 ürüne artık dokunulmaz.</w:t>
+      </w:r>
+    </w:p>
+    <w:p>
+      <w:pPr>
+        <w:shd w:fill="F4F4F4" w:color="auto" w:val="clear"/>
+        <w:spacing w:after="0"/>
+      </w:pPr>
+      <w:r>
+        <w:rPr>
+          <w:rFonts w:ascii="Consolas" w:cs="Consolas" w:eastAsia="Consolas" w:hAnsi="Consolas"/>
+          <w:sz w:val="16"/>
+          <w:szCs w:val="16"/>
+        </w:rPr>
+        <w:t xml:space="preserve">UPDATE u SET u.stkAdKisa = SUBSTRING(u.stkAd, 1, 30)</w:t>
+      </w:r>
+    </w:p>
+    <w:p>
+      <w:pPr>
+        <w:shd w:fill="F4F4F4" w:color="auto" w:val="clear"/>
+        <w:spacing w:after="0"/>
+      </w:pPr>
+      <w:r>
+        <w:rPr>
+          <w:rFonts w:ascii="Consolas" w:cs="Consolas" w:eastAsia="Consolas" w:hAnsi="Consolas"/>
+          <w:sz w:val="16"/>
+          <w:szCs w:val="16"/>
+        </w:rPr>
+        <w:t xml:space="preserve">FROM dbo.urn AS u WITH (ROWLOCK)</w:t>
+      </w:r>
+    </w:p>
+    <w:p>
+      <w:pPr>
+        <w:shd w:fill="F4F4F4" w:color="auto" w:val="clear"/>
+        <w:spacing w:after="0"/>
+      </w:pPr>
+      <w:r>
+        <w:rPr>
+          <w:rFonts w:ascii="Consolas" w:cs="Consolas" w:eastAsia="Consolas" w:hAnsi="Consolas"/>
+          <w:sz w:val="16"/>
+          <w:szCs w:val="16"/>
+        </w:rPr>
+        <w:t xml:space="preserve">WHERE u.ugKisi = 137                                                    -- DÜZELTME: yalnız otomatik açılan ürün</w:t>
+      </w:r>
+    </w:p>
+    <w:p>
+      <w:pPr>
+        <w:shd w:fill="F4F4F4" w:color="auto" w:val="clear"/>
+        <w:spacing w:after="0"/>
+      </w:pPr>
+      <w:r>
+        <w:rPr>
+          <w:rFonts w:ascii="Consolas" w:cs="Consolas" w:eastAsia="Consolas" w:hAnsi="Consolas"/>
+          <w:sz w:val="16"/>
+          <w:szCs w:val="16"/>
+        </w:rPr>
+        <w:t xml:space="preserve">  AND u.stkAdKisa &lt;&gt; SUBSTRING(u.stkAd, 1, 30);                         -- DÜZELTME: 0 → 1</w:t>
       </w:r>
     </w:p>
     <w:p>
@@ -17762,7 +20517,7 @@
           <w:sz w:val="17"/>
           <w:szCs w:val="17"/>
         </w:rPr>
-        <w:t xml:space="preserve">Kod:</w:t>
+        <w:t xml:space="preserve">Mevcut kod:</w:t>
       </w:r>
     </w:p>
     <w:p>
@@ -17805,6 +20560,164 @@
           <w:szCs w:val="16"/>
         </w:rPr>
         <w:t xml:space="preserve">151| where u.urnKtgrID not in(43,35) and f.urnFrmDagitici is NULL</w:t>
+      </w:r>
+    </w:p>
+    <w:p>
+      <w:pPr>
+        <w:spacing w:after="40" w:before="100"/>
+      </w:pPr>
+      <w:r>
+        <w:rPr>
+          <w:rFonts w:ascii="Calibri" w:cs="Calibri" w:eastAsia="Calibri" w:hAnsi="Calibri"/>
+          <w:b/>
+          <w:bCs/>
+          <w:color w:val="1E7B34"/>
+          <w:sz w:val="17"/>
+          <w:szCs w:val="17"/>
+        </w:rPr>
+        <w:t xml:space="preserve">Önerilen düzeltme:</w:t>
+      </w:r>
+    </w:p>
+    <w:p>
+      <w:pPr>
+        <w:spacing w:after="40"/>
+      </w:pPr>
+      <w:r>
+        <w:rPr>
+          <w:rFonts w:ascii="Calibri" w:cs="Calibri" w:eastAsia="Calibri" w:hAnsi="Calibri"/>
+          <w:i/>
+          <w:iCs/>
+          <w:color w:val="555555"/>
+          <w:sz w:val="17"/>
+          <w:szCs w:val="17"/>
+        </w:rPr>
+        <w:t xml:space="preserve">Etki(ölçüldü): bugün eklenecek yeni bağ 0 (hepsi zaten bağlı). Değişiklik yalnız İLERİYE dönük: ODAK dışı yeni ürüne bağ eklenmez.</w:t>
+      </w:r>
+    </w:p>
+    <w:p>
+      <w:pPr>
+        <w:shd w:fill="F4F4F4" w:color="auto" w:val="clear"/>
+        <w:spacing w:after="0"/>
+      </w:pPr>
+      <w:r>
+        <w:rPr>
+          <w:rFonts w:ascii="Consolas" w:cs="Consolas" w:eastAsia="Consolas" w:hAnsi="Consolas"/>
+          <w:sz w:val="16"/>
+          <w:szCs w:val="16"/>
+        </w:rPr>
+        <w:t xml:space="preserve">INSERT INTO urnFrm (urnFrmStkID, urnFrmFirmaID, urnFrmEsas, urnFrmEtkin)</w:t>
+      </w:r>
+    </w:p>
+    <w:p>
+      <w:pPr>
+        <w:shd w:fill="F4F4F4" w:color="auto" w:val="clear"/>
+        <w:spacing w:after="0"/>
+      </w:pPr>
+      <w:r>
+        <w:rPr>
+          <w:rFonts w:ascii="Consolas" w:cs="Consolas" w:eastAsia="Consolas" w:hAnsi="Consolas"/>
+          <w:sz w:val="16"/>
+          <w:szCs w:val="16"/>
+        </w:rPr>
+        <w:t xml:space="preserve">SELECT u.stkID, frm.frmID, 1, 1</w:t>
+      </w:r>
+    </w:p>
+    <w:p>
+      <w:pPr>
+        <w:shd w:fill="F4F4F4" w:color="auto" w:val="clear"/>
+        <w:spacing w:after="0"/>
+      </w:pPr>
+      <w:r>
+        <w:rPr>
+          <w:rFonts w:ascii="Consolas" w:cs="Consolas" w:eastAsia="Consolas" w:hAnsi="Consolas"/>
+          <w:sz w:val="16"/>
+          <w:szCs w:val="16"/>
+        </w:rPr>
+        <w:t xml:space="preserve">FROM urn u WITH (NOLOCK)</w:t>
+      </w:r>
+    </w:p>
+    <w:p>
+      <w:pPr>
+        <w:shd w:fill="F4F4F4" w:color="auto" w:val="clear"/>
+        <w:spacing w:after="0"/>
+      </w:pPr>
+      <w:r>
+        <w:rPr>
+          <w:rFonts w:ascii="Consolas" w:cs="Consolas" w:eastAsia="Consolas" w:hAnsi="Consolas"/>
+          <w:sz w:val="16"/>
+          <w:szCs w:val="16"/>
+        </w:rPr>
+        <w:t xml:space="preserve">JOIN frm WITH (NOLOCK) ON frm.frmID IN (56, 9525)</w:t>
+      </w:r>
+    </w:p>
+    <w:p>
+      <w:pPr>
+        <w:shd w:fill="F4F4F4" w:color="auto" w:val="clear"/>
+        <w:spacing w:after="0"/>
+      </w:pPr>
+      <w:r>
+        <w:rPr>
+          <w:rFonts w:ascii="Consolas" w:cs="Consolas" w:eastAsia="Consolas" w:hAnsi="Consolas"/>
+          <w:sz w:val="16"/>
+          <w:szCs w:val="16"/>
+        </w:rPr>
+        <w:t xml:space="preserve">LEFT JOIN urnFrm f WITH (NOLOCK) ON f.urnFrmStkID = u.stkID AND f.urnFrmFirmaID = frm.frmID</w:t>
+      </w:r>
+    </w:p>
+    <w:p>
+      <w:pPr>
+        <w:shd w:fill="F4F4F4" w:color="auto" w:val="clear"/>
+        <w:spacing w:after="0"/>
+      </w:pPr>
+      <w:r>
+        <w:rPr>
+          <w:rFonts w:ascii="Consolas" w:cs="Consolas" w:eastAsia="Consolas" w:hAnsi="Consolas"/>
+          <w:sz w:val="16"/>
+          <w:szCs w:val="16"/>
+        </w:rPr>
+        <w:t xml:space="preserve">WHERE u.urnKtgrID NOT IN (43, 35)</w:t>
+      </w:r>
+    </w:p>
+    <w:p>
+      <w:pPr>
+        <w:shd w:fill="F4F4F4" w:color="auto" w:val="clear"/>
+        <w:spacing w:after="0"/>
+      </w:pPr>
+      <w:r>
+        <w:rPr>
+          <w:rFonts w:ascii="Consolas" w:cs="Consolas" w:eastAsia="Consolas" w:hAnsi="Consolas"/>
+          <w:sz w:val="16"/>
+          <w:szCs w:val="16"/>
+        </w:rPr>
+        <w:t xml:space="preserve">  AND f.urnFrmStkID IS NULL</w:t>
+      </w:r>
+    </w:p>
+    <w:p>
+      <w:pPr>
+        <w:shd w:fill="F4F4F4" w:color="auto" w:val="clear"/>
+        <w:spacing w:after="0"/>
+      </w:pPr>
+      <w:r>
+        <w:rPr>
+          <w:rFonts w:ascii="Consolas" w:cs="Consolas" w:eastAsia="Consolas" w:hAnsi="Consolas"/>
+          <w:sz w:val="16"/>
+          <w:szCs w:val="16"/>
+        </w:rPr>
+        <w:t xml:space="preserve">  AND EXISTS (SELECT 1 FROM urnBrkd b JOIN BKMDATA.ent.odak_urun_tam o ON o.barkod = b.urnBarkod</w:t>
+      </w:r>
+    </w:p>
+    <w:p>
+      <w:pPr>
+        <w:shd w:fill="F4F4F4" w:color="auto" w:val="clear"/>
+        <w:spacing w:after="0"/>
+      </w:pPr>
+      <w:r>
+        <w:rPr>
+          <w:rFonts w:ascii="Consolas" w:cs="Consolas" w:eastAsia="Consolas" w:hAnsi="Consolas"/>
+          <w:sz w:val="16"/>
+          <w:szCs w:val="16"/>
+        </w:rPr>
+        <w:t xml:space="preserve">              WHERE b.urnBrkdStkID = u.stkID);                          -- DÜZELTME: yalnız ODAK ürünü</w:t>
       </w:r>
     </w:p>
     <w:p>
@@ -18229,7 +21142,7 @@
           <w:sz w:val="17"/>
           <w:szCs w:val="17"/>
         </w:rPr>
-        <w:t xml:space="preserve">Kod:</w:t>
+        <w:t xml:space="preserve">Mevcut kod:</w:t>
       </w:r>
     </w:p>
     <w:p>
@@ -18272,6 +21185,122 @@
           <w:szCs w:val="16"/>
         </w:rPr>
         <w:t xml:space="preserve">181| where f.urnFrmFirmaID&lt;&gt;u.stkFirma</w:t>
+      </w:r>
+    </w:p>
+    <w:p>
+      <w:pPr>
+        <w:spacing w:after="40" w:before="100"/>
+      </w:pPr>
+      <w:r>
+        <w:rPr>
+          <w:rFonts w:ascii="Calibri" w:cs="Calibri" w:eastAsia="Calibri" w:hAnsi="Calibri"/>
+          <w:b/>
+          <w:bCs/>
+          <w:color w:val="1E7B34"/>
+          <w:sz w:val="17"/>
+          <w:szCs w:val="17"/>
+        </w:rPr>
+        <w:t xml:space="preserve">Önerilen düzeltme:</w:t>
+      </w:r>
+    </w:p>
+    <w:p>
+      <w:pPr>
+        <w:spacing w:after="40"/>
+      </w:pPr>
+      <w:r>
+        <w:rPr>
+          <w:rFonts w:ascii="Calibri" w:cs="Calibri" w:eastAsia="Calibri" w:hAnsi="Calibri"/>
+          <w:i/>
+          <w:iCs/>
+          <w:color w:val="555555"/>
+          <w:sz w:val="17"/>
+          <w:szCs w:val="17"/>
+        </w:rPr>
+        <w:t xml:space="preserve">Etki(ölçüldü): ilk koşumda 12.778 ürünün ana tedarikçisi değişir; sonra 25.480 ürünlük saatlik yeniden yazma biter.</w:t>
+      </w:r>
+    </w:p>
+    <w:p>
+      <w:pPr>
+        <w:shd w:fill="F4F4F4" w:color="auto" w:val="clear"/>
+        <w:spacing w:after="0"/>
+      </w:pPr>
+      <w:r>
+        <w:rPr>
+          <w:rFonts w:ascii="Consolas" w:cs="Consolas" w:eastAsia="Consolas" w:hAnsi="Consolas"/>
+          <w:sz w:val="16"/>
+          <w:szCs w:val="16"/>
+        </w:rPr>
+        <w:t xml:space="preserve">UPDATE u SET u.stkFirma = f.firma</w:t>
+      </w:r>
+    </w:p>
+    <w:p>
+      <w:pPr>
+        <w:shd w:fill="F4F4F4" w:color="auto" w:val="clear"/>
+        <w:spacing w:after="0"/>
+      </w:pPr>
+      <w:r>
+        <w:rPr>
+          <w:rFonts w:ascii="Consolas" w:cs="Consolas" w:eastAsia="Consolas" w:hAnsi="Consolas"/>
+          <w:sz w:val="16"/>
+          <w:szCs w:val="16"/>
+        </w:rPr>
+        <w:t xml:space="preserve">FROM urn u WITH (ROWLOCK)</w:t>
+      </w:r>
+    </w:p>
+    <w:p>
+      <w:pPr>
+        <w:shd w:fill="F4F4F4" w:color="auto" w:val="clear"/>
+        <w:spacing w:after="0"/>
+      </w:pPr>
+      <w:r>
+        <w:rPr>
+          <w:rFonts w:ascii="Consolas" w:cs="Consolas" w:eastAsia="Consolas" w:hAnsi="Consolas"/>
+          <w:sz w:val="16"/>
+          <w:szCs w:val="16"/>
+        </w:rPr>
+        <w:t xml:space="preserve">JOIN (SELECT urnFrmStkID, MIN(urnFrmFirmaID) firma</w:t>
+      </w:r>
+    </w:p>
+    <w:p>
+      <w:pPr>
+        <w:shd w:fill="F4F4F4" w:color="auto" w:val="clear"/>
+        <w:spacing w:after="0"/>
+      </w:pPr>
+      <w:r>
+        <w:rPr>
+          <w:rFonts w:ascii="Consolas" w:cs="Consolas" w:eastAsia="Consolas" w:hAnsi="Consolas"/>
+          <w:sz w:val="16"/>
+          <w:szCs w:val="16"/>
+        </w:rPr>
+        <w:t xml:space="preserve">      FROM urnFrm WITH (NOLOCK) WHERE urnFrmEsas = 0</w:t>
+      </w:r>
+    </w:p>
+    <w:p>
+      <w:pPr>
+        <w:shd w:fill="F4F4F4" w:color="auto" w:val="clear"/>
+        <w:spacing w:after="0"/>
+      </w:pPr>
+      <w:r>
+        <w:rPr>
+          <w:rFonts w:ascii="Consolas" w:cs="Consolas" w:eastAsia="Consolas" w:hAnsi="Consolas"/>
+          <w:sz w:val="16"/>
+          <w:szCs w:val="16"/>
+        </w:rPr>
+        <w:t xml:space="preserve">      GROUP BY urnFrmStkID) f ON f.urnFrmStkID = u.stkID                -- DÜZELTME: tek, belirli seçim</w:t>
+      </w:r>
+    </w:p>
+    <w:p>
+      <w:pPr>
+        <w:shd w:fill="F4F4F4" w:color="auto" w:val="clear"/>
+        <w:spacing w:after="0"/>
+      </w:pPr>
+      <w:r>
+        <w:rPr>
+          <w:rFonts w:ascii="Consolas" w:cs="Consolas" w:eastAsia="Consolas" w:hAnsi="Consolas"/>
+          <w:sz w:val="16"/>
+          <w:szCs w:val="16"/>
+        </w:rPr>
+        <w:t xml:space="preserve">WHERE f.firma &lt;&gt; u.stkFirma;</w:t>
       </w:r>
     </w:p>
     <w:p>
@@ -18724,7 +21753,7 @@
           <w:sz w:val="17"/>
           <w:szCs w:val="17"/>
         </w:rPr>
-        <w:t xml:space="preserve">Kod:</w:t>
+        <w:t xml:space="preserve">Mevcut kod:</w:t>
       </w:r>
     </w:p>
     <w:p>
@@ -18739,6 +21768,122 @@
           <w:szCs w:val="16"/>
         </w:rPr>
         <w:t xml:space="preserve">16| INSERT INTO ent.odak_urun_log (urun_id,satis_durum,etiket_fiyat,LogTarih)   &lt;- Tip yok</w:t>
+      </w:r>
+    </w:p>
+    <w:p>
+      <w:pPr>
+        <w:spacing w:after="40" w:before="100"/>
+      </w:pPr>
+      <w:r>
+        <w:rPr>
+          <w:rFonts w:ascii="Calibri" w:cs="Calibri" w:eastAsia="Calibri" w:hAnsi="Calibri"/>
+          <w:b/>
+          <w:bCs/>
+          <w:color w:val="1E7B34"/>
+          <w:sz w:val="17"/>
+          <w:szCs w:val="17"/>
+        </w:rPr>
+        <w:t xml:space="preserve">Önerilen düzeltme:</w:t>
+      </w:r>
+    </w:p>
+    <w:p>
+      <w:pPr>
+        <w:spacing w:after="40"/>
+      </w:pPr>
+      <w:r>
+        <w:rPr>
+          <w:rFonts w:ascii="Calibri" w:cs="Calibri" w:eastAsia="Calibri" w:hAnsi="Calibri"/>
+          <w:i/>
+          <w:iCs/>
+          <w:color w:val="555555"/>
+          <w:sz w:val="17"/>
+          <w:szCs w:val="17"/>
+        </w:rPr>
+        <w:t xml:space="preserve">Etki: girdisi saatlik magaza_temp; önceden sayılamaz. Bundan sonraki mağaza değişimleri Tip=1 ile ayrılır, geçmiş kayıtlar düzelmez.</w:t>
+      </w:r>
+    </w:p>
+    <w:p>
+      <w:pPr>
+        <w:shd w:fill="F4F4F4" w:color="auto" w:val="clear"/>
+        <w:spacing w:after="0"/>
+      </w:pPr>
+      <w:r>
+        <w:rPr>
+          <w:rFonts w:ascii="Consolas" w:cs="Consolas" w:eastAsia="Consolas" w:hAnsi="Consolas"/>
+          <w:sz w:val="16"/>
+          <w:szCs w:val="16"/>
+        </w:rPr>
+        <w:t xml:space="preserve">INSERT INTO BKMDATA.ent.odak_urun_log (urun_id, satis_durum, etiket_fiyat, LogTarih, Tip)   -- DÜZELTME: Tip</w:t>
+      </w:r>
+    </w:p>
+    <w:p>
+      <w:pPr>
+        <w:shd w:fill="F4F4F4" w:color="auto" w:val="clear"/>
+        <w:spacing w:after="0"/>
+      </w:pPr>
+      <w:r>
+        <w:rPr>
+          <w:rFonts w:ascii="Consolas" w:cs="Consolas" w:eastAsia="Consolas" w:hAnsi="Consolas"/>
+          <w:sz w:val="16"/>
+          <w:szCs w:val="16"/>
+        </w:rPr>
+        <w:t xml:space="preserve">SELECT DISTINCT tmp.urun_id, tmp.satis_durum, tmp.etiket_fiyat, GETDATE(), 1                 -- DÜZELTME: 1 = mağaza</w:t>
+      </w:r>
+    </w:p>
+    <w:p>
+      <w:pPr>
+        <w:shd w:fill="F4F4F4" w:color="auto" w:val="clear"/>
+        <w:spacing w:after="0"/>
+      </w:pPr>
+      <w:r>
+        <w:rPr>
+          <w:rFonts w:ascii="Consolas" w:cs="Consolas" w:eastAsia="Consolas" w:hAnsi="Consolas"/>
+          <w:sz w:val="16"/>
+          <w:szCs w:val="16"/>
+        </w:rPr>
+        <w:t xml:space="preserve">FROM BKMDATA.ent.odak_urun_magaza_temp tmp</w:t>
+      </w:r>
+    </w:p>
+    <w:p>
+      <w:pPr>
+        <w:shd w:fill="F4F4F4" w:color="auto" w:val="clear"/>
+        <w:spacing w:after="0"/>
+      </w:pPr>
+      <w:r>
+        <w:rPr>
+          <w:rFonts w:ascii="Consolas" w:cs="Consolas" w:eastAsia="Consolas" w:hAnsi="Consolas"/>
+          <w:sz w:val="16"/>
+          <w:szCs w:val="16"/>
+        </w:rPr>
+        <w:t xml:space="preserve">JOIN BKMDATA.ent.odak_urun_magaza_tam AS tam ON tam.urun_id = tmp.urun_id</w:t>
+      </w:r>
+    </w:p>
+    <w:p>
+      <w:pPr>
+        <w:shd w:fill="F4F4F4" w:color="auto" w:val="clear"/>
+        <w:spacing w:after="0"/>
+      </w:pPr>
+      <w:r>
+        <w:rPr>
+          <w:rFonts w:ascii="Consolas" w:cs="Consolas" w:eastAsia="Consolas" w:hAnsi="Consolas"/>
+          <w:sz w:val="16"/>
+          <w:szCs w:val="16"/>
+        </w:rPr>
+        <w:t xml:space="preserve">WHERE tam.etiket_fiyat &lt;&gt; tmp.etiket_fiyat</w:t>
+      </w:r>
+    </w:p>
+    <w:p>
+      <w:pPr>
+        <w:shd w:fill="F4F4F4" w:color="auto" w:val="clear"/>
+        <w:spacing w:after="0"/>
+      </w:pPr>
+      <w:r>
+        <w:rPr>
+          <w:rFonts w:ascii="Consolas" w:cs="Consolas" w:eastAsia="Consolas" w:hAnsi="Consolas"/>
+          <w:sz w:val="16"/>
+          <w:szCs w:val="16"/>
+        </w:rPr>
+        <w:t xml:space="preserve">   OR tam.satis_durum  &lt;&gt; tmp.satis_durum;</w:t>
       </w:r>
     </w:p>
     <w:p>
@@ -19106,7 +22251,7 @@
           <w:sz w:val="17"/>
           <w:szCs w:val="17"/>
         </w:rPr>
-        <w:t xml:space="preserve">Kod:</w:t>
+        <w:t xml:space="preserve">Mevcut kod:</w:t>
       </w:r>
     </w:p>
     <w:p>
@@ -19121,6 +22266,66 @@
           <w:szCs w:val="16"/>
         </w:rPr>
         <w:t xml:space="preserve">58| INSERT INTO OdakStokDegisenStok_Log (ProductCode, StokMiktar, InsertDate) ...</w:t>
+      </w:r>
+    </w:p>
+    <w:p>
+      <w:pPr>
+        <w:spacing w:after="40" w:before="100"/>
+      </w:pPr>
+      <w:r>
+        <w:rPr>
+          <w:rFonts w:ascii="Calibri" w:cs="Calibri" w:eastAsia="Calibri" w:hAnsi="Calibri"/>
+          <w:b/>
+          <w:bCs/>
+          <w:color w:val="1E7B34"/>
+          <w:sz w:val="17"/>
+          <w:szCs w:val="17"/>
+        </w:rPr>
+        <w:t xml:space="preserve">Önerilen düzeltme:</w:t>
+      </w:r>
+    </w:p>
+    <w:p>
+      <w:pPr>
+        <w:spacing w:after="40"/>
+      </w:pPr>
+      <w:r>
+        <w:rPr>
+          <w:rFonts w:ascii="Calibri" w:cs="Calibri" w:eastAsia="Calibri" w:hAnsi="Calibri"/>
+          <w:i/>
+          <w:iCs/>
+          <w:color w:val="555555"/>
+          <w:sz w:val="17"/>
+          <w:szCs w:val="17"/>
+        </w:rPr>
+        <w:t xml:space="preserve">Etki(ölçüldü): 90 günden eski 86.018.556 satır. Koşum başı 50 bin ile ~1.720 koşum (5 dk'da bir ≈ 6 gün) sonra kararlı hâle gelir.</w:t>
+      </w:r>
+    </w:p>
+    <w:p>
+      <w:pPr>
+        <w:shd w:fill="F4F4F4" w:color="auto" w:val="clear"/>
+        <w:spacing w:after="0"/>
+      </w:pPr>
+      <w:r>
+        <w:rPr>
+          <w:rFonts w:ascii="Consolas" w:cs="Consolas" w:eastAsia="Consolas" w:hAnsi="Consolas"/>
+          <w:sz w:val="16"/>
+          <w:szCs w:val="16"/>
+        </w:rPr>
+        <w:t xml:space="preserve">DELETE TOP (50000) FROM BKMDATA.dbo.OdakStokDegisenStok_Log</w:t>
+      </w:r>
+    </w:p>
+    <w:p>
+      <w:pPr>
+        <w:shd w:fill="F4F4F4" w:color="auto" w:val="clear"/>
+        <w:spacing w:after="0"/>
+      </w:pPr>
+      <w:r>
+        <w:rPr>
+          <w:rFonts w:ascii="Consolas" w:cs="Consolas" w:eastAsia="Consolas" w:hAnsi="Consolas"/>
+          <w:sz w:val="16"/>
+          <w:szCs w:val="16"/>
+        </w:rPr>
+        <w:t xml:space="preserve">WHERE LogDate &lt; DATEADD(DAY, -90, GETDATE());</w:t>
       </w:r>
     </w:p>
     <w:p>
@@ -19507,7 +22712,7 @@
           <w:sz w:val="17"/>
           <w:szCs w:val="17"/>
         </w:rPr>
-        <w:t xml:space="preserve">Kod:</w:t>
+        <w:t xml:space="preserve">Mevcut kod:</w:t>
       </w:r>
     </w:p>
     <w:p>
@@ -19522,6 +22727,192 @@
           <w:szCs w:val="16"/>
         </w:rPr>
         <w:t xml:space="preserve">5| CONVERT(FLOAT, ou.etiket_fiyat*((100-ISNULL(om.discount,0))/100)) AS OdakMaliyet</w:t>
+      </w:r>
+    </w:p>
+    <w:p>
+      <w:pPr>
+        <w:spacing w:after="40" w:before="100"/>
+      </w:pPr>
+      <w:r>
+        <w:rPr>
+          <w:rFonts w:ascii="Calibri" w:cs="Calibri" w:eastAsia="Calibri" w:hAnsi="Calibri"/>
+          <w:b/>
+          <w:bCs/>
+          <w:color w:val="1E7B34"/>
+          <w:sz w:val="17"/>
+          <w:szCs w:val="17"/>
+        </w:rPr>
+        <w:t xml:space="preserve">Önerilen düzeltme:</w:t>
+      </w:r>
+    </w:p>
+    <w:p>
+      <w:pPr>
+        <w:spacing w:after="40"/>
+      </w:pPr>
+      <w:r>
+        <w:rPr>
+          <w:rFonts w:ascii="Calibri" w:cs="Calibri" w:eastAsia="Calibri" w:hAnsi="Calibri"/>
+          <w:i/>
+          <w:iCs/>
+          <w:color w:val="555555"/>
+          <w:sz w:val="17"/>
+          <w:szCs w:val="17"/>
+        </w:rPr>
+        <w:t xml:space="preserve">Etki(ölçüldü): 647.529 → 647.486 satır; stkID başına çok satır 40 → 0.</w:t>
+      </w:r>
+    </w:p>
+    <w:p>
+      <w:pPr>
+        <w:shd w:fill="F4F4F4" w:color="auto" w:val="clear"/>
+        <w:spacing w:after="0"/>
+      </w:pPr>
+      <w:r>
+        <w:rPr>
+          <w:rFonts w:ascii="Consolas" w:cs="Consolas" w:eastAsia="Consolas" w:hAnsi="Consolas"/>
+          <w:sz w:val="16"/>
+          <w:szCs w:val="16"/>
+        </w:rPr>
+        <w:t xml:space="preserve">SELECT ub.urnBrkdStkID AS StkID,</w:t>
+      </w:r>
+    </w:p>
+    <w:p>
+      <w:pPr>
+        <w:shd w:fill="F4F4F4" w:color="auto" w:val="clear"/>
+        <w:spacing w:after="0"/>
+      </w:pPr>
+      <w:r>
+        <w:rPr>
+          <w:rFonts w:ascii="Consolas" w:cs="Consolas" w:eastAsia="Consolas" w:hAnsi="Consolas"/>
+          <w:sz w:val="16"/>
+          <w:szCs w:val="16"/>
+        </w:rPr>
+        <w:t xml:space="preserve">       MAX(ou.barkod) AS barkod,</w:t>
+      </w:r>
+    </w:p>
+    <w:p>
+      <w:pPr>
+        <w:shd w:fill="F4F4F4" w:color="auto" w:val="clear"/>
+        <w:spacing w:after="0"/>
+      </w:pPr>
+      <w:r>
+        <w:rPr>
+          <w:rFonts w:ascii="Consolas" w:cs="Consolas" w:eastAsia="Consolas" w:hAnsi="Consolas"/>
+          <w:sz w:val="16"/>
+          <w:szCs w:val="16"/>
+        </w:rPr>
+        <w:t xml:space="preserve">       MAX(om.discount) AS OdakIskonto,</w:t>
+      </w:r>
+    </w:p>
+    <w:p>
+      <w:pPr>
+        <w:shd w:fill="F4F4F4" w:color="auto" w:val="clear"/>
+        <w:spacing w:after="0"/>
+      </w:pPr>
+      <w:r>
+        <w:rPr>
+          <w:rFonts w:ascii="Consolas" w:cs="Consolas" w:eastAsia="Consolas" w:hAnsi="Consolas"/>
+          <w:sz w:val="16"/>
+          <w:szCs w:val="16"/>
+        </w:rPr>
+        <w:t xml:space="preserve">       MAX(ou.etiket_fiyat) AS UstFiyat,</w:t>
+      </w:r>
+    </w:p>
+    <w:p>
+      <w:pPr>
+        <w:shd w:fill="F4F4F4" w:color="auto" w:val="clear"/>
+        <w:spacing w:after="0"/>
+      </w:pPr>
+      <w:r>
+        <w:rPr>
+          <w:rFonts w:ascii="Consolas" w:cs="Consolas" w:eastAsia="Consolas" w:hAnsi="Consolas"/>
+          <w:sz w:val="16"/>
+          <w:szCs w:val="16"/>
+        </w:rPr>
+        <w:t xml:space="preserve">       CAST(MAX(ou.etiket_fiyat * (100 - ISNULL(om.discount,0)) / 100) AS decimal(18,4)) AS OdakMaliyet,   -- DÜZELTME: FLOAT → DECIMAL</w:t>
+      </w:r>
+    </w:p>
+    <w:p>
+      <w:pPr>
+        <w:shd w:fill="F4F4F4" w:color="auto" w:val="clear"/>
+        <w:spacing w:after="0"/>
+      </w:pPr>
+      <w:r>
+        <w:rPr>
+          <w:rFonts w:ascii="Consolas" w:cs="Consolas" w:eastAsia="Consolas" w:hAnsi="Consolas"/>
+          <w:sz w:val="16"/>
+          <w:szCs w:val="16"/>
+        </w:rPr>
+        <w:t xml:space="preserve">       MAX(o.Durum) AS OdakDurum</w:t>
+      </w:r>
+    </w:p>
+    <w:p>
+      <w:pPr>
+        <w:shd w:fill="F4F4F4" w:color="auto" w:val="clear"/>
+        <w:spacing w:after="0"/>
+      </w:pPr>
+      <w:r>
+        <w:rPr>
+          <w:rFonts w:ascii="Consolas" w:cs="Consolas" w:eastAsia="Consolas" w:hAnsi="Consolas"/>
+          <w:sz w:val="16"/>
+          <w:szCs w:val="16"/>
+        </w:rPr>
+        <w:t xml:space="preserve">FROM BKMDATA.ent.odak_urun_tam AS ou</w:t>
+      </w:r>
+    </w:p>
+    <w:p>
+      <w:pPr>
+        <w:shd w:fill="F4F4F4" w:color="auto" w:val="clear"/>
+        <w:spacing w:after="0"/>
+      </w:pPr>
+      <w:r>
+        <w:rPr>
+          <w:rFonts w:ascii="Consolas" w:cs="Consolas" w:eastAsia="Consolas" w:hAnsi="Consolas"/>
+          <w:sz w:val="16"/>
+          <w:szCs w:val="16"/>
+        </w:rPr>
+        <w:t xml:space="preserve">JOIN BKMDATA.ent.odak_marka AS om ON om.group_id = ou.group_id AND om.parent_id = ou.marka_id</w:t>
+      </w:r>
+    </w:p>
+    <w:p>
+      <w:pPr>
+        <w:shd w:fill="F4F4F4" w:color="auto" w:val="clear"/>
+        <w:spacing w:after="0"/>
+      </w:pPr>
+      <w:r>
+        <w:rPr>
+          <w:rFonts w:ascii="Consolas" w:cs="Consolas" w:eastAsia="Consolas" w:hAnsi="Consolas"/>
+          <w:sz w:val="16"/>
+          <w:szCs w:val="16"/>
+        </w:rPr>
+        <w:t xml:space="preserve">JOIN DerinSISBkm.dbo.urnBrkd AS ub ON ub.urnBarkod = ou.barkod</w:t>
+      </w:r>
+    </w:p>
+    <w:p>
+      <w:pPr>
+        <w:shd w:fill="F4F4F4" w:color="auto" w:val="clear"/>
+        <w:spacing w:after="0"/>
+      </w:pPr>
+      <w:r>
+        <w:rPr>
+          <w:rFonts w:ascii="Consolas" w:cs="Consolas" w:eastAsia="Consolas" w:hAnsi="Consolas"/>
+          <w:sz w:val="16"/>
+          <w:szCs w:val="16"/>
+        </w:rPr>
+        <w:t xml:space="preserve">JOIN BKMDATA.ent.odak_urun AS o    ON o.urun_id = ou.urun_id</w:t>
+      </w:r>
+    </w:p>
+    <w:p>
+      <w:pPr>
+        <w:shd w:fill="F4F4F4" w:color="auto" w:val="clear"/>
+        <w:spacing w:after="0"/>
+      </w:pPr>
+      <w:r>
+        <w:rPr>
+          <w:rFonts w:ascii="Consolas" w:cs="Consolas" w:eastAsia="Consolas" w:hAnsi="Consolas"/>
+          <w:sz w:val="16"/>
+          <w:szCs w:val="16"/>
+        </w:rPr>
+        <w:t xml:space="preserve">GROUP BY ub.urnBrkdStkID;                                               -- DÜZELTME: stkID başına tek satır</w:t>
       </w:r>
     </w:p>
     <w:p>
